--- a/doc.docx
+++ b/doc.docx
@@ -99,7 +99,6 @@
         </w:rPr>
         <w:t xml:space="preserve">Modèle choisi : </w:t>
       </w:r>
-      <w:proofErr w:type="spellStart"/>
       <w:r>
         <w:rPr>
           <w:rFonts w:ascii="Arial" w:eastAsia="Times New Roman" w:hAnsi="Arial" w:cs="Arial"/>
@@ -111,7 +110,6 @@
         </w:rPr>
         <w:t>prithivMLmods</w:t>
       </w:r>
-      <w:proofErr w:type="spellEnd"/>
       <w:r>
         <w:rPr>
           <w:rFonts w:ascii="Arial" w:eastAsia="Times New Roman" w:hAnsi="Arial" w:cs="Arial"/>
@@ -132,31 +130,7 @@
           <w:lang w:eastAsia="fr-FR"/>
           <w14:ligatures w14:val="none"/>
         </w:rPr>
-        <w:t xml:space="preserve"> (</w:t>
-      </w:r>
-      <w:proofErr w:type="spellStart"/>
-      <w:r>
-        <w:rPr>
-          <w:rFonts w:ascii="Arial" w:eastAsia="Times New Roman" w:hAnsi="Arial" w:cs="Arial"/>
-          <w:kern w:val="0"/>
-          <w:sz w:val="24"/>
-          <w:szCs w:val="24"/>
-          <w:lang w:eastAsia="fr-FR"/>
-          <w14:ligatures w14:val="none"/>
-        </w:rPr>
-        <w:t>ViT</w:t>
-      </w:r>
-      <w:proofErr w:type="spellEnd"/>
-      <w:r>
-        <w:rPr>
-          <w:rFonts w:ascii="Arial" w:eastAsia="Times New Roman" w:hAnsi="Arial" w:cs="Arial"/>
-          <w:kern w:val="0"/>
-          <w:sz w:val="24"/>
-          <w:szCs w:val="24"/>
-          <w:lang w:eastAsia="fr-FR"/>
-          <w14:ligatures w14:val="none"/>
-        </w:rPr>
-        <w:t>, public, documenté)</w:t>
+        <w:t xml:space="preserve"> (ViT, public, documenté)</w:t>
       </w:r>
     </w:p>
     <w:p>
@@ -206,31 +180,7 @@
           <w:lang w:eastAsia="fr-FR"/>
           <w14:ligatures w14:val="none"/>
         </w:rPr>
-        <w:t xml:space="preserve"> + </w:t>
-      </w:r>
-      <w:proofErr w:type="spellStart"/>
-      <w:r>
-        <w:rPr>
-          <w:rFonts w:ascii="Arial" w:eastAsia="Times New Roman" w:hAnsi="Arial" w:cs="Arial"/>
-          <w:kern w:val="0"/>
-          <w:sz w:val="24"/>
-          <w:szCs w:val="24"/>
-          <w:lang w:eastAsia="fr-FR"/>
-          <w14:ligatures w14:val="none"/>
-        </w:rPr>
-        <w:t>PyTorch</w:t>
-      </w:r>
-      <w:proofErr w:type="spellEnd"/>
-      <w:r>
-        <w:rPr>
-          <w:rFonts w:ascii="Arial" w:eastAsia="Times New Roman" w:hAnsi="Arial" w:cs="Arial"/>
-          <w:kern w:val="0"/>
-          <w:sz w:val="24"/>
-          <w:szCs w:val="24"/>
-          <w:lang w:eastAsia="fr-FR"/>
-          <w14:ligatures w14:val="none"/>
-        </w:rPr>
-        <w:t xml:space="preserve"> CUDA (bug initial de version CPU corrigé → </w:t>
+        <w:t xml:space="preserve"> + PyTorch CUDA (bug initial de version CPU corrigé → </w:t>
       </w:r>
       <w:r>
         <w:rPr>
@@ -278,31 +228,7 @@
           <w:lang w:eastAsia="fr-FR"/>
           <w14:ligatures w14:val="none"/>
         </w:rPr>
-        <w:t>Pipeline de base construit : extraction de frames (</w:t>
-      </w:r>
-      <w:proofErr w:type="spellStart"/>
-      <w:r>
-        <w:rPr>
-          <w:rFonts w:ascii="Arial" w:eastAsia="Times New Roman" w:hAnsi="Arial" w:cs="Arial"/>
-          <w:kern w:val="0"/>
-          <w:sz w:val="24"/>
-          <w:szCs w:val="24"/>
-          <w:lang w:eastAsia="fr-FR"/>
-          <w14:ligatures w14:val="none"/>
-        </w:rPr>
-        <w:t>OpenCV</w:t>
-      </w:r>
-      <w:proofErr w:type="spellEnd"/>
-      <w:r>
-        <w:rPr>
-          <w:rFonts w:ascii="Arial" w:eastAsia="Times New Roman" w:hAnsi="Arial" w:cs="Arial"/>
-          <w:kern w:val="0"/>
-          <w:sz w:val="24"/>
-          <w:szCs w:val="24"/>
-          <w:lang w:eastAsia="fr-FR"/>
-          <w14:ligatures w14:val="none"/>
-        </w:rPr>
-        <w:t>) → détection de visage → classification → agrégation → verdict</w:t>
+        <w:t>Pipeline de base construit : extraction de frames (OpenCV) → détection de visage → classification → agrégation → verdict</w:t>
       </w:r>
     </w:p>
     <w:p>
@@ -362,7 +288,6 @@
           <w14:ligatures w14:val="none"/>
         </w:rPr>
       </w:pPr>
-      <w:proofErr w:type="spellStart"/>
       <w:r>
         <w:rPr>
           <w:rFonts w:ascii="Arial" w:eastAsia="Times New Roman" w:hAnsi="Arial" w:cs="Arial"/>
@@ -374,56 +299,18 @@
           <w:lang w:eastAsia="fr-FR"/>
           <w14:ligatures w14:val="none"/>
         </w:rPr>
-        <w:t>Haar</w:t>
-      </w:r>
-      <w:proofErr w:type="spellEnd"/>
-      <w:r>
-        <w:rPr>
-          <w:rFonts w:ascii="Arial" w:eastAsia="Times New Roman" w:hAnsi="Arial" w:cs="Arial"/>
-          <w:b/>
-          <w:bCs/>
-          <w:kern w:val="0"/>
-          <w:sz w:val="24"/>
-          <w:szCs w:val="24"/>
-          <w:lang w:eastAsia="fr-FR"/>
-          <w14:ligatures w14:val="none"/>
-        </w:rPr>
-        <w:t xml:space="preserve"> Cascade</w:t>
-      </w:r>
-      <w:r>
-        <w:rPr>
-          <w:rFonts w:ascii="Arial" w:eastAsia="Times New Roman" w:hAnsi="Arial" w:cs="Arial"/>
-          <w:kern w:val="0"/>
-          <w:sz w:val="24"/>
-          <w:szCs w:val="24"/>
-          <w:lang w:eastAsia="fr-FR"/>
-          <w14:ligatures w14:val="none"/>
-        </w:rPr>
-        <w:t xml:space="preserve"> (départ) : trop de faux positifs (détections sur le décor), </w:t>
-      </w:r>
-      <w:proofErr w:type="spellStart"/>
-      <w:r>
-        <w:rPr>
-          <w:rFonts w:ascii="Arial" w:eastAsia="Times New Roman" w:hAnsi="Arial" w:cs="Arial"/>
-          <w:kern w:val="0"/>
-          <w:sz w:val="24"/>
-          <w:szCs w:val="24"/>
-          <w:lang w:eastAsia="fr-FR"/>
-          <w14:ligatures w14:val="none"/>
-        </w:rPr>
-        <w:t>crops</w:t>
-      </w:r>
-      <w:proofErr w:type="spellEnd"/>
-      <w:r>
-        <w:rPr>
-          <w:rFonts w:ascii="Arial" w:eastAsia="Times New Roman" w:hAnsi="Arial" w:cs="Arial"/>
-          <w:kern w:val="0"/>
-          <w:sz w:val="24"/>
-          <w:szCs w:val="24"/>
-          <w:lang w:eastAsia="fr-FR"/>
-          <w14:ligatures w14:val="none"/>
-        </w:rPr>
-        <w:t xml:space="preserve"> de mauvaise qualité</w:t>
+        <w:t>Haar Cascade</w:t>
+      </w:r>
+      <w:r>
+        <w:rPr>
+          <w:rFonts w:ascii="Arial" w:eastAsia="Times New Roman" w:hAnsi="Arial" w:cs="Arial"/>
+          <w:kern w:val="0"/>
+          <w:sz w:val="24"/>
+          <w:szCs w:val="24"/>
+          <w:lang w:eastAsia="fr-FR"/>
+          <w14:ligatures w14:val="none"/>
+        </w:rPr>
+        <w:t xml:space="preserve"> (départ) : trop de faux positifs (détections sur le décor), crops de mauvaise qualité</w:t>
       </w:r>
     </w:p>
     <w:p>
@@ -464,31 +351,7 @@
           <w:lang w:eastAsia="fr-FR"/>
           <w14:ligatures w14:val="none"/>
         </w:rPr>
-        <w:t xml:space="preserve"> : élimine les faux positifs grossiers, mais taux de rejet élevé (jusqu'à 50%+ de </w:t>
-      </w:r>
-      <w:proofErr w:type="gramStart"/>
-      <w:r>
-        <w:rPr>
-          <w:rFonts w:ascii="Arial" w:eastAsia="Times New Roman" w:hAnsi="Arial" w:cs="Arial"/>
-          <w:kern w:val="0"/>
-          <w:sz w:val="24"/>
-          <w:szCs w:val="24"/>
-          <w:lang w:eastAsia="fr-FR"/>
-          <w14:ligatures w14:val="none"/>
-        </w:rPr>
-        <w:t>frames ignorées</w:t>
-      </w:r>
-      <w:proofErr w:type="gramEnd"/>
-      <w:r>
-        <w:rPr>
-          <w:rFonts w:ascii="Arial" w:eastAsia="Times New Roman" w:hAnsi="Arial" w:cs="Arial"/>
-          <w:kern w:val="0"/>
-          <w:sz w:val="24"/>
-          <w:szCs w:val="24"/>
-          <w:lang w:eastAsia="fr-FR"/>
-          <w14:ligatures w14:val="none"/>
-        </w:rPr>
-        <w:t xml:space="preserve"> sur certaines vidéos difficiles)</w:t>
+        <w:t xml:space="preserve"> : élimine les faux positifs grossiers, mais taux de rejet élevé (jusqu'à 50%+ de frames ignorées sur certaines vidéos difficiles)</w:t>
       </w:r>
     </w:p>
     <w:p>
@@ -507,7 +370,6 @@
           <w14:ligatures w14:val="none"/>
         </w:rPr>
       </w:pPr>
-      <w:proofErr w:type="spellStart"/>
       <w:r>
         <w:rPr>
           <w:rFonts w:ascii="Arial" w:eastAsia="Times New Roman" w:hAnsi="Arial" w:cs="Arial"/>
@@ -521,65 +383,16 @@
         </w:rPr>
         <w:t>YuNet</w:t>
       </w:r>
-      <w:proofErr w:type="spellEnd"/>
-      <w:r>
-        <w:rPr>
-          <w:rFonts w:ascii="Arial" w:eastAsia="Times New Roman" w:hAnsi="Arial" w:cs="Arial"/>
-          <w:kern w:val="0"/>
-          <w:sz w:val="24"/>
-          <w:szCs w:val="24"/>
-          <w:lang w:eastAsia="fr-FR"/>
-          <w14:ligatures w14:val="none"/>
-        </w:rPr>
-        <w:t xml:space="preserve"> : détection quasi parfaite (100% de couverture sur tout le </w:t>
-      </w:r>
-      <w:proofErr w:type="spellStart"/>
-      <w:r>
-        <w:rPr>
-          <w:rFonts w:ascii="Arial" w:eastAsia="Times New Roman" w:hAnsi="Arial" w:cs="Arial"/>
-          <w:kern w:val="0"/>
-          <w:sz w:val="24"/>
-          <w:szCs w:val="24"/>
-          <w:lang w:eastAsia="fr-FR"/>
-          <w14:ligatures w14:val="none"/>
-        </w:rPr>
-        <w:t>dataset</w:t>
-      </w:r>
-      <w:proofErr w:type="spellEnd"/>
-      <w:r>
-        <w:rPr>
-          <w:rFonts w:ascii="Arial" w:eastAsia="Times New Roman" w:hAnsi="Arial" w:cs="Arial"/>
-          <w:kern w:val="0"/>
-          <w:sz w:val="24"/>
-          <w:szCs w:val="24"/>
-          <w:lang w:eastAsia="fr-FR"/>
-          <w14:ligatures w14:val="none"/>
-        </w:rPr>
-        <w:t xml:space="preserve">), y compris cas difficiles (mouvement, petite taille, </w:t>
-      </w:r>
-      <w:proofErr w:type="spellStart"/>
-      <w:r>
-        <w:rPr>
-          <w:rFonts w:ascii="Arial" w:eastAsia="Times New Roman" w:hAnsi="Arial" w:cs="Arial"/>
-          <w:kern w:val="0"/>
-          <w:sz w:val="24"/>
-          <w:szCs w:val="24"/>
-          <w:lang w:eastAsia="fr-FR"/>
-          <w14:ligatures w14:val="none"/>
-        </w:rPr>
-        <w:t>facecam</w:t>
-      </w:r>
-      <w:proofErr w:type="spellEnd"/>
-      <w:r>
-        <w:rPr>
-          <w:rFonts w:ascii="Arial" w:eastAsia="Times New Roman" w:hAnsi="Arial" w:cs="Arial"/>
-          <w:kern w:val="0"/>
-          <w:sz w:val="24"/>
-          <w:szCs w:val="24"/>
-          <w:lang w:eastAsia="fr-FR"/>
-          <w14:ligatures w14:val="none"/>
-        </w:rPr>
-        <w:t xml:space="preserve"> minuscule)</w:t>
+      <w:r>
+        <w:rPr>
+          <w:rFonts w:ascii="Arial" w:eastAsia="Times New Roman" w:hAnsi="Arial" w:cs="Arial"/>
+          <w:kern w:val="0"/>
+          <w:sz w:val="24"/>
+          <w:szCs w:val="24"/>
+          <w:lang w:eastAsia="fr-FR"/>
+          <w14:ligatures w14:val="none"/>
+        </w:rPr>
+        <w:t xml:space="preserve"> : détection quasi parfaite (100% de couverture sur tout le dataset), y compris cas difficiles (mouvement, petite taille, facecam minuscule)</w:t>
       </w:r>
     </w:p>
     <w:p>
@@ -789,91 +602,7 @@
           <w:lang w:eastAsia="fr-FR"/>
           <w14:ligatures w14:val="none"/>
         </w:rPr>
-        <w:t>4. Mesure d'</w:t>
-      </w:r>
-      <w:proofErr w:type="spellStart"/>
-      <w:r>
-        <w:rPr>
-          <w:rFonts w:ascii="Arial" w:eastAsia="Times New Roman" w:hAnsi="Arial" w:cs="Arial"/>
-          <w:b/>
-          <w:bCs/>
-          <w:kern w:val="0"/>
-          <w:sz w:val="24"/>
-          <w:szCs w:val="24"/>
-          <w:lang w:eastAsia="fr-FR"/>
-          <w14:ligatures w14:val="none"/>
-        </w:rPr>
-        <w:t>accuracy</w:t>
-      </w:r>
-      <w:proofErr w:type="spellEnd"/>
-      <w:r>
-        <w:rPr>
-          <w:rFonts w:ascii="Arial" w:eastAsia="Times New Roman" w:hAnsi="Arial" w:cs="Arial"/>
-          <w:b/>
-          <w:bCs/>
-          <w:kern w:val="0"/>
-          <w:sz w:val="24"/>
-          <w:szCs w:val="24"/>
-          <w:lang w:eastAsia="fr-FR"/>
-          <w14:ligatures w14:val="none"/>
-        </w:rPr>
-        <w:t xml:space="preserve"> sur </w:t>
-      </w:r>
-      <w:proofErr w:type="spellStart"/>
-      <w:r>
-        <w:rPr>
-          <w:rFonts w:ascii="Arial" w:eastAsia="Times New Roman" w:hAnsi="Arial" w:cs="Arial"/>
-          <w:b/>
-          <w:bCs/>
-          <w:kern w:val="0"/>
-          <w:sz w:val="24"/>
-          <w:szCs w:val="24"/>
-          <w:lang w:eastAsia="fr-FR"/>
-          <w14:ligatures w14:val="none"/>
-        </w:rPr>
-        <w:t>dataset</w:t>
-      </w:r>
-      <w:proofErr w:type="spellEnd"/>
-      <w:r>
-        <w:rPr>
-          <w:rFonts w:ascii="Arial" w:eastAsia="Times New Roman" w:hAnsi="Arial" w:cs="Arial"/>
-          <w:b/>
-          <w:bCs/>
-          <w:kern w:val="0"/>
-          <w:sz w:val="24"/>
-          <w:szCs w:val="24"/>
-          <w:lang w:eastAsia="fr-FR"/>
-          <w14:ligatures w14:val="none"/>
-        </w:rPr>
-        <w:t xml:space="preserve"> réel (18 vidéos : 8 réelles + 10 </w:t>
-      </w:r>
-      <w:proofErr w:type="gramStart"/>
-      <w:r>
-        <w:rPr>
-          <w:rFonts w:ascii="Arial" w:eastAsia="Times New Roman" w:hAnsi="Arial" w:cs="Arial"/>
-          <w:b/>
-          <w:bCs/>
-          <w:kern w:val="0"/>
-          <w:sz w:val="24"/>
-          <w:szCs w:val="24"/>
-          <w:lang w:eastAsia="fr-FR"/>
-          <w14:ligatures w14:val="none"/>
-        </w:rPr>
-        <w:t>fake</w:t>
-      </w:r>
-      <w:proofErr w:type="gramEnd"/>
-      <w:r>
-        <w:rPr>
-          <w:rFonts w:ascii="Arial" w:eastAsia="Times New Roman" w:hAnsi="Arial" w:cs="Arial"/>
-          <w:b/>
-          <w:bCs/>
-          <w:kern w:val="0"/>
-          <w:sz w:val="24"/>
-          <w:szCs w:val="24"/>
-          <w:lang w:eastAsia="fr-FR"/>
-          <w14:ligatures w14:val="none"/>
-        </w:rPr>
-        <w:t>)</w:t>
+        <w:t>4. Mesure d'accuracy sur dataset réel (18 vidéos : 8 réelles + 10 fake)</w:t>
       </w:r>
     </w:p>
     <w:p>
@@ -892,29 +621,16 @@
           <w14:ligatures w14:val="none"/>
         </w:rPr>
       </w:pPr>
-      <w:proofErr w:type="spellStart"/>
-      <w:r>
-        <w:rPr>
-          <w:rFonts w:ascii="Arial" w:eastAsia="Times New Roman" w:hAnsi="Arial" w:cs="Arial"/>
-          <w:kern w:val="0"/>
-          <w:sz w:val="24"/>
-          <w:szCs w:val="24"/>
-          <w:lang w:eastAsia="fr-FR"/>
-          <w14:ligatures w14:val="none"/>
-        </w:rPr>
-        <w:t>Accuracy</w:t>
-      </w:r>
-      <w:proofErr w:type="spellEnd"/>
-      <w:r>
-        <w:rPr>
-          <w:rFonts w:ascii="Arial" w:eastAsia="Times New Roman" w:hAnsi="Arial" w:cs="Arial"/>
-          <w:kern w:val="0"/>
-          <w:sz w:val="24"/>
-          <w:szCs w:val="24"/>
-          <w:lang w:eastAsia="fr-FR"/>
-          <w14:ligatures w14:val="none"/>
-        </w:rPr>
-        <w:t xml:space="preserve"> initiale (moyenne, seuil 50%) : 44-47%, pire que le hasard</w:t>
+      <w:r>
+        <w:rPr>
+          <w:rFonts w:ascii="Arial" w:eastAsia="Times New Roman" w:hAnsi="Arial" w:cs="Arial"/>
+          <w:kern w:val="0"/>
+          <w:sz w:val="24"/>
+          <w:szCs w:val="24"/>
+          <w:lang w:eastAsia="fr-FR"/>
+          <w14:ligatures w14:val="none"/>
+        </w:rPr>
+        <w:t>Accuracy initiale (moyenne, seuil 50%) : 44-47%, pire que le hasard</w:t>
       </w:r>
     </w:p>
     <w:p>
@@ -942,31 +658,7 @@
           <w:lang w:eastAsia="fr-FR"/>
           <w14:ligatures w14:val="none"/>
         </w:rPr>
-        <w:t xml:space="preserve">Après nettoyage du pipeline (suppression du </w:t>
-      </w:r>
-      <w:proofErr w:type="spellStart"/>
-      <w:r>
-        <w:rPr>
-          <w:rFonts w:ascii="Arial" w:eastAsia="Times New Roman" w:hAnsi="Arial" w:cs="Arial"/>
-          <w:kern w:val="0"/>
-          <w:sz w:val="24"/>
-          <w:szCs w:val="24"/>
-          <w:lang w:eastAsia="fr-FR"/>
-          <w14:ligatures w14:val="none"/>
-        </w:rPr>
-        <w:t>fallback</w:t>
-      </w:r>
-      <w:proofErr w:type="spellEnd"/>
-      <w:r>
-        <w:rPr>
-          <w:rFonts w:ascii="Arial" w:eastAsia="Times New Roman" w:hAnsi="Arial" w:cs="Arial"/>
-          <w:kern w:val="0"/>
-          <w:sz w:val="24"/>
-          <w:szCs w:val="24"/>
-          <w:lang w:eastAsia="fr-FR"/>
-          <w14:ligatures w14:val="none"/>
-        </w:rPr>
-        <w:t xml:space="preserve"> sur image brute, seuil de confiance abaissé) : jusqu'à 70.6%</w:t>
+        <w:t>Après nettoyage du pipeline (suppression du fallback sur image brute, seuil de confiance abaissé) : jusqu'à 70.6%</w:t>
       </w:r>
     </w:p>
     <w:p>
@@ -994,31 +686,7 @@
           <w:lang w:eastAsia="fr-FR"/>
           <w14:ligatures w14:val="none"/>
         </w:rPr>
-        <w:t xml:space="preserve">Après passage à </w:t>
-      </w:r>
-      <w:proofErr w:type="spellStart"/>
-      <w:r>
-        <w:rPr>
-          <w:rFonts w:ascii="Arial" w:eastAsia="Times New Roman" w:hAnsi="Arial" w:cs="Arial"/>
-          <w:kern w:val="0"/>
-          <w:sz w:val="24"/>
-          <w:szCs w:val="24"/>
-          <w:lang w:eastAsia="fr-FR"/>
-          <w14:ligatures w14:val="none"/>
-        </w:rPr>
-        <w:t>YuNet</w:t>
-      </w:r>
-      <w:proofErr w:type="spellEnd"/>
-      <w:r>
-        <w:rPr>
-          <w:rFonts w:ascii="Arial" w:eastAsia="Times New Roman" w:hAnsi="Arial" w:cs="Arial"/>
-          <w:kern w:val="0"/>
-          <w:sz w:val="24"/>
-          <w:szCs w:val="24"/>
-          <w:lang w:eastAsia="fr-FR"/>
-          <w14:ligatures w14:val="none"/>
-        </w:rPr>
-        <w:t xml:space="preserve"> (détection plus robuste) : retombé à 66.7% — preuve que la détection n'était plus le facteur limitant</w:t>
+        <w:t>Après passage à YuNet (détection plus robuste) : retombé à 66.7% — preuve que la détection n'était plus le facteur limitant</w:t>
       </w:r>
     </w:p>
     <w:p>
@@ -1046,31 +714,7 @@
           <w:lang w:eastAsia="fr-FR"/>
           <w14:ligatures w14:val="none"/>
         </w:rPr>
-        <w:t>Test de l'</w:t>
-      </w:r>
-      <w:proofErr w:type="spellStart"/>
-      <w:r>
-        <w:rPr>
-          <w:rFonts w:ascii="Arial" w:eastAsia="Times New Roman" w:hAnsi="Arial" w:cs="Arial"/>
-          <w:kern w:val="0"/>
-          <w:sz w:val="24"/>
-          <w:szCs w:val="24"/>
-          <w:lang w:eastAsia="fr-FR"/>
-          <w14:ligatures w14:val="none"/>
-        </w:rPr>
-        <w:t>upscaling</w:t>
-      </w:r>
-      <w:proofErr w:type="spellEnd"/>
-      <w:r>
-        <w:rPr>
-          <w:rFonts w:ascii="Arial" w:eastAsia="Times New Roman" w:hAnsi="Arial" w:cs="Arial"/>
-          <w:kern w:val="0"/>
-          <w:sz w:val="24"/>
-          <w:szCs w:val="24"/>
-          <w:lang w:eastAsia="fr-FR"/>
-          <w14:ligatures w14:val="none"/>
-        </w:rPr>
-        <w:t xml:space="preserve"> des petits visages avant classification : </w:t>
+        <w:t xml:space="preserve">Test de l'upscaling des petits visages avant classification : </w:t>
       </w:r>
       <w:r>
         <w:rPr>
@@ -1137,55 +781,7 @@
           <w14:ligatures w14:val="none"/>
         </w:rPr>
         <w:br/>
-        <w:t xml:space="preserve">Trois hypothèses différentes testées et éliminées méthodiquement (statistique d'agrégation, qualité de détection, résolution des </w:t>
-      </w:r>
-      <w:proofErr w:type="spellStart"/>
-      <w:r>
-        <w:rPr>
-          <w:rFonts w:ascii="Arial" w:eastAsia="Times New Roman" w:hAnsi="Arial" w:cs="Arial"/>
-          <w:kern w:val="0"/>
-          <w:sz w:val="24"/>
-          <w:szCs w:val="24"/>
-          <w:lang w:eastAsia="fr-FR"/>
-          <w14:ligatures w14:val="none"/>
-        </w:rPr>
-        <w:t>crops</w:t>
-      </w:r>
-      <w:proofErr w:type="spellEnd"/>
-      <w:r>
-        <w:rPr>
-          <w:rFonts w:ascii="Arial" w:eastAsia="Times New Roman" w:hAnsi="Arial" w:cs="Arial"/>
-          <w:kern w:val="0"/>
-          <w:sz w:val="24"/>
-          <w:szCs w:val="24"/>
-          <w:lang w:eastAsia="fr-FR"/>
-          <w14:ligatures w14:val="none"/>
-        </w:rPr>
-        <w:t>) sans faire bouger le plafond d'</w:t>
-      </w:r>
-      <w:proofErr w:type="spellStart"/>
-      <w:r>
-        <w:rPr>
-          <w:rFonts w:ascii="Arial" w:eastAsia="Times New Roman" w:hAnsi="Arial" w:cs="Arial"/>
-          <w:kern w:val="0"/>
-          <w:sz w:val="24"/>
-          <w:szCs w:val="24"/>
-          <w:lang w:eastAsia="fr-FR"/>
-          <w14:ligatures w14:val="none"/>
-        </w:rPr>
-        <w:t>accuracy</w:t>
-      </w:r>
-      <w:proofErr w:type="spellEnd"/>
-      <w:r>
-        <w:rPr>
-          <w:rFonts w:ascii="Arial" w:eastAsia="Times New Roman" w:hAnsi="Arial" w:cs="Arial"/>
-          <w:kern w:val="0"/>
-          <w:sz w:val="24"/>
-          <w:szCs w:val="24"/>
-          <w:lang w:eastAsia="fr-FR"/>
-          <w14:ligatures w14:val="none"/>
-        </w:rPr>
-        <w:t xml:space="preserve"> de façon significative. Le goulot d'étranglement n'est ni le pipeline, ni le prétraitement — </w:t>
+        <w:t xml:space="preserve">Trois hypothèses différentes testées et éliminées méthodiquement (statistique d'agrégation, qualité de détection, résolution des crops) sans faire bouger le plafond d'accuracy de façon significative. Le goulot d'étranglement n'est ni le pipeline, ni le prétraitement — </w:t>
       </w:r>
       <w:r>
         <w:rPr>
@@ -1235,31 +831,7 @@
           <w:lang w:eastAsia="fr-FR"/>
           <w14:ligatures w14:val="none"/>
         </w:rPr>
-        <w:t xml:space="preserve"> au-delà de son </w:t>
-      </w:r>
-      <w:proofErr w:type="spellStart"/>
-      <w:r>
-        <w:rPr>
-          <w:rFonts w:ascii="Arial" w:eastAsia="Times New Roman" w:hAnsi="Arial" w:cs="Arial"/>
-          <w:kern w:val="0"/>
-          <w:sz w:val="24"/>
-          <w:szCs w:val="24"/>
-          <w:lang w:eastAsia="fr-FR"/>
-          <w14:ligatures w14:val="none"/>
-        </w:rPr>
-        <w:t>dataset</w:t>
-      </w:r>
-      <w:proofErr w:type="spellEnd"/>
-      <w:r>
-        <w:rPr>
-          <w:rFonts w:ascii="Arial" w:eastAsia="Times New Roman" w:hAnsi="Arial" w:cs="Arial"/>
-          <w:kern w:val="0"/>
-          <w:sz w:val="24"/>
-          <w:szCs w:val="24"/>
-          <w:lang w:eastAsia="fr-FR"/>
-          <w14:ligatures w14:val="none"/>
-        </w:rPr>
-        <w:t xml:space="preserve"> d'entraînement d'origine. Décision : changer de modèle de classification plutôt que continuer à optimiser autour d'un modèle plafonné.</w:t>
+        <w:t xml:space="preserve"> au-delà de son dataset d'entraînement d'origine. Décision : changer de modèle de classification plutôt que continuer à optimiser autour d'un modèle plafonné.</w:t>
       </w:r>
     </w:p>
     <w:p>
@@ -1377,55 +949,7 @@
           <w:lang w:eastAsia="fr-FR"/>
           <w14:ligatures w14:val="none"/>
         </w:rPr>
-        <w:t xml:space="preserve">, architecture </w:t>
-      </w:r>
-      <w:proofErr w:type="spellStart"/>
-      <w:r>
-        <w:rPr>
-          <w:rFonts w:ascii="Arial" w:eastAsia="Times New Roman" w:hAnsi="Arial" w:cs="Arial"/>
-          <w:kern w:val="0"/>
-          <w:sz w:val="24"/>
-          <w:szCs w:val="24"/>
-          <w:lang w:eastAsia="fr-FR"/>
-          <w14:ligatures w14:val="none"/>
-        </w:rPr>
-        <w:t>ViT</w:t>
-      </w:r>
-      <w:proofErr w:type="spellEnd"/>
-      <w:r>
-        <w:rPr>
-          <w:rFonts w:ascii="Arial" w:eastAsia="Times New Roman" w:hAnsi="Arial" w:cs="Arial"/>
-          <w:kern w:val="0"/>
-          <w:sz w:val="24"/>
-          <w:szCs w:val="24"/>
-          <w:lang w:eastAsia="fr-FR"/>
-          <w14:ligatures w14:val="none"/>
-        </w:rPr>
-        <w:t>) a été validé et testé de façon approfondie : trois axes d'optimisation ont été explorés méthodiquement (statistique d'agrégation des scores par frame, robustesse du détecteur de visage, qualité de résolution des visages recadrés). Ces trois pistes, testées indépendamment, ont plafonné l'</w:t>
-      </w:r>
-      <w:proofErr w:type="spellStart"/>
-      <w:r>
-        <w:rPr>
-          <w:rFonts w:ascii="Arial" w:eastAsia="Times New Roman" w:hAnsi="Arial" w:cs="Arial"/>
-          <w:kern w:val="0"/>
-          <w:sz w:val="24"/>
-          <w:szCs w:val="24"/>
-          <w:lang w:eastAsia="fr-FR"/>
-          <w14:ligatures w14:val="none"/>
-        </w:rPr>
-        <w:t>accuracy</w:t>
-      </w:r>
-      <w:proofErr w:type="spellEnd"/>
-      <w:r>
-        <w:rPr>
-          <w:rFonts w:ascii="Arial" w:eastAsia="Times New Roman" w:hAnsi="Arial" w:cs="Arial"/>
-          <w:kern w:val="0"/>
-          <w:sz w:val="24"/>
-          <w:szCs w:val="24"/>
-          <w:lang w:eastAsia="fr-FR"/>
-          <w14:ligatures w14:val="none"/>
-        </w:rPr>
-        <w:t xml:space="preserve"> à 70.6% sur un jeu de test de 18 à 20 vidéos, sans amélioration significative malgré les optimisations. Ce plafond a permis de conclure que la limite provenait de la capacité de généralisation du modèle lui-même, entraîné sur une distribution de données trop étroite par rapport à la diversité de vidéos rencontrées en usage réel.</w:t>
+        <w:t>, architecture ViT) a été validé et testé de façon approfondie : trois axes d'optimisation ont été explorés méthodiquement (statistique d'agrégation des scores par frame, robustesse du détecteur de visage, qualité de résolution des visages recadrés). Ces trois pistes, testées indépendamment, ont plafonné l'accuracy à 70.6% sur un jeu de test de 18 à 20 vidéos, sans amélioration significative malgré les optimisations. Ce plafond a permis de conclure que la limite provenait de la capacité de généralisation du modèle lui-même, entraîné sur une distribution de données trop étroite par rapport à la diversité de vidéos rencontrées en usage réel.</w:t>
       </w:r>
     </w:p>
     <w:p>
@@ -1466,9 +990,32 @@
           <w:lang w:eastAsia="fr-FR"/>
           <w14:ligatures w14:val="none"/>
         </w:rPr>
-        <w:t xml:space="preserve">Nouveau modèle : </w:t>
-      </w:r>
-      <w:proofErr w:type="spellStart"/>
+        <w:t>Nouveau modèle : GenD (CLIP ViT-L/14)</w:t>
+      </w:r>
+    </w:p>
+    <w:p>
+      <w:pPr>
+        <w:spacing w:before="100" w:beforeAutospacing="1" w:after="100" w:afterAutospacing="1" w:line="240" w:lineRule="auto"/>
+        <w:rPr>
+          <w:rFonts w:ascii="Arial" w:eastAsia="Times New Roman" w:hAnsi="Arial" w:cs="Arial"/>
+          <w:kern w:val="0"/>
+          <w:sz w:val="24"/>
+          <w:szCs w:val="24"/>
+          <w:lang w:eastAsia="fr-FR"/>
+          <w14:ligatures w14:val="none"/>
+        </w:rPr>
+      </w:pPr>
+      <w:r>
+        <w:rPr>
+          <w:rFonts w:ascii="Arial" w:eastAsia="Times New Roman" w:hAnsi="Arial" w:cs="Arial"/>
+          <w:kern w:val="0"/>
+          <w:sz w:val="24"/>
+          <w:szCs w:val="24"/>
+          <w:lang w:eastAsia="fr-FR"/>
+          <w14:ligatures w14:val="none"/>
+        </w:rPr>
+        <w:t xml:space="preserve">Le modèle a été remplacé par </w:t>
+      </w:r>
       <w:r>
         <w:rPr>
           <w:rFonts w:ascii="Arial" w:eastAsia="Times New Roman" w:hAnsi="Arial" w:cs="Arial"/>
@@ -1482,47 +1029,64 @@
         </w:rPr>
         <w:t>GenD</w:t>
       </w:r>
-      <w:proofErr w:type="spellEnd"/>
-      <w:r>
-        <w:rPr>
-          <w:rFonts w:ascii="Arial" w:eastAsia="Times New Roman" w:hAnsi="Arial" w:cs="Arial"/>
-          <w:b/>
-          <w:bCs/>
-          <w:kern w:val="0"/>
-          <w:sz w:val="24"/>
-          <w:szCs w:val="24"/>
-          <w:lang w:eastAsia="fr-FR"/>
-          <w14:ligatures w14:val="none"/>
-        </w:rPr>
-        <w:t xml:space="preserve"> (CLIP </w:t>
-      </w:r>
-      <w:proofErr w:type="spellStart"/>
-      <w:r>
-        <w:rPr>
-          <w:rFonts w:ascii="Arial" w:eastAsia="Times New Roman" w:hAnsi="Arial" w:cs="Arial"/>
-          <w:b/>
-          <w:bCs/>
-          <w:kern w:val="0"/>
-          <w:sz w:val="24"/>
-          <w:szCs w:val="24"/>
-          <w:lang w:eastAsia="fr-FR"/>
-          <w14:ligatures w14:val="none"/>
-        </w:rPr>
-        <w:t>ViT-L</w:t>
-      </w:r>
-      <w:proofErr w:type="spellEnd"/>
-      <w:r>
-        <w:rPr>
-          <w:rFonts w:ascii="Arial" w:eastAsia="Times New Roman" w:hAnsi="Arial" w:cs="Arial"/>
-          <w:b/>
-          <w:bCs/>
-          <w:kern w:val="0"/>
-          <w:sz w:val="24"/>
-          <w:szCs w:val="24"/>
-          <w:lang w:eastAsia="fr-FR"/>
-          <w14:ligatures w14:val="none"/>
-        </w:rPr>
-        <w:t>/14)</w:t>
+      <w:r>
+        <w:rPr>
+          <w:rFonts w:ascii="Arial" w:eastAsia="Times New Roman" w:hAnsi="Arial" w:cs="Arial"/>
+          <w:kern w:val="0"/>
+          <w:sz w:val="24"/>
+          <w:szCs w:val="24"/>
+          <w:lang w:eastAsia="fr-FR"/>
+          <w14:ligatures w14:val="none"/>
+        </w:rPr>
+        <w:t xml:space="preserve"> (</w:t>
+      </w:r>
+      <w:r>
+        <w:rPr>
+          <w:rFonts w:ascii="Arial" w:eastAsia="Times New Roman" w:hAnsi="Arial" w:cs="Arial"/>
+          <w:i/>
+          <w:iCs/>
+          <w:kern w:val="0"/>
+          <w:sz w:val="24"/>
+          <w:szCs w:val="24"/>
+          <w:lang w:eastAsia="fr-FR"/>
+          <w14:ligatures w14:val="none"/>
+        </w:rPr>
+        <w:t>"Deepfake Detection that Generalizes Across Benchmarks"</w:t>
+      </w:r>
+      <w:r>
+        <w:rPr>
+          <w:rFonts w:ascii="Arial" w:eastAsia="Times New Roman" w:hAnsi="Arial" w:cs="Arial"/>
+          <w:kern w:val="0"/>
+          <w:sz w:val="24"/>
+          <w:szCs w:val="24"/>
+          <w:lang w:eastAsia="fr-FR"/>
+          <w14:ligatures w14:val="none"/>
+        </w:rPr>
+        <w:t xml:space="preserve">, WACV 2026), un modèle explicitement conçu et évalué pour la généralisation cross-dataset — c'est-à-dire sa capacité à rester fiable sur des vidéos très différentes de son jeu d'entraînement d'origine (FaceForensics++). Le modèle repose sur l'encodeur visuel CLIP ViT-L/14, dont seule une infime partie des paramètres est réentraînée (0.03%, technique dite de </w:t>
+      </w:r>
+      <w:r>
+        <w:rPr>
+          <w:rFonts w:ascii="Arial" w:eastAsia="Times New Roman" w:hAnsi="Arial" w:cs="Arial"/>
+          <w:i/>
+          <w:iCs/>
+          <w:kern w:val="0"/>
+          <w:sz w:val="24"/>
+          <w:szCs w:val="24"/>
+          <w:lang w:eastAsia="fr-FR"/>
+          <w14:ligatures w14:val="none"/>
+        </w:rPr>
+        <w:t>LN-tuning</w:t>
+      </w:r>
+      <w:r>
+        <w:rPr>
+          <w:rFonts w:ascii="Arial" w:eastAsia="Times New Roman" w:hAnsi="Arial" w:cs="Arial"/>
+          <w:kern w:val="0"/>
+          <w:sz w:val="24"/>
+          <w:szCs w:val="24"/>
+          <w:lang w:eastAsia="fr-FR"/>
+          <w14:ligatures w14:val="none"/>
+        </w:rPr>
+        <w:t>), ce qui en fait un choix pédagogiquement intéressant : performant tout en restant interprétable et léger à mettre en œuvre.</w:t>
       </w:r>
     </w:p>
     <w:p>
@@ -1546,365 +1110,7 @@
           <w:lang w:eastAsia="fr-FR"/>
           <w14:ligatures w14:val="none"/>
         </w:rPr>
-        <w:t xml:space="preserve">Le modèle a été remplacé par </w:t>
-      </w:r>
-      <w:proofErr w:type="spellStart"/>
-      <w:r>
-        <w:rPr>
-          <w:rFonts w:ascii="Arial" w:eastAsia="Times New Roman" w:hAnsi="Arial" w:cs="Arial"/>
-          <w:b/>
-          <w:bCs/>
-          <w:kern w:val="0"/>
-          <w:sz w:val="24"/>
-          <w:szCs w:val="24"/>
-          <w:lang w:eastAsia="fr-FR"/>
-          <w14:ligatures w14:val="none"/>
-        </w:rPr>
-        <w:t>GenD</w:t>
-      </w:r>
-      <w:proofErr w:type="spellEnd"/>
-      <w:r>
-        <w:rPr>
-          <w:rFonts w:ascii="Arial" w:eastAsia="Times New Roman" w:hAnsi="Arial" w:cs="Arial"/>
-          <w:kern w:val="0"/>
-          <w:sz w:val="24"/>
-          <w:szCs w:val="24"/>
-          <w:lang w:eastAsia="fr-FR"/>
-          <w14:ligatures w14:val="none"/>
-        </w:rPr>
-        <w:t xml:space="preserve"> (</w:t>
-      </w:r>
-      <w:r>
-        <w:rPr>
-          <w:rFonts w:ascii="Arial" w:eastAsia="Times New Roman" w:hAnsi="Arial" w:cs="Arial"/>
-          <w:i/>
-          <w:iCs/>
-          <w:kern w:val="0"/>
-          <w:sz w:val="24"/>
-          <w:szCs w:val="24"/>
-          <w:lang w:eastAsia="fr-FR"/>
-          <w14:ligatures w14:val="none"/>
-        </w:rPr>
-        <w:t>"</w:t>
-      </w:r>
-      <w:proofErr w:type="spellStart"/>
-      <w:r>
-        <w:rPr>
-          <w:rFonts w:ascii="Arial" w:eastAsia="Times New Roman" w:hAnsi="Arial" w:cs="Arial"/>
-          <w:i/>
-          <w:iCs/>
-          <w:kern w:val="0"/>
-          <w:sz w:val="24"/>
-          <w:szCs w:val="24"/>
-          <w:lang w:eastAsia="fr-FR"/>
-          <w14:ligatures w14:val="none"/>
-        </w:rPr>
-        <w:t>Deepfake</w:t>
-      </w:r>
-      <w:proofErr w:type="spellEnd"/>
-      <w:r>
-        <w:rPr>
-          <w:rFonts w:ascii="Arial" w:eastAsia="Times New Roman" w:hAnsi="Arial" w:cs="Arial"/>
-          <w:i/>
-          <w:iCs/>
-          <w:kern w:val="0"/>
-          <w:sz w:val="24"/>
-          <w:szCs w:val="24"/>
-          <w:lang w:eastAsia="fr-FR"/>
-          <w14:ligatures w14:val="none"/>
-        </w:rPr>
-        <w:t xml:space="preserve"> </w:t>
-      </w:r>
-      <w:proofErr w:type="spellStart"/>
-      <w:r>
-        <w:rPr>
-          <w:rFonts w:ascii="Arial" w:eastAsia="Times New Roman" w:hAnsi="Arial" w:cs="Arial"/>
-          <w:i/>
-          <w:iCs/>
-          <w:kern w:val="0"/>
-          <w:sz w:val="24"/>
-          <w:szCs w:val="24"/>
-          <w:lang w:eastAsia="fr-FR"/>
-          <w14:ligatures w14:val="none"/>
-        </w:rPr>
-        <w:t>Detection</w:t>
-      </w:r>
-      <w:proofErr w:type="spellEnd"/>
-      <w:r>
-        <w:rPr>
-          <w:rFonts w:ascii="Arial" w:eastAsia="Times New Roman" w:hAnsi="Arial" w:cs="Arial"/>
-          <w:i/>
-          <w:iCs/>
-          <w:kern w:val="0"/>
-          <w:sz w:val="24"/>
-          <w:szCs w:val="24"/>
-          <w:lang w:eastAsia="fr-FR"/>
-          <w14:ligatures w14:val="none"/>
-        </w:rPr>
-        <w:t xml:space="preserve"> </w:t>
-      </w:r>
-      <w:proofErr w:type="spellStart"/>
-      <w:r>
-        <w:rPr>
-          <w:rFonts w:ascii="Arial" w:eastAsia="Times New Roman" w:hAnsi="Arial" w:cs="Arial"/>
-          <w:i/>
-          <w:iCs/>
-          <w:kern w:val="0"/>
-          <w:sz w:val="24"/>
-          <w:szCs w:val="24"/>
-          <w:lang w:eastAsia="fr-FR"/>
-          <w14:ligatures w14:val="none"/>
-        </w:rPr>
-        <w:t>that</w:t>
-      </w:r>
-      <w:proofErr w:type="spellEnd"/>
-      <w:r>
-        <w:rPr>
-          <w:rFonts w:ascii="Arial" w:eastAsia="Times New Roman" w:hAnsi="Arial" w:cs="Arial"/>
-          <w:i/>
-          <w:iCs/>
-          <w:kern w:val="0"/>
-          <w:sz w:val="24"/>
-          <w:szCs w:val="24"/>
-          <w:lang w:eastAsia="fr-FR"/>
-          <w14:ligatures w14:val="none"/>
-        </w:rPr>
-        <w:t xml:space="preserve"> </w:t>
-      </w:r>
-      <w:proofErr w:type="spellStart"/>
-      <w:r>
-        <w:rPr>
-          <w:rFonts w:ascii="Arial" w:eastAsia="Times New Roman" w:hAnsi="Arial" w:cs="Arial"/>
-          <w:i/>
-          <w:iCs/>
-          <w:kern w:val="0"/>
-          <w:sz w:val="24"/>
-          <w:szCs w:val="24"/>
-          <w:lang w:eastAsia="fr-FR"/>
-          <w14:ligatures w14:val="none"/>
-        </w:rPr>
-        <w:t>Generalizes</w:t>
-      </w:r>
-      <w:proofErr w:type="spellEnd"/>
-      <w:r>
-        <w:rPr>
-          <w:rFonts w:ascii="Arial" w:eastAsia="Times New Roman" w:hAnsi="Arial" w:cs="Arial"/>
-          <w:i/>
-          <w:iCs/>
-          <w:kern w:val="0"/>
-          <w:sz w:val="24"/>
-          <w:szCs w:val="24"/>
-          <w:lang w:eastAsia="fr-FR"/>
-          <w14:ligatures w14:val="none"/>
-        </w:rPr>
-        <w:t xml:space="preserve"> </w:t>
-      </w:r>
-      <w:proofErr w:type="spellStart"/>
-      <w:r>
-        <w:rPr>
-          <w:rFonts w:ascii="Arial" w:eastAsia="Times New Roman" w:hAnsi="Arial" w:cs="Arial"/>
-          <w:i/>
-          <w:iCs/>
-          <w:kern w:val="0"/>
-          <w:sz w:val="24"/>
-          <w:szCs w:val="24"/>
-          <w:lang w:eastAsia="fr-FR"/>
-          <w14:ligatures w14:val="none"/>
-        </w:rPr>
-        <w:t>Across</w:t>
-      </w:r>
-      <w:proofErr w:type="spellEnd"/>
-      <w:r>
-        <w:rPr>
-          <w:rFonts w:ascii="Arial" w:eastAsia="Times New Roman" w:hAnsi="Arial" w:cs="Arial"/>
-          <w:i/>
-          <w:iCs/>
-          <w:kern w:val="0"/>
-          <w:sz w:val="24"/>
-          <w:szCs w:val="24"/>
-          <w:lang w:eastAsia="fr-FR"/>
-          <w14:ligatures w14:val="none"/>
-        </w:rPr>
-        <w:t xml:space="preserve"> Benchmarks"</w:t>
-      </w:r>
-      <w:r>
-        <w:rPr>
-          <w:rFonts w:ascii="Arial" w:eastAsia="Times New Roman" w:hAnsi="Arial" w:cs="Arial"/>
-          <w:kern w:val="0"/>
-          <w:sz w:val="24"/>
-          <w:szCs w:val="24"/>
-          <w:lang w:eastAsia="fr-FR"/>
-          <w14:ligatures w14:val="none"/>
-        </w:rPr>
-        <w:t>, WACV 2026), un modèle explicitement conçu et évalué pour la généralisation cross-</w:t>
-      </w:r>
-      <w:proofErr w:type="spellStart"/>
-      <w:r>
-        <w:rPr>
-          <w:rFonts w:ascii="Arial" w:eastAsia="Times New Roman" w:hAnsi="Arial" w:cs="Arial"/>
-          <w:kern w:val="0"/>
-          <w:sz w:val="24"/>
-          <w:szCs w:val="24"/>
-          <w:lang w:eastAsia="fr-FR"/>
-          <w14:ligatures w14:val="none"/>
-        </w:rPr>
-        <w:t>dataset</w:t>
-      </w:r>
-      <w:proofErr w:type="spellEnd"/>
-      <w:r>
-        <w:rPr>
-          <w:rFonts w:ascii="Arial" w:eastAsia="Times New Roman" w:hAnsi="Arial" w:cs="Arial"/>
-          <w:kern w:val="0"/>
-          <w:sz w:val="24"/>
-          <w:szCs w:val="24"/>
-          <w:lang w:eastAsia="fr-FR"/>
-          <w14:ligatures w14:val="none"/>
-        </w:rPr>
-        <w:t xml:space="preserve"> — c'est-à-dire sa capacité à rester fiable sur des vidéos très différentes de son jeu d'entraînement d'origine (</w:t>
-      </w:r>
-      <w:proofErr w:type="spellStart"/>
-      <w:r>
-        <w:rPr>
-          <w:rFonts w:ascii="Arial" w:eastAsia="Times New Roman" w:hAnsi="Arial" w:cs="Arial"/>
-          <w:kern w:val="0"/>
-          <w:sz w:val="24"/>
-          <w:szCs w:val="24"/>
-          <w:lang w:eastAsia="fr-FR"/>
-          <w14:ligatures w14:val="none"/>
-        </w:rPr>
-        <w:t>FaceForensics</w:t>
-      </w:r>
-      <w:proofErr w:type="spellEnd"/>
-      <w:r>
-        <w:rPr>
-          <w:rFonts w:ascii="Arial" w:eastAsia="Times New Roman" w:hAnsi="Arial" w:cs="Arial"/>
-          <w:kern w:val="0"/>
-          <w:sz w:val="24"/>
-          <w:szCs w:val="24"/>
-          <w:lang w:eastAsia="fr-FR"/>
-          <w14:ligatures w14:val="none"/>
-        </w:rPr>
-        <w:t xml:space="preserve">++). Le modèle repose sur l'encodeur visuel CLIP </w:t>
-      </w:r>
-      <w:proofErr w:type="spellStart"/>
-      <w:r>
-        <w:rPr>
-          <w:rFonts w:ascii="Arial" w:eastAsia="Times New Roman" w:hAnsi="Arial" w:cs="Arial"/>
-          <w:kern w:val="0"/>
-          <w:sz w:val="24"/>
-          <w:szCs w:val="24"/>
-          <w:lang w:eastAsia="fr-FR"/>
-          <w14:ligatures w14:val="none"/>
-        </w:rPr>
-        <w:t>ViT-L</w:t>
-      </w:r>
-      <w:proofErr w:type="spellEnd"/>
-      <w:r>
-        <w:rPr>
-          <w:rFonts w:ascii="Arial" w:eastAsia="Times New Roman" w:hAnsi="Arial" w:cs="Arial"/>
-          <w:kern w:val="0"/>
-          <w:sz w:val="24"/>
-          <w:szCs w:val="24"/>
-          <w:lang w:eastAsia="fr-FR"/>
-          <w14:ligatures w14:val="none"/>
-        </w:rPr>
-        <w:t xml:space="preserve">/14, dont seule une infime partie des paramètres est réentraînée (0.03%, technique dite de </w:t>
-      </w:r>
-      <w:r>
-        <w:rPr>
-          <w:rFonts w:ascii="Arial" w:eastAsia="Times New Roman" w:hAnsi="Arial" w:cs="Arial"/>
-          <w:i/>
-          <w:iCs/>
-          <w:kern w:val="0"/>
-          <w:sz w:val="24"/>
-          <w:szCs w:val="24"/>
-          <w:lang w:eastAsia="fr-FR"/>
-          <w14:ligatures w14:val="none"/>
-        </w:rPr>
-        <w:t>LN-tuning</w:t>
-      </w:r>
-      <w:r>
-        <w:rPr>
-          <w:rFonts w:ascii="Arial" w:eastAsia="Times New Roman" w:hAnsi="Arial" w:cs="Arial"/>
-          <w:kern w:val="0"/>
-          <w:sz w:val="24"/>
-          <w:szCs w:val="24"/>
-          <w:lang w:eastAsia="fr-FR"/>
-          <w14:ligatures w14:val="none"/>
-        </w:rPr>
-        <w:t>), ce qui en fait un choix pédagogiquement intéressant : performant tout en restant interprétable et léger à mettre en œuvre.</w:t>
-      </w:r>
-    </w:p>
-    <w:p>
-      <w:pPr>
-        <w:spacing w:before="100" w:beforeAutospacing="1" w:after="100" w:afterAutospacing="1" w:line="240" w:lineRule="auto"/>
-        <w:rPr>
-          <w:rFonts w:ascii="Arial" w:eastAsia="Times New Roman" w:hAnsi="Arial" w:cs="Arial"/>
-          <w:kern w:val="0"/>
-          <w:sz w:val="24"/>
-          <w:szCs w:val="24"/>
-          <w:lang w:eastAsia="fr-FR"/>
-          <w14:ligatures w14:val="none"/>
-        </w:rPr>
-      </w:pPr>
-      <w:r>
-        <w:rPr>
-          <w:rFonts w:ascii="Arial" w:eastAsia="Times New Roman" w:hAnsi="Arial" w:cs="Arial"/>
-          <w:kern w:val="0"/>
-          <w:sz w:val="24"/>
-          <w:szCs w:val="24"/>
-          <w:lang w:eastAsia="fr-FR"/>
-          <w14:ligatures w14:val="none"/>
-        </w:rPr>
-        <w:t>L'intégration a nécessité l'adoption du pipeline officiel de prétraitement des auteurs : détection de visage (</w:t>
-      </w:r>
-      <w:proofErr w:type="spellStart"/>
-      <w:r>
-        <w:rPr>
-          <w:rFonts w:ascii="Arial" w:eastAsia="Times New Roman" w:hAnsi="Arial" w:cs="Arial"/>
-          <w:kern w:val="0"/>
-          <w:sz w:val="24"/>
-          <w:szCs w:val="24"/>
-          <w:lang w:eastAsia="fr-FR"/>
-          <w14:ligatures w14:val="none"/>
-        </w:rPr>
-        <w:t>RetinaFace</w:t>
-      </w:r>
-      <w:proofErr w:type="spellEnd"/>
-      <w:r>
-        <w:rPr>
-          <w:rFonts w:ascii="Arial" w:eastAsia="Times New Roman" w:hAnsi="Arial" w:cs="Arial"/>
-          <w:kern w:val="0"/>
-          <w:sz w:val="24"/>
-          <w:szCs w:val="24"/>
-          <w:lang w:eastAsia="fr-FR"/>
-          <w14:ligatures w14:val="none"/>
-        </w:rPr>
-        <w:t>/SCRFD) et alignement par points de repère faciaux (yeux, nez, bouche) vers une pose standardisée, remplaçant notre détecteur précédent (</w:t>
-      </w:r>
-      <w:proofErr w:type="spellStart"/>
-      <w:r>
-        <w:rPr>
-          <w:rFonts w:ascii="Arial" w:eastAsia="Times New Roman" w:hAnsi="Arial" w:cs="Arial"/>
-          <w:kern w:val="0"/>
-          <w:sz w:val="24"/>
-          <w:szCs w:val="24"/>
-          <w:lang w:eastAsia="fr-FR"/>
-          <w14:ligatures w14:val="none"/>
-        </w:rPr>
-        <w:t>YuNet</w:t>
-      </w:r>
-      <w:proofErr w:type="spellEnd"/>
-      <w:r>
-        <w:rPr>
-          <w:rFonts w:ascii="Arial" w:eastAsia="Times New Roman" w:hAnsi="Arial" w:cs="Arial"/>
-          <w:kern w:val="0"/>
-          <w:sz w:val="24"/>
-          <w:szCs w:val="24"/>
-          <w:lang w:eastAsia="fr-FR"/>
-          <w14:ligatures w14:val="none"/>
-        </w:rPr>
-        <w:t>).</w:t>
+        <w:t>L'intégration a nécessité l'adoption du pipeline officiel de prétraitement des auteurs : détection de visage (RetinaFace/SCRFD) et alignement par points de repère faciaux (yeux, nez, bouche) vers une pose standardisée, remplaçant notre détecteur précédent (YuNet).</w:t>
       </w:r>
     </w:p>
     <w:p>
@@ -2092,35 +1298,7 @@
                 <w:lang w:eastAsia="fr-FR"/>
                 <w14:ligatures w14:val="none"/>
               </w:rPr>
-              <w:t>Ancien modèle (</w:t>
-            </w:r>
-            <w:proofErr w:type="spellStart"/>
-            <w:r>
-              <w:rPr>
-                <w:rFonts w:ascii="Arial" w:eastAsia="Times New Roman" w:hAnsi="Arial" w:cs="Arial"/>
-                <w:b/>
-                <w:bCs/>
-                <w:kern w:val="0"/>
-                <w:sz w:val="24"/>
-                <w:szCs w:val="24"/>
-                <w:lang w:eastAsia="fr-FR"/>
-                <w14:ligatures w14:val="none"/>
-              </w:rPr>
-              <w:t>ViT</w:t>
-            </w:r>
-            <w:proofErr w:type="spellEnd"/>
-            <w:r>
-              <w:rPr>
-                <w:rFonts w:ascii="Arial" w:eastAsia="Times New Roman" w:hAnsi="Arial" w:cs="Arial"/>
-                <w:b/>
-                <w:bCs/>
-                <w:kern w:val="0"/>
-                <w:sz w:val="24"/>
-                <w:szCs w:val="24"/>
-                <w:lang w:eastAsia="fr-FR"/>
-                <w14:ligatures w14:val="none"/>
-              </w:rPr>
-              <w:t>)</w:t>
+              <w:t>Ancien modèle (ViT)</w:t>
             </w:r>
           </w:p>
         </w:tc>
@@ -2145,7 +1323,6 @@
                 <w14:ligatures w14:val="none"/>
               </w:rPr>
             </w:pPr>
-            <w:proofErr w:type="spellStart"/>
             <w:r>
               <w:rPr>
                 <w:rFonts w:ascii="Arial" w:eastAsia="Times New Roman" w:hAnsi="Arial" w:cs="Arial"/>
@@ -2157,21 +1334,7 @@
                 <w:lang w:eastAsia="fr-FR"/>
                 <w14:ligatures w14:val="none"/>
               </w:rPr>
-              <w:t>GenD</w:t>
-            </w:r>
-            <w:proofErr w:type="spellEnd"/>
-            <w:r>
-              <w:rPr>
-                <w:rFonts w:ascii="Arial" w:eastAsia="Times New Roman" w:hAnsi="Arial" w:cs="Arial"/>
-                <w:b/>
-                <w:bCs/>
-                <w:kern w:val="0"/>
-                <w:sz w:val="24"/>
-                <w:szCs w:val="24"/>
-                <w:lang w:eastAsia="fr-FR"/>
-                <w14:ligatures w14:val="none"/>
-              </w:rPr>
-              <w:t xml:space="preserve"> (CLIP)</w:t>
+              <w:t>GenD (CLIP)</w:t>
             </w:r>
           </w:p>
         </w:tc>
@@ -2198,7 +1361,6 @@
                 <w14:ligatures w14:val="none"/>
               </w:rPr>
             </w:pPr>
-            <w:proofErr w:type="spellStart"/>
             <w:r>
               <w:rPr>
                 <w:rFonts w:ascii="Arial" w:eastAsia="Times New Roman" w:hAnsi="Arial" w:cs="Arial"/>
@@ -2208,19 +1370,7 @@
                 <w:lang w:eastAsia="fr-FR"/>
                 <w14:ligatures w14:val="none"/>
               </w:rPr>
-              <w:t>Accuracy</w:t>
-            </w:r>
-            <w:proofErr w:type="spellEnd"/>
-            <w:r>
-              <w:rPr>
-                <w:rFonts w:ascii="Arial" w:eastAsia="Times New Roman" w:hAnsi="Arial" w:cs="Arial"/>
-                <w:kern w:val="0"/>
-                <w:sz w:val="24"/>
-                <w:szCs w:val="24"/>
-                <w:lang w:eastAsia="fr-FR"/>
-                <w14:ligatures w14:val="none"/>
-              </w:rPr>
-              <w:t xml:space="preserve"> globale</w:t>
+              <w:t>Accuracy globale</w:t>
             </w:r>
           </w:p>
         </w:tc>
@@ -2320,31 +1470,7 @@
                 <w:lang w:eastAsia="fr-FR"/>
                 <w14:ligatures w14:val="none"/>
               </w:rPr>
-              <w:t>Faux négatifs (</w:t>
-            </w:r>
-            <w:proofErr w:type="spellStart"/>
-            <w:r>
-              <w:rPr>
-                <w:rFonts w:ascii="Arial" w:eastAsia="Times New Roman" w:hAnsi="Arial" w:cs="Arial"/>
-                <w:kern w:val="0"/>
-                <w:sz w:val="24"/>
-                <w:szCs w:val="24"/>
-                <w:lang w:eastAsia="fr-FR"/>
-                <w14:ligatures w14:val="none"/>
-              </w:rPr>
-              <w:t>deepfake</w:t>
-            </w:r>
-            <w:proofErr w:type="spellEnd"/>
-            <w:r>
-              <w:rPr>
-                <w:rFonts w:ascii="Arial" w:eastAsia="Times New Roman" w:hAnsi="Arial" w:cs="Arial"/>
-                <w:kern w:val="0"/>
-                <w:sz w:val="24"/>
-                <w:szCs w:val="24"/>
-                <w:lang w:eastAsia="fr-FR"/>
-                <w14:ligatures w14:val="none"/>
-              </w:rPr>
-              <w:t xml:space="preserve"> non détecté)</w:t>
+              <w:t>Faux négatifs (deepfake non détecté)</w:t>
             </w:r>
           </w:p>
         </w:tc>
@@ -2631,31 +1757,7 @@
           <w:lang w:eastAsia="fr-FR"/>
           <w14:ligatures w14:val="none"/>
         </w:rPr>
-        <w:t xml:space="preserve">Le taux de faux négatifs de 0% est particulièrement significatif pour un cas d'usage de vérification d'identité (KYC) : aucun des </w:t>
-      </w:r>
-      <w:proofErr w:type="spellStart"/>
-      <w:r>
-        <w:rPr>
-          <w:rFonts w:ascii="Arial" w:eastAsia="Times New Roman" w:hAnsi="Arial" w:cs="Arial"/>
-          <w:kern w:val="0"/>
-          <w:sz w:val="24"/>
-          <w:szCs w:val="24"/>
-          <w:lang w:eastAsia="fr-FR"/>
-          <w14:ligatures w14:val="none"/>
-        </w:rPr>
-        <w:t>deepfakes</w:t>
-      </w:r>
-      <w:proofErr w:type="spellEnd"/>
-      <w:r>
-        <w:rPr>
-          <w:rFonts w:ascii="Arial" w:eastAsia="Times New Roman" w:hAnsi="Arial" w:cs="Arial"/>
-          <w:kern w:val="0"/>
-          <w:sz w:val="24"/>
-          <w:szCs w:val="24"/>
-          <w:lang w:eastAsia="fr-FR"/>
-          <w14:ligatures w14:val="none"/>
-        </w:rPr>
-        <w:t xml:space="preserve"> testés n'est passé pour une vidéo authentique. Les erreurs restantes sont exclusivement des faux positifs (vraies vidéos jugées </w:t>
+        <w:t xml:space="preserve">Le taux de faux négatifs de 0% est particulièrement significatif pour un cas d'usage de vérification d'identité (KYC) : aucun des deepfakes testés n'est passé pour une vidéo authentique. Les erreurs restantes sont exclusivement des faux positifs (vraies vidéos jugées </w:t>
       </w:r>
       <w:r>
         <w:rPr>
@@ -2699,31 +1801,7 @@
           <w:lang w:eastAsia="fr-FR"/>
           <w14:ligatures w14:val="none"/>
         </w:rPr>
-        <w:t xml:space="preserve"> une vraie vidéo rejetée peut être revérifiée manuellement, alors qu'un </w:t>
-      </w:r>
-      <w:proofErr w:type="spellStart"/>
-      <w:r>
-        <w:rPr>
-          <w:rFonts w:ascii="Arial" w:eastAsia="Times New Roman" w:hAnsi="Arial" w:cs="Arial"/>
-          <w:kern w:val="0"/>
-          <w:sz w:val="24"/>
-          <w:szCs w:val="24"/>
-          <w:lang w:eastAsia="fr-FR"/>
-          <w14:ligatures w14:val="none"/>
-        </w:rPr>
-        <w:t>deepfake</w:t>
-      </w:r>
-      <w:proofErr w:type="spellEnd"/>
-      <w:r>
-        <w:rPr>
-          <w:rFonts w:ascii="Arial" w:eastAsia="Times New Roman" w:hAnsi="Arial" w:cs="Arial"/>
-          <w:kern w:val="0"/>
-          <w:sz w:val="24"/>
-          <w:szCs w:val="24"/>
-          <w:lang w:eastAsia="fr-FR"/>
-          <w14:ligatures w14:val="none"/>
-        </w:rPr>
-        <w:t xml:space="preserve"> non détecté représente un risque de sécurité direct.</w:t>
+        <w:t xml:space="preserve"> une vraie vidéo rejetée peut être revérifiée manuellement, alors qu'un deepfake non détecté représente un risque de sécurité direct.</w:t>
       </w:r>
     </w:p>
     <w:p>
@@ -2774,9 +1852,8 @@
           <w:lang w:eastAsia="fr-FR"/>
           <w14:ligatures w14:val="none"/>
         </w:rPr>
-        <w:t xml:space="preserve">RÉCAPITULATIF (pipeline </w:t>
-      </w:r>
-      <w:proofErr w:type="spellStart"/>
+        <w:t>1</w:t>
+      </w:r>
       <w:r>
         <w:rPr>
           <w:rFonts w:ascii="Arial" w:eastAsia="Times New Roman" w:hAnsi="Arial" w:cs="Arial"/>
@@ -2785,12 +1862,12 @@
           <w:kern w:val="0"/>
           <w:sz w:val="24"/>
           <w:szCs w:val="24"/>
-          <w:lang w:eastAsia="fr-FR"/>
-          <w14:ligatures w14:val="none"/>
-        </w:rPr>
-        <w:t>GenD</w:t>
-      </w:r>
-      <w:proofErr w:type="spellEnd"/>
+          <w:vertAlign w:val="superscript"/>
+          <w:lang w:eastAsia="fr-FR"/>
+          <w14:ligatures w14:val="none"/>
+        </w:rPr>
+        <w:t>er</w:t>
+      </w:r>
       <w:r>
         <w:rPr>
           <w:rFonts w:ascii="Arial" w:eastAsia="Times New Roman" w:hAnsi="Arial" w:cs="Arial"/>
@@ -2802,7 +1879,20 @@
           <w:lang w:eastAsia="fr-FR"/>
           <w14:ligatures w14:val="none"/>
         </w:rPr>
-        <w:t xml:space="preserve"> unifié)</w:t>
+        <w:t xml:space="preserve"> </w:t>
+      </w:r>
+      <w:r>
+        <w:rPr>
+          <w:rFonts w:ascii="Arial" w:eastAsia="Times New Roman" w:hAnsi="Arial" w:cs="Arial"/>
+          <w:b/>
+          <w:bCs/>
+          <w:kern w:val="0"/>
+          <w:sz w:val="24"/>
+          <w:szCs w:val="24"/>
+          <w:lang w:eastAsia="fr-FR"/>
+          <w14:ligatures w14:val="none"/>
+        </w:rPr>
+        <w:t>RÉCAPITULATIF (pipeline GenD unifié)</w:t>
       </w:r>
     </w:p>
     <w:p>
@@ -2835,55 +1925,7 @@
           <w:lang w:eastAsia="fr-FR"/>
           <w14:ligatures w14:val="none"/>
         </w:rPr>
-        <w:t xml:space="preserve">Fichier          </w:t>
-      </w:r>
-      <w:proofErr w:type="gramStart"/>
-      <w:r>
-        <w:rPr>
-          <w:rFonts w:ascii="Arial" w:eastAsia="Times New Roman" w:hAnsi="Arial" w:cs="Arial"/>
-          <w:b/>
-          <w:bCs/>
-          <w:kern w:val="0"/>
-          <w:lang w:eastAsia="fr-FR"/>
-          <w14:ligatures w14:val="none"/>
-        </w:rPr>
-        <w:t>Vérité  Prédit</w:t>
-      </w:r>
-      <w:proofErr w:type="gramEnd"/>
-      <w:r>
-        <w:rPr>
-          <w:rFonts w:ascii="Arial" w:eastAsia="Times New Roman" w:hAnsi="Arial" w:cs="Arial"/>
-          <w:b/>
-          <w:bCs/>
-          <w:kern w:val="0"/>
-          <w:lang w:eastAsia="fr-FR"/>
-          <w14:ligatures w14:val="none"/>
-        </w:rPr>
-        <w:t xml:space="preserve">  OK?  Min    Q1     </w:t>
-      </w:r>
-      <w:proofErr w:type="gramStart"/>
-      <w:r>
-        <w:rPr>
-          <w:rFonts w:ascii="Arial" w:eastAsia="Times New Roman" w:hAnsi="Arial" w:cs="Arial"/>
-          <w:b/>
-          <w:bCs/>
-          <w:kern w:val="0"/>
-          <w:lang w:eastAsia="fr-FR"/>
-          <w14:ligatures w14:val="none"/>
-        </w:rPr>
-        <w:t>Médiane  Q</w:t>
-      </w:r>
-      <w:proofErr w:type="gramEnd"/>
-      <w:r>
-        <w:rPr>
-          <w:rFonts w:ascii="Arial" w:eastAsia="Times New Roman" w:hAnsi="Arial" w:cs="Arial"/>
-          <w:b/>
-          <w:bCs/>
-          <w:kern w:val="0"/>
-          <w:lang w:eastAsia="fr-FR"/>
-          <w14:ligatures w14:val="none"/>
-        </w:rPr>
-        <w:t>3     Max    Moyenne  Temps</w:t>
+        <w:t>Fichier          Vérité  Prédit  OK?  Min    Q1     Médiane  Q3     Max    Moyenne  Temps</w:t>
       </w:r>
     </w:p>
     <w:p>
@@ -2906,7 +1948,6 @@
           <w14:ligatures w14:val="none"/>
         </w:rPr>
       </w:pPr>
-      <w:proofErr w:type="gramStart"/>
       <w:r>
         <w:rPr>
           <w:rFonts w:ascii="Arial" w:eastAsia="Times New Roman" w:hAnsi="Arial" w:cs="Arial"/>
@@ -2916,23 +1957,12 @@
           <w:lang w:val="en-GB" w:eastAsia="fr-FR"/>
           <w14:ligatures w14:val="none"/>
         </w:rPr>
-        <w:t>test_video1.mp4  REAL</w:t>
-      </w:r>
-      <w:proofErr w:type="gramEnd"/>
-      <w:r>
-        <w:rPr>
-          <w:rFonts w:ascii="Arial" w:eastAsia="Times New Roman" w:hAnsi="Arial" w:cs="Arial"/>
-          <w:kern w:val="0"/>
-          <w:sz w:val="24"/>
-          <w:szCs w:val="24"/>
-          <w:lang w:val="en-GB" w:eastAsia="fr-FR"/>
-          <w14:ligatures w14:val="none"/>
-        </w:rPr>
-        <w:t xml:space="preserve">    FAKE    </w:t>
+        <w:t xml:space="preserve">test_video1.mp4  REAL    FAKE    </w:t>
       </w:r>
       <w:r>
         <w:rPr>
           <w:rFonts w:ascii="Segoe UI Symbol" w:eastAsia="Times New Roman" w:hAnsi="Segoe UI Symbol" w:cs="Segoe UI Symbol"/>
+          <w:color w:val="FF0000"/>
           <w:kern w:val="0"/>
           <w:sz w:val="24"/>
           <w:szCs w:val="24"/>
@@ -2987,6 +2017,7 @@
       <w:r>
         <w:rPr>
           <w:rFonts w:ascii="Segoe UI Symbol" w:eastAsia="Times New Roman" w:hAnsi="Segoe UI Symbol" w:cs="Segoe UI Symbol"/>
+          <w:color w:val="FF0000"/>
           <w:kern w:val="0"/>
           <w:sz w:val="24"/>
           <w:szCs w:val="24"/>
@@ -3004,31 +2035,7 @@
           <w:lang w:val="en-GB" w:eastAsia="fr-FR"/>
           <w14:ligatures w14:val="none"/>
         </w:rPr>
-        <w:t xml:space="preserve">      4.2%   6.3%    10.2</w:t>
-      </w:r>
-      <w:proofErr w:type="gramStart"/>
-      <w:r>
-        <w:rPr>
-          <w:rFonts w:ascii="Arial" w:eastAsia="Times New Roman" w:hAnsi="Arial" w:cs="Arial"/>
-          <w:kern w:val="0"/>
-          <w:sz w:val="24"/>
-          <w:szCs w:val="24"/>
-          <w:lang w:val="en-GB" w:eastAsia="fr-FR"/>
-          <w14:ligatures w14:val="none"/>
-        </w:rPr>
-        <w:t>%  19.2</w:t>
-      </w:r>
-      <w:proofErr w:type="gramEnd"/>
-      <w:r>
-        <w:rPr>
-          <w:rFonts w:ascii="Arial" w:eastAsia="Times New Roman" w:hAnsi="Arial" w:cs="Arial"/>
-          <w:kern w:val="0"/>
-          <w:sz w:val="24"/>
-          <w:szCs w:val="24"/>
-          <w:lang w:val="en-GB" w:eastAsia="fr-FR"/>
-          <w14:ligatures w14:val="none"/>
-        </w:rPr>
-        <w:t>%  79.9%    15.8%  11.0s</w:t>
+        <w:t xml:space="preserve">      4.2%   6.3%    10.2%  19.2%  79.9%    15.8%  11.0s</w:t>
       </w:r>
     </w:p>
     <w:p>
@@ -3051,7 +2058,6 @@
           <w14:ligatures w14:val="none"/>
         </w:rPr>
       </w:pPr>
-      <w:proofErr w:type="gramStart"/>
       <w:r>
         <w:rPr>
           <w:rFonts w:ascii="Arial" w:eastAsia="Times New Roman" w:hAnsi="Arial" w:cs="Arial"/>
@@ -3061,47 +2067,12 @@
           <w:lang w:val="en-GB" w:eastAsia="fr-FR"/>
           <w14:ligatures w14:val="none"/>
         </w:rPr>
-        <w:t>test_video2.mp4  REAL</w:t>
-      </w:r>
-      <w:proofErr w:type="gramEnd"/>
-      <w:r>
-        <w:rPr>
-          <w:rFonts w:ascii="Arial" w:eastAsia="Times New Roman" w:hAnsi="Arial" w:cs="Arial"/>
-          <w:kern w:val="0"/>
-          <w:sz w:val="24"/>
-          <w:szCs w:val="24"/>
-          <w:lang w:val="en-GB" w:eastAsia="fr-FR"/>
-          <w14:ligatures w14:val="none"/>
-        </w:rPr>
-        <w:t xml:space="preserve">    </w:t>
-      </w:r>
-      <w:proofErr w:type="spellStart"/>
-      <w:r>
-        <w:rPr>
-          <w:rFonts w:ascii="Arial" w:eastAsia="Times New Roman" w:hAnsi="Arial" w:cs="Arial"/>
-          <w:kern w:val="0"/>
-          <w:sz w:val="24"/>
-          <w:szCs w:val="24"/>
-          <w:lang w:val="en-GB" w:eastAsia="fr-FR"/>
-          <w14:ligatures w14:val="none"/>
-        </w:rPr>
-        <w:t>REAL</w:t>
-      </w:r>
-      <w:proofErr w:type="spellEnd"/>
-      <w:r>
-        <w:rPr>
-          <w:rFonts w:ascii="Arial" w:eastAsia="Times New Roman" w:hAnsi="Arial" w:cs="Arial"/>
-          <w:kern w:val="0"/>
-          <w:sz w:val="24"/>
-          <w:szCs w:val="24"/>
-          <w:lang w:val="en-GB" w:eastAsia="fr-FR"/>
-          <w14:ligatures w14:val="none"/>
-        </w:rPr>
-        <w:t xml:space="preserve">    </w:t>
+        <w:t xml:space="preserve">test_video2.mp4  REAL    REAL    </w:t>
       </w:r>
       <w:r>
         <w:rPr>
           <w:rFonts w:ascii="Segoe UI Symbol" w:eastAsia="Times New Roman" w:hAnsi="Segoe UI Symbol" w:cs="Segoe UI Symbol"/>
+          <w:color w:val="00B050"/>
           <w:kern w:val="0"/>
           <w:sz w:val="24"/>
           <w:szCs w:val="24"/>
@@ -3142,7 +2113,6 @@
           <w14:ligatures w14:val="none"/>
         </w:rPr>
       </w:pPr>
-      <w:proofErr w:type="gramStart"/>
       <w:r>
         <w:rPr>
           <w:rFonts w:ascii="Arial" w:eastAsia="Times New Roman" w:hAnsi="Arial" w:cs="Arial"/>
@@ -3152,47 +2122,12 @@
           <w:lang w:val="en-GB" w:eastAsia="fr-FR"/>
           <w14:ligatures w14:val="none"/>
         </w:rPr>
-        <w:t>test_video3.mp4  REAL</w:t>
-      </w:r>
-      <w:proofErr w:type="gramEnd"/>
-      <w:r>
-        <w:rPr>
-          <w:rFonts w:ascii="Arial" w:eastAsia="Times New Roman" w:hAnsi="Arial" w:cs="Arial"/>
-          <w:kern w:val="0"/>
-          <w:sz w:val="24"/>
-          <w:szCs w:val="24"/>
-          <w:lang w:val="en-GB" w:eastAsia="fr-FR"/>
-          <w14:ligatures w14:val="none"/>
-        </w:rPr>
-        <w:t xml:space="preserve">    </w:t>
-      </w:r>
-      <w:proofErr w:type="spellStart"/>
-      <w:r>
-        <w:rPr>
-          <w:rFonts w:ascii="Arial" w:eastAsia="Times New Roman" w:hAnsi="Arial" w:cs="Arial"/>
-          <w:kern w:val="0"/>
-          <w:sz w:val="24"/>
-          <w:szCs w:val="24"/>
-          <w:lang w:val="en-GB" w:eastAsia="fr-FR"/>
-          <w14:ligatures w14:val="none"/>
-        </w:rPr>
-        <w:t>REAL</w:t>
-      </w:r>
-      <w:proofErr w:type="spellEnd"/>
-      <w:r>
-        <w:rPr>
-          <w:rFonts w:ascii="Arial" w:eastAsia="Times New Roman" w:hAnsi="Arial" w:cs="Arial"/>
-          <w:kern w:val="0"/>
-          <w:sz w:val="24"/>
-          <w:szCs w:val="24"/>
-          <w:lang w:val="en-GB" w:eastAsia="fr-FR"/>
-          <w14:ligatures w14:val="none"/>
-        </w:rPr>
-        <w:t xml:space="preserve">    </w:t>
+        <w:t xml:space="preserve">test_video3.mp4  REAL    REAL    </w:t>
       </w:r>
       <w:r>
         <w:rPr>
           <w:rFonts w:ascii="Segoe UI Symbol" w:eastAsia="Times New Roman" w:hAnsi="Segoe UI Symbol" w:cs="Segoe UI Symbol"/>
+          <w:color w:val="00B050"/>
           <w:kern w:val="0"/>
           <w:sz w:val="24"/>
           <w:szCs w:val="24"/>
@@ -3233,7 +2168,6 @@
           <w14:ligatures w14:val="none"/>
         </w:rPr>
       </w:pPr>
-      <w:proofErr w:type="gramStart"/>
       <w:r>
         <w:rPr>
           <w:rFonts w:ascii="Arial" w:eastAsia="Times New Roman" w:hAnsi="Arial" w:cs="Arial"/>
@@ -3243,47 +2177,12 @@
           <w:lang w:val="en-GB" w:eastAsia="fr-FR"/>
           <w14:ligatures w14:val="none"/>
         </w:rPr>
-        <w:t>test_video4.mp4  REAL</w:t>
-      </w:r>
-      <w:proofErr w:type="gramEnd"/>
-      <w:r>
-        <w:rPr>
-          <w:rFonts w:ascii="Arial" w:eastAsia="Times New Roman" w:hAnsi="Arial" w:cs="Arial"/>
-          <w:kern w:val="0"/>
-          <w:sz w:val="24"/>
-          <w:szCs w:val="24"/>
-          <w:lang w:val="en-GB" w:eastAsia="fr-FR"/>
-          <w14:ligatures w14:val="none"/>
-        </w:rPr>
-        <w:t xml:space="preserve">    </w:t>
-      </w:r>
-      <w:proofErr w:type="spellStart"/>
-      <w:r>
-        <w:rPr>
-          <w:rFonts w:ascii="Arial" w:eastAsia="Times New Roman" w:hAnsi="Arial" w:cs="Arial"/>
-          <w:kern w:val="0"/>
-          <w:sz w:val="24"/>
-          <w:szCs w:val="24"/>
-          <w:lang w:val="en-GB" w:eastAsia="fr-FR"/>
-          <w14:ligatures w14:val="none"/>
-        </w:rPr>
-        <w:t>REAL</w:t>
-      </w:r>
-      <w:proofErr w:type="spellEnd"/>
-      <w:r>
-        <w:rPr>
-          <w:rFonts w:ascii="Arial" w:eastAsia="Times New Roman" w:hAnsi="Arial" w:cs="Arial"/>
-          <w:kern w:val="0"/>
-          <w:sz w:val="24"/>
-          <w:szCs w:val="24"/>
-          <w:lang w:val="en-GB" w:eastAsia="fr-FR"/>
-          <w14:ligatures w14:val="none"/>
-        </w:rPr>
-        <w:t xml:space="preserve">    </w:t>
+        <w:t xml:space="preserve">test_video4.mp4  REAL    REAL    </w:t>
       </w:r>
       <w:r>
         <w:rPr>
           <w:rFonts w:ascii="Segoe UI Symbol" w:eastAsia="Times New Roman" w:hAnsi="Segoe UI Symbol" w:cs="Segoe UI Symbol"/>
+          <w:color w:val="00B050"/>
           <w:kern w:val="0"/>
           <w:sz w:val="24"/>
           <w:szCs w:val="24"/>
@@ -3324,7 +2223,6 @@
           <w14:ligatures w14:val="none"/>
         </w:rPr>
       </w:pPr>
-      <w:proofErr w:type="gramStart"/>
       <w:r>
         <w:rPr>
           <w:rFonts w:ascii="Arial" w:eastAsia="Times New Roman" w:hAnsi="Arial" w:cs="Arial"/>
@@ -3334,47 +2232,12 @@
           <w:lang w:val="en-GB" w:eastAsia="fr-FR"/>
           <w14:ligatures w14:val="none"/>
         </w:rPr>
-        <w:t>test_video5.mp4  REAL</w:t>
-      </w:r>
-      <w:proofErr w:type="gramEnd"/>
-      <w:r>
-        <w:rPr>
-          <w:rFonts w:ascii="Arial" w:eastAsia="Times New Roman" w:hAnsi="Arial" w:cs="Arial"/>
-          <w:kern w:val="0"/>
-          <w:sz w:val="24"/>
-          <w:szCs w:val="24"/>
-          <w:lang w:val="en-GB" w:eastAsia="fr-FR"/>
-          <w14:ligatures w14:val="none"/>
-        </w:rPr>
-        <w:t xml:space="preserve">    </w:t>
-      </w:r>
-      <w:proofErr w:type="spellStart"/>
-      <w:r>
-        <w:rPr>
-          <w:rFonts w:ascii="Arial" w:eastAsia="Times New Roman" w:hAnsi="Arial" w:cs="Arial"/>
-          <w:kern w:val="0"/>
-          <w:sz w:val="24"/>
-          <w:szCs w:val="24"/>
-          <w:lang w:val="en-GB" w:eastAsia="fr-FR"/>
-          <w14:ligatures w14:val="none"/>
-        </w:rPr>
-        <w:t>REAL</w:t>
-      </w:r>
-      <w:proofErr w:type="spellEnd"/>
-      <w:r>
-        <w:rPr>
-          <w:rFonts w:ascii="Arial" w:eastAsia="Times New Roman" w:hAnsi="Arial" w:cs="Arial"/>
-          <w:kern w:val="0"/>
-          <w:sz w:val="24"/>
-          <w:szCs w:val="24"/>
-          <w:lang w:val="en-GB" w:eastAsia="fr-FR"/>
-          <w14:ligatures w14:val="none"/>
-        </w:rPr>
-        <w:t xml:space="preserve">    </w:t>
+        <w:t xml:space="preserve">test_video5.mp4  REAL    REAL    </w:t>
       </w:r>
       <w:r>
         <w:rPr>
           <w:rFonts w:ascii="Segoe UI Symbol" w:eastAsia="Times New Roman" w:hAnsi="Segoe UI Symbol" w:cs="Segoe UI Symbol"/>
+          <w:color w:val="00B050"/>
           <w:kern w:val="0"/>
           <w:sz w:val="24"/>
           <w:szCs w:val="24"/>
@@ -3415,7 +2278,6 @@
           <w14:ligatures w14:val="none"/>
         </w:rPr>
       </w:pPr>
-      <w:proofErr w:type="gramStart"/>
       <w:r>
         <w:rPr>
           <w:rFonts w:ascii="Arial" w:eastAsia="Times New Roman" w:hAnsi="Arial" w:cs="Arial"/>
@@ -3425,23 +2287,12 @@
           <w:lang w:val="en-GB" w:eastAsia="fr-FR"/>
           <w14:ligatures w14:val="none"/>
         </w:rPr>
-        <w:t>test_video6.mp4  REAL</w:t>
-      </w:r>
-      <w:proofErr w:type="gramEnd"/>
-      <w:r>
-        <w:rPr>
-          <w:rFonts w:ascii="Arial" w:eastAsia="Times New Roman" w:hAnsi="Arial" w:cs="Arial"/>
-          <w:kern w:val="0"/>
-          <w:sz w:val="24"/>
-          <w:szCs w:val="24"/>
-          <w:lang w:val="en-GB" w:eastAsia="fr-FR"/>
-          <w14:ligatures w14:val="none"/>
-        </w:rPr>
-        <w:t xml:space="preserve">    FAKE    </w:t>
+        <w:t xml:space="preserve">test_video6.mp4  REAL    FAKE    </w:t>
       </w:r>
       <w:r>
         <w:rPr>
           <w:rFonts w:ascii="Segoe UI Symbol" w:eastAsia="Times New Roman" w:hAnsi="Segoe UI Symbol" w:cs="Segoe UI Symbol"/>
+          <w:color w:val="FF0000"/>
           <w:kern w:val="0"/>
           <w:sz w:val="24"/>
           <w:szCs w:val="24"/>
@@ -3482,7 +2333,6 @@
           <w14:ligatures w14:val="none"/>
         </w:rPr>
       </w:pPr>
-      <w:proofErr w:type="gramStart"/>
       <w:r>
         <w:rPr>
           <w:rFonts w:ascii="Arial" w:eastAsia="Times New Roman" w:hAnsi="Arial" w:cs="Arial"/>
@@ -3492,47 +2342,12 @@
           <w:lang w:val="en-GB" w:eastAsia="fr-FR"/>
           <w14:ligatures w14:val="none"/>
         </w:rPr>
-        <w:t>test_video7.mp4  REAL</w:t>
-      </w:r>
-      <w:proofErr w:type="gramEnd"/>
-      <w:r>
-        <w:rPr>
-          <w:rFonts w:ascii="Arial" w:eastAsia="Times New Roman" w:hAnsi="Arial" w:cs="Arial"/>
-          <w:kern w:val="0"/>
-          <w:sz w:val="24"/>
-          <w:szCs w:val="24"/>
-          <w:lang w:val="en-GB" w:eastAsia="fr-FR"/>
-          <w14:ligatures w14:val="none"/>
-        </w:rPr>
-        <w:t xml:space="preserve">    </w:t>
-      </w:r>
-      <w:proofErr w:type="spellStart"/>
-      <w:r>
-        <w:rPr>
-          <w:rFonts w:ascii="Arial" w:eastAsia="Times New Roman" w:hAnsi="Arial" w:cs="Arial"/>
-          <w:kern w:val="0"/>
-          <w:sz w:val="24"/>
-          <w:szCs w:val="24"/>
-          <w:lang w:val="en-GB" w:eastAsia="fr-FR"/>
-          <w14:ligatures w14:val="none"/>
-        </w:rPr>
-        <w:t>REAL</w:t>
-      </w:r>
-      <w:proofErr w:type="spellEnd"/>
-      <w:r>
-        <w:rPr>
-          <w:rFonts w:ascii="Arial" w:eastAsia="Times New Roman" w:hAnsi="Arial" w:cs="Arial"/>
-          <w:kern w:val="0"/>
-          <w:sz w:val="24"/>
-          <w:szCs w:val="24"/>
-          <w:lang w:val="en-GB" w:eastAsia="fr-FR"/>
-          <w14:ligatures w14:val="none"/>
-        </w:rPr>
-        <w:t xml:space="preserve">    </w:t>
+        <w:t xml:space="preserve">test_video7.mp4  REAL    REAL    </w:t>
       </w:r>
       <w:r>
         <w:rPr>
           <w:rFonts w:ascii="Segoe UI Symbol" w:eastAsia="Times New Roman" w:hAnsi="Segoe UI Symbol" w:cs="Segoe UI Symbol"/>
+          <w:color w:val="00B050"/>
           <w:kern w:val="0"/>
           <w:sz w:val="24"/>
           <w:szCs w:val="24"/>
@@ -3573,7 +2388,6 @@
           <w14:ligatures w14:val="none"/>
         </w:rPr>
       </w:pPr>
-      <w:proofErr w:type="gramStart"/>
       <w:r>
         <w:rPr>
           <w:rFonts w:ascii="Arial" w:eastAsia="Times New Roman" w:hAnsi="Arial" w:cs="Arial"/>
@@ -3584,47 +2398,12 @@
           <w14:ligatures w14:val="none"/>
         </w:rPr>
         <w:lastRenderedPageBreak/>
-        <w:t>test_video8.mp4  REAL</w:t>
-      </w:r>
-      <w:proofErr w:type="gramEnd"/>
-      <w:r>
-        <w:rPr>
-          <w:rFonts w:ascii="Arial" w:eastAsia="Times New Roman" w:hAnsi="Arial" w:cs="Arial"/>
-          <w:kern w:val="0"/>
-          <w:sz w:val="24"/>
-          <w:szCs w:val="24"/>
-          <w:lang w:val="en-GB" w:eastAsia="fr-FR"/>
-          <w14:ligatures w14:val="none"/>
-        </w:rPr>
-        <w:t xml:space="preserve">    </w:t>
-      </w:r>
-      <w:proofErr w:type="spellStart"/>
-      <w:r>
-        <w:rPr>
-          <w:rFonts w:ascii="Arial" w:eastAsia="Times New Roman" w:hAnsi="Arial" w:cs="Arial"/>
-          <w:kern w:val="0"/>
-          <w:sz w:val="24"/>
-          <w:szCs w:val="24"/>
-          <w:lang w:val="en-GB" w:eastAsia="fr-FR"/>
-          <w14:ligatures w14:val="none"/>
-        </w:rPr>
-        <w:t>REAL</w:t>
-      </w:r>
-      <w:proofErr w:type="spellEnd"/>
-      <w:r>
-        <w:rPr>
-          <w:rFonts w:ascii="Arial" w:eastAsia="Times New Roman" w:hAnsi="Arial" w:cs="Arial"/>
-          <w:kern w:val="0"/>
-          <w:sz w:val="24"/>
-          <w:szCs w:val="24"/>
-          <w:lang w:val="en-GB" w:eastAsia="fr-FR"/>
-          <w14:ligatures w14:val="none"/>
-        </w:rPr>
-        <w:t xml:space="preserve">    </w:t>
+        <w:t xml:space="preserve">test_video8.mp4  REAL    REAL    </w:t>
       </w:r>
       <w:r>
         <w:rPr>
           <w:rFonts w:ascii="Segoe UI Symbol" w:eastAsia="Times New Roman" w:hAnsi="Segoe UI Symbol" w:cs="Segoe UI Symbol"/>
+          <w:color w:val="00B050"/>
           <w:kern w:val="0"/>
           <w:sz w:val="24"/>
           <w:szCs w:val="24"/>
@@ -3665,7 +2444,6 @@
           <w14:ligatures w14:val="none"/>
         </w:rPr>
       </w:pPr>
-      <w:proofErr w:type="gramStart"/>
       <w:r>
         <w:rPr>
           <w:rFonts w:ascii="Arial" w:eastAsia="Times New Roman" w:hAnsi="Arial" w:cs="Arial"/>
@@ -3675,47 +2453,12 @@
           <w:lang w:val="en-GB" w:eastAsia="fr-FR"/>
           <w14:ligatures w14:val="none"/>
         </w:rPr>
-        <w:t>test_video9.mp4  REAL</w:t>
-      </w:r>
-      <w:proofErr w:type="gramEnd"/>
-      <w:r>
-        <w:rPr>
-          <w:rFonts w:ascii="Arial" w:eastAsia="Times New Roman" w:hAnsi="Arial" w:cs="Arial"/>
-          <w:kern w:val="0"/>
-          <w:sz w:val="24"/>
-          <w:szCs w:val="24"/>
-          <w:lang w:val="en-GB" w:eastAsia="fr-FR"/>
-          <w14:ligatures w14:val="none"/>
-        </w:rPr>
-        <w:t xml:space="preserve">    </w:t>
-      </w:r>
-      <w:proofErr w:type="spellStart"/>
-      <w:r>
-        <w:rPr>
-          <w:rFonts w:ascii="Arial" w:eastAsia="Times New Roman" w:hAnsi="Arial" w:cs="Arial"/>
-          <w:kern w:val="0"/>
-          <w:sz w:val="24"/>
-          <w:szCs w:val="24"/>
-          <w:lang w:val="en-GB" w:eastAsia="fr-FR"/>
-          <w14:ligatures w14:val="none"/>
-        </w:rPr>
-        <w:t>REAL</w:t>
-      </w:r>
-      <w:proofErr w:type="spellEnd"/>
-      <w:r>
-        <w:rPr>
-          <w:rFonts w:ascii="Arial" w:eastAsia="Times New Roman" w:hAnsi="Arial" w:cs="Arial"/>
-          <w:kern w:val="0"/>
-          <w:sz w:val="24"/>
-          <w:szCs w:val="24"/>
-          <w:lang w:val="en-GB" w:eastAsia="fr-FR"/>
-          <w14:ligatures w14:val="none"/>
-        </w:rPr>
-        <w:t xml:space="preserve">    </w:t>
+        <w:t xml:space="preserve">test_video9.mp4  REAL    REAL    </w:t>
       </w:r>
       <w:r>
         <w:rPr>
           <w:rFonts w:ascii="Segoe UI Symbol" w:eastAsia="Times New Roman" w:hAnsi="Segoe UI Symbol" w:cs="Segoe UI Symbol"/>
+          <w:color w:val="00B050"/>
           <w:kern w:val="0"/>
           <w:sz w:val="24"/>
           <w:szCs w:val="24"/>
@@ -3765,21 +2508,20 @@
           <w:lang w:val="en-GB" w:eastAsia="fr-FR"/>
           <w14:ligatures w14:val="none"/>
         </w:rPr>
-        <w:t xml:space="preserve">51.mp4           FAKE    </w:t>
-      </w:r>
-      <w:proofErr w:type="spellStart"/>
-      <w:r>
-        <w:rPr>
-          <w:rFonts w:ascii="Arial" w:eastAsia="Times New Roman" w:hAnsi="Arial" w:cs="Arial"/>
+        <w:t xml:space="preserve">51.mp4           FAKE    FAKE    </w:t>
+      </w:r>
+      <w:r>
+        <w:rPr>
+          <w:rFonts w:ascii="Segoe UI Symbol" w:eastAsia="Times New Roman" w:hAnsi="Segoe UI Symbol" w:cs="Segoe UI Symbol"/>
+          <w:color w:val="00B050"/>
           <w:kern w:val="0"/>
           <w:sz w:val="24"/>
           <w:szCs w:val="24"/>
           <w:lang w:val="en-GB" w:eastAsia="fr-FR"/>
           <w14:ligatures w14:val="none"/>
         </w:rPr>
-        <w:t>FAKE</w:t>
-      </w:r>
-      <w:proofErr w:type="spellEnd"/>
+        <w:t>✓</w:t>
+      </w:r>
       <w:r>
         <w:rPr>
           <w:rFonts w:ascii="Arial" w:eastAsia="Times New Roman" w:hAnsi="Arial" w:cs="Arial"/>
@@ -3789,53 +2531,7 @@
           <w:lang w:val="en-GB" w:eastAsia="fr-FR"/>
           <w14:ligatures w14:val="none"/>
         </w:rPr>
-        <w:t xml:space="preserve">    </w:t>
-      </w:r>
-      <w:r>
-        <w:rPr>
-          <w:rFonts w:ascii="Segoe UI Symbol" w:eastAsia="Times New Roman" w:hAnsi="Segoe UI Symbol" w:cs="Segoe UI Symbol"/>
-          <w:kern w:val="0"/>
-          <w:sz w:val="24"/>
-          <w:szCs w:val="24"/>
-          <w:lang w:val="en-GB" w:eastAsia="fr-FR"/>
-          <w14:ligatures w14:val="none"/>
-        </w:rPr>
-        <w:t>✓</w:t>
-      </w:r>
-      <w:r>
-        <w:rPr>
-          <w:rFonts w:ascii="Arial" w:eastAsia="Times New Roman" w:hAnsi="Arial" w:cs="Arial"/>
-          <w:kern w:val="0"/>
-          <w:sz w:val="24"/>
-          <w:szCs w:val="24"/>
-          <w:lang w:val="en-GB" w:eastAsia="fr-FR"/>
-          <w14:ligatures w14:val="none"/>
-        </w:rPr>
-        <w:t xml:space="preserve">      0.9%   2.5%     3.5%   9.6</w:t>
-      </w:r>
-      <w:proofErr w:type="gramStart"/>
-      <w:r>
-        <w:rPr>
-          <w:rFonts w:ascii="Arial" w:eastAsia="Times New Roman" w:hAnsi="Arial" w:cs="Arial"/>
-          <w:kern w:val="0"/>
-          <w:sz w:val="24"/>
-          <w:szCs w:val="24"/>
-          <w:lang w:val="en-GB" w:eastAsia="fr-FR"/>
-          <w14:ligatures w14:val="none"/>
-        </w:rPr>
-        <w:t>%  51.4</w:t>
-      </w:r>
-      <w:proofErr w:type="gramEnd"/>
-      <w:r>
-        <w:rPr>
-          <w:rFonts w:ascii="Arial" w:eastAsia="Times New Roman" w:hAnsi="Arial" w:cs="Arial"/>
-          <w:kern w:val="0"/>
-          <w:sz w:val="24"/>
-          <w:szCs w:val="24"/>
-          <w:lang w:val="en-GB" w:eastAsia="fr-FR"/>
-          <w14:ligatures w14:val="none"/>
-        </w:rPr>
-        <w:t>%     8.4%  10.6s</w:t>
+        <w:t xml:space="preserve">      0.9%   2.5%     3.5%   9.6%  51.4%     8.4%  10.6s</w:t>
       </w:r>
     </w:p>
     <w:p>
@@ -3867,21 +2563,20 @@
           <w:lang w:val="en-GB" w:eastAsia="fr-FR"/>
           <w14:ligatures w14:val="none"/>
         </w:rPr>
-        <w:t xml:space="preserve">52.mp4           FAKE    </w:t>
-      </w:r>
-      <w:proofErr w:type="spellStart"/>
-      <w:r>
-        <w:rPr>
-          <w:rFonts w:ascii="Arial" w:eastAsia="Times New Roman" w:hAnsi="Arial" w:cs="Arial"/>
+        <w:t xml:space="preserve">52.mp4           FAKE    FAKE    </w:t>
+      </w:r>
+      <w:r>
+        <w:rPr>
+          <w:rFonts w:ascii="Segoe UI Symbol" w:eastAsia="Times New Roman" w:hAnsi="Segoe UI Symbol" w:cs="Segoe UI Symbol"/>
+          <w:color w:val="00B050"/>
           <w:kern w:val="0"/>
           <w:sz w:val="24"/>
           <w:szCs w:val="24"/>
           <w:lang w:val="en-GB" w:eastAsia="fr-FR"/>
           <w14:ligatures w14:val="none"/>
         </w:rPr>
-        <w:t>FAKE</w:t>
-      </w:r>
-      <w:proofErr w:type="spellEnd"/>
+        <w:t>✓</w:t>
+      </w:r>
       <w:r>
         <w:rPr>
           <w:rFonts w:ascii="Arial" w:eastAsia="Times New Roman" w:hAnsi="Arial" w:cs="Arial"/>
@@ -3891,53 +2586,7 @@
           <w:lang w:val="en-GB" w:eastAsia="fr-FR"/>
           <w14:ligatures w14:val="none"/>
         </w:rPr>
-        <w:t xml:space="preserve">    </w:t>
-      </w:r>
-      <w:r>
-        <w:rPr>
-          <w:rFonts w:ascii="Segoe UI Symbol" w:eastAsia="Times New Roman" w:hAnsi="Segoe UI Symbol" w:cs="Segoe UI Symbol"/>
-          <w:kern w:val="0"/>
-          <w:sz w:val="24"/>
-          <w:szCs w:val="24"/>
-          <w:lang w:val="en-GB" w:eastAsia="fr-FR"/>
-          <w14:ligatures w14:val="none"/>
-        </w:rPr>
-        <w:t>✓</w:t>
-      </w:r>
-      <w:r>
-        <w:rPr>
-          <w:rFonts w:ascii="Arial" w:eastAsia="Times New Roman" w:hAnsi="Arial" w:cs="Arial"/>
-          <w:kern w:val="0"/>
-          <w:sz w:val="24"/>
-          <w:szCs w:val="24"/>
-          <w:lang w:val="en-GB" w:eastAsia="fr-FR"/>
-          <w14:ligatures w14:val="none"/>
-        </w:rPr>
-        <w:t xml:space="preserve">      3.4%   6.6%     7.7</w:t>
-      </w:r>
-      <w:proofErr w:type="gramStart"/>
-      <w:r>
-        <w:rPr>
-          <w:rFonts w:ascii="Arial" w:eastAsia="Times New Roman" w:hAnsi="Arial" w:cs="Arial"/>
-          <w:kern w:val="0"/>
-          <w:sz w:val="24"/>
-          <w:szCs w:val="24"/>
-          <w:lang w:val="en-GB" w:eastAsia="fr-FR"/>
-          <w14:ligatures w14:val="none"/>
-        </w:rPr>
-        <w:t>%  12.4</w:t>
-      </w:r>
-      <w:proofErr w:type="gramEnd"/>
-      <w:r>
-        <w:rPr>
-          <w:rFonts w:ascii="Arial" w:eastAsia="Times New Roman" w:hAnsi="Arial" w:cs="Arial"/>
-          <w:kern w:val="0"/>
-          <w:sz w:val="24"/>
-          <w:szCs w:val="24"/>
-          <w:lang w:val="en-GB" w:eastAsia="fr-FR"/>
-          <w14:ligatures w14:val="none"/>
-        </w:rPr>
-        <w:t>%  24.3%    10.0%  10.7s</w:t>
+        <w:t xml:space="preserve">      3.4%   6.6%     7.7%  12.4%  24.3%    10.0%  10.7s</w:t>
       </w:r>
     </w:p>
     <w:p>
@@ -3969,21 +2618,20 @@
           <w:lang w:val="en-GB" w:eastAsia="fr-FR"/>
           <w14:ligatures w14:val="none"/>
         </w:rPr>
-        <w:t xml:space="preserve">53.mp4           FAKE    </w:t>
-      </w:r>
-      <w:proofErr w:type="spellStart"/>
-      <w:r>
-        <w:rPr>
-          <w:rFonts w:ascii="Arial" w:eastAsia="Times New Roman" w:hAnsi="Arial" w:cs="Arial"/>
+        <w:t xml:space="preserve">53.mp4           FAKE    FAKE    </w:t>
+      </w:r>
+      <w:r>
+        <w:rPr>
+          <w:rFonts w:ascii="Segoe UI Symbol" w:eastAsia="Times New Roman" w:hAnsi="Segoe UI Symbol" w:cs="Segoe UI Symbol"/>
+          <w:color w:val="00B050"/>
           <w:kern w:val="0"/>
           <w:sz w:val="24"/>
           <w:szCs w:val="24"/>
           <w:lang w:val="en-GB" w:eastAsia="fr-FR"/>
           <w14:ligatures w14:val="none"/>
         </w:rPr>
-        <w:t>FAKE</w:t>
-      </w:r>
-      <w:proofErr w:type="spellEnd"/>
+        <w:t>✓</w:t>
+      </w:r>
       <w:r>
         <w:rPr>
           <w:rFonts w:ascii="Arial" w:eastAsia="Times New Roman" w:hAnsi="Arial" w:cs="Arial"/>
@@ -3993,53 +2641,7 @@
           <w:lang w:val="en-GB" w:eastAsia="fr-FR"/>
           <w14:ligatures w14:val="none"/>
         </w:rPr>
-        <w:t xml:space="preserve">    </w:t>
-      </w:r>
-      <w:r>
-        <w:rPr>
-          <w:rFonts w:ascii="Segoe UI Symbol" w:eastAsia="Times New Roman" w:hAnsi="Segoe UI Symbol" w:cs="Segoe UI Symbol"/>
-          <w:kern w:val="0"/>
-          <w:sz w:val="24"/>
-          <w:szCs w:val="24"/>
-          <w:lang w:val="en-GB" w:eastAsia="fr-FR"/>
-          <w14:ligatures w14:val="none"/>
-        </w:rPr>
-        <w:t>✓</w:t>
-      </w:r>
-      <w:r>
-        <w:rPr>
-          <w:rFonts w:ascii="Arial" w:eastAsia="Times New Roman" w:hAnsi="Arial" w:cs="Arial"/>
-          <w:kern w:val="0"/>
-          <w:sz w:val="24"/>
-          <w:szCs w:val="24"/>
-          <w:lang w:val="en-GB" w:eastAsia="fr-FR"/>
-          <w14:ligatures w14:val="none"/>
-        </w:rPr>
-        <w:t xml:space="preserve">      4.9</w:t>
-      </w:r>
-      <w:proofErr w:type="gramStart"/>
-      <w:r>
-        <w:rPr>
-          <w:rFonts w:ascii="Arial" w:eastAsia="Times New Roman" w:hAnsi="Arial" w:cs="Arial"/>
-          <w:kern w:val="0"/>
-          <w:sz w:val="24"/>
-          <w:szCs w:val="24"/>
-          <w:lang w:val="en-GB" w:eastAsia="fr-FR"/>
-          <w14:ligatures w14:val="none"/>
-        </w:rPr>
-        <w:t>%  11.2</w:t>
-      </w:r>
-      <w:proofErr w:type="gramEnd"/>
-      <w:r>
-        <w:rPr>
-          <w:rFonts w:ascii="Arial" w:eastAsia="Times New Roman" w:hAnsi="Arial" w:cs="Arial"/>
-          <w:kern w:val="0"/>
-          <w:sz w:val="24"/>
-          <w:szCs w:val="24"/>
-          <w:lang w:val="en-GB" w:eastAsia="fr-FR"/>
-          <w14:ligatures w14:val="none"/>
-        </w:rPr>
-        <w:t>%    32.6%  59.2%  94.5%    37.6%  11.1s</w:t>
+        <w:t xml:space="preserve">      4.9%  11.2%    32.6%  59.2%  94.5%    37.6%  11.1s</w:t>
       </w:r>
     </w:p>
     <w:p>
@@ -4071,21 +2673,20 @@
           <w:lang w:val="en-GB" w:eastAsia="fr-FR"/>
           <w14:ligatures w14:val="none"/>
         </w:rPr>
-        <w:t xml:space="preserve">54.mp4           FAKE    </w:t>
-      </w:r>
-      <w:proofErr w:type="spellStart"/>
-      <w:r>
-        <w:rPr>
-          <w:rFonts w:ascii="Arial" w:eastAsia="Times New Roman" w:hAnsi="Arial" w:cs="Arial"/>
+        <w:t xml:space="preserve">54.mp4           FAKE    FAKE    </w:t>
+      </w:r>
+      <w:r>
+        <w:rPr>
+          <w:rFonts w:ascii="Segoe UI Symbol" w:eastAsia="Times New Roman" w:hAnsi="Segoe UI Symbol" w:cs="Segoe UI Symbol"/>
+          <w:color w:val="00B050"/>
           <w:kern w:val="0"/>
           <w:sz w:val="24"/>
           <w:szCs w:val="24"/>
           <w:lang w:val="en-GB" w:eastAsia="fr-FR"/>
           <w14:ligatures w14:val="none"/>
         </w:rPr>
-        <w:t>FAKE</w:t>
-      </w:r>
-      <w:proofErr w:type="spellEnd"/>
+        <w:t>✓</w:t>
+      </w:r>
       <w:r>
         <w:rPr>
           <w:rFonts w:ascii="Arial" w:eastAsia="Times New Roman" w:hAnsi="Arial" w:cs="Arial"/>
@@ -4095,53 +2696,7 @@
           <w:lang w:val="en-GB" w:eastAsia="fr-FR"/>
           <w14:ligatures w14:val="none"/>
         </w:rPr>
-        <w:t xml:space="preserve">    </w:t>
-      </w:r>
-      <w:r>
-        <w:rPr>
-          <w:rFonts w:ascii="Segoe UI Symbol" w:eastAsia="Times New Roman" w:hAnsi="Segoe UI Symbol" w:cs="Segoe UI Symbol"/>
-          <w:kern w:val="0"/>
-          <w:sz w:val="24"/>
-          <w:szCs w:val="24"/>
-          <w:lang w:val="en-GB" w:eastAsia="fr-FR"/>
-          <w14:ligatures w14:val="none"/>
-        </w:rPr>
-        <w:t>✓</w:t>
-      </w:r>
-      <w:r>
-        <w:rPr>
-          <w:rFonts w:ascii="Arial" w:eastAsia="Times New Roman" w:hAnsi="Arial" w:cs="Arial"/>
-          <w:kern w:val="0"/>
-          <w:sz w:val="24"/>
-          <w:szCs w:val="24"/>
-          <w:lang w:val="en-GB" w:eastAsia="fr-FR"/>
-          <w14:ligatures w14:val="none"/>
-        </w:rPr>
-        <w:t xml:space="preserve">      1.2%   2.9%    10.5</w:t>
-      </w:r>
-      <w:proofErr w:type="gramStart"/>
-      <w:r>
-        <w:rPr>
-          <w:rFonts w:ascii="Arial" w:eastAsia="Times New Roman" w:hAnsi="Arial" w:cs="Arial"/>
-          <w:kern w:val="0"/>
-          <w:sz w:val="24"/>
-          <w:szCs w:val="24"/>
-          <w:lang w:val="en-GB" w:eastAsia="fr-FR"/>
-          <w14:ligatures w14:val="none"/>
-        </w:rPr>
-        <w:t>%  39.0</w:t>
-      </w:r>
-      <w:proofErr w:type="gramEnd"/>
-      <w:r>
-        <w:rPr>
-          <w:rFonts w:ascii="Arial" w:eastAsia="Times New Roman" w:hAnsi="Arial" w:cs="Arial"/>
-          <w:kern w:val="0"/>
-          <w:sz w:val="24"/>
-          <w:szCs w:val="24"/>
-          <w:lang w:val="en-GB" w:eastAsia="fr-FR"/>
-          <w14:ligatures w14:val="none"/>
-        </w:rPr>
-        <w:t>%  94.0%    24.0%  17.2s</w:t>
+        <w:t xml:space="preserve">      1.2%   2.9%    10.5%  39.0%  94.0%    24.0%  17.2s</w:t>
       </w:r>
     </w:p>
     <w:p>
@@ -4173,21 +2728,20 @@
           <w:lang w:val="en-GB" w:eastAsia="fr-FR"/>
           <w14:ligatures w14:val="none"/>
         </w:rPr>
-        <w:t xml:space="preserve">55.mp4           FAKE    </w:t>
-      </w:r>
-      <w:proofErr w:type="spellStart"/>
-      <w:r>
-        <w:rPr>
-          <w:rFonts w:ascii="Arial" w:eastAsia="Times New Roman" w:hAnsi="Arial" w:cs="Arial"/>
+        <w:t xml:space="preserve">55.mp4           FAKE    FAKE    </w:t>
+      </w:r>
+      <w:r>
+        <w:rPr>
+          <w:rFonts w:ascii="Segoe UI Symbol" w:eastAsia="Times New Roman" w:hAnsi="Segoe UI Symbol" w:cs="Segoe UI Symbol"/>
+          <w:color w:val="00B050"/>
           <w:kern w:val="0"/>
           <w:sz w:val="24"/>
           <w:szCs w:val="24"/>
           <w:lang w:val="en-GB" w:eastAsia="fr-FR"/>
           <w14:ligatures w14:val="none"/>
         </w:rPr>
-        <w:t>FAKE</w:t>
-      </w:r>
-      <w:proofErr w:type="spellEnd"/>
+        <w:t>✓</w:t>
+      </w:r>
       <w:r>
         <w:rPr>
           <w:rFonts w:ascii="Arial" w:eastAsia="Times New Roman" w:hAnsi="Arial" w:cs="Arial"/>
@@ -4197,53 +2751,7 @@
           <w:lang w:val="en-GB" w:eastAsia="fr-FR"/>
           <w14:ligatures w14:val="none"/>
         </w:rPr>
-        <w:t xml:space="preserve">    </w:t>
-      </w:r>
-      <w:r>
-        <w:rPr>
-          <w:rFonts w:ascii="Segoe UI Symbol" w:eastAsia="Times New Roman" w:hAnsi="Segoe UI Symbol" w:cs="Segoe UI Symbol"/>
-          <w:kern w:val="0"/>
-          <w:sz w:val="24"/>
-          <w:szCs w:val="24"/>
-          <w:lang w:val="en-GB" w:eastAsia="fr-FR"/>
-          <w14:ligatures w14:val="none"/>
-        </w:rPr>
-        <w:t>✓</w:t>
-      </w:r>
-      <w:r>
-        <w:rPr>
-          <w:rFonts w:ascii="Arial" w:eastAsia="Times New Roman" w:hAnsi="Arial" w:cs="Arial"/>
-          <w:kern w:val="0"/>
-          <w:sz w:val="24"/>
-          <w:szCs w:val="24"/>
-          <w:lang w:val="en-GB" w:eastAsia="fr-FR"/>
-          <w14:ligatures w14:val="none"/>
-        </w:rPr>
-        <w:t xml:space="preserve">      1.2%   2.9%     4.7</w:t>
-      </w:r>
-      <w:proofErr w:type="gramStart"/>
-      <w:r>
-        <w:rPr>
-          <w:rFonts w:ascii="Arial" w:eastAsia="Times New Roman" w:hAnsi="Arial" w:cs="Arial"/>
-          <w:kern w:val="0"/>
-          <w:sz w:val="24"/>
-          <w:szCs w:val="24"/>
-          <w:lang w:val="en-GB" w:eastAsia="fr-FR"/>
-          <w14:ligatures w14:val="none"/>
-        </w:rPr>
-        <w:t>%  12.0</w:t>
-      </w:r>
-      <w:proofErr w:type="gramEnd"/>
-      <w:r>
-        <w:rPr>
-          <w:rFonts w:ascii="Arial" w:eastAsia="Times New Roman" w:hAnsi="Arial" w:cs="Arial"/>
-          <w:kern w:val="0"/>
-          <w:sz w:val="24"/>
-          <w:szCs w:val="24"/>
-          <w:lang w:val="en-GB" w:eastAsia="fr-FR"/>
-          <w14:ligatures w14:val="none"/>
-        </w:rPr>
-        <w:t>%  66.4%    13.7%  15.9s</w:t>
+        <w:t xml:space="preserve">      1.2%   2.9%     4.7%  12.0%  66.4%    13.7%  15.9s</w:t>
       </w:r>
     </w:p>
     <w:p>
@@ -4275,21 +2783,20 @@
           <w:lang w:val="en-GB" w:eastAsia="fr-FR"/>
           <w14:ligatures w14:val="none"/>
         </w:rPr>
-        <w:t xml:space="preserve">56.mp4           FAKE    </w:t>
-      </w:r>
-      <w:proofErr w:type="spellStart"/>
-      <w:r>
-        <w:rPr>
-          <w:rFonts w:ascii="Arial" w:eastAsia="Times New Roman" w:hAnsi="Arial" w:cs="Arial"/>
+        <w:t xml:space="preserve">56.mp4           FAKE    FAKE    </w:t>
+      </w:r>
+      <w:r>
+        <w:rPr>
+          <w:rFonts w:ascii="Segoe UI Symbol" w:eastAsia="Times New Roman" w:hAnsi="Segoe UI Symbol" w:cs="Segoe UI Symbol"/>
+          <w:color w:val="00B050"/>
           <w:kern w:val="0"/>
           <w:sz w:val="24"/>
           <w:szCs w:val="24"/>
           <w:lang w:val="en-GB" w:eastAsia="fr-FR"/>
           <w14:ligatures w14:val="none"/>
         </w:rPr>
-        <w:t>FAKE</w:t>
-      </w:r>
-      <w:proofErr w:type="spellEnd"/>
+        <w:t>✓</w:t>
+      </w:r>
       <w:r>
         <w:rPr>
           <w:rFonts w:ascii="Arial" w:eastAsia="Times New Roman" w:hAnsi="Arial" w:cs="Arial"/>
@@ -4299,53 +2806,7 @@
           <w:lang w:val="en-GB" w:eastAsia="fr-FR"/>
           <w14:ligatures w14:val="none"/>
         </w:rPr>
-        <w:t xml:space="preserve">    </w:t>
-      </w:r>
-      <w:r>
-        <w:rPr>
-          <w:rFonts w:ascii="Segoe UI Symbol" w:eastAsia="Times New Roman" w:hAnsi="Segoe UI Symbol" w:cs="Segoe UI Symbol"/>
-          <w:kern w:val="0"/>
-          <w:sz w:val="24"/>
-          <w:szCs w:val="24"/>
-          <w:lang w:val="en-GB" w:eastAsia="fr-FR"/>
-          <w14:ligatures w14:val="none"/>
-        </w:rPr>
-        <w:t>✓</w:t>
-      </w:r>
-      <w:r>
-        <w:rPr>
-          <w:rFonts w:ascii="Arial" w:eastAsia="Times New Roman" w:hAnsi="Arial" w:cs="Arial"/>
-          <w:kern w:val="0"/>
-          <w:sz w:val="24"/>
-          <w:szCs w:val="24"/>
-          <w:lang w:val="en-GB" w:eastAsia="fr-FR"/>
-          <w14:ligatures w14:val="none"/>
-        </w:rPr>
-        <w:t xml:space="preserve">      0.7%   1.5%     2.8%   4.6</w:t>
-      </w:r>
-      <w:proofErr w:type="gramStart"/>
-      <w:r>
-        <w:rPr>
-          <w:rFonts w:ascii="Arial" w:eastAsia="Times New Roman" w:hAnsi="Arial" w:cs="Arial"/>
-          <w:kern w:val="0"/>
-          <w:sz w:val="24"/>
-          <w:szCs w:val="24"/>
-          <w:lang w:val="en-GB" w:eastAsia="fr-FR"/>
-          <w14:ligatures w14:val="none"/>
-        </w:rPr>
-        <w:t>%  66.1</w:t>
-      </w:r>
-      <w:proofErr w:type="gramEnd"/>
-      <w:r>
-        <w:rPr>
-          <w:rFonts w:ascii="Arial" w:eastAsia="Times New Roman" w:hAnsi="Arial" w:cs="Arial"/>
-          <w:kern w:val="0"/>
-          <w:sz w:val="24"/>
-          <w:szCs w:val="24"/>
-          <w:lang w:val="en-GB" w:eastAsia="fr-FR"/>
-          <w14:ligatures w14:val="none"/>
-        </w:rPr>
-        <w:t>%     8.6%  16.3s</w:t>
+        <w:t xml:space="preserve">      0.7%   1.5%     2.8%   4.6%  66.1%     8.6%  16.3s</w:t>
       </w:r>
     </w:p>
     <w:p>
@@ -4377,21 +2838,20 @@
           <w:lang w:val="en-GB" w:eastAsia="fr-FR"/>
           <w14:ligatures w14:val="none"/>
         </w:rPr>
-        <w:t xml:space="preserve">57.mp4           FAKE    </w:t>
-      </w:r>
-      <w:proofErr w:type="spellStart"/>
-      <w:r>
-        <w:rPr>
-          <w:rFonts w:ascii="Arial" w:eastAsia="Times New Roman" w:hAnsi="Arial" w:cs="Arial"/>
+        <w:t xml:space="preserve">57.mp4           FAKE    FAKE    </w:t>
+      </w:r>
+      <w:r>
+        <w:rPr>
+          <w:rFonts w:ascii="Segoe UI Symbol" w:eastAsia="Times New Roman" w:hAnsi="Segoe UI Symbol" w:cs="Segoe UI Symbol"/>
+          <w:color w:val="00B050"/>
           <w:kern w:val="0"/>
           <w:sz w:val="24"/>
           <w:szCs w:val="24"/>
           <w:lang w:val="en-GB" w:eastAsia="fr-FR"/>
           <w14:ligatures w14:val="none"/>
         </w:rPr>
-        <w:t>FAKE</w:t>
-      </w:r>
-      <w:proofErr w:type="spellEnd"/>
+        <w:t>✓</w:t>
+      </w:r>
       <w:r>
         <w:rPr>
           <w:rFonts w:ascii="Arial" w:eastAsia="Times New Roman" w:hAnsi="Arial" w:cs="Arial"/>
@@ -4401,53 +2861,7 @@
           <w:lang w:val="en-GB" w:eastAsia="fr-FR"/>
           <w14:ligatures w14:val="none"/>
         </w:rPr>
-        <w:t xml:space="preserve">    </w:t>
-      </w:r>
-      <w:r>
-        <w:rPr>
-          <w:rFonts w:ascii="Segoe UI Symbol" w:eastAsia="Times New Roman" w:hAnsi="Segoe UI Symbol" w:cs="Segoe UI Symbol"/>
-          <w:kern w:val="0"/>
-          <w:sz w:val="24"/>
-          <w:szCs w:val="24"/>
-          <w:lang w:val="en-GB" w:eastAsia="fr-FR"/>
-          <w14:ligatures w14:val="none"/>
-        </w:rPr>
-        <w:t>✓</w:t>
-      </w:r>
-      <w:r>
-        <w:rPr>
-          <w:rFonts w:ascii="Arial" w:eastAsia="Times New Roman" w:hAnsi="Arial" w:cs="Arial"/>
-          <w:kern w:val="0"/>
-          <w:sz w:val="24"/>
-          <w:szCs w:val="24"/>
-          <w:lang w:val="en-GB" w:eastAsia="fr-FR"/>
-          <w14:ligatures w14:val="none"/>
-        </w:rPr>
-        <w:t xml:space="preserve">      2.8%   5.3%     8.7</w:t>
-      </w:r>
-      <w:proofErr w:type="gramStart"/>
-      <w:r>
-        <w:rPr>
-          <w:rFonts w:ascii="Arial" w:eastAsia="Times New Roman" w:hAnsi="Arial" w:cs="Arial"/>
-          <w:kern w:val="0"/>
-          <w:sz w:val="24"/>
-          <w:szCs w:val="24"/>
-          <w:lang w:val="en-GB" w:eastAsia="fr-FR"/>
-          <w14:ligatures w14:val="none"/>
-        </w:rPr>
-        <w:t>%  22.5</w:t>
-      </w:r>
-      <w:proofErr w:type="gramEnd"/>
-      <w:r>
-        <w:rPr>
-          <w:rFonts w:ascii="Arial" w:eastAsia="Times New Roman" w:hAnsi="Arial" w:cs="Arial"/>
-          <w:kern w:val="0"/>
-          <w:sz w:val="24"/>
-          <w:szCs w:val="24"/>
-          <w:lang w:val="en-GB" w:eastAsia="fr-FR"/>
-          <w14:ligatures w14:val="none"/>
-        </w:rPr>
-        <w:t>%  77.7%    19.4%  10.9s</w:t>
+        <w:t xml:space="preserve">      2.8%   5.3%     8.7%  22.5%  77.7%    19.4%  10.9s</w:t>
       </w:r>
     </w:p>
     <w:p>
@@ -4479,21 +2893,20 @@
           <w:lang w:val="en-GB" w:eastAsia="fr-FR"/>
           <w14:ligatures w14:val="none"/>
         </w:rPr>
-        <w:t xml:space="preserve">58.mp4           FAKE    </w:t>
-      </w:r>
-      <w:proofErr w:type="spellStart"/>
-      <w:r>
-        <w:rPr>
-          <w:rFonts w:ascii="Arial" w:eastAsia="Times New Roman" w:hAnsi="Arial" w:cs="Arial"/>
+        <w:t xml:space="preserve">58.mp4           FAKE    FAKE    </w:t>
+      </w:r>
+      <w:r>
+        <w:rPr>
+          <w:rFonts w:ascii="Segoe UI Symbol" w:eastAsia="Times New Roman" w:hAnsi="Segoe UI Symbol" w:cs="Segoe UI Symbol"/>
+          <w:color w:val="00B050"/>
           <w:kern w:val="0"/>
           <w:sz w:val="24"/>
           <w:szCs w:val="24"/>
           <w:lang w:val="en-GB" w:eastAsia="fr-FR"/>
           <w14:ligatures w14:val="none"/>
         </w:rPr>
-        <w:t>FAKE</w:t>
-      </w:r>
-      <w:proofErr w:type="spellEnd"/>
+        <w:t>✓</w:t>
+      </w:r>
       <w:r>
         <w:rPr>
           <w:rFonts w:ascii="Arial" w:eastAsia="Times New Roman" w:hAnsi="Arial" w:cs="Arial"/>
@@ -4503,43 +2916,8 @@
           <w:lang w:val="en-GB" w:eastAsia="fr-FR"/>
           <w14:ligatures w14:val="none"/>
         </w:rPr>
-        <w:t xml:space="preserve">    </w:t>
-      </w:r>
-      <w:r>
-        <w:rPr>
-          <w:rFonts w:ascii="Segoe UI Symbol" w:eastAsia="Times New Roman" w:hAnsi="Segoe UI Symbol" w:cs="Segoe UI Symbol"/>
-          <w:kern w:val="0"/>
-          <w:sz w:val="24"/>
-          <w:szCs w:val="24"/>
-          <w:lang w:val="en-GB" w:eastAsia="fr-FR"/>
-          <w14:ligatures w14:val="none"/>
-        </w:rPr>
-        <w:t>✓</w:t>
-      </w:r>
-      <w:r>
-        <w:rPr>
-          <w:rFonts w:ascii="Arial" w:eastAsia="Times New Roman" w:hAnsi="Arial" w:cs="Arial"/>
-          <w:kern w:val="0"/>
-          <w:sz w:val="24"/>
-          <w:szCs w:val="24"/>
-          <w:lang w:val="en-GB" w:eastAsia="fr-FR"/>
-          <w14:ligatures w14:val="none"/>
-        </w:rPr>
-        <w:t xml:space="preserve">      1.0%   1.6%     2.1%   4.2%   7.2%     2.9</w:t>
-      </w:r>
-      <w:proofErr w:type="gramStart"/>
-      <w:r>
-        <w:rPr>
-          <w:rFonts w:ascii="Arial" w:eastAsia="Times New Roman" w:hAnsi="Arial" w:cs="Arial"/>
-          <w:kern w:val="0"/>
-          <w:sz w:val="24"/>
-          <w:szCs w:val="24"/>
-          <w:lang w:val="en-GB" w:eastAsia="fr-FR"/>
-          <w14:ligatures w14:val="none"/>
-        </w:rPr>
-        <w:t>%  15.3s</w:t>
-      </w:r>
-      <w:proofErr w:type="gramEnd"/>
+        <w:t xml:space="preserve">      1.0%   1.6%     2.1%   4.2%   7.2%     2.9%  15.3s</w:t>
+      </w:r>
     </w:p>
     <w:p>
       <w:pPr>
@@ -4570,21 +2948,20 @@
           <w:lang w:val="en-GB" w:eastAsia="fr-FR"/>
           <w14:ligatures w14:val="none"/>
         </w:rPr>
-        <w:t xml:space="preserve">59.mp4           FAKE    </w:t>
-      </w:r>
-      <w:proofErr w:type="spellStart"/>
-      <w:r>
-        <w:rPr>
-          <w:rFonts w:ascii="Arial" w:eastAsia="Times New Roman" w:hAnsi="Arial" w:cs="Arial"/>
+        <w:t xml:space="preserve">59.mp4           FAKE    FAKE    </w:t>
+      </w:r>
+      <w:r>
+        <w:rPr>
+          <w:rFonts w:ascii="Segoe UI Symbol" w:eastAsia="Times New Roman" w:hAnsi="Segoe UI Symbol" w:cs="Segoe UI Symbol"/>
+          <w:color w:val="00B050"/>
           <w:kern w:val="0"/>
           <w:sz w:val="24"/>
           <w:szCs w:val="24"/>
           <w:lang w:val="en-GB" w:eastAsia="fr-FR"/>
           <w14:ligatures w14:val="none"/>
         </w:rPr>
-        <w:t>FAKE</w:t>
-      </w:r>
-      <w:proofErr w:type="spellEnd"/>
+        <w:t>✓</w:t>
+      </w:r>
       <w:r>
         <w:rPr>
           <w:rFonts w:ascii="Arial" w:eastAsia="Times New Roman" w:hAnsi="Arial" w:cs="Arial"/>
@@ -4594,53 +2971,7 @@
           <w:lang w:val="en-GB" w:eastAsia="fr-FR"/>
           <w14:ligatures w14:val="none"/>
         </w:rPr>
-        <w:t xml:space="preserve">    </w:t>
-      </w:r>
-      <w:r>
-        <w:rPr>
-          <w:rFonts w:ascii="Segoe UI Symbol" w:eastAsia="Times New Roman" w:hAnsi="Segoe UI Symbol" w:cs="Segoe UI Symbol"/>
-          <w:kern w:val="0"/>
-          <w:sz w:val="24"/>
-          <w:szCs w:val="24"/>
-          <w:lang w:val="en-GB" w:eastAsia="fr-FR"/>
-          <w14:ligatures w14:val="none"/>
-        </w:rPr>
-        <w:t>✓</w:t>
-      </w:r>
-      <w:r>
-        <w:rPr>
-          <w:rFonts w:ascii="Arial" w:eastAsia="Times New Roman" w:hAnsi="Arial" w:cs="Arial"/>
-          <w:kern w:val="0"/>
-          <w:sz w:val="24"/>
-          <w:szCs w:val="24"/>
-          <w:lang w:val="en-GB" w:eastAsia="fr-FR"/>
-          <w14:ligatures w14:val="none"/>
-        </w:rPr>
-        <w:t xml:space="preserve">      3.9%   9.2%    15.5</w:t>
-      </w:r>
-      <w:proofErr w:type="gramStart"/>
-      <w:r>
-        <w:rPr>
-          <w:rFonts w:ascii="Arial" w:eastAsia="Times New Roman" w:hAnsi="Arial" w:cs="Arial"/>
-          <w:kern w:val="0"/>
-          <w:sz w:val="24"/>
-          <w:szCs w:val="24"/>
-          <w:lang w:val="en-GB" w:eastAsia="fr-FR"/>
-          <w14:ligatures w14:val="none"/>
-        </w:rPr>
-        <w:t>%  23.5</w:t>
-      </w:r>
-      <w:proofErr w:type="gramEnd"/>
-      <w:r>
-        <w:rPr>
-          <w:rFonts w:ascii="Arial" w:eastAsia="Times New Roman" w:hAnsi="Arial" w:cs="Arial"/>
-          <w:kern w:val="0"/>
-          <w:sz w:val="24"/>
-          <w:szCs w:val="24"/>
-          <w:lang w:val="en-GB" w:eastAsia="fr-FR"/>
-          <w14:ligatures w14:val="none"/>
-        </w:rPr>
-        <w:t>%  93.1%    23.5%  19.7s</w:t>
+        <w:t xml:space="preserve">      3.9%   9.2%    15.5%  23.5%  93.1%    23.5%  19.7s</w:t>
       </w:r>
     </w:p>
     <w:p>
@@ -4672,21 +3003,20 @@
           <w:lang w:val="en-GB" w:eastAsia="fr-FR"/>
           <w14:ligatures w14:val="none"/>
         </w:rPr>
-        <w:t xml:space="preserve">60.mp4           FAKE    </w:t>
-      </w:r>
-      <w:proofErr w:type="spellStart"/>
-      <w:r>
-        <w:rPr>
-          <w:rFonts w:ascii="Arial" w:eastAsia="Times New Roman" w:hAnsi="Arial" w:cs="Arial"/>
+        <w:t xml:space="preserve">60.mp4           FAKE    FAKE    </w:t>
+      </w:r>
+      <w:r>
+        <w:rPr>
+          <w:rFonts w:ascii="Segoe UI Symbol" w:eastAsia="Times New Roman" w:hAnsi="Segoe UI Symbol" w:cs="Segoe UI Symbol"/>
+          <w:color w:val="00B050"/>
           <w:kern w:val="0"/>
           <w:sz w:val="24"/>
           <w:szCs w:val="24"/>
           <w:lang w:val="en-GB" w:eastAsia="fr-FR"/>
           <w14:ligatures w14:val="none"/>
         </w:rPr>
-        <w:t>FAKE</w:t>
-      </w:r>
-      <w:proofErr w:type="spellEnd"/>
+        <w:t>✓</w:t>
+      </w:r>
       <w:r>
         <w:rPr>
           <w:rFonts w:ascii="Arial" w:eastAsia="Times New Roman" w:hAnsi="Arial" w:cs="Arial"/>
@@ -4696,53 +3026,7 @@
           <w:lang w:val="en-GB" w:eastAsia="fr-FR"/>
           <w14:ligatures w14:val="none"/>
         </w:rPr>
-        <w:t xml:space="preserve">    </w:t>
-      </w:r>
-      <w:r>
-        <w:rPr>
-          <w:rFonts w:ascii="Segoe UI Symbol" w:eastAsia="Times New Roman" w:hAnsi="Segoe UI Symbol" w:cs="Segoe UI Symbol"/>
-          <w:kern w:val="0"/>
-          <w:sz w:val="24"/>
-          <w:szCs w:val="24"/>
-          <w:lang w:val="en-GB" w:eastAsia="fr-FR"/>
-          <w14:ligatures w14:val="none"/>
-        </w:rPr>
-        <w:t>✓</w:t>
-      </w:r>
-      <w:r>
-        <w:rPr>
-          <w:rFonts w:ascii="Arial" w:eastAsia="Times New Roman" w:hAnsi="Arial" w:cs="Arial"/>
-          <w:kern w:val="0"/>
-          <w:sz w:val="24"/>
-          <w:szCs w:val="24"/>
-          <w:lang w:val="en-GB" w:eastAsia="fr-FR"/>
-          <w14:ligatures w14:val="none"/>
-        </w:rPr>
-        <w:t xml:space="preserve">      2.7</w:t>
-      </w:r>
-      <w:proofErr w:type="gramStart"/>
-      <w:r>
-        <w:rPr>
-          <w:rFonts w:ascii="Arial" w:eastAsia="Times New Roman" w:hAnsi="Arial" w:cs="Arial"/>
-          <w:kern w:val="0"/>
-          <w:sz w:val="24"/>
-          <w:szCs w:val="24"/>
-          <w:lang w:val="en-GB" w:eastAsia="fr-FR"/>
-          <w14:ligatures w14:val="none"/>
-        </w:rPr>
-        <w:t>%  12.0</w:t>
-      </w:r>
-      <w:proofErr w:type="gramEnd"/>
-      <w:r>
-        <w:rPr>
-          <w:rFonts w:ascii="Arial" w:eastAsia="Times New Roman" w:hAnsi="Arial" w:cs="Arial"/>
-          <w:kern w:val="0"/>
-          <w:sz w:val="24"/>
-          <w:szCs w:val="24"/>
-          <w:lang w:val="en-GB" w:eastAsia="fr-FR"/>
-          <w14:ligatures w14:val="none"/>
-        </w:rPr>
-        <w:t>%    49.6%  82.1%  91.6%    47.1%  43.5s</w:t>
+        <w:t xml:space="preserve">      2.7%  12.0%    49.6%  82.1%  91.6%    47.1%  43.5s</w:t>
       </w:r>
     </w:p>
     <w:p>
@@ -4770,29 +3054,16 @@
           <w14:ligatures w14:val="none"/>
         </w:rPr>
       </w:pPr>
-      <w:proofErr w:type="spellStart"/>
-      <w:r>
-        <w:rPr>
-          <w:rFonts w:ascii="Arial" w:eastAsia="Times New Roman" w:hAnsi="Arial" w:cs="Arial"/>
-          <w:kern w:val="0"/>
-          <w:sz w:val="24"/>
-          <w:szCs w:val="24"/>
-          <w:lang w:eastAsia="fr-FR"/>
-          <w14:ligatures w14:val="none"/>
-        </w:rPr>
-        <w:t>Accuracy</w:t>
-      </w:r>
-      <w:proofErr w:type="spellEnd"/>
-      <w:r>
-        <w:rPr>
-          <w:rFonts w:ascii="Arial" w:eastAsia="Times New Roman" w:hAnsi="Arial" w:cs="Arial"/>
-          <w:kern w:val="0"/>
-          <w:sz w:val="24"/>
-          <w:szCs w:val="24"/>
-          <w:lang w:eastAsia="fr-FR"/>
-          <w14:ligatures w14:val="none"/>
-        </w:rPr>
-        <w:t xml:space="preserve"> globale : 85.0% (17/20)</w:t>
+      <w:r>
+        <w:rPr>
+          <w:rFonts w:ascii="Arial" w:eastAsia="Times New Roman" w:hAnsi="Arial" w:cs="Arial"/>
+          <w:kern w:val="0"/>
+          <w:sz w:val="24"/>
+          <w:szCs w:val="24"/>
+          <w:lang w:eastAsia="fr-FR"/>
+          <w14:ligatures w14:val="none"/>
+        </w:rPr>
+        <w:t>Accuracy globale : 85.0% (17/20)</w:t>
       </w:r>
     </w:p>
     <w:p>
@@ -4840,21 +3111,8 @@
           <w:lang w:eastAsia="fr-FR"/>
           <w14:ligatures w14:val="none"/>
         </w:rPr>
-        <w:t xml:space="preserve">Faux négatifs (fake classé réel) : 0.0% sur 10 vidéos </w:t>
-      </w:r>
-      <w:proofErr w:type="spellStart"/>
-      <w:r>
-        <w:rPr>
-          <w:rFonts w:ascii="Arial" w:eastAsia="Times New Roman" w:hAnsi="Arial" w:cs="Arial"/>
-          <w:kern w:val="0"/>
-          <w:sz w:val="24"/>
-          <w:szCs w:val="24"/>
-          <w:lang w:eastAsia="fr-FR"/>
-          <w14:ligatures w14:val="none"/>
-        </w:rPr>
-        <w:t>fak</w:t>
-      </w:r>
-      <w:proofErr w:type="spellEnd"/>
+        <w:t>Faux négatifs (fake classé réel) : 0.0% sur 10 vidéos fak</w:t>
+      </w:r>
     </w:p>
     <w:p>
       <w:pPr>
@@ -4919,31 +3177,7 @@
           <w:lang w:eastAsia="fr-FR"/>
           <w14:ligatures w14:val="none"/>
         </w:rPr>
-        <w:t xml:space="preserve">L'analyse des erreurs restantes révèle un pattern cohérent : les vidéos où le sujet a une expression faciale marquée (parole active, chant, mouvement de tête) obtiennent des scores plus instables et sont plus susceptibles d'être classées à tort comme </w:t>
-      </w:r>
-      <w:proofErr w:type="spellStart"/>
-      <w:r>
-        <w:rPr>
-          <w:rFonts w:ascii="Arial" w:eastAsia="Times New Roman" w:hAnsi="Arial" w:cs="Arial"/>
-          <w:kern w:val="0"/>
-          <w:sz w:val="24"/>
-          <w:szCs w:val="24"/>
-          <w:lang w:eastAsia="fr-FR"/>
-          <w14:ligatures w14:val="none"/>
-        </w:rPr>
-        <w:t>deepfake</w:t>
-      </w:r>
-      <w:proofErr w:type="spellEnd"/>
-      <w:r>
-        <w:rPr>
-          <w:rFonts w:ascii="Arial" w:eastAsia="Times New Roman" w:hAnsi="Arial" w:cs="Arial"/>
-          <w:kern w:val="0"/>
-          <w:sz w:val="24"/>
-          <w:szCs w:val="24"/>
-          <w:lang w:eastAsia="fr-FR"/>
-          <w14:ligatures w14:val="none"/>
-        </w:rPr>
-        <w:t>. Plusieurs hypothèses explicatives ont été testées et écartées méthodiquement (rotation vidéo, filtre de retouche, flou de mouvement — corrélation quasi nulle entre netteté d'image et score dans les deux cas testés), suggérant qu'il s'agit d'un biais intrinsèque au modèle plutôt que d'un artefact de prétraitement corrigible.</w:t>
+        <w:t>L'analyse des erreurs restantes révèle un pattern cohérent : les vidéos où le sujet a une expression faciale marquée (parole active, chant, mouvement de tête) obtiennent des scores plus instables et sont plus susceptibles d'être classées à tort comme deepfake. Plusieurs hypothèses explicatives ont été testées et écartées méthodiquement (rotation vidéo, filtre de retouche, flou de mouvement — corrélation quasi nulle entre netteté d'image et score dans les deux cas testés), suggérant qu'il s'agit d'un biais intrinsèque au modèle plutôt que d'un artefact de prétraitement corrigible.</w:t>
       </w:r>
     </w:p>
     <w:p>
@@ -5073,43 +3307,7 @@
           <w:sz w:val="24"/>
           <w:szCs w:val="24"/>
         </w:rPr>
-        <w:t xml:space="preserve">illustre la difficulté d'adapter un modèle de fondation avec un volume de données limité, et confirme que le modèle </w:t>
-      </w:r>
-      <w:proofErr w:type="spellStart"/>
-      <w:r>
-        <w:rPr>
-          <w:rFonts w:ascii="Arial" w:hAnsi="Arial" w:cs="Arial"/>
-          <w:sz w:val="24"/>
-          <w:szCs w:val="24"/>
-        </w:rPr>
-        <w:t>GenD</w:t>
-      </w:r>
-      <w:proofErr w:type="spellEnd"/>
-      <w:r>
-        <w:rPr>
-          <w:rFonts w:ascii="Arial" w:hAnsi="Arial" w:cs="Arial"/>
-          <w:sz w:val="24"/>
-          <w:szCs w:val="24"/>
-        </w:rPr>
-        <w:t xml:space="preserve"> pré-entraîné (85% d'</w:t>
-      </w:r>
-      <w:proofErr w:type="spellStart"/>
-      <w:r>
-        <w:rPr>
-          <w:rFonts w:ascii="Arial" w:hAnsi="Arial" w:cs="Arial"/>
-          <w:sz w:val="24"/>
-          <w:szCs w:val="24"/>
-        </w:rPr>
-        <w:t>accuracy</w:t>
-      </w:r>
-      <w:proofErr w:type="spellEnd"/>
-      <w:r>
-        <w:rPr>
-          <w:rFonts w:ascii="Arial" w:hAnsi="Arial" w:cs="Arial"/>
-          <w:sz w:val="24"/>
-          <w:szCs w:val="24"/>
-        </w:rPr>
-        <w:t>) reste la meilleure versio</w:t>
+        <w:t>illustre la difficulté d'adapter un modèle de fondation avec un volume de données limité, et confirme que le modèle GenD pré-entraîné (85% d'accuracy) reste la meilleure versio</w:t>
       </w:r>
       <w:r>
         <w:rPr>
@@ -5168,19 +3366,8 @@
                 <w:bCs/>
                 <w:lang w:val="en-GB"/>
               </w:rPr>
-              <w:t xml:space="preserve">Tête </w:t>
-            </w:r>
-            <w:proofErr w:type="spellStart"/>
-            <w:r>
-              <w:rPr>
-                <w:rFonts w:ascii="Arial" w:hAnsi="Arial" w:cs="Arial"/>
-                <w:b/>
-                <w:bCs/>
-                <w:lang w:val="en-GB"/>
-              </w:rPr>
-              <w:t>d'origine</w:t>
-            </w:r>
-            <w:proofErr w:type="spellEnd"/>
+              <w:t>Tête d'origine</w:t>
+            </w:r>
           </w:p>
         </w:tc>
         <w:tc>
@@ -5203,19 +3390,8 @@
                 <w:bCs/>
                 <w:lang w:val="en-GB"/>
               </w:rPr>
-              <w:t>Tête fine-</w:t>
-            </w:r>
-            <w:proofErr w:type="spellStart"/>
-            <w:r>
-              <w:rPr>
-                <w:rFonts w:ascii="Arial" w:hAnsi="Arial" w:cs="Arial"/>
-                <w:b/>
-                <w:bCs/>
-                <w:lang w:val="en-GB"/>
-              </w:rPr>
-              <w:t>tunée</w:t>
-            </w:r>
-            <w:proofErr w:type="spellEnd"/>
+              <w:t>Tête fine-tunée</w:t>
+            </w:r>
           </w:p>
         </w:tc>
       </w:tr>
@@ -5232,21 +3408,12 @@
                 <w:lang w:val="en-GB"/>
               </w:rPr>
             </w:pPr>
-            <w:proofErr w:type="gramStart"/>
-            <w:r>
-              <w:rPr>
-                <w:rFonts w:ascii="Arial" w:hAnsi="Arial" w:cs="Arial"/>
-                <w:lang w:val="en-GB"/>
-              </w:rPr>
-              <w:t>test_video1.mp4  REAL</w:t>
-            </w:r>
-            <w:proofErr w:type="gramEnd"/>
-            <w:r>
-              <w:rPr>
-                <w:rFonts w:ascii="Arial" w:hAnsi="Arial" w:cs="Arial"/>
-                <w:lang w:val="en-GB"/>
-              </w:rPr>
-              <w:t xml:space="preserve">  FAKE  </w:t>
+            <w:r>
+              <w:rPr>
+                <w:rFonts w:ascii="Arial" w:hAnsi="Arial" w:cs="Arial"/>
+                <w:lang w:val="en-GB"/>
+              </w:rPr>
+              <w:t xml:space="preserve">test_video1.mp4  REAL  FAKE  </w:t>
             </w:r>
             <w:r>
               <w:rPr>
@@ -5276,21 +3443,12 @@
                 <w:lang w:val="en-GB"/>
               </w:rPr>
             </w:pPr>
-            <w:proofErr w:type="gramStart"/>
-            <w:r>
-              <w:rPr>
-                <w:rFonts w:ascii="Arial" w:hAnsi="Arial" w:cs="Arial"/>
-                <w:lang w:val="en-GB"/>
-              </w:rPr>
-              <w:t>test_video1.mp4  REAL</w:t>
-            </w:r>
-            <w:proofErr w:type="gramEnd"/>
-            <w:r>
-              <w:rPr>
-                <w:rFonts w:ascii="Arial" w:hAnsi="Arial" w:cs="Arial"/>
-                <w:lang w:val="en-GB"/>
-              </w:rPr>
-              <w:t xml:space="preserve">  FAKE  </w:t>
+            <w:r>
+              <w:rPr>
+                <w:rFonts w:ascii="Arial" w:hAnsi="Arial" w:cs="Arial"/>
+                <w:lang w:val="en-GB"/>
+              </w:rPr>
+              <w:t xml:space="preserve">test_video1.mp4  REAL  FAKE  </w:t>
             </w:r>
             <w:r>
               <w:rPr>
@@ -5327,23 +3485,7 @@
                 <w:rFonts w:ascii="Arial" w:hAnsi="Arial" w:cs="Arial"/>
                 <w:lang w:val="en-GB"/>
               </w:rPr>
-              <w:t xml:space="preserve">test_video10.mp4 </w:t>
-            </w:r>
-            <w:proofErr w:type="gramStart"/>
-            <w:r>
-              <w:rPr>
-                <w:rFonts w:ascii="Arial" w:hAnsi="Arial" w:cs="Arial"/>
-                <w:lang w:val="en-GB"/>
-              </w:rPr>
-              <w:t>REAL  FAKE</w:t>
-            </w:r>
-            <w:proofErr w:type="gramEnd"/>
-            <w:r>
-              <w:rPr>
-                <w:rFonts w:ascii="Arial" w:hAnsi="Arial" w:cs="Arial"/>
-                <w:lang w:val="en-GB"/>
-              </w:rPr>
-              <w:t xml:space="preserve">  </w:t>
+              <w:t xml:space="preserve">test_video10.mp4 REAL  FAKE  </w:t>
             </w:r>
             <w:r>
               <w:rPr>
@@ -5378,23 +3520,7 @@
                 <w:rFonts w:ascii="Arial" w:hAnsi="Arial" w:cs="Arial"/>
                 <w:lang w:val="en-GB"/>
               </w:rPr>
-              <w:t xml:space="preserve">test_video10.mp4 </w:t>
-            </w:r>
-            <w:proofErr w:type="gramStart"/>
-            <w:r>
-              <w:rPr>
-                <w:rFonts w:ascii="Arial" w:hAnsi="Arial" w:cs="Arial"/>
-                <w:lang w:val="en-GB"/>
-              </w:rPr>
-              <w:t>REAL  FAKE</w:t>
-            </w:r>
-            <w:proofErr w:type="gramEnd"/>
-            <w:r>
-              <w:rPr>
-                <w:rFonts w:ascii="Arial" w:hAnsi="Arial" w:cs="Arial"/>
-                <w:lang w:val="en-GB"/>
-              </w:rPr>
-              <w:t xml:space="preserve">  </w:t>
+              <w:t xml:space="preserve">test_video10.mp4 REAL  FAKE  </w:t>
             </w:r>
             <w:r>
               <w:rPr>
@@ -5426,37 +3552,12 @@
                 <w:lang w:val="en-GB"/>
               </w:rPr>
             </w:pPr>
-            <w:proofErr w:type="gramStart"/>
-            <w:r>
-              <w:rPr>
-                <w:rFonts w:ascii="Arial" w:hAnsi="Arial" w:cs="Arial"/>
-                <w:lang w:val="en-GB"/>
-              </w:rPr>
-              <w:t>test_video2.mp4  REAL</w:t>
-            </w:r>
-            <w:proofErr w:type="gramEnd"/>
-            <w:r>
-              <w:rPr>
-                <w:rFonts w:ascii="Arial" w:hAnsi="Arial" w:cs="Arial"/>
-                <w:lang w:val="en-GB"/>
-              </w:rPr>
-              <w:t xml:space="preserve">  </w:t>
-            </w:r>
-            <w:proofErr w:type="spellStart"/>
-            <w:r>
-              <w:rPr>
-                <w:rFonts w:ascii="Arial" w:hAnsi="Arial" w:cs="Arial"/>
-                <w:lang w:val="en-GB"/>
-              </w:rPr>
-              <w:t>REAL</w:t>
-            </w:r>
-            <w:proofErr w:type="spellEnd"/>
-            <w:r>
-              <w:rPr>
-                <w:rFonts w:ascii="Arial" w:hAnsi="Arial" w:cs="Arial"/>
-                <w:lang w:val="en-GB"/>
-              </w:rPr>
-              <w:t xml:space="preserve">  </w:t>
+            <w:r>
+              <w:rPr>
+                <w:rFonts w:ascii="Arial" w:hAnsi="Arial" w:cs="Arial"/>
+                <w:lang w:val="en-GB"/>
+              </w:rPr>
+              <w:t xml:space="preserve">test_video2.mp4  REAL  REAL  </w:t>
             </w:r>
             <w:r>
               <w:rPr>
@@ -5486,37 +3587,12 @@
                 <w:lang w:val="en-GB"/>
               </w:rPr>
             </w:pPr>
-            <w:proofErr w:type="gramStart"/>
-            <w:r>
-              <w:rPr>
-                <w:rFonts w:ascii="Arial" w:hAnsi="Arial" w:cs="Arial"/>
-                <w:lang w:val="en-GB"/>
-              </w:rPr>
-              <w:t>test_video2.mp4  REAL</w:t>
-            </w:r>
-            <w:proofErr w:type="gramEnd"/>
-            <w:r>
-              <w:rPr>
-                <w:rFonts w:ascii="Arial" w:hAnsi="Arial" w:cs="Arial"/>
-                <w:lang w:val="en-GB"/>
-              </w:rPr>
-              <w:t xml:space="preserve">  </w:t>
-            </w:r>
-            <w:proofErr w:type="spellStart"/>
-            <w:r>
-              <w:rPr>
-                <w:rFonts w:ascii="Arial" w:hAnsi="Arial" w:cs="Arial"/>
-                <w:lang w:val="en-GB"/>
-              </w:rPr>
-              <w:t>REAL</w:t>
-            </w:r>
-            <w:proofErr w:type="spellEnd"/>
-            <w:r>
-              <w:rPr>
-                <w:rFonts w:ascii="Arial" w:hAnsi="Arial" w:cs="Arial"/>
-                <w:lang w:val="en-GB"/>
-              </w:rPr>
-              <w:t xml:space="preserve">  </w:t>
+            <w:r>
+              <w:rPr>
+                <w:rFonts w:ascii="Arial" w:hAnsi="Arial" w:cs="Arial"/>
+                <w:lang w:val="en-GB"/>
+              </w:rPr>
+              <w:t xml:space="preserve">test_video2.mp4  REAL  REAL  </w:t>
             </w:r>
             <w:r>
               <w:rPr>
@@ -5548,37 +3624,12 @@
                 <w:lang w:val="en-GB"/>
               </w:rPr>
             </w:pPr>
-            <w:proofErr w:type="gramStart"/>
-            <w:r>
-              <w:rPr>
-                <w:rFonts w:ascii="Arial" w:hAnsi="Arial" w:cs="Arial"/>
-                <w:lang w:val="en-GB"/>
-              </w:rPr>
-              <w:t>test_video3.mp4  REAL</w:t>
-            </w:r>
-            <w:proofErr w:type="gramEnd"/>
-            <w:r>
-              <w:rPr>
-                <w:rFonts w:ascii="Arial" w:hAnsi="Arial" w:cs="Arial"/>
-                <w:lang w:val="en-GB"/>
-              </w:rPr>
-              <w:t xml:space="preserve">  </w:t>
-            </w:r>
-            <w:proofErr w:type="spellStart"/>
-            <w:r>
-              <w:rPr>
-                <w:rFonts w:ascii="Arial" w:hAnsi="Arial" w:cs="Arial"/>
-                <w:lang w:val="en-GB"/>
-              </w:rPr>
-              <w:t>REAL</w:t>
-            </w:r>
-            <w:proofErr w:type="spellEnd"/>
-            <w:r>
-              <w:rPr>
-                <w:rFonts w:ascii="Arial" w:hAnsi="Arial" w:cs="Arial"/>
-                <w:lang w:val="en-GB"/>
-              </w:rPr>
-              <w:t xml:space="preserve">  </w:t>
+            <w:r>
+              <w:rPr>
+                <w:rFonts w:ascii="Arial" w:hAnsi="Arial" w:cs="Arial"/>
+                <w:lang w:val="en-GB"/>
+              </w:rPr>
+              <w:t xml:space="preserve">test_video3.mp4  REAL  REAL  </w:t>
             </w:r>
             <w:r>
               <w:rPr>
@@ -5608,37 +3659,12 @@
                 <w:lang w:val="en-GB"/>
               </w:rPr>
             </w:pPr>
-            <w:proofErr w:type="gramStart"/>
-            <w:r>
-              <w:rPr>
-                <w:rFonts w:ascii="Arial" w:hAnsi="Arial" w:cs="Arial"/>
-                <w:lang w:val="en-GB"/>
-              </w:rPr>
-              <w:t>test_video3.mp4  REAL</w:t>
-            </w:r>
-            <w:proofErr w:type="gramEnd"/>
-            <w:r>
-              <w:rPr>
-                <w:rFonts w:ascii="Arial" w:hAnsi="Arial" w:cs="Arial"/>
-                <w:lang w:val="en-GB"/>
-              </w:rPr>
-              <w:t xml:space="preserve">  </w:t>
-            </w:r>
-            <w:proofErr w:type="spellStart"/>
-            <w:r>
-              <w:rPr>
-                <w:rFonts w:ascii="Arial" w:hAnsi="Arial" w:cs="Arial"/>
-                <w:lang w:val="en-GB"/>
-              </w:rPr>
-              <w:t>REAL</w:t>
-            </w:r>
-            <w:proofErr w:type="spellEnd"/>
-            <w:r>
-              <w:rPr>
-                <w:rFonts w:ascii="Arial" w:hAnsi="Arial" w:cs="Arial"/>
-                <w:lang w:val="en-GB"/>
-              </w:rPr>
-              <w:t xml:space="preserve">  </w:t>
+            <w:r>
+              <w:rPr>
+                <w:rFonts w:ascii="Arial" w:hAnsi="Arial" w:cs="Arial"/>
+                <w:lang w:val="en-GB"/>
+              </w:rPr>
+              <w:t xml:space="preserve">test_video3.mp4  REAL  REAL  </w:t>
             </w:r>
             <w:r>
               <w:rPr>
@@ -5670,37 +3696,12 @@
                 <w:lang w:val="en-GB"/>
               </w:rPr>
             </w:pPr>
-            <w:proofErr w:type="gramStart"/>
-            <w:r>
-              <w:rPr>
-                <w:rFonts w:ascii="Arial" w:hAnsi="Arial" w:cs="Arial"/>
-                <w:lang w:val="en-GB"/>
-              </w:rPr>
-              <w:t>test_video4.mp4  REAL</w:t>
-            </w:r>
-            <w:proofErr w:type="gramEnd"/>
-            <w:r>
-              <w:rPr>
-                <w:rFonts w:ascii="Arial" w:hAnsi="Arial" w:cs="Arial"/>
-                <w:lang w:val="en-GB"/>
-              </w:rPr>
-              <w:t xml:space="preserve">  </w:t>
-            </w:r>
-            <w:proofErr w:type="spellStart"/>
-            <w:r>
-              <w:rPr>
-                <w:rFonts w:ascii="Arial" w:hAnsi="Arial" w:cs="Arial"/>
-                <w:lang w:val="en-GB"/>
-              </w:rPr>
-              <w:t>REAL</w:t>
-            </w:r>
-            <w:proofErr w:type="spellEnd"/>
-            <w:r>
-              <w:rPr>
-                <w:rFonts w:ascii="Arial" w:hAnsi="Arial" w:cs="Arial"/>
-                <w:lang w:val="en-GB"/>
-              </w:rPr>
-              <w:t xml:space="preserve">  </w:t>
+            <w:r>
+              <w:rPr>
+                <w:rFonts w:ascii="Arial" w:hAnsi="Arial" w:cs="Arial"/>
+                <w:lang w:val="en-GB"/>
+              </w:rPr>
+              <w:t xml:space="preserve">test_video4.mp4  REAL  REAL  </w:t>
             </w:r>
             <w:r>
               <w:rPr>
@@ -5730,37 +3731,12 @@
                 <w:lang w:val="en-GB"/>
               </w:rPr>
             </w:pPr>
-            <w:proofErr w:type="gramStart"/>
-            <w:r>
-              <w:rPr>
-                <w:rFonts w:ascii="Arial" w:hAnsi="Arial" w:cs="Arial"/>
-                <w:lang w:val="en-GB"/>
-              </w:rPr>
-              <w:t>test_video4.mp4  REAL</w:t>
-            </w:r>
-            <w:proofErr w:type="gramEnd"/>
-            <w:r>
-              <w:rPr>
-                <w:rFonts w:ascii="Arial" w:hAnsi="Arial" w:cs="Arial"/>
-                <w:lang w:val="en-GB"/>
-              </w:rPr>
-              <w:t xml:space="preserve">  </w:t>
-            </w:r>
-            <w:proofErr w:type="spellStart"/>
-            <w:r>
-              <w:rPr>
-                <w:rFonts w:ascii="Arial" w:hAnsi="Arial" w:cs="Arial"/>
-                <w:lang w:val="en-GB"/>
-              </w:rPr>
-              <w:t>REAL</w:t>
-            </w:r>
-            <w:proofErr w:type="spellEnd"/>
-            <w:r>
-              <w:rPr>
-                <w:rFonts w:ascii="Arial" w:hAnsi="Arial" w:cs="Arial"/>
-                <w:lang w:val="en-GB"/>
-              </w:rPr>
-              <w:t xml:space="preserve">  </w:t>
+            <w:r>
+              <w:rPr>
+                <w:rFonts w:ascii="Arial" w:hAnsi="Arial" w:cs="Arial"/>
+                <w:lang w:val="en-GB"/>
+              </w:rPr>
+              <w:t xml:space="preserve">test_video4.mp4  REAL  REAL  </w:t>
             </w:r>
             <w:r>
               <w:rPr>
@@ -5792,37 +3768,12 @@
                 <w:lang w:val="en-GB"/>
               </w:rPr>
             </w:pPr>
-            <w:proofErr w:type="gramStart"/>
-            <w:r>
-              <w:rPr>
-                <w:rFonts w:ascii="Arial" w:hAnsi="Arial" w:cs="Arial"/>
-                <w:lang w:val="en-GB"/>
-              </w:rPr>
-              <w:t>test_video5.mp4  REAL</w:t>
-            </w:r>
-            <w:proofErr w:type="gramEnd"/>
-            <w:r>
-              <w:rPr>
-                <w:rFonts w:ascii="Arial" w:hAnsi="Arial" w:cs="Arial"/>
-                <w:lang w:val="en-GB"/>
-              </w:rPr>
-              <w:t xml:space="preserve">  </w:t>
-            </w:r>
-            <w:proofErr w:type="spellStart"/>
-            <w:r>
-              <w:rPr>
-                <w:rFonts w:ascii="Arial" w:hAnsi="Arial" w:cs="Arial"/>
-                <w:lang w:val="en-GB"/>
-              </w:rPr>
-              <w:t>REAL</w:t>
-            </w:r>
-            <w:proofErr w:type="spellEnd"/>
-            <w:r>
-              <w:rPr>
-                <w:rFonts w:ascii="Arial" w:hAnsi="Arial" w:cs="Arial"/>
-                <w:lang w:val="en-GB"/>
-              </w:rPr>
-              <w:t xml:space="preserve">  </w:t>
+            <w:r>
+              <w:rPr>
+                <w:rFonts w:ascii="Arial" w:hAnsi="Arial" w:cs="Arial"/>
+                <w:lang w:val="en-GB"/>
+              </w:rPr>
+              <w:t xml:space="preserve">test_video5.mp4  REAL  REAL  </w:t>
             </w:r>
             <w:r>
               <w:rPr>
@@ -5852,37 +3803,12 @@
                 <w:lang w:val="en-GB"/>
               </w:rPr>
             </w:pPr>
-            <w:proofErr w:type="gramStart"/>
-            <w:r>
-              <w:rPr>
-                <w:rFonts w:ascii="Arial" w:hAnsi="Arial" w:cs="Arial"/>
-                <w:lang w:val="en-GB"/>
-              </w:rPr>
-              <w:t>test_video5.mp4  REAL</w:t>
-            </w:r>
-            <w:proofErr w:type="gramEnd"/>
-            <w:r>
-              <w:rPr>
-                <w:rFonts w:ascii="Arial" w:hAnsi="Arial" w:cs="Arial"/>
-                <w:lang w:val="en-GB"/>
-              </w:rPr>
-              <w:t xml:space="preserve">  </w:t>
-            </w:r>
-            <w:proofErr w:type="spellStart"/>
-            <w:r>
-              <w:rPr>
-                <w:rFonts w:ascii="Arial" w:hAnsi="Arial" w:cs="Arial"/>
-                <w:lang w:val="en-GB"/>
-              </w:rPr>
-              <w:t>REAL</w:t>
-            </w:r>
-            <w:proofErr w:type="spellEnd"/>
-            <w:r>
-              <w:rPr>
-                <w:rFonts w:ascii="Arial" w:hAnsi="Arial" w:cs="Arial"/>
-                <w:lang w:val="en-GB"/>
-              </w:rPr>
-              <w:t xml:space="preserve">  </w:t>
+            <w:r>
+              <w:rPr>
+                <w:rFonts w:ascii="Arial" w:hAnsi="Arial" w:cs="Arial"/>
+                <w:lang w:val="en-GB"/>
+              </w:rPr>
+              <w:t xml:space="preserve">test_video5.mp4  REAL  REAL  </w:t>
             </w:r>
             <w:r>
               <w:rPr>
@@ -5914,21 +3840,12 @@
                 <w:lang w:val="en-GB"/>
               </w:rPr>
             </w:pPr>
-            <w:proofErr w:type="gramStart"/>
-            <w:r>
-              <w:rPr>
-                <w:rFonts w:ascii="Arial" w:hAnsi="Arial" w:cs="Arial"/>
-                <w:lang w:val="en-GB"/>
-              </w:rPr>
-              <w:t>test_video6.mp4  REAL</w:t>
-            </w:r>
-            <w:proofErr w:type="gramEnd"/>
-            <w:r>
-              <w:rPr>
-                <w:rFonts w:ascii="Arial" w:hAnsi="Arial" w:cs="Arial"/>
-                <w:lang w:val="en-GB"/>
-              </w:rPr>
-              <w:t xml:space="preserve">  FAKE  </w:t>
+            <w:r>
+              <w:rPr>
+                <w:rFonts w:ascii="Arial" w:hAnsi="Arial" w:cs="Arial"/>
+                <w:lang w:val="en-GB"/>
+              </w:rPr>
+              <w:t xml:space="preserve">test_video6.mp4  REAL  FAKE  </w:t>
             </w:r>
             <w:r>
               <w:rPr>
@@ -5958,21 +3875,12 @@
                 <w:lang w:val="en-GB"/>
               </w:rPr>
             </w:pPr>
-            <w:proofErr w:type="gramStart"/>
-            <w:r>
-              <w:rPr>
-                <w:rFonts w:ascii="Arial" w:hAnsi="Arial" w:cs="Arial"/>
-                <w:lang w:val="en-GB"/>
-              </w:rPr>
-              <w:t>test_video6.mp4  REAL</w:t>
-            </w:r>
-            <w:proofErr w:type="gramEnd"/>
-            <w:r>
-              <w:rPr>
-                <w:rFonts w:ascii="Arial" w:hAnsi="Arial" w:cs="Arial"/>
-                <w:lang w:val="en-GB"/>
-              </w:rPr>
-              <w:t xml:space="preserve">  FAKE  </w:t>
+            <w:r>
+              <w:rPr>
+                <w:rFonts w:ascii="Arial" w:hAnsi="Arial" w:cs="Arial"/>
+                <w:lang w:val="en-GB"/>
+              </w:rPr>
+              <w:t xml:space="preserve">test_video6.mp4  REAL  FAKE  </w:t>
             </w:r>
             <w:r>
               <w:rPr>
@@ -6004,37 +3912,12 @@
                 <w:lang w:val="en-GB"/>
               </w:rPr>
             </w:pPr>
-            <w:proofErr w:type="gramStart"/>
-            <w:r>
-              <w:rPr>
-                <w:rFonts w:ascii="Arial" w:hAnsi="Arial" w:cs="Arial"/>
-                <w:lang w:val="en-GB"/>
-              </w:rPr>
-              <w:t>test_video7.mp4  REAL</w:t>
-            </w:r>
-            <w:proofErr w:type="gramEnd"/>
-            <w:r>
-              <w:rPr>
-                <w:rFonts w:ascii="Arial" w:hAnsi="Arial" w:cs="Arial"/>
-                <w:lang w:val="en-GB"/>
-              </w:rPr>
-              <w:t xml:space="preserve">  </w:t>
-            </w:r>
-            <w:proofErr w:type="spellStart"/>
-            <w:r>
-              <w:rPr>
-                <w:rFonts w:ascii="Arial" w:hAnsi="Arial" w:cs="Arial"/>
-                <w:lang w:val="en-GB"/>
-              </w:rPr>
-              <w:t>REAL</w:t>
-            </w:r>
-            <w:proofErr w:type="spellEnd"/>
-            <w:r>
-              <w:rPr>
-                <w:rFonts w:ascii="Arial" w:hAnsi="Arial" w:cs="Arial"/>
-                <w:lang w:val="en-GB"/>
-              </w:rPr>
-              <w:t xml:space="preserve">  </w:t>
+            <w:r>
+              <w:rPr>
+                <w:rFonts w:ascii="Arial" w:hAnsi="Arial" w:cs="Arial"/>
+                <w:lang w:val="en-GB"/>
+              </w:rPr>
+              <w:t xml:space="preserve">test_video7.mp4  REAL  REAL  </w:t>
             </w:r>
             <w:r>
               <w:rPr>
@@ -6064,37 +3947,12 @@
                 <w:lang w:val="en-GB"/>
               </w:rPr>
             </w:pPr>
-            <w:proofErr w:type="gramStart"/>
-            <w:r>
-              <w:rPr>
-                <w:rFonts w:ascii="Arial" w:hAnsi="Arial" w:cs="Arial"/>
-                <w:lang w:val="en-GB"/>
-              </w:rPr>
-              <w:t>test_video7.mp4  REAL</w:t>
-            </w:r>
-            <w:proofErr w:type="gramEnd"/>
-            <w:r>
-              <w:rPr>
-                <w:rFonts w:ascii="Arial" w:hAnsi="Arial" w:cs="Arial"/>
-                <w:lang w:val="en-GB"/>
-              </w:rPr>
-              <w:t xml:space="preserve">  </w:t>
-            </w:r>
-            <w:proofErr w:type="spellStart"/>
-            <w:r>
-              <w:rPr>
-                <w:rFonts w:ascii="Arial" w:hAnsi="Arial" w:cs="Arial"/>
-                <w:lang w:val="en-GB"/>
-              </w:rPr>
-              <w:t>REAL</w:t>
-            </w:r>
-            <w:proofErr w:type="spellEnd"/>
-            <w:r>
-              <w:rPr>
-                <w:rFonts w:ascii="Arial" w:hAnsi="Arial" w:cs="Arial"/>
-                <w:lang w:val="en-GB"/>
-              </w:rPr>
-              <w:t xml:space="preserve">  </w:t>
+            <w:r>
+              <w:rPr>
+                <w:rFonts w:ascii="Arial" w:hAnsi="Arial" w:cs="Arial"/>
+                <w:lang w:val="en-GB"/>
+              </w:rPr>
+              <w:t xml:space="preserve">test_video7.mp4  REAL  REAL  </w:t>
             </w:r>
             <w:r>
               <w:rPr>
@@ -6126,37 +3984,12 @@
                 <w:lang w:val="en-GB"/>
               </w:rPr>
             </w:pPr>
-            <w:proofErr w:type="gramStart"/>
-            <w:r>
-              <w:rPr>
-                <w:rFonts w:ascii="Arial" w:hAnsi="Arial" w:cs="Arial"/>
-                <w:lang w:val="en-GB"/>
-              </w:rPr>
-              <w:t>test_video8.mp4  REAL</w:t>
-            </w:r>
-            <w:proofErr w:type="gramEnd"/>
-            <w:r>
-              <w:rPr>
-                <w:rFonts w:ascii="Arial" w:hAnsi="Arial" w:cs="Arial"/>
-                <w:lang w:val="en-GB"/>
-              </w:rPr>
-              <w:t xml:space="preserve">  </w:t>
-            </w:r>
-            <w:proofErr w:type="spellStart"/>
-            <w:r>
-              <w:rPr>
-                <w:rFonts w:ascii="Arial" w:hAnsi="Arial" w:cs="Arial"/>
-                <w:lang w:val="en-GB"/>
-              </w:rPr>
-              <w:t>REAL</w:t>
-            </w:r>
-            <w:proofErr w:type="spellEnd"/>
-            <w:r>
-              <w:rPr>
-                <w:rFonts w:ascii="Arial" w:hAnsi="Arial" w:cs="Arial"/>
-                <w:lang w:val="en-GB"/>
-              </w:rPr>
-              <w:t xml:space="preserve">  </w:t>
+            <w:r>
+              <w:rPr>
+                <w:rFonts w:ascii="Arial" w:hAnsi="Arial" w:cs="Arial"/>
+                <w:lang w:val="en-GB"/>
+              </w:rPr>
+              <w:t xml:space="preserve">test_video8.mp4  REAL  REAL  </w:t>
             </w:r>
             <w:r>
               <w:rPr>
@@ -6186,37 +4019,12 @@
                 <w:lang w:val="en-GB"/>
               </w:rPr>
             </w:pPr>
-            <w:proofErr w:type="gramStart"/>
-            <w:r>
-              <w:rPr>
-                <w:rFonts w:ascii="Arial" w:hAnsi="Arial" w:cs="Arial"/>
-                <w:lang w:val="en-GB"/>
-              </w:rPr>
-              <w:t>test_video8.mp4  REAL</w:t>
-            </w:r>
-            <w:proofErr w:type="gramEnd"/>
-            <w:r>
-              <w:rPr>
-                <w:rFonts w:ascii="Arial" w:hAnsi="Arial" w:cs="Arial"/>
-                <w:lang w:val="en-GB"/>
-              </w:rPr>
-              <w:t xml:space="preserve">  </w:t>
-            </w:r>
-            <w:proofErr w:type="spellStart"/>
-            <w:r>
-              <w:rPr>
-                <w:rFonts w:ascii="Arial" w:hAnsi="Arial" w:cs="Arial"/>
-                <w:lang w:val="en-GB"/>
-              </w:rPr>
-              <w:t>REAL</w:t>
-            </w:r>
-            <w:proofErr w:type="spellEnd"/>
-            <w:r>
-              <w:rPr>
-                <w:rFonts w:ascii="Arial" w:hAnsi="Arial" w:cs="Arial"/>
-                <w:lang w:val="en-GB"/>
-              </w:rPr>
-              <w:t xml:space="preserve">  </w:t>
+            <w:r>
+              <w:rPr>
+                <w:rFonts w:ascii="Arial" w:hAnsi="Arial" w:cs="Arial"/>
+                <w:lang w:val="en-GB"/>
+              </w:rPr>
+              <w:t xml:space="preserve">test_video8.mp4  REAL  REAL  </w:t>
             </w:r>
             <w:r>
               <w:rPr>
@@ -6248,37 +4056,12 @@
                 <w:lang w:val="en-GB"/>
               </w:rPr>
             </w:pPr>
-            <w:proofErr w:type="gramStart"/>
-            <w:r>
-              <w:rPr>
-                <w:rFonts w:ascii="Arial" w:hAnsi="Arial" w:cs="Arial"/>
-                <w:lang w:val="en-GB"/>
-              </w:rPr>
-              <w:t>test_video9.mp4  REAL</w:t>
-            </w:r>
-            <w:proofErr w:type="gramEnd"/>
-            <w:r>
-              <w:rPr>
-                <w:rFonts w:ascii="Arial" w:hAnsi="Arial" w:cs="Arial"/>
-                <w:lang w:val="en-GB"/>
-              </w:rPr>
-              <w:t xml:space="preserve">  </w:t>
-            </w:r>
-            <w:proofErr w:type="spellStart"/>
-            <w:r>
-              <w:rPr>
-                <w:rFonts w:ascii="Arial" w:hAnsi="Arial" w:cs="Arial"/>
-                <w:lang w:val="en-GB"/>
-              </w:rPr>
-              <w:t>REAL</w:t>
-            </w:r>
-            <w:proofErr w:type="spellEnd"/>
-            <w:r>
-              <w:rPr>
-                <w:rFonts w:ascii="Arial" w:hAnsi="Arial" w:cs="Arial"/>
-                <w:lang w:val="en-GB"/>
-              </w:rPr>
-              <w:t xml:space="preserve">  </w:t>
+            <w:r>
+              <w:rPr>
+                <w:rFonts w:ascii="Arial" w:hAnsi="Arial" w:cs="Arial"/>
+                <w:lang w:val="en-GB"/>
+              </w:rPr>
+              <w:t xml:space="preserve">test_video9.mp4  REAL  REAL  </w:t>
             </w:r>
             <w:r>
               <w:rPr>
@@ -6308,37 +4091,12 @@
                 <w:lang w:val="en-GB"/>
               </w:rPr>
             </w:pPr>
-            <w:proofErr w:type="gramStart"/>
-            <w:r>
-              <w:rPr>
-                <w:rFonts w:ascii="Arial" w:hAnsi="Arial" w:cs="Arial"/>
-                <w:lang w:val="en-GB"/>
-              </w:rPr>
-              <w:t>test_video9.mp4  REAL</w:t>
-            </w:r>
-            <w:proofErr w:type="gramEnd"/>
-            <w:r>
-              <w:rPr>
-                <w:rFonts w:ascii="Arial" w:hAnsi="Arial" w:cs="Arial"/>
-                <w:lang w:val="en-GB"/>
-              </w:rPr>
-              <w:t xml:space="preserve">  </w:t>
-            </w:r>
-            <w:proofErr w:type="spellStart"/>
-            <w:r>
-              <w:rPr>
-                <w:rFonts w:ascii="Arial" w:hAnsi="Arial" w:cs="Arial"/>
-                <w:lang w:val="en-GB"/>
-              </w:rPr>
-              <w:t>REAL</w:t>
-            </w:r>
-            <w:proofErr w:type="spellEnd"/>
-            <w:r>
-              <w:rPr>
-                <w:rFonts w:ascii="Arial" w:hAnsi="Arial" w:cs="Arial"/>
-                <w:lang w:val="en-GB"/>
-              </w:rPr>
-              <w:t xml:space="preserve">  </w:t>
+            <w:r>
+              <w:rPr>
+                <w:rFonts w:ascii="Arial" w:hAnsi="Arial" w:cs="Arial"/>
+                <w:lang w:val="en-GB"/>
+              </w:rPr>
+              <w:t xml:space="preserve">test_video9.mp4  REAL  REAL  </w:t>
             </w:r>
             <w:r>
               <w:rPr>
@@ -6375,32 +4133,7 @@
                 <w:rFonts w:ascii="Arial" w:hAnsi="Arial" w:cs="Arial"/>
                 <w:lang w:val="en-GB"/>
               </w:rPr>
-              <w:t xml:space="preserve">52.mp4           </w:t>
-            </w:r>
-            <w:proofErr w:type="gramStart"/>
-            <w:r>
-              <w:rPr>
-                <w:rFonts w:ascii="Arial" w:hAnsi="Arial" w:cs="Arial"/>
-                <w:lang w:val="en-GB"/>
-              </w:rPr>
-              <w:t xml:space="preserve">FAKE  </w:t>
-            </w:r>
-            <w:proofErr w:type="spellStart"/>
-            <w:r>
-              <w:rPr>
-                <w:rFonts w:ascii="Arial" w:hAnsi="Arial" w:cs="Arial"/>
-                <w:lang w:val="en-GB"/>
-              </w:rPr>
-              <w:t>FAKE</w:t>
-            </w:r>
-            <w:proofErr w:type="spellEnd"/>
-            <w:proofErr w:type="gramEnd"/>
-            <w:r>
-              <w:rPr>
-                <w:rFonts w:ascii="Arial" w:hAnsi="Arial" w:cs="Arial"/>
-                <w:lang w:val="en-GB"/>
-              </w:rPr>
-              <w:t xml:space="preserve">  </w:t>
+              <w:t xml:space="preserve">52.mp4           FAKE  FAKE  </w:t>
             </w:r>
             <w:r>
               <w:rPr>
@@ -6435,32 +4168,7 @@
                 <w:rFonts w:ascii="Arial" w:hAnsi="Arial" w:cs="Arial"/>
                 <w:lang w:val="en-GB"/>
               </w:rPr>
-              <w:t xml:space="preserve">52.mp4           </w:t>
-            </w:r>
-            <w:proofErr w:type="gramStart"/>
-            <w:r>
-              <w:rPr>
-                <w:rFonts w:ascii="Arial" w:hAnsi="Arial" w:cs="Arial"/>
-                <w:lang w:val="en-GB"/>
-              </w:rPr>
-              <w:t xml:space="preserve">FAKE  </w:t>
-            </w:r>
-            <w:proofErr w:type="spellStart"/>
-            <w:r>
-              <w:rPr>
-                <w:rFonts w:ascii="Arial" w:hAnsi="Arial" w:cs="Arial"/>
-                <w:lang w:val="en-GB"/>
-              </w:rPr>
-              <w:t>FAKE</w:t>
-            </w:r>
-            <w:proofErr w:type="spellEnd"/>
-            <w:proofErr w:type="gramEnd"/>
-            <w:r>
-              <w:rPr>
-                <w:rFonts w:ascii="Arial" w:hAnsi="Arial" w:cs="Arial"/>
-                <w:lang w:val="en-GB"/>
-              </w:rPr>
-              <w:t xml:space="preserve">  </w:t>
+              <w:t xml:space="preserve">52.mp4           FAKE  FAKE  </w:t>
             </w:r>
             <w:r>
               <w:rPr>
@@ -6497,32 +4205,7 @@
                 <w:rFonts w:ascii="Arial" w:hAnsi="Arial" w:cs="Arial"/>
                 <w:lang w:val="en-GB"/>
               </w:rPr>
-              <w:t xml:space="preserve">54.mp4           </w:t>
-            </w:r>
-            <w:proofErr w:type="gramStart"/>
-            <w:r>
-              <w:rPr>
-                <w:rFonts w:ascii="Arial" w:hAnsi="Arial" w:cs="Arial"/>
-                <w:lang w:val="en-GB"/>
-              </w:rPr>
-              <w:t xml:space="preserve">FAKE  </w:t>
-            </w:r>
-            <w:proofErr w:type="spellStart"/>
-            <w:r>
-              <w:rPr>
-                <w:rFonts w:ascii="Arial" w:hAnsi="Arial" w:cs="Arial"/>
-                <w:lang w:val="en-GB"/>
-              </w:rPr>
-              <w:t>FAKE</w:t>
-            </w:r>
-            <w:proofErr w:type="spellEnd"/>
-            <w:proofErr w:type="gramEnd"/>
-            <w:r>
-              <w:rPr>
-                <w:rFonts w:ascii="Arial" w:hAnsi="Arial" w:cs="Arial"/>
-                <w:lang w:val="en-GB"/>
-              </w:rPr>
-              <w:t xml:space="preserve">  </w:t>
+              <w:t xml:space="preserve">54.mp4           FAKE  FAKE  </w:t>
             </w:r>
             <w:r>
               <w:rPr>
@@ -6557,32 +4240,7 @@
                 <w:rFonts w:ascii="Arial" w:hAnsi="Arial" w:cs="Arial"/>
                 <w:lang w:val="en-GB"/>
               </w:rPr>
-              <w:t xml:space="preserve">54.mp4           </w:t>
-            </w:r>
-            <w:proofErr w:type="gramStart"/>
-            <w:r>
-              <w:rPr>
-                <w:rFonts w:ascii="Arial" w:hAnsi="Arial" w:cs="Arial"/>
-                <w:lang w:val="en-GB"/>
-              </w:rPr>
-              <w:t xml:space="preserve">FAKE  </w:t>
-            </w:r>
-            <w:proofErr w:type="spellStart"/>
-            <w:r>
-              <w:rPr>
-                <w:rFonts w:ascii="Arial" w:hAnsi="Arial" w:cs="Arial"/>
-                <w:lang w:val="en-GB"/>
-              </w:rPr>
-              <w:t>FAKE</w:t>
-            </w:r>
-            <w:proofErr w:type="spellEnd"/>
-            <w:proofErr w:type="gramEnd"/>
-            <w:r>
-              <w:rPr>
-                <w:rFonts w:ascii="Arial" w:hAnsi="Arial" w:cs="Arial"/>
-                <w:lang w:val="en-GB"/>
-              </w:rPr>
-              <w:t xml:space="preserve">  </w:t>
+              <w:t xml:space="preserve">54.mp4           FAKE  FAKE  </w:t>
             </w:r>
             <w:r>
               <w:rPr>
@@ -6619,32 +4277,7 @@
                 <w:rFonts w:ascii="Arial" w:hAnsi="Arial" w:cs="Arial"/>
                 <w:lang w:val="en-GB"/>
               </w:rPr>
-              <w:t xml:space="preserve">56.mp4           </w:t>
-            </w:r>
-            <w:proofErr w:type="gramStart"/>
-            <w:r>
-              <w:rPr>
-                <w:rFonts w:ascii="Arial" w:hAnsi="Arial" w:cs="Arial"/>
-                <w:lang w:val="en-GB"/>
-              </w:rPr>
-              <w:t xml:space="preserve">FAKE  </w:t>
-            </w:r>
-            <w:proofErr w:type="spellStart"/>
-            <w:r>
-              <w:rPr>
-                <w:rFonts w:ascii="Arial" w:hAnsi="Arial" w:cs="Arial"/>
-                <w:lang w:val="en-GB"/>
-              </w:rPr>
-              <w:t>FAKE</w:t>
-            </w:r>
-            <w:proofErr w:type="spellEnd"/>
-            <w:proofErr w:type="gramEnd"/>
-            <w:r>
-              <w:rPr>
-                <w:rFonts w:ascii="Arial" w:hAnsi="Arial" w:cs="Arial"/>
-                <w:lang w:val="en-GB"/>
-              </w:rPr>
-              <w:t xml:space="preserve">  </w:t>
+              <w:t xml:space="preserve">56.mp4           FAKE  FAKE  </w:t>
             </w:r>
             <w:r>
               <w:rPr>
@@ -6679,32 +4312,7 @@
                 <w:rFonts w:ascii="Arial" w:hAnsi="Arial" w:cs="Arial"/>
                 <w:lang w:val="en-GB"/>
               </w:rPr>
-              <w:t xml:space="preserve">56.mp4           </w:t>
-            </w:r>
-            <w:proofErr w:type="gramStart"/>
-            <w:r>
-              <w:rPr>
-                <w:rFonts w:ascii="Arial" w:hAnsi="Arial" w:cs="Arial"/>
-                <w:lang w:val="en-GB"/>
-              </w:rPr>
-              <w:t xml:space="preserve">FAKE  </w:t>
-            </w:r>
-            <w:proofErr w:type="spellStart"/>
-            <w:r>
-              <w:rPr>
-                <w:rFonts w:ascii="Arial" w:hAnsi="Arial" w:cs="Arial"/>
-                <w:lang w:val="en-GB"/>
-              </w:rPr>
-              <w:t>FAKE</w:t>
-            </w:r>
-            <w:proofErr w:type="spellEnd"/>
-            <w:proofErr w:type="gramEnd"/>
-            <w:r>
-              <w:rPr>
-                <w:rFonts w:ascii="Arial" w:hAnsi="Arial" w:cs="Arial"/>
-                <w:lang w:val="en-GB"/>
-              </w:rPr>
-              <w:t xml:space="preserve">  </w:t>
+              <w:t xml:space="preserve">56.mp4           FAKE  FAKE  </w:t>
             </w:r>
             <w:r>
               <w:rPr>
@@ -6741,32 +4349,7 @@
                 <w:rFonts w:ascii="Arial" w:hAnsi="Arial" w:cs="Arial"/>
                 <w:lang w:val="en-GB"/>
               </w:rPr>
-              <w:t xml:space="preserve">58.mp4           </w:t>
-            </w:r>
-            <w:proofErr w:type="gramStart"/>
-            <w:r>
-              <w:rPr>
-                <w:rFonts w:ascii="Arial" w:hAnsi="Arial" w:cs="Arial"/>
-                <w:lang w:val="en-GB"/>
-              </w:rPr>
-              <w:t xml:space="preserve">FAKE  </w:t>
-            </w:r>
-            <w:proofErr w:type="spellStart"/>
-            <w:r>
-              <w:rPr>
-                <w:rFonts w:ascii="Arial" w:hAnsi="Arial" w:cs="Arial"/>
-                <w:lang w:val="en-GB"/>
-              </w:rPr>
-              <w:t>FAKE</w:t>
-            </w:r>
-            <w:proofErr w:type="spellEnd"/>
-            <w:proofErr w:type="gramEnd"/>
-            <w:r>
-              <w:rPr>
-                <w:rFonts w:ascii="Arial" w:hAnsi="Arial" w:cs="Arial"/>
-                <w:lang w:val="en-GB"/>
-              </w:rPr>
-              <w:t xml:space="preserve">  </w:t>
+              <w:t xml:space="preserve">58.mp4           FAKE  FAKE  </w:t>
             </w:r>
             <w:r>
               <w:rPr>
@@ -6801,32 +4384,7 @@
                 <w:rFonts w:ascii="Arial" w:hAnsi="Arial" w:cs="Arial"/>
                 <w:lang w:val="en-GB"/>
               </w:rPr>
-              <w:t xml:space="preserve">58.mp4           </w:t>
-            </w:r>
-            <w:proofErr w:type="gramStart"/>
-            <w:r>
-              <w:rPr>
-                <w:rFonts w:ascii="Arial" w:hAnsi="Arial" w:cs="Arial"/>
-                <w:lang w:val="en-GB"/>
-              </w:rPr>
-              <w:t xml:space="preserve">FAKE  </w:t>
-            </w:r>
-            <w:proofErr w:type="spellStart"/>
-            <w:r>
-              <w:rPr>
-                <w:rFonts w:ascii="Arial" w:hAnsi="Arial" w:cs="Arial"/>
-                <w:lang w:val="en-GB"/>
-              </w:rPr>
-              <w:t>FAKE</w:t>
-            </w:r>
-            <w:proofErr w:type="spellEnd"/>
-            <w:proofErr w:type="gramEnd"/>
-            <w:r>
-              <w:rPr>
-                <w:rFonts w:ascii="Arial" w:hAnsi="Arial" w:cs="Arial"/>
-                <w:lang w:val="en-GB"/>
-              </w:rPr>
-              <w:t xml:space="preserve">  </w:t>
+              <w:t xml:space="preserve">58.mp4           FAKE  FAKE  </w:t>
             </w:r>
             <w:r>
               <w:rPr>
@@ -6863,32 +4421,7 @@
                 <w:rFonts w:ascii="Arial" w:hAnsi="Arial" w:cs="Arial"/>
                 <w:lang w:val="en-GB"/>
               </w:rPr>
-              <w:t xml:space="preserve">60.mp4           </w:t>
-            </w:r>
-            <w:proofErr w:type="gramStart"/>
-            <w:r>
-              <w:rPr>
-                <w:rFonts w:ascii="Arial" w:hAnsi="Arial" w:cs="Arial"/>
-                <w:lang w:val="en-GB"/>
-              </w:rPr>
-              <w:t xml:space="preserve">FAKE  </w:t>
-            </w:r>
-            <w:proofErr w:type="spellStart"/>
-            <w:r>
-              <w:rPr>
-                <w:rFonts w:ascii="Arial" w:hAnsi="Arial" w:cs="Arial"/>
-                <w:lang w:val="en-GB"/>
-              </w:rPr>
-              <w:t>FAKE</w:t>
-            </w:r>
-            <w:proofErr w:type="spellEnd"/>
-            <w:proofErr w:type="gramEnd"/>
-            <w:r>
-              <w:rPr>
-                <w:rFonts w:ascii="Arial" w:hAnsi="Arial" w:cs="Arial"/>
-                <w:lang w:val="en-GB"/>
-              </w:rPr>
-              <w:t xml:space="preserve">  </w:t>
+              <w:t xml:space="preserve">60.mp4           FAKE  FAKE  </w:t>
             </w:r>
             <w:r>
               <w:rPr>
@@ -6923,32 +4456,7 @@
                 <w:rFonts w:ascii="Arial" w:hAnsi="Arial" w:cs="Arial"/>
                 <w:lang w:val="en-GB"/>
               </w:rPr>
-              <w:t xml:space="preserve">60.mp4           </w:t>
-            </w:r>
-            <w:proofErr w:type="gramStart"/>
-            <w:r>
-              <w:rPr>
-                <w:rFonts w:ascii="Arial" w:hAnsi="Arial" w:cs="Arial"/>
-                <w:lang w:val="en-GB"/>
-              </w:rPr>
-              <w:t xml:space="preserve">FAKE  </w:t>
-            </w:r>
-            <w:proofErr w:type="spellStart"/>
-            <w:r>
-              <w:rPr>
-                <w:rFonts w:ascii="Arial" w:hAnsi="Arial" w:cs="Arial"/>
-                <w:lang w:val="en-GB"/>
-              </w:rPr>
-              <w:t>FAKE</w:t>
-            </w:r>
-            <w:proofErr w:type="spellEnd"/>
-            <w:proofErr w:type="gramEnd"/>
-            <w:r>
-              <w:rPr>
-                <w:rFonts w:ascii="Arial" w:hAnsi="Arial" w:cs="Arial"/>
-                <w:lang w:val="en-GB"/>
-              </w:rPr>
-              <w:t xml:space="preserve">  </w:t>
+              <w:t xml:space="preserve">60.mp4           FAKE  FAKE  </w:t>
             </w:r>
             <w:r>
               <w:rPr>
@@ -6989,27 +4497,7 @@
                 <w:iCs/>
                 <w:lang w:val="en-GB"/>
               </w:rPr>
-              <w:t>Accuracy: 80.0% (12/15</w:t>
-            </w:r>
-            <w:proofErr w:type="gramStart"/>
-            <w:r>
-              <w:rPr>
-                <w:rFonts w:ascii="Arial" w:hAnsi="Arial" w:cs="Arial"/>
-                <w:i/>
-                <w:iCs/>
-                <w:lang w:val="en-GB"/>
-              </w:rPr>
-              <w:t>)  FPR</w:t>
-            </w:r>
-            <w:proofErr w:type="gramEnd"/>
-            <w:r>
-              <w:rPr>
-                <w:rFonts w:ascii="Arial" w:hAnsi="Arial" w:cs="Arial"/>
-                <w:i/>
-                <w:iCs/>
-                <w:lang w:val="en-GB"/>
-              </w:rPr>
-              <w:t>: 30.0%  FNR: 0.0%</w:t>
+              <w:t>Accuracy: 80.0% (12/15)  FPR: 30.0%  FNR: 0.0%</w:t>
             </w:r>
           </w:p>
         </w:tc>
@@ -7034,27 +4522,7 @@
                 <w:iCs/>
                 <w:lang w:val="en-GB"/>
               </w:rPr>
-              <w:t>Accuracy: 80.0% (12/15</w:t>
-            </w:r>
-            <w:proofErr w:type="gramStart"/>
-            <w:r>
-              <w:rPr>
-                <w:rFonts w:ascii="Arial" w:hAnsi="Arial" w:cs="Arial"/>
-                <w:i/>
-                <w:iCs/>
-                <w:lang w:val="en-GB"/>
-              </w:rPr>
-              <w:t>)  FPR</w:t>
-            </w:r>
-            <w:proofErr w:type="gramEnd"/>
-            <w:r>
-              <w:rPr>
-                <w:rFonts w:ascii="Arial" w:hAnsi="Arial" w:cs="Arial"/>
-                <w:i/>
-                <w:iCs/>
-                <w:lang w:val="en-GB"/>
-              </w:rPr>
-              <w:t>: 30.0%  FNR: 0.0%</w:t>
+              <w:t>Accuracy: 80.0% (12/15)  FPR: 30.0%  FNR: 0.0%</w:t>
             </w:r>
           </w:p>
         </w:tc>
@@ -7099,6 +4567,42 @@
           <w:lang w:val="en-GB"/>
         </w:rPr>
       </w:pPr>
+    </w:p>
+    <w:p>
+      <w:pPr>
+        <w:rPr>
+          <w:rFonts w:ascii="Arial" w:hAnsi="Arial" w:cs="Arial"/>
+          <w:sz w:val="20"/>
+          <w:szCs w:val="20"/>
+        </w:rPr>
+      </w:pPr>
+      <w:r>
+        <w:rPr>
+          <w:rFonts w:ascii="Arial" w:eastAsia="Times New Roman" w:hAnsi="Arial" w:cs="Arial"/>
+          <w:b/>
+          <w:bCs/>
+          <w:kern w:val="0"/>
+          <w:sz w:val="24"/>
+          <w:szCs w:val="24"/>
+          <w:lang w:eastAsia="fr-FR"/>
+          <w14:ligatures w14:val="none"/>
+        </w:rPr>
+        <w:lastRenderedPageBreak/>
+        <w:t>RÉCAPITULATIF (pipeline GenD unifié)</w:t>
+      </w:r>
+      <w:r>
+        <w:rPr>
+          <w:rFonts w:ascii="Arial" w:eastAsia="Times New Roman" w:hAnsi="Arial" w:cs="Arial"/>
+          <w:b/>
+          <w:bCs/>
+          <w:kern w:val="0"/>
+          <w:sz w:val="24"/>
+          <w:szCs w:val="24"/>
+          <w:lang w:eastAsia="fr-FR"/>
+          <w14:ligatures w14:val="none"/>
+        </w:rPr>
+        <w:t xml:space="preserve"> (20+10 vidéos)</w:t>
+      </w:r>
     </w:p>
     <w:tbl>
       <w:tblPr>
@@ -7112,7 +4616,7 @@
       <w:tr>
         <w:tc>
           <w:tcPr>
-            <w:tcW w:w="9062" w:type="dxa"/>
+            <w:tcW w:w="9042" w:type="dxa"/>
             <w:tcBorders>
               <w:top w:val="single" w:sz="12" w:space="0" w:color="auto"/>
               <w:left w:val="single" w:sz="12" w:space="0" w:color="auto"/>
@@ -7139,7 +4643,6 @@
                 <w:sz w:val="20"/>
                 <w:szCs w:val="20"/>
               </w:rPr>
-              <w:lastRenderedPageBreak/>
               <w:t xml:space="preserve">Fichier         </w:t>
             </w:r>
             <w:r>
@@ -7192,7 +4695,6 @@
               </w:rPr>
               <w:t xml:space="preserve">  </w:t>
             </w:r>
-            <w:proofErr w:type="gramStart"/>
             <w:r>
               <w:rPr>
                 <w:rFonts w:ascii="Arial" w:hAnsi="Arial" w:cs="Arial"/>
@@ -7221,9 +4723,8 @@
                 <w:sz w:val="20"/>
                 <w:szCs w:val="20"/>
               </w:rPr>
-              <w:t>OK</w:t>
-            </w:r>
-            <w:proofErr w:type="gramEnd"/>
+              <w:t xml:space="preserve">OK?  Min    </w:t>
+            </w:r>
             <w:r>
               <w:rPr>
                 <w:rFonts w:ascii="Arial" w:hAnsi="Arial" w:cs="Arial"/>
@@ -7232,7 +4733,7 @@
                 <w:sz w:val="20"/>
                 <w:szCs w:val="20"/>
               </w:rPr>
-              <w:t xml:space="preserve">?  Min    </w:t>
+              <w:t xml:space="preserve"> </w:t>
             </w:r>
             <w:r>
               <w:rPr>
@@ -7242,39 +4743,7 @@
                 <w:sz w:val="20"/>
                 <w:szCs w:val="20"/>
               </w:rPr>
-              <w:t xml:space="preserve"> </w:t>
-            </w:r>
-            <w:r>
-              <w:rPr>
-                <w:rFonts w:ascii="Arial" w:hAnsi="Arial" w:cs="Arial"/>
-                <w:b/>
-                <w:bCs/>
-                <w:sz w:val="20"/>
-                <w:szCs w:val="20"/>
-              </w:rPr>
-              <w:t xml:space="preserve">Q1     </w:t>
-            </w:r>
-            <w:proofErr w:type="gramStart"/>
-            <w:r>
-              <w:rPr>
-                <w:rFonts w:ascii="Arial" w:hAnsi="Arial" w:cs="Arial"/>
-                <w:b/>
-                <w:bCs/>
-                <w:sz w:val="20"/>
-                <w:szCs w:val="20"/>
-              </w:rPr>
-              <w:t>Médiane  Q</w:t>
-            </w:r>
-            <w:proofErr w:type="gramEnd"/>
-            <w:r>
-              <w:rPr>
-                <w:rFonts w:ascii="Arial" w:hAnsi="Arial" w:cs="Arial"/>
-                <w:b/>
-                <w:bCs/>
-                <w:sz w:val="20"/>
-                <w:szCs w:val="20"/>
-              </w:rPr>
-              <w:t>3     Max    Moyenne  Temps</w:t>
+              <w:t>Q1     Médiane  Q3     Max    Moyenne  Temps</w:t>
             </w:r>
           </w:p>
         </w:tc>
@@ -7282,7 +4751,7 @@
       <w:tr>
         <w:tc>
           <w:tcPr>
-            <w:tcW w:w="9062" w:type="dxa"/>
+            <w:tcW w:w="9042" w:type="dxa"/>
             <w:tcBorders>
               <w:top w:val="single" w:sz="12" w:space="0" w:color="auto"/>
             </w:tcBorders>
@@ -7340,27 +4809,7 @@
                 <w:szCs w:val="20"/>
                 <w:lang w:val="en-GB"/>
               </w:rPr>
-              <w:t xml:space="preserve">     11.1</w:t>
-            </w:r>
-            <w:proofErr w:type="gramStart"/>
-            <w:r>
-              <w:rPr>
-                <w:rFonts w:ascii="Arial" w:hAnsi="Arial" w:cs="Arial"/>
-                <w:sz w:val="20"/>
-                <w:szCs w:val="20"/>
-                <w:lang w:val="en-GB"/>
-              </w:rPr>
-              <w:t>%  35.0</w:t>
-            </w:r>
-            <w:proofErr w:type="gramEnd"/>
-            <w:r>
-              <w:rPr>
-                <w:rFonts w:ascii="Arial" w:hAnsi="Arial" w:cs="Arial"/>
-                <w:sz w:val="20"/>
-                <w:szCs w:val="20"/>
-                <w:lang w:val="en-GB"/>
-              </w:rPr>
-              <w:t>%    49.1%  56.1%  79.8%    46.1%  13.2s</w:t>
+              <w:t xml:space="preserve">     11.1%  35.0%    49.1%  56.1%  79.8%    46.1%  13.2s</w:t>
             </w:r>
           </w:p>
         </w:tc>
@@ -7368,7 +4817,7 @@
       <w:tr>
         <w:tc>
           <w:tcPr>
-            <w:tcW w:w="9062" w:type="dxa"/>
+            <w:tcW w:w="9042" w:type="dxa"/>
             <w:shd w:val="clear" w:color="auto" w:fill="FFE1E1"/>
           </w:tcPr>
           <w:p>
@@ -7405,27 +4854,7 @@
                 <w:szCs w:val="20"/>
                 <w:lang w:val="en-GB"/>
               </w:rPr>
-              <w:t xml:space="preserve">      4.2%   6.3%    10.2</w:t>
-            </w:r>
-            <w:proofErr w:type="gramStart"/>
-            <w:r>
-              <w:rPr>
-                <w:rFonts w:ascii="Arial" w:hAnsi="Arial" w:cs="Arial"/>
-                <w:sz w:val="20"/>
-                <w:szCs w:val="20"/>
-                <w:lang w:val="en-GB"/>
-              </w:rPr>
-              <w:t>%  19.2</w:t>
-            </w:r>
-            <w:proofErr w:type="gramEnd"/>
-            <w:r>
-              <w:rPr>
-                <w:rFonts w:ascii="Arial" w:hAnsi="Arial" w:cs="Arial"/>
-                <w:sz w:val="20"/>
-                <w:szCs w:val="20"/>
-                <w:lang w:val="en-GB"/>
-              </w:rPr>
-              <w:t>%  79.9%    15.8%  10.4s</w:t>
+              <w:t xml:space="preserve">      4.2%   6.3%    10.2%  19.2%  79.9%    15.8%  10.4s</w:t>
             </w:r>
           </w:p>
         </w:tc>
@@ -7433,7 +4862,7 @@
       <w:tr>
         <w:tc>
           <w:tcPr>
-            <w:tcW w:w="9062" w:type="dxa"/>
+            <w:tcW w:w="9042" w:type="dxa"/>
             <w:shd w:val="clear" w:color="auto" w:fill="EBFFEB"/>
           </w:tcPr>
           <w:p>
@@ -7452,27 +4881,7 @@
                 <w:szCs w:val="20"/>
                 <w:lang w:val="en-GB"/>
               </w:rPr>
-              <w:t xml:space="preserve">test_video11.mp4 REAL    </w:t>
-            </w:r>
-            <w:proofErr w:type="spellStart"/>
-            <w:r>
-              <w:rPr>
-                <w:rFonts w:ascii="Arial" w:hAnsi="Arial" w:cs="Arial"/>
-                <w:sz w:val="20"/>
-                <w:szCs w:val="20"/>
-                <w:lang w:val="en-GB"/>
-              </w:rPr>
-              <w:t>REAL</w:t>
-            </w:r>
-            <w:proofErr w:type="spellEnd"/>
-            <w:r>
-              <w:rPr>
-                <w:rFonts w:ascii="Arial" w:hAnsi="Arial" w:cs="Arial"/>
-                <w:sz w:val="20"/>
-                <w:szCs w:val="20"/>
-                <w:lang w:val="en-GB"/>
-              </w:rPr>
-              <w:t xml:space="preserve">    </w:t>
+              <w:t xml:space="preserve">test_video11.mp4 REAL    REAL    </w:t>
             </w:r>
             <w:r>
               <w:rPr>
@@ -7490,27 +4899,7 @@
                 <w:szCs w:val="20"/>
                 <w:lang w:val="en-GB"/>
               </w:rPr>
-              <w:t xml:space="preserve">     14.0</w:t>
-            </w:r>
-            <w:proofErr w:type="gramStart"/>
-            <w:r>
-              <w:rPr>
-                <w:rFonts w:ascii="Arial" w:hAnsi="Arial" w:cs="Arial"/>
-                <w:sz w:val="20"/>
-                <w:szCs w:val="20"/>
-                <w:lang w:val="en-GB"/>
-              </w:rPr>
-              <w:t>%  37.6</w:t>
-            </w:r>
-            <w:proofErr w:type="gramEnd"/>
-            <w:r>
-              <w:rPr>
-                <w:rFonts w:ascii="Arial" w:hAnsi="Arial" w:cs="Arial"/>
-                <w:sz w:val="20"/>
-                <w:szCs w:val="20"/>
-                <w:lang w:val="en-GB"/>
-              </w:rPr>
-              <w:t>%    75.6%  87.5%  94.7%    63.3%  10.5s</w:t>
+              <w:t xml:space="preserve">     14.0%  37.6%    75.6%  87.5%  94.7%    63.3%  10.5s</w:t>
             </w:r>
           </w:p>
         </w:tc>
@@ -7518,7 +4907,7 @@
       <w:tr>
         <w:tc>
           <w:tcPr>
-            <w:tcW w:w="9062" w:type="dxa"/>
+            <w:tcW w:w="9042" w:type="dxa"/>
             <w:shd w:val="clear" w:color="auto" w:fill="EBFFEB"/>
           </w:tcPr>
           <w:p>
@@ -7537,27 +4926,7 @@
                 <w:szCs w:val="20"/>
                 <w:lang w:val="en-GB"/>
               </w:rPr>
-              <w:t xml:space="preserve">test_video12.mp4 REAL    </w:t>
-            </w:r>
-            <w:proofErr w:type="spellStart"/>
-            <w:r>
-              <w:rPr>
-                <w:rFonts w:ascii="Arial" w:hAnsi="Arial" w:cs="Arial"/>
-                <w:sz w:val="20"/>
-                <w:szCs w:val="20"/>
-                <w:lang w:val="en-GB"/>
-              </w:rPr>
-              <w:t>REAL</w:t>
-            </w:r>
-            <w:proofErr w:type="spellEnd"/>
-            <w:r>
-              <w:rPr>
-                <w:rFonts w:ascii="Arial" w:hAnsi="Arial" w:cs="Arial"/>
-                <w:sz w:val="20"/>
-                <w:szCs w:val="20"/>
-                <w:lang w:val="en-GB"/>
-              </w:rPr>
-              <w:t xml:space="preserve">    </w:t>
+              <w:t xml:space="preserve">test_video12.mp4 REAL    REAL    </w:t>
             </w:r>
             <w:r>
               <w:rPr>
@@ -7575,27 +4944,7 @@
                 <w:szCs w:val="20"/>
                 <w:lang w:val="en-GB"/>
               </w:rPr>
-              <w:t xml:space="preserve">     18.3</w:t>
-            </w:r>
-            <w:proofErr w:type="gramStart"/>
-            <w:r>
-              <w:rPr>
-                <w:rFonts w:ascii="Arial" w:hAnsi="Arial" w:cs="Arial"/>
-                <w:sz w:val="20"/>
-                <w:szCs w:val="20"/>
-                <w:lang w:val="en-GB"/>
-              </w:rPr>
-              <w:t>%  57.2</w:t>
-            </w:r>
-            <w:proofErr w:type="gramEnd"/>
-            <w:r>
-              <w:rPr>
-                <w:rFonts w:ascii="Arial" w:hAnsi="Arial" w:cs="Arial"/>
-                <w:sz w:val="20"/>
-                <w:szCs w:val="20"/>
-                <w:lang w:val="en-GB"/>
-              </w:rPr>
-              <w:t>%    75.9%  83.4%  91.0%    68.8%  16.2s</w:t>
+              <w:t xml:space="preserve">     18.3%  57.2%    75.9%  83.4%  91.0%    68.8%  16.2s</w:t>
             </w:r>
           </w:p>
         </w:tc>
@@ -7603,7 +4952,7 @@
       <w:tr>
         <w:tc>
           <w:tcPr>
-            <w:tcW w:w="9062" w:type="dxa"/>
+            <w:tcW w:w="9042" w:type="dxa"/>
             <w:shd w:val="clear" w:color="auto" w:fill="EBFFEB"/>
           </w:tcPr>
           <w:p>
@@ -7622,27 +4971,7 @@
                 <w:szCs w:val="20"/>
                 <w:lang w:val="en-GB"/>
               </w:rPr>
-              <w:t xml:space="preserve">test_video13.mp4 REAL    </w:t>
-            </w:r>
-            <w:proofErr w:type="spellStart"/>
-            <w:r>
-              <w:rPr>
-                <w:rFonts w:ascii="Arial" w:hAnsi="Arial" w:cs="Arial"/>
-                <w:sz w:val="20"/>
-                <w:szCs w:val="20"/>
-                <w:lang w:val="en-GB"/>
-              </w:rPr>
-              <w:t>REAL</w:t>
-            </w:r>
-            <w:proofErr w:type="spellEnd"/>
-            <w:r>
-              <w:rPr>
-                <w:rFonts w:ascii="Arial" w:hAnsi="Arial" w:cs="Arial"/>
-                <w:sz w:val="20"/>
-                <w:szCs w:val="20"/>
-                <w:lang w:val="en-GB"/>
-              </w:rPr>
-              <w:t xml:space="preserve">    </w:t>
+              <w:t xml:space="preserve">test_video13.mp4 REAL    REAL    </w:t>
             </w:r>
             <w:r>
               <w:rPr>
@@ -7660,27 +4989,7 @@
                 <w:szCs w:val="20"/>
                 <w:lang w:val="en-GB"/>
               </w:rPr>
-              <w:t xml:space="preserve">     61.7</w:t>
-            </w:r>
-            <w:proofErr w:type="gramStart"/>
-            <w:r>
-              <w:rPr>
-                <w:rFonts w:ascii="Arial" w:hAnsi="Arial" w:cs="Arial"/>
-                <w:sz w:val="20"/>
-                <w:szCs w:val="20"/>
-                <w:lang w:val="en-GB"/>
-              </w:rPr>
-              <w:t>%  88.5</w:t>
-            </w:r>
-            <w:proofErr w:type="gramEnd"/>
-            <w:r>
-              <w:rPr>
-                <w:rFonts w:ascii="Arial" w:hAnsi="Arial" w:cs="Arial"/>
-                <w:sz w:val="20"/>
-                <w:szCs w:val="20"/>
-                <w:lang w:val="en-GB"/>
-              </w:rPr>
-              <w:t>%    90.0%  91.5%  94.0%    88.8%  10.1s</w:t>
+              <w:t xml:space="preserve">     61.7%  88.5%    90.0%  91.5%  94.0%    88.8%  10.1s</w:t>
             </w:r>
           </w:p>
         </w:tc>
@@ -7688,7 +4997,7 @@
       <w:tr>
         <w:tc>
           <w:tcPr>
-            <w:tcW w:w="9062" w:type="dxa"/>
+            <w:tcW w:w="9042" w:type="dxa"/>
             <w:shd w:val="clear" w:color="auto" w:fill="FFE1E1"/>
           </w:tcPr>
           <w:p>
@@ -7725,27 +5034,7 @@
                 <w:szCs w:val="20"/>
                 <w:lang w:val="en-GB"/>
               </w:rPr>
-              <w:t xml:space="preserve">      1.1%   8.2%    20.9</w:t>
-            </w:r>
-            <w:proofErr w:type="gramStart"/>
-            <w:r>
-              <w:rPr>
-                <w:rFonts w:ascii="Arial" w:hAnsi="Arial" w:cs="Arial"/>
-                <w:sz w:val="20"/>
-                <w:szCs w:val="20"/>
-                <w:lang w:val="en-GB"/>
-              </w:rPr>
-              <w:t>%  52.6</w:t>
-            </w:r>
-            <w:proofErr w:type="gramEnd"/>
-            <w:r>
-              <w:rPr>
-                <w:rFonts w:ascii="Arial" w:hAnsi="Arial" w:cs="Arial"/>
-                <w:sz w:val="20"/>
-                <w:szCs w:val="20"/>
-                <w:lang w:val="en-GB"/>
-              </w:rPr>
-              <w:t>%  91.0%    34.1%  10.3s</w:t>
+              <w:t xml:space="preserve">      1.1%   8.2%    20.9%  52.6%  91.0%    34.1%  10.3s</w:t>
             </w:r>
           </w:p>
         </w:tc>
@@ -7753,7 +5042,7 @@
       <w:tr>
         <w:tc>
           <w:tcPr>
-            <w:tcW w:w="9062" w:type="dxa"/>
+            <w:tcW w:w="9042" w:type="dxa"/>
             <w:shd w:val="clear" w:color="auto" w:fill="EBFFEB"/>
           </w:tcPr>
           <w:p>
@@ -7772,27 +5061,7 @@
                 <w:szCs w:val="20"/>
                 <w:lang w:val="en-GB"/>
               </w:rPr>
-              <w:t xml:space="preserve">test_video15.mp4 REAL    </w:t>
-            </w:r>
-            <w:proofErr w:type="spellStart"/>
-            <w:r>
-              <w:rPr>
-                <w:rFonts w:ascii="Arial" w:hAnsi="Arial" w:cs="Arial"/>
-                <w:sz w:val="20"/>
-                <w:szCs w:val="20"/>
-                <w:lang w:val="en-GB"/>
-              </w:rPr>
-              <w:t>REAL</w:t>
-            </w:r>
-            <w:proofErr w:type="spellEnd"/>
-            <w:r>
-              <w:rPr>
-                <w:rFonts w:ascii="Arial" w:hAnsi="Arial" w:cs="Arial"/>
-                <w:sz w:val="20"/>
-                <w:szCs w:val="20"/>
-                <w:lang w:val="en-GB"/>
-              </w:rPr>
-              <w:t xml:space="preserve">    </w:t>
+              <w:t xml:space="preserve">test_video15.mp4 REAL    REAL    </w:t>
             </w:r>
             <w:r>
               <w:rPr>
@@ -7810,27 +5079,7 @@
                 <w:szCs w:val="20"/>
                 <w:lang w:val="en-GB"/>
               </w:rPr>
-              <w:t xml:space="preserve">      9.1</w:t>
-            </w:r>
-            <w:proofErr w:type="gramStart"/>
-            <w:r>
-              <w:rPr>
-                <w:rFonts w:ascii="Arial" w:hAnsi="Arial" w:cs="Arial"/>
-                <w:sz w:val="20"/>
-                <w:szCs w:val="20"/>
-                <w:lang w:val="en-GB"/>
-              </w:rPr>
-              <w:t>%  75.1</w:t>
-            </w:r>
-            <w:proofErr w:type="gramEnd"/>
-            <w:r>
-              <w:rPr>
-                <w:rFonts w:ascii="Arial" w:hAnsi="Arial" w:cs="Arial"/>
-                <w:sz w:val="20"/>
-                <w:szCs w:val="20"/>
-                <w:lang w:val="en-GB"/>
-              </w:rPr>
-              <w:t>%    83.1%  85.2%  91.8%    75.7%  10.3s</w:t>
+              <w:t xml:space="preserve">      9.1%  75.1%    83.1%  85.2%  91.8%    75.7%  10.3s</w:t>
             </w:r>
           </w:p>
         </w:tc>
@@ -7838,7 +5087,7 @@
       <w:tr>
         <w:tc>
           <w:tcPr>
-            <w:tcW w:w="9062" w:type="dxa"/>
+            <w:tcW w:w="9042" w:type="dxa"/>
             <w:shd w:val="clear" w:color="auto" w:fill="EBFFEB"/>
           </w:tcPr>
           <w:p>
@@ -7857,27 +5106,7 @@
                 <w:szCs w:val="20"/>
                 <w:lang w:val="en-GB"/>
               </w:rPr>
-              <w:t xml:space="preserve">test_video16.mp4 REAL    </w:t>
-            </w:r>
-            <w:proofErr w:type="spellStart"/>
-            <w:r>
-              <w:rPr>
-                <w:rFonts w:ascii="Arial" w:hAnsi="Arial" w:cs="Arial"/>
-                <w:sz w:val="20"/>
-                <w:szCs w:val="20"/>
-                <w:lang w:val="en-GB"/>
-              </w:rPr>
-              <w:t>REAL</w:t>
-            </w:r>
-            <w:proofErr w:type="spellEnd"/>
-            <w:r>
-              <w:rPr>
-                <w:rFonts w:ascii="Arial" w:hAnsi="Arial" w:cs="Arial"/>
-                <w:sz w:val="20"/>
-                <w:szCs w:val="20"/>
-                <w:lang w:val="en-GB"/>
-              </w:rPr>
-              <w:t xml:space="preserve">    </w:t>
+              <w:t xml:space="preserve">test_video16.mp4 REAL    REAL    </w:t>
             </w:r>
             <w:r>
               <w:rPr>
@@ -7895,27 +5124,7 @@
                 <w:szCs w:val="20"/>
                 <w:lang w:val="en-GB"/>
               </w:rPr>
-              <w:t xml:space="preserve">     10.1</w:t>
-            </w:r>
-            <w:proofErr w:type="gramStart"/>
-            <w:r>
-              <w:rPr>
-                <w:rFonts w:ascii="Arial" w:hAnsi="Arial" w:cs="Arial"/>
-                <w:sz w:val="20"/>
-                <w:szCs w:val="20"/>
-                <w:lang w:val="en-GB"/>
-              </w:rPr>
-              <w:t>%  44.2</w:t>
-            </w:r>
-            <w:proofErr w:type="gramEnd"/>
-            <w:r>
-              <w:rPr>
-                <w:rFonts w:ascii="Arial" w:hAnsi="Arial" w:cs="Arial"/>
-                <w:sz w:val="20"/>
-                <w:szCs w:val="20"/>
-                <w:lang w:val="en-GB"/>
-              </w:rPr>
-              <w:t>%    81.8%  86.3%  93.7%    66.1%  10.7s</w:t>
+              <w:t xml:space="preserve">     10.1%  44.2%    81.8%  86.3%  93.7%    66.1%  10.7s</w:t>
             </w:r>
           </w:p>
         </w:tc>
@@ -7923,7 +5132,7 @@
       <w:tr>
         <w:tc>
           <w:tcPr>
-            <w:tcW w:w="9062" w:type="dxa"/>
+            <w:tcW w:w="9042" w:type="dxa"/>
             <w:shd w:val="clear" w:color="auto" w:fill="EBFFEB"/>
           </w:tcPr>
           <w:p>
@@ -7942,27 +5151,7 @@
                 <w:szCs w:val="20"/>
                 <w:lang w:val="en-GB"/>
               </w:rPr>
-              <w:t xml:space="preserve">test_video17.mp4 REAL    </w:t>
-            </w:r>
-            <w:proofErr w:type="spellStart"/>
-            <w:r>
-              <w:rPr>
-                <w:rFonts w:ascii="Arial" w:hAnsi="Arial" w:cs="Arial"/>
-                <w:sz w:val="20"/>
-                <w:szCs w:val="20"/>
-                <w:lang w:val="en-GB"/>
-              </w:rPr>
-              <w:t>REAL</w:t>
-            </w:r>
-            <w:proofErr w:type="spellEnd"/>
-            <w:r>
-              <w:rPr>
-                <w:rFonts w:ascii="Arial" w:hAnsi="Arial" w:cs="Arial"/>
-                <w:sz w:val="20"/>
-                <w:szCs w:val="20"/>
-                <w:lang w:val="en-GB"/>
-              </w:rPr>
-              <w:t xml:space="preserve">    </w:t>
+              <w:t xml:space="preserve">test_video17.mp4 REAL    REAL    </w:t>
             </w:r>
             <w:r>
               <w:rPr>
@@ -7980,27 +5169,7 @@
                 <w:szCs w:val="20"/>
                 <w:lang w:val="en-GB"/>
               </w:rPr>
-              <w:t xml:space="preserve">     33.8</w:t>
-            </w:r>
-            <w:proofErr w:type="gramStart"/>
-            <w:r>
-              <w:rPr>
-                <w:rFonts w:ascii="Arial" w:hAnsi="Arial" w:cs="Arial"/>
-                <w:sz w:val="20"/>
-                <w:szCs w:val="20"/>
-                <w:lang w:val="en-GB"/>
-              </w:rPr>
-              <w:t>%  61.2</w:t>
-            </w:r>
-            <w:proofErr w:type="gramEnd"/>
-            <w:r>
-              <w:rPr>
-                <w:rFonts w:ascii="Arial" w:hAnsi="Arial" w:cs="Arial"/>
-                <w:sz w:val="20"/>
-                <w:szCs w:val="20"/>
-                <w:lang w:val="en-GB"/>
-              </w:rPr>
-              <w:t>%    71.5%  77.2%  84.8%    68.3%  10.7s</w:t>
+              <w:t xml:space="preserve">     33.8%  61.2%    71.5%  77.2%  84.8%    68.3%  10.7s</w:t>
             </w:r>
           </w:p>
         </w:tc>
@@ -8008,7 +5177,7 @@
       <w:tr>
         <w:tc>
           <w:tcPr>
-            <w:tcW w:w="9062" w:type="dxa"/>
+            <w:tcW w:w="9042" w:type="dxa"/>
             <w:shd w:val="clear" w:color="auto" w:fill="EBFFEB"/>
           </w:tcPr>
           <w:p>
@@ -8027,27 +5196,7 @@
                 <w:szCs w:val="20"/>
                 <w:lang w:val="en-GB"/>
               </w:rPr>
-              <w:t xml:space="preserve">test_video18.mp4 REAL    </w:t>
-            </w:r>
-            <w:proofErr w:type="spellStart"/>
-            <w:r>
-              <w:rPr>
-                <w:rFonts w:ascii="Arial" w:hAnsi="Arial" w:cs="Arial"/>
-                <w:sz w:val="20"/>
-                <w:szCs w:val="20"/>
-                <w:lang w:val="en-GB"/>
-              </w:rPr>
-              <w:t>REAL</w:t>
-            </w:r>
-            <w:proofErr w:type="spellEnd"/>
-            <w:r>
-              <w:rPr>
-                <w:rFonts w:ascii="Arial" w:hAnsi="Arial" w:cs="Arial"/>
-                <w:sz w:val="20"/>
-                <w:szCs w:val="20"/>
-                <w:lang w:val="en-GB"/>
-              </w:rPr>
-              <w:t xml:space="preserve">    </w:t>
+              <w:t xml:space="preserve">test_video18.mp4 REAL    REAL    </w:t>
             </w:r>
             <w:r>
               <w:rPr>
@@ -8065,27 +5214,7 @@
                 <w:szCs w:val="20"/>
                 <w:lang w:val="en-GB"/>
               </w:rPr>
-              <w:t xml:space="preserve">      1.4</w:t>
-            </w:r>
-            <w:proofErr w:type="gramStart"/>
-            <w:r>
-              <w:rPr>
-                <w:rFonts w:ascii="Arial" w:hAnsi="Arial" w:cs="Arial"/>
-                <w:sz w:val="20"/>
-                <w:szCs w:val="20"/>
-                <w:lang w:val="en-GB"/>
-              </w:rPr>
-              <w:t>%  37.1</w:t>
-            </w:r>
-            <w:proofErr w:type="gramEnd"/>
-            <w:r>
-              <w:rPr>
-                <w:rFonts w:ascii="Arial" w:hAnsi="Arial" w:cs="Arial"/>
-                <w:sz w:val="20"/>
-                <w:szCs w:val="20"/>
-                <w:lang w:val="en-GB"/>
-              </w:rPr>
-              <w:t>%    62.1%  73.4%  82.5%    54.0%  10.8s</w:t>
+              <w:t xml:space="preserve">      1.4%  37.1%    62.1%  73.4%  82.5%    54.0%  10.8s</w:t>
             </w:r>
           </w:p>
         </w:tc>
@@ -8093,7 +5222,7 @@
       <w:tr>
         <w:tc>
           <w:tcPr>
-            <w:tcW w:w="9062" w:type="dxa"/>
+            <w:tcW w:w="9042" w:type="dxa"/>
             <w:shd w:val="clear" w:color="auto" w:fill="EBFFEB"/>
           </w:tcPr>
           <w:p>
@@ -8112,27 +5241,7 @@
                 <w:szCs w:val="20"/>
                 <w:lang w:val="en-GB"/>
               </w:rPr>
-              <w:t xml:space="preserve">test_video19.mp4 REAL    </w:t>
-            </w:r>
-            <w:proofErr w:type="spellStart"/>
-            <w:r>
-              <w:rPr>
-                <w:rFonts w:ascii="Arial" w:hAnsi="Arial" w:cs="Arial"/>
-                <w:sz w:val="20"/>
-                <w:szCs w:val="20"/>
-                <w:lang w:val="en-GB"/>
-              </w:rPr>
-              <w:t>REAL</w:t>
-            </w:r>
-            <w:proofErr w:type="spellEnd"/>
-            <w:r>
-              <w:rPr>
-                <w:rFonts w:ascii="Arial" w:hAnsi="Arial" w:cs="Arial"/>
-                <w:sz w:val="20"/>
-                <w:szCs w:val="20"/>
-                <w:lang w:val="en-GB"/>
-              </w:rPr>
-              <w:t xml:space="preserve">    </w:t>
+              <w:t xml:space="preserve">test_video19.mp4 REAL    REAL    </w:t>
             </w:r>
             <w:r>
               <w:rPr>
@@ -8150,27 +5259,7 @@
                 <w:szCs w:val="20"/>
                 <w:lang w:val="en-GB"/>
               </w:rPr>
-              <w:t xml:space="preserve">     43.1</w:t>
-            </w:r>
-            <w:proofErr w:type="gramStart"/>
-            <w:r>
-              <w:rPr>
-                <w:rFonts w:ascii="Arial" w:hAnsi="Arial" w:cs="Arial"/>
-                <w:sz w:val="20"/>
-                <w:szCs w:val="20"/>
-                <w:lang w:val="en-GB"/>
-              </w:rPr>
-              <w:t>%  55.2</w:t>
-            </w:r>
-            <w:proofErr w:type="gramEnd"/>
-            <w:r>
-              <w:rPr>
-                <w:rFonts w:ascii="Arial" w:hAnsi="Arial" w:cs="Arial"/>
-                <w:sz w:val="20"/>
-                <w:szCs w:val="20"/>
-                <w:lang w:val="en-GB"/>
-              </w:rPr>
-              <w:t>%    60.6%  66.1%  80.5%    61.3%  10.7s</w:t>
+              <w:t xml:space="preserve">     43.1%  55.2%    60.6%  66.1%  80.5%    61.3%  10.7s</w:t>
             </w:r>
           </w:p>
         </w:tc>
@@ -8178,7 +5267,7 @@
       <w:tr>
         <w:tc>
           <w:tcPr>
-            <w:tcW w:w="9062" w:type="dxa"/>
+            <w:tcW w:w="9042" w:type="dxa"/>
             <w:shd w:val="clear" w:color="auto" w:fill="EBFFEB"/>
           </w:tcPr>
           <w:p>
@@ -8215,27 +5304,7 @@
                 <w:szCs w:val="20"/>
                 <w:lang w:val="en-GB"/>
               </w:rPr>
-              <w:t xml:space="preserve"> REAL    </w:t>
-            </w:r>
-            <w:proofErr w:type="spellStart"/>
-            <w:r>
-              <w:rPr>
-                <w:rFonts w:ascii="Arial" w:hAnsi="Arial" w:cs="Arial"/>
-                <w:sz w:val="20"/>
-                <w:szCs w:val="20"/>
-                <w:lang w:val="en-GB"/>
-              </w:rPr>
-              <w:t>REAL</w:t>
-            </w:r>
-            <w:proofErr w:type="spellEnd"/>
-            <w:r>
-              <w:rPr>
-                <w:rFonts w:ascii="Arial" w:hAnsi="Arial" w:cs="Arial"/>
-                <w:sz w:val="20"/>
-                <w:szCs w:val="20"/>
-                <w:lang w:val="en-GB"/>
-              </w:rPr>
-              <w:t xml:space="preserve">    </w:t>
+              <w:t xml:space="preserve"> REAL    REAL    </w:t>
             </w:r>
             <w:r>
               <w:rPr>
@@ -8253,27 +5322,7 @@
                 <w:szCs w:val="20"/>
                 <w:lang w:val="en-GB"/>
               </w:rPr>
-              <w:t xml:space="preserve">      6.2</w:t>
-            </w:r>
-            <w:proofErr w:type="gramStart"/>
-            <w:r>
-              <w:rPr>
-                <w:rFonts w:ascii="Arial" w:hAnsi="Arial" w:cs="Arial"/>
-                <w:sz w:val="20"/>
-                <w:szCs w:val="20"/>
-                <w:lang w:val="en-GB"/>
-              </w:rPr>
-              <w:t>%  49.0</w:t>
-            </w:r>
-            <w:proofErr w:type="gramEnd"/>
-            <w:r>
-              <w:rPr>
-                <w:rFonts w:ascii="Arial" w:hAnsi="Arial" w:cs="Arial"/>
-                <w:sz w:val="20"/>
-                <w:szCs w:val="20"/>
-                <w:lang w:val="en-GB"/>
-              </w:rPr>
-              <w:t>%    66.7%  78.3%  92.1%    62.3%  13.5s</w:t>
+              <w:t xml:space="preserve">      6.2%  49.0%    66.7%  78.3%  92.1%    62.3%  13.5s</w:t>
             </w:r>
           </w:p>
         </w:tc>
@@ -8281,7 +5330,7 @@
       <w:tr>
         <w:tc>
           <w:tcPr>
-            <w:tcW w:w="9062" w:type="dxa"/>
+            <w:tcW w:w="9042" w:type="dxa"/>
             <w:shd w:val="clear" w:color="auto" w:fill="EBFFEB"/>
           </w:tcPr>
           <w:p>
@@ -8300,27 +5349,7 @@
                 <w:szCs w:val="20"/>
                 <w:lang w:val="en-GB"/>
               </w:rPr>
-              <w:t xml:space="preserve">test_video20.mp4 REAL    </w:t>
-            </w:r>
-            <w:proofErr w:type="spellStart"/>
-            <w:r>
-              <w:rPr>
-                <w:rFonts w:ascii="Arial" w:hAnsi="Arial" w:cs="Arial"/>
-                <w:sz w:val="20"/>
-                <w:szCs w:val="20"/>
-                <w:lang w:val="en-GB"/>
-              </w:rPr>
-              <w:t>REAL</w:t>
-            </w:r>
-            <w:proofErr w:type="spellEnd"/>
-            <w:r>
-              <w:rPr>
-                <w:rFonts w:ascii="Arial" w:hAnsi="Arial" w:cs="Arial"/>
-                <w:sz w:val="20"/>
-                <w:szCs w:val="20"/>
-                <w:lang w:val="en-GB"/>
-              </w:rPr>
-              <w:t xml:space="preserve">    </w:t>
+              <w:t xml:space="preserve">test_video20.mp4 REAL    REAL    </w:t>
             </w:r>
             <w:r>
               <w:rPr>
@@ -8338,27 +5367,7 @@
                 <w:szCs w:val="20"/>
                 <w:lang w:val="en-GB"/>
               </w:rPr>
-              <w:t xml:space="preserve">     77.2</w:t>
-            </w:r>
-            <w:proofErr w:type="gramStart"/>
-            <w:r>
-              <w:rPr>
-                <w:rFonts w:ascii="Arial" w:hAnsi="Arial" w:cs="Arial"/>
-                <w:sz w:val="20"/>
-                <w:szCs w:val="20"/>
-                <w:lang w:val="en-GB"/>
-              </w:rPr>
-              <w:t>%  79.4</w:t>
-            </w:r>
-            <w:proofErr w:type="gramEnd"/>
-            <w:r>
-              <w:rPr>
-                <w:rFonts w:ascii="Arial" w:hAnsi="Arial" w:cs="Arial"/>
-                <w:sz w:val="20"/>
-                <w:szCs w:val="20"/>
-                <w:lang w:val="en-GB"/>
-              </w:rPr>
-              <w:t>%    82.7%  84.6%  90.4%    82.5%  10.7s</w:t>
+              <w:t xml:space="preserve">     77.2%  79.4%    82.7%  84.6%  90.4%    82.5%  10.7s</w:t>
             </w:r>
           </w:p>
         </w:tc>
@@ -8366,7 +5375,7 @@
       <w:tr>
         <w:tc>
           <w:tcPr>
-            <w:tcW w:w="9062" w:type="dxa"/>
+            <w:tcW w:w="9042" w:type="dxa"/>
             <w:shd w:val="clear" w:color="auto" w:fill="EBFFEB"/>
           </w:tcPr>
           <w:p>
@@ -8403,27 +5412,7 @@
                 <w:szCs w:val="20"/>
                 <w:lang w:val="en-GB"/>
               </w:rPr>
-              <w:t xml:space="preserve"> REAL    </w:t>
-            </w:r>
-            <w:proofErr w:type="spellStart"/>
-            <w:r>
-              <w:rPr>
-                <w:rFonts w:ascii="Arial" w:hAnsi="Arial" w:cs="Arial"/>
-                <w:sz w:val="20"/>
-                <w:szCs w:val="20"/>
-                <w:lang w:val="en-GB"/>
-              </w:rPr>
-              <w:t>REAL</w:t>
-            </w:r>
-            <w:proofErr w:type="spellEnd"/>
-            <w:r>
-              <w:rPr>
-                <w:rFonts w:ascii="Arial" w:hAnsi="Arial" w:cs="Arial"/>
-                <w:sz w:val="20"/>
-                <w:szCs w:val="20"/>
-                <w:lang w:val="en-GB"/>
-              </w:rPr>
-              <w:t xml:space="preserve">    </w:t>
+              <w:t xml:space="preserve"> REAL    REAL    </w:t>
             </w:r>
             <w:r>
               <w:rPr>
@@ -8441,27 +5430,7 @@
                 <w:szCs w:val="20"/>
                 <w:lang w:val="en-GB"/>
               </w:rPr>
-              <w:t xml:space="preserve">     19.8</w:t>
-            </w:r>
-            <w:proofErr w:type="gramStart"/>
-            <w:r>
-              <w:rPr>
-                <w:rFonts w:ascii="Arial" w:hAnsi="Arial" w:cs="Arial"/>
-                <w:sz w:val="20"/>
-                <w:szCs w:val="20"/>
-                <w:lang w:val="en-GB"/>
-              </w:rPr>
-              <w:t>%  57.4</w:t>
-            </w:r>
-            <w:proofErr w:type="gramEnd"/>
-            <w:r>
-              <w:rPr>
-                <w:rFonts w:ascii="Arial" w:hAnsi="Arial" w:cs="Arial"/>
-                <w:sz w:val="20"/>
-                <w:szCs w:val="20"/>
-                <w:lang w:val="en-GB"/>
-              </w:rPr>
-              <w:t>%    73.2%  82.2%  90.0%    67.9%  12.7s</w:t>
+              <w:t xml:space="preserve">     19.8%  57.4%    73.2%  82.2%  90.0%    67.9%  12.7s</w:t>
             </w:r>
           </w:p>
         </w:tc>
@@ -8469,7 +5438,7 @@
       <w:tr>
         <w:tc>
           <w:tcPr>
-            <w:tcW w:w="9062" w:type="dxa"/>
+            <w:tcW w:w="9042" w:type="dxa"/>
             <w:shd w:val="clear" w:color="auto" w:fill="EBFFEB"/>
           </w:tcPr>
           <w:p>
@@ -8506,27 +5475,7 @@
                 <w:szCs w:val="20"/>
                 <w:lang w:val="en-GB"/>
               </w:rPr>
-              <w:t xml:space="preserve"> REAL    </w:t>
-            </w:r>
-            <w:proofErr w:type="spellStart"/>
-            <w:r>
-              <w:rPr>
-                <w:rFonts w:ascii="Arial" w:hAnsi="Arial" w:cs="Arial"/>
-                <w:sz w:val="20"/>
-                <w:szCs w:val="20"/>
-                <w:lang w:val="en-GB"/>
-              </w:rPr>
-              <w:t>REAL</w:t>
-            </w:r>
-            <w:proofErr w:type="spellEnd"/>
-            <w:r>
-              <w:rPr>
-                <w:rFonts w:ascii="Arial" w:hAnsi="Arial" w:cs="Arial"/>
-                <w:sz w:val="20"/>
-                <w:szCs w:val="20"/>
-                <w:lang w:val="en-GB"/>
-              </w:rPr>
-              <w:t xml:space="preserve">    </w:t>
+              <w:t xml:space="preserve"> REAL    REAL    </w:t>
             </w:r>
             <w:r>
               <w:rPr>
@@ -8544,27 +5493,7 @@
                 <w:szCs w:val="20"/>
                 <w:lang w:val="en-GB"/>
               </w:rPr>
-              <w:t xml:space="preserve">      4.1</w:t>
-            </w:r>
-            <w:proofErr w:type="gramStart"/>
-            <w:r>
-              <w:rPr>
-                <w:rFonts w:ascii="Arial" w:hAnsi="Arial" w:cs="Arial"/>
-                <w:sz w:val="20"/>
-                <w:szCs w:val="20"/>
-                <w:lang w:val="en-GB"/>
-              </w:rPr>
-              <w:t>%  49.9</w:t>
-            </w:r>
-            <w:proofErr w:type="gramEnd"/>
-            <w:r>
-              <w:rPr>
-                <w:rFonts w:ascii="Arial" w:hAnsi="Arial" w:cs="Arial"/>
-                <w:sz w:val="20"/>
-                <w:szCs w:val="20"/>
-                <w:lang w:val="en-GB"/>
-              </w:rPr>
-              <w:t>%    79.4%  85.7%  92.1%    66.7%  13.6s</w:t>
+              <w:t xml:space="preserve">      4.1%  49.9%    79.4%  85.7%  92.1%    66.7%  13.6s</w:t>
             </w:r>
           </w:p>
         </w:tc>
@@ -8572,7 +5501,7 @@
       <w:tr>
         <w:tc>
           <w:tcPr>
-            <w:tcW w:w="9062" w:type="dxa"/>
+            <w:tcW w:w="9042" w:type="dxa"/>
             <w:shd w:val="clear" w:color="auto" w:fill="EBFFEB"/>
           </w:tcPr>
           <w:p>
@@ -8609,27 +5538,7 @@
                 <w:szCs w:val="20"/>
                 <w:lang w:val="en-GB"/>
               </w:rPr>
-              <w:t xml:space="preserve"> REAL    </w:t>
-            </w:r>
-            <w:proofErr w:type="spellStart"/>
-            <w:r>
-              <w:rPr>
-                <w:rFonts w:ascii="Arial" w:hAnsi="Arial" w:cs="Arial"/>
-                <w:sz w:val="20"/>
-                <w:szCs w:val="20"/>
-                <w:lang w:val="en-GB"/>
-              </w:rPr>
-              <w:t>REAL</w:t>
-            </w:r>
-            <w:proofErr w:type="spellEnd"/>
-            <w:r>
-              <w:rPr>
-                <w:rFonts w:ascii="Arial" w:hAnsi="Arial" w:cs="Arial"/>
-                <w:sz w:val="20"/>
-                <w:szCs w:val="20"/>
-                <w:lang w:val="en-GB"/>
-              </w:rPr>
-              <w:t xml:space="preserve">    </w:t>
+              <w:t xml:space="preserve"> REAL    REAL    </w:t>
             </w:r>
             <w:r>
               <w:rPr>
@@ -8647,27 +5556,7 @@
                 <w:szCs w:val="20"/>
                 <w:lang w:val="en-GB"/>
               </w:rPr>
-              <w:t xml:space="preserve">      7.2</w:t>
-            </w:r>
-            <w:proofErr w:type="gramStart"/>
-            <w:r>
-              <w:rPr>
-                <w:rFonts w:ascii="Arial" w:hAnsi="Arial" w:cs="Arial"/>
-                <w:sz w:val="20"/>
-                <w:szCs w:val="20"/>
-                <w:lang w:val="en-GB"/>
-              </w:rPr>
-              <w:t>%  35.4</w:t>
-            </w:r>
-            <w:proofErr w:type="gramEnd"/>
-            <w:r>
-              <w:rPr>
-                <w:rFonts w:ascii="Arial" w:hAnsi="Arial" w:cs="Arial"/>
-                <w:sz w:val="20"/>
-                <w:szCs w:val="20"/>
-                <w:lang w:val="en-GB"/>
-              </w:rPr>
-              <w:t>%    60.7%  67.7%  80.5%    52.5%  12.5s</w:t>
+              <w:t xml:space="preserve">      7.2%  35.4%    60.7%  67.7%  80.5%    52.5%  12.5s</w:t>
             </w:r>
           </w:p>
         </w:tc>
@@ -8675,7 +5564,7 @@
       <w:tr>
         <w:tc>
           <w:tcPr>
-            <w:tcW w:w="9062" w:type="dxa"/>
+            <w:tcW w:w="9042" w:type="dxa"/>
             <w:shd w:val="clear" w:color="auto" w:fill="FFE1E1"/>
           </w:tcPr>
           <w:p>
@@ -8730,27 +5619,7 @@
                 <w:szCs w:val="20"/>
                 <w:lang w:val="en-GB"/>
               </w:rPr>
-              <w:t xml:space="preserve">      1.3%   1.9%     3.6%   9.4</w:t>
-            </w:r>
-            <w:proofErr w:type="gramStart"/>
-            <w:r>
-              <w:rPr>
-                <w:rFonts w:ascii="Arial" w:hAnsi="Arial" w:cs="Arial"/>
-                <w:sz w:val="20"/>
-                <w:szCs w:val="20"/>
-                <w:lang w:val="en-GB"/>
-              </w:rPr>
-              <w:t>%  77.0</w:t>
-            </w:r>
-            <w:proofErr w:type="gramEnd"/>
-            <w:r>
-              <w:rPr>
-                <w:rFonts w:ascii="Arial" w:hAnsi="Arial" w:cs="Arial"/>
-                <w:sz w:val="20"/>
-                <w:szCs w:val="20"/>
-                <w:lang w:val="en-GB"/>
-              </w:rPr>
-              <w:t>%    11.9%  15.3s</w:t>
+              <w:t xml:space="preserve">      1.3%   1.9%     3.6%   9.4%  77.0%    11.9%  15.3s</w:t>
             </w:r>
           </w:p>
         </w:tc>
@@ -8758,7 +5627,7 @@
       <w:tr>
         <w:tc>
           <w:tcPr>
-            <w:tcW w:w="9062" w:type="dxa"/>
+            <w:tcW w:w="9042" w:type="dxa"/>
             <w:shd w:val="clear" w:color="auto" w:fill="EBFFEB"/>
           </w:tcPr>
           <w:p>
@@ -8795,27 +5664,7 @@
                 <w:szCs w:val="20"/>
                 <w:lang w:val="en-GB"/>
               </w:rPr>
-              <w:t xml:space="preserve">REAL    </w:t>
-            </w:r>
-            <w:proofErr w:type="spellStart"/>
-            <w:r>
-              <w:rPr>
-                <w:rFonts w:ascii="Arial" w:hAnsi="Arial" w:cs="Arial"/>
-                <w:sz w:val="20"/>
-                <w:szCs w:val="20"/>
-                <w:lang w:val="en-GB"/>
-              </w:rPr>
-              <w:t>REAL</w:t>
-            </w:r>
-            <w:proofErr w:type="spellEnd"/>
-            <w:r>
-              <w:rPr>
-                <w:rFonts w:ascii="Arial" w:hAnsi="Arial" w:cs="Arial"/>
-                <w:sz w:val="20"/>
-                <w:szCs w:val="20"/>
-                <w:lang w:val="en-GB"/>
-              </w:rPr>
-              <w:t xml:space="preserve">    </w:t>
+              <w:t xml:space="preserve">REAL    REAL    </w:t>
             </w:r>
             <w:r>
               <w:rPr>
@@ -8833,27 +5682,7 @@
                 <w:szCs w:val="20"/>
                 <w:lang w:val="en-GB"/>
               </w:rPr>
-              <w:t xml:space="preserve">     84.9</w:t>
-            </w:r>
-            <w:proofErr w:type="gramStart"/>
-            <w:r>
-              <w:rPr>
-                <w:rFonts w:ascii="Arial" w:hAnsi="Arial" w:cs="Arial"/>
-                <w:sz w:val="20"/>
-                <w:szCs w:val="20"/>
-                <w:lang w:val="en-GB"/>
-              </w:rPr>
-              <w:t>%  90.1</w:t>
-            </w:r>
-            <w:proofErr w:type="gramEnd"/>
-            <w:r>
-              <w:rPr>
-                <w:rFonts w:ascii="Arial" w:hAnsi="Arial" w:cs="Arial"/>
-                <w:sz w:val="20"/>
-                <w:szCs w:val="20"/>
-                <w:lang w:val="en-GB"/>
-              </w:rPr>
-              <w:t>%    92.1%  93.2%  97.7%    91.9%  10.4s</w:t>
+              <w:t xml:space="preserve">     84.9%  90.1%    92.1%  93.2%  97.7%    91.9%  10.4s</w:t>
             </w:r>
           </w:p>
         </w:tc>
@@ -8861,7 +5690,7 @@
       <w:tr>
         <w:tc>
           <w:tcPr>
-            <w:tcW w:w="9062" w:type="dxa"/>
+            <w:tcW w:w="9042" w:type="dxa"/>
             <w:shd w:val="clear" w:color="auto" w:fill="EBFFEB"/>
           </w:tcPr>
           <w:p>
@@ -8898,27 +5727,7 @@
                 <w:szCs w:val="20"/>
                 <w:lang w:val="en-GB"/>
               </w:rPr>
-              <w:t xml:space="preserve"> REAL    </w:t>
-            </w:r>
-            <w:proofErr w:type="spellStart"/>
-            <w:r>
-              <w:rPr>
-                <w:rFonts w:ascii="Arial" w:hAnsi="Arial" w:cs="Arial"/>
-                <w:sz w:val="20"/>
-                <w:szCs w:val="20"/>
-                <w:lang w:val="en-GB"/>
-              </w:rPr>
-              <w:t>REAL</w:t>
-            </w:r>
-            <w:proofErr w:type="spellEnd"/>
-            <w:r>
-              <w:rPr>
-                <w:rFonts w:ascii="Arial" w:hAnsi="Arial" w:cs="Arial"/>
-                <w:sz w:val="20"/>
-                <w:szCs w:val="20"/>
-                <w:lang w:val="en-GB"/>
-              </w:rPr>
-              <w:t xml:space="preserve">    </w:t>
+              <w:t xml:space="preserve"> REAL    REAL    </w:t>
             </w:r>
             <w:r>
               <w:rPr>
@@ -8936,27 +5745,7 @@
                 <w:szCs w:val="20"/>
                 <w:lang w:val="en-GB"/>
               </w:rPr>
-              <w:t xml:space="preserve">     14.1</w:t>
-            </w:r>
-            <w:proofErr w:type="gramStart"/>
-            <w:r>
-              <w:rPr>
-                <w:rFonts w:ascii="Arial" w:hAnsi="Arial" w:cs="Arial"/>
-                <w:sz w:val="20"/>
-                <w:szCs w:val="20"/>
-                <w:lang w:val="en-GB"/>
-              </w:rPr>
-              <w:t>%  75.2</w:t>
-            </w:r>
-            <w:proofErr w:type="gramEnd"/>
-            <w:r>
-              <w:rPr>
-                <w:rFonts w:ascii="Arial" w:hAnsi="Arial" w:cs="Arial"/>
-                <w:sz w:val="20"/>
-                <w:szCs w:val="20"/>
-                <w:lang w:val="en-GB"/>
-              </w:rPr>
-              <w:t>%    79.2%  86.3%  93.3%    75.3%  10.7s</w:t>
+              <w:t xml:space="preserve">     14.1%  75.2%    79.2%  86.3%  93.3%    75.3%  10.7s</w:t>
             </w:r>
           </w:p>
         </w:tc>
@@ -8964,7 +5753,7 @@
       <w:tr>
         <w:tc>
           <w:tcPr>
-            <w:tcW w:w="9062" w:type="dxa"/>
+            <w:tcW w:w="9042" w:type="dxa"/>
             <w:tcBorders>
               <w:bottom w:val="single" w:sz="12" w:space="0" w:color="auto"/>
             </w:tcBorders>
@@ -9004,27 +5793,7 @@
                 <w:szCs w:val="20"/>
                 <w:lang w:val="en-GB"/>
               </w:rPr>
-              <w:t xml:space="preserve"> REAL    </w:t>
-            </w:r>
-            <w:proofErr w:type="spellStart"/>
-            <w:r>
-              <w:rPr>
-                <w:rFonts w:ascii="Arial" w:hAnsi="Arial" w:cs="Arial"/>
-                <w:sz w:val="20"/>
-                <w:szCs w:val="20"/>
-                <w:lang w:val="en-GB"/>
-              </w:rPr>
-              <w:t>REAL</w:t>
-            </w:r>
-            <w:proofErr w:type="spellEnd"/>
-            <w:r>
-              <w:rPr>
-                <w:rFonts w:ascii="Arial" w:hAnsi="Arial" w:cs="Arial"/>
-                <w:sz w:val="20"/>
-                <w:szCs w:val="20"/>
-                <w:lang w:val="en-GB"/>
-              </w:rPr>
-              <w:t xml:space="preserve">    </w:t>
+              <w:t xml:space="preserve"> REAL    REAL    </w:t>
             </w:r>
             <w:r>
               <w:rPr>
@@ -9042,27 +5811,7 @@
                 <w:szCs w:val="20"/>
                 <w:lang w:val="en-GB"/>
               </w:rPr>
-              <w:t xml:space="preserve">      4.0</w:t>
-            </w:r>
-            <w:proofErr w:type="gramStart"/>
-            <w:r>
-              <w:rPr>
-                <w:rFonts w:ascii="Arial" w:hAnsi="Arial" w:cs="Arial"/>
-                <w:sz w:val="20"/>
-                <w:szCs w:val="20"/>
-                <w:lang w:val="en-GB"/>
-              </w:rPr>
-              <w:t>%  45.6</w:t>
-            </w:r>
-            <w:proofErr w:type="gramEnd"/>
-            <w:r>
-              <w:rPr>
-                <w:rFonts w:ascii="Arial" w:hAnsi="Arial" w:cs="Arial"/>
-                <w:sz w:val="20"/>
-                <w:szCs w:val="20"/>
-                <w:lang w:val="en-GB"/>
-              </w:rPr>
-              <w:t>%    75.0%  88.1%  93.3%    64.9%  10.7s</w:t>
+              <w:t xml:space="preserve">      4.0%  45.6%    75.0%  88.1%  93.3%    64.9%  10.7s</w:t>
             </w:r>
           </w:p>
         </w:tc>
@@ -9070,7 +5819,7 @@
       <w:tr>
         <w:tc>
           <w:tcPr>
-            <w:tcW w:w="9062" w:type="dxa"/>
+            <w:tcW w:w="9042" w:type="dxa"/>
             <w:tcBorders>
               <w:top w:val="single" w:sz="12" w:space="0" w:color="auto"/>
             </w:tcBorders>
@@ -9122,25 +5871,7 @@
                 <w:sz w:val="20"/>
                 <w:szCs w:val="20"/>
               </w:rPr>
-              <w:t xml:space="preserve">FAKE    </w:t>
-            </w:r>
-            <w:proofErr w:type="spellStart"/>
-            <w:r>
-              <w:rPr>
-                <w:rFonts w:ascii="Arial" w:hAnsi="Arial" w:cs="Arial"/>
-                <w:sz w:val="20"/>
-                <w:szCs w:val="20"/>
-              </w:rPr>
-              <w:t>FAKE</w:t>
-            </w:r>
-            <w:proofErr w:type="spellEnd"/>
-            <w:r>
-              <w:rPr>
-                <w:rFonts w:ascii="Arial" w:hAnsi="Arial" w:cs="Arial"/>
-                <w:sz w:val="20"/>
-                <w:szCs w:val="20"/>
-              </w:rPr>
-              <w:t xml:space="preserve">    </w:t>
+              <w:t xml:space="preserve">FAKE    FAKE    </w:t>
             </w:r>
             <w:r>
               <w:rPr>
@@ -9156,25 +5887,7 @@
                 <w:sz w:val="20"/>
                 <w:szCs w:val="20"/>
               </w:rPr>
-              <w:t xml:space="preserve">      0.9%   2.5%     3.5%   9.6</w:t>
-            </w:r>
-            <w:proofErr w:type="gramStart"/>
-            <w:r>
-              <w:rPr>
-                <w:rFonts w:ascii="Arial" w:hAnsi="Arial" w:cs="Arial"/>
-                <w:sz w:val="20"/>
-                <w:szCs w:val="20"/>
-              </w:rPr>
-              <w:t>%  51.4</w:t>
-            </w:r>
-            <w:proofErr w:type="gramEnd"/>
-            <w:r>
-              <w:rPr>
-                <w:rFonts w:ascii="Arial" w:hAnsi="Arial" w:cs="Arial"/>
-                <w:sz w:val="20"/>
-                <w:szCs w:val="20"/>
-              </w:rPr>
-              <w:t>%     8.4%  10.3s</w:t>
+              <w:t xml:space="preserve">      0.9%   2.5%     3.5%   9.6%  51.4%     8.4%  10.3s</w:t>
             </w:r>
           </w:p>
         </w:tc>
@@ -9182,7 +5895,7 @@
       <w:tr>
         <w:tc>
           <w:tcPr>
-            <w:tcW w:w="9062" w:type="dxa"/>
+            <w:tcW w:w="9042" w:type="dxa"/>
             <w:shd w:val="clear" w:color="auto" w:fill="EBFFEB"/>
           </w:tcPr>
           <w:p>
@@ -9247,25 +5960,7 @@
                 <w:sz w:val="20"/>
                 <w:szCs w:val="20"/>
               </w:rPr>
-              <w:t xml:space="preserve"> FAKE    </w:t>
-            </w:r>
-            <w:proofErr w:type="spellStart"/>
-            <w:r>
-              <w:rPr>
-                <w:rFonts w:ascii="Arial" w:hAnsi="Arial" w:cs="Arial"/>
-                <w:sz w:val="20"/>
-                <w:szCs w:val="20"/>
-              </w:rPr>
-              <w:t>FAKE</w:t>
-            </w:r>
-            <w:proofErr w:type="spellEnd"/>
-            <w:r>
-              <w:rPr>
-                <w:rFonts w:ascii="Arial" w:hAnsi="Arial" w:cs="Arial"/>
-                <w:sz w:val="20"/>
-                <w:szCs w:val="20"/>
-              </w:rPr>
-              <w:t xml:space="preserve">    </w:t>
+              <w:t xml:space="preserve"> FAKE    FAKE    </w:t>
             </w:r>
             <w:r>
               <w:rPr>
@@ -9281,25 +5976,7 @@
                 <w:sz w:val="20"/>
                 <w:szCs w:val="20"/>
               </w:rPr>
-              <w:t xml:space="preserve">      3.4%   6.6%     7.7</w:t>
-            </w:r>
-            <w:proofErr w:type="gramStart"/>
-            <w:r>
-              <w:rPr>
-                <w:rFonts w:ascii="Arial" w:hAnsi="Arial" w:cs="Arial"/>
-                <w:sz w:val="20"/>
-                <w:szCs w:val="20"/>
-              </w:rPr>
-              <w:t>%  12.4</w:t>
-            </w:r>
-            <w:proofErr w:type="gramEnd"/>
-            <w:r>
-              <w:rPr>
-                <w:rFonts w:ascii="Arial" w:hAnsi="Arial" w:cs="Arial"/>
-                <w:sz w:val="20"/>
-                <w:szCs w:val="20"/>
-              </w:rPr>
-              <w:t>%  24.3%    10.0%  10.2s</w:t>
+              <w:t xml:space="preserve">      3.4%   6.6%     7.7%  12.4%  24.3%    10.0%  10.2s</w:t>
             </w:r>
           </w:p>
         </w:tc>
@@ -9307,7 +5984,7 @@
       <w:tr>
         <w:tc>
           <w:tcPr>
-            <w:tcW w:w="9062" w:type="dxa"/>
+            <w:tcW w:w="9042" w:type="dxa"/>
             <w:shd w:val="clear" w:color="auto" w:fill="EBFFEB"/>
           </w:tcPr>
           <w:p>
@@ -9372,25 +6049,7 @@
                 <w:sz w:val="20"/>
                 <w:szCs w:val="20"/>
               </w:rPr>
-              <w:t xml:space="preserve"> FAKE    </w:t>
-            </w:r>
-            <w:proofErr w:type="spellStart"/>
-            <w:r>
-              <w:rPr>
-                <w:rFonts w:ascii="Arial" w:hAnsi="Arial" w:cs="Arial"/>
-                <w:sz w:val="20"/>
-                <w:szCs w:val="20"/>
-              </w:rPr>
-              <w:t>FAKE</w:t>
-            </w:r>
-            <w:proofErr w:type="spellEnd"/>
-            <w:r>
-              <w:rPr>
-                <w:rFonts w:ascii="Arial" w:hAnsi="Arial" w:cs="Arial"/>
-                <w:sz w:val="20"/>
-                <w:szCs w:val="20"/>
-              </w:rPr>
-              <w:t xml:space="preserve">    </w:t>
+              <w:t xml:space="preserve"> FAKE    FAKE    </w:t>
             </w:r>
             <w:r>
               <w:rPr>
@@ -9406,25 +6065,7 @@
                 <w:sz w:val="20"/>
                 <w:szCs w:val="20"/>
               </w:rPr>
-              <w:t xml:space="preserve">      4.9</w:t>
-            </w:r>
-            <w:proofErr w:type="gramStart"/>
-            <w:r>
-              <w:rPr>
-                <w:rFonts w:ascii="Arial" w:hAnsi="Arial" w:cs="Arial"/>
-                <w:sz w:val="20"/>
-                <w:szCs w:val="20"/>
-              </w:rPr>
-              <w:t>%  11.2</w:t>
-            </w:r>
-            <w:proofErr w:type="gramEnd"/>
-            <w:r>
-              <w:rPr>
-                <w:rFonts w:ascii="Arial" w:hAnsi="Arial" w:cs="Arial"/>
-                <w:sz w:val="20"/>
-                <w:szCs w:val="20"/>
-              </w:rPr>
-              <w:t>%    32.6%  59.2%  94.5%    37.6%  10.6s</w:t>
+              <w:t xml:space="preserve">      4.9%  11.2%    32.6%  59.2%  94.5%    37.6%  10.6s</w:t>
             </w:r>
           </w:p>
         </w:tc>
@@ -9432,7 +6073,7 @@
       <w:tr>
         <w:tc>
           <w:tcPr>
-            <w:tcW w:w="9062" w:type="dxa"/>
+            <w:tcW w:w="9042" w:type="dxa"/>
             <w:shd w:val="clear" w:color="auto" w:fill="EBFFEB"/>
           </w:tcPr>
           <w:p>
@@ -9497,25 +6138,7 @@
                 <w:sz w:val="20"/>
                 <w:szCs w:val="20"/>
               </w:rPr>
-              <w:t xml:space="preserve">  FAKE    </w:t>
-            </w:r>
-            <w:proofErr w:type="spellStart"/>
-            <w:r>
-              <w:rPr>
-                <w:rFonts w:ascii="Arial" w:hAnsi="Arial" w:cs="Arial"/>
-                <w:sz w:val="20"/>
-                <w:szCs w:val="20"/>
-              </w:rPr>
-              <w:t>FAKE</w:t>
-            </w:r>
-            <w:proofErr w:type="spellEnd"/>
-            <w:r>
-              <w:rPr>
-                <w:rFonts w:ascii="Arial" w:hAnsi="Arial" w:cs="Arial"/>
-                <w:sz w:val="20"/>
-                <w:szCs w:val="20"/>
-              </w:rPr>
-              <w:t xml:space="preserve">    </w:t>
+              <w:t xml:space="preserve">  FAKE    FAKE    </w:t>
             </w:r>
             <w:r>
               <w:rPr>
@@ -9531,25 +6154,7 @@
                 <w:sz w:val="20"/>
                 <w:szCs w:val="20"/>
               </w:rPr>
-              <w:t xml:space="preserve">      1.2%   2.9%    10.5</w:t>
-            </w:r>
-            <w:proofErr w:type="gramStart"/>
-            <w:r>
-              <w:rPr>
-                <w:rFonts w:ascii="Arial" w:hAnsi="Arial" w:cs="Arial"/>
-                <w:sz w:val="20"/>
-                <w:szCs w:val="20"/>
-              </w:rPr>
-              <w:t>%  39.0</w:t>
-            </w:r>
-            <w:proofErr w:type="gramEnd"/>
-            <w:r>
-              <w:rPr>
-                <w:rFonts w:ascii="Arial" w:hAnsi="Arial" w:cs="Arial"/>
-                <w:sz w:val="20"/>
-                <w:szCs w:val="20"/>
-              </w:rPr>
-              <w:t>%  94.0%    24.0%  16.0s</w:t>
+              <w:t xml:space="preserve">      1.2%   2.9%    10.5%  39.0%  94.0%    24.0%  16.0s</w:t>
             </w:r>
           </w:p>
         </w:tc>
@@ -9557,7 +6162,7 @@
       <w:tr>
         <w:tc>
           <w:tcPr>
-            <w:tcW w:w="9062" w:type="dxa"/>
+            <w:tcW w:w="9042" w:type="dxa"/>
             <w:shd w:val="clear" w:color="auto" w:fill="EBFFEB"/>
           </w:tcPr>
           <w:p>
@@ -9622,25 +6227,7 @@
                 <w:sz w:val="20"/>
                 <w:szCs w:val="20"/>
               </w:rPr>
-              <w:t xml:space="preserve"> FAKE    </w:t>
-            </w:r>
-            <w:proofErr w:type="spellStart"/>
-            <w:r>
-              <w:rPr>
-                <w:rFonts w:ascii="Arial" w:hAnsi="Arial" w:cs="Arial"/>
-                <w:sz w:val="20"/>
-                <w:szCs w:val="20"/>
-              </w:rPr>
-              <w:t>FAKE</w:t>
-            </w:r>
-            <w:proofErr w:type="spellEnd"/>
-            <w:r>
-              <w:rPr>
-                <w:rFonts w:ascii="Arial" w:hAnsi="Arial" w:cs="Arial"/>
-                <w:sz w:val="20"/>
-                <w:szCs w:val="20"/>
-              </w:rPr>
-              <w:t xml:space="preserve">    </w:t>
+              <w:t xml:space="preserve"> FAKE    FAKE    </w:t>
             </w:r>
             <w:r>
               <w:rPr>
@@ -9656,25 +6243,7 @@
                 <w:sz w:val="20"/>
                 <w:szCs w:val="20"/>
               </w:rPr>
-              <w:t xml:space="preserve">      1.2%   2.9%     4.7</w:t>
-            </w:r>
-            <w:proofErr w:type="gramStart"/>
-            <w:r>
-              <w:rPr>
-                <w:rFonts w:ascii="Arial" w:hAnsi="Arial" w:cs="Arial"/>
-                <w:sz w:val="20"/>
-                <w:szCs w:val="20"/>
-              </w:rPr>
-              <w:t>%  12.0</w:t>
-            </w:r>
-            <w:proofErr w:type="gramEnd"/>
-            <w:r>
-              <w:rPr>
-                <w:rFonts w:ascii="Arial" w:hAnsi="Arial" w:cs="Arial"/>
-                <w:sz w:val="20"/>
-                <w:szCs w:val="20"/>
-              </w:rPr>
-              <w:t>%  66.4%    13.7%  14.4s</w:t>
+              <w:t xml:space="preserve">      1.2%   2.9%     4.7%  12.0%  66.4%    13.7%  14.4s</w:t>
             </w:r>
           </w:p>
         </w:tc>
@@ -9682,7 +6251,7 @@
       <w:tr>
         <w:tc>
           <w:tcPr>
-            <w:tcW w:w="9062" w:type="dxa"/>
+            <w:tcW w:w="9042" w:type="dxa"/>
             <w:shd w:val="clear" w:color="auto" w:fill="EBFFEB"/>
           </w:tcPr>
           <w:p>
@@ -9747,25 +6316,7 @@
                 <w:sz w:val="20"/>
                 <w:szCs w:val="20"/>
               </w:rPr>
-              <w:t xml:space="preserve">   FAKE    </w:t>
-            </w:r>
-            <w:proofErr w:type="spellStart"/>
-            <w:r>
-              <w:rPr>
-                <w:rFonts w:ascii="Arial" w:hAnsi="Arial" w:cs="Arial"/>
-                <w:sz w:val="20"/>
-                <w:szCs w:val="20"/>
-              </w:rPr>
-              <w:t>FAKE</w:t>
-            </w:r>
-            <w:proofErr w:type="spellEnd"/>
-            <w:r>
-              <w:rPr>
-                <w:rFonts w:ascii="Arial" w:hAnsi="Arial" w:cs="Arial"/>
-                <w:sz w:val="20"/>
-                <w:szCs w:val="20"/>
-              </w:rPr>
-              <w:t xml:space="preserve">    </w:t>
+              <w:t xml:space="preserve">   FAKE    FAKE    </w:t>
             </w:r>
             <w:r>
               <w:rPr>
@@ -9781,25 +6332,7 @@
                 <w:sz w:val="20"/>
                 <w:szCs w:val="20"/>
               </w:rPr>
-              <w:t xml:space="preserve">      0.7%   1.5%     2.8%   4.6</w:t>
-            </w:r>
-            <w:proofErr w:type="gramStart"/>
-            <w:r>
-              <w:rPr>
-                <w:rFonts w:ascii="Arial" w:hAnsi="Arial" w:cs="Arial"/>
-                <w:sz w:val="20"/>
-                <w:szCs w:val="20"/>
-              </w:rPr>
-              <w:t>%  66.1</w:t>
-            </w:r>
-            <w:proofErr w:type="gramEnd"/>
-            <w:r>
-              <w:rPr>
-                <w:rFonts w:ascii="Arial" w:hAnsi="Arial" w:cs="Arial"/>
-                <w:sz w:val="20"/>
-                <w:szCs w:val="20"/>
-              </w:rPr>
-              <w:t>%     8.6%  14.9s</w:t>
+              <w:t xml:space="preserve">      0.7%   1.5%     2.8%   4.6%  66.1%     8.6%  14.9s</w:t>
             </w:r>
           </w:p>
         </w:tc>
@@ -9807,7 +6340,7 @@
       <w:tr>
         <w:tc>
           <w:tcPr>
-            <w:tcW w:w="9062" w:type="dxa"/>
+            <w:tcW w:w="9042" w:type="dxa"/>
             <w:shd w:val="clear" w:color="auto" w:fill="EBFFEB"/>
           </w:tcPr>
           <w:p>
@@ -9856,25 +6389,7 @@
                 <w:sz w:val="20"/>
                 <w:szCs w:val="20"/>
               </w:rPr>
-              <w:t xml:space="preserve">   FAKE    </w:t>
-            </w:r>
-            <w:proofErr w:type="spellStart"/>
-            <w:r>
-              <w:rPr>
-                <w:rFonts w:ascii="Arial" w:hAnsi="Arial" w:cs="Arial"/>
-                <w:sz w:val="20"/>
-                <w:szCs w:val="20"/>
-              </w:rPr>
-              <w:t>FAKE</w:t>
-            </w:r>
-            <w:proofErr w:type="spellEnd"/>
-            <w:r>
-              <w:rPr>
-                <w:rFonts w:ascii="Arial" w:hAnsi="Arial" w:cs="Arial"/>
-                <w:sz w:val="20"/>
-                <w:szCs w:val="20"/>
-              </w:rPr>
-              <w:t xml:space="preserve">    </w:t>
+              <w:t xml:space="preserve">   FAKE    FAKE    </w:t>
             </w:r>
             <w:r>
               <w:rPr>
@@ -9890,25 +6405,7 @@
                 <w:sz w:val="20"/>
                 <w:szCs w:val="20"/>
               </w:rPr>
-              <w:t xml:space="preserve">      2.8%   5.3%     8.7</w:t>
-            </w:r>
-            <w:proofErr w:type="gramStart"/>
-            <w:r>
-              <w:rPr>
-                <w:rFonts w:ascii="Arial" w:hAnsi="Arial" w:cs="Arial"/>
-                <w:sz w:val="20"/>
-                <w:szCs w:val="20"/>
-              </w:rPr>
-              <w:t>%  22.5</w:t>
-            </w:r>
-            <w:proofErr w:type="gramEnd"/>
-            <w:r>
-              <w:rPr>
-                <w:rFonts w:ascii="Arial" w:hAnsi="Arial" w:cs="Arial"/>
-                <w:sz w:val="20"/>
-                <w:szCs w:val="20"/>
-              </w:rPr>
-              <w:t>%  77.7%    19.4%  10.2s</w:t>
+              <w:t xml:space="preserve">      2.8%   5.3%     8.7%  22.5%  77.7%    19.4%  10.2s</w:t>
             </w:r>
           </w:p>
         </w:tc>
@@ -9916,7 +6413,7 @@
       <w:tr>
         <w:tc>
           <w:tcPr>
-            <w:tcW w:w="9062" w:type="dxa"/>
+            <w:tcW w:w="9042" w:type="dxa"/>
             <w:shd w:val="clear" w:color="auto" w:fill="EBFFEB"/>
           </w:tcPr>
           <w:p>
@@ -9965,18 +6462,65 @@
                 <w:sz w:val="20"/>
                 <w:szCs w:val="20"/>
               </w:rPr>
-              <w:t xml:space="preserve">  FAKE    </w:t>
-            </w:r>
-            <w:proofErr w:type="spellStart"/>
-            <w:r>
-              <w:rPr>
-                <w:rFonts w:ascii="Arial" w:hAnsi="Arial" w:cs="Arial"/>
-                <w:sz w:val="20"/>
-                <w:szCs w:val="20"/>
-              </w:rPr>
-              <w:t>FAKE</w:t>
-            </w:r>
-            <w:proofErr w:type="spellEnd"/>
+              <w:t xml:space="preserve">  FAKE    FAKE    </w:t>
+            </w:r>
+            <w:r>
+              <w:rPr>
+                <w:rFonts w:ascii="Segoe UI Symbol" w:hAnsi="Segoe UI Symbol" w:cs="Segoe UI Symbol"/>
+                <w:sz w:val="20"/>
+                <w:szCs w:val="20"/>
+              </w:rPr>
+              <w:t>✓</w:t>
+            </w:r>
+            <w:r>
+              <w:rPr>
+                <w:rFonts w:ascii="Arial" w:hAnsi="Arial" w:cs="Arial"/>
+                <w:sz w:val="20"/>
+                <w:szCs w:val="20"/>
+              </w:rPr>
+              <w:t xml:space="preserve">      1.0%   1.6%     2.1%   4.2%   7.2%     2.9%  13.2s</w:t>
+            </w:r>
+          </w:p>
+        </w:tc>
+      </w:tr>
+      <w:tr>
+        <w:tc>
+          <w:tcPr>
+            <w:tcW w:w="9042" w:type="dxa"/>
+            <w:shd w:val="clear" w:color="auto" w:fill="EBFFEB"/>
+          </w:tcPr>
+          <w:p>
+            <w:pPr>
+              <w:rPr>
+                <w:rFonts w:ascii="Arial" w:hAnsi="Arial" w:cs="Arial"/>
+                <w:sz w:val="20"/>
+                <w:szCs w:val="20"/>
+              </w:rPr>
+            </w:pPr>
+            <w:r>
+              <w:rPr>
+                <w:rFonts w:ascii="Arial" w:hAnsi="Arial" w:cs="Arial"/>
+                <w:sz w:val="20"/>
+                <w:szCs w:val="20"/>
+              </w:rPr>
+              <w:t xml:space="preserve">59.mp4       </w:t>
+            </w:r>
+            <w:r>
+              <w:rPr>
+                <w:rFonts w:ascii="Arial" w:hAnsi="Arial" w:cs="Arial"/>
+                <w:sz w:val="20"/>
+                <w:szCs w:val="20"/>
+              </w:rPr>
+              <w:t xml:space="preserve">  </w:t>
+            </w:r>
+            <w:r>
+              <w:rPr>
+                <w:rFonts w:ascii="Arial" w:hAnsi="Arial" w:cs="Arial"/>
+                <w:sz w:val="20"/>
+                <w:szCs w:val="20"/>
+              </w:rPr>
+              <w:t xml:space="preserve">  </w:t>
+            </w:r>
             <w:r>
               <w:rPr>
                 <w:rFonts w:ascii="Arial" w:hAnsi="Arial" w:cs="Arial"/>
@@ -9987,6 +6531,14 @@
             </w:r>
             <w:r>
               <w:rPr>
+                <w:rFonts w:ascii="Arial" w:hAnsi="Arial" w:cs="Arial"/>
+                <w:sz w:val="20"/>
+                <w:szCs w:val="20"/>
+              </w:rPr>
+              <w:t xml:space="preserve">  FAKE    FAKE    </w:t>
+            </w:r>
+            <w:r>
+              <w:rPr>
                 <w:rFonts w:ascii="Segoe UI Symbol" w:hAnsi="Segoe UI Symbol" w:cs="Segoe UI Symbol"/>
                 <w:sz w:val="20"/>
                 <w:szCs w:val="20"/>
@@ -9999,25 +6551,64 @@
                 <w:sz w:val="20"/>
                 <w:szCs w:val="20"/>
               </w:rPr>
-              <w:t xml:space="preserve">      1.0%   1.6%     2.1%   4.2%   7.2%     2.9</w:t>
-            </w:r>
-            <w:proofErr w:type="gramStart"/>
-            <w:r>
-              <w:rPr>
-                <w:rFonts w:ascii="Arial" w:hAnsi="Arial" w:cs="Arial"/>
-                <w:sz w:val="20"/>
-                <w:szCs w:val="20"/>
-              </w:rPr>
-              <w:t>%  13</w:t>
-            </w:r>
-            <w:proofErr w:type="gramEnd"/>
-            <w:r>
-              <w:rPr>
-                <w:rFonts w:ascii="Arial" w:hAnsi="Arial" w:cs="Arial"/>
-                <w:sz w:val="20"/>
-                <w:szCs w:val="20"/>
-              </w:rPr>
-              <w:t>.2s</w:t>
+              <w:t xml:space="preserve">      3.9%   9.2%    15.5%  23.5%  93.1%    23.5%  16.7s</w:t>
+            </w:r>
+          </w:p>
+        </w:tc>
+      </w:tr>
+      <w:tr>
+        <w:tc>
+          <w:tcPr>
+            <w:tcW w:w="9042" w:type="dxa"/>
+            <w:shd w:val="clear" w:color="auto" w:fill="EBFFEB"/>
+          </w:tcPr>
+          <w:p>
+            <w:pPr>
+              <w:rPr>
+                <w:rFonts w:ascii="Arial" w:hAnsi="Arial" w:cs="Arial"/>
+                <w:sz w:val="20"/>
+                <w:szCs w:val="20"/>
+              </w:rPr>
+            </w:pPr>
+            <w:r>
+              <w:rPr>
+                <w:rFonts w:ascii="Arial" w:hAnsi="Arial" w:cs="Arial"/>
+                <w:sz w:val="20"/>
+                <w:szCs w:val="20"/>
+              </w:rPr>
+              <w:t xml:space="preserve">60.mp4      </w:t>
+            </w:r>
+            <w:r>
+              <w:rPr>
+                <w:rFonts w:ascii="Arial" w:hAnsi="Arial" w:cs="Arial"/>
+                <w:sz w:val="20"/>
+                <w:szCs w:val="20"/>
+              </w:rPr>
+              <w:t xml:space="preserve">      </w:t>
+            </w:r>
+            <w:r>
+              <w:rPr>
+                <w:rFonts w:ascii="Arial" w:hAnsi="Arial" w:cs="Arial"/>
+                <w:sz w:val="20"/>
+                <w:szCs w:val="20"/>
+              </w:rPr>
+              <w:t xml:space="preserve">     FAKE    FAKE    </w:t>
+            </w:r>
+            <w:r>
+              <w:rPr>
+                <w:rFonts w:ascii="Segoe UI Symbol" w:hAnsi="Segoe UI Symbol" w:cs="Segoe UI Symbol"/>
+                <w:sz w:val="20"/>
+                <w:szCs w:val="20"/>
+              </w:rPr>
+              <w:t>✓</w:t>
+            </w:r>
+            <w:r>
+              <w:rPr>
+                <w:rFonts w:ascii="Arial" w:hAnsi="Arial" w:cs="Arial"/>
+                <w:sz w:val="20"/>
+                <w:szCs w:val="20"/>
+              </w:rPr>
+              <w:t xml:space="preserve">      2.7%  12.0%    49.6%  82.1%  91.6%    47.1%  13.9s</w:t>
             </w:r>
           </w:p>
         </w:tc>
@@ -10038,23 +6629,13 @@
           <w:rFonts w:ascii="Arial" w:hAnsi="Arial" w:cs="Arial"/>
         </w:rPr>
       </w:pPr>
-      <w:proofErr w:type="spellStart"/>
       <w:r>
         <w:rPr>
           <w:rFonts w:ascii="Arial" w:hAnsi="Arial" w:cs="Arial"/>
           <w:b/>
           <w:bCs/>
         </w:rPr>
-        <w:t>Accuracy</w:t>
-      </w:r>
-      <w:proofErr w:type="spellEnd"/>
-      <w:r>
-        <w:rPr>
-          <w:rFonts w:ascii="Arial" w:hAnsi="Arial" w:cs="Arial"/>
-          <w:b/>
-          <w:bCs/>
-        </w:rPr>
-        <w:t xml:space="preserve"> globale :</w:t>
+        <w:t>Accuracy globale :</w:t>
       </w:r>
       <w:r>
         <w:rPr>
@@ -11582,4 +8163,16 @@
     </a:ext>
   </a:extLst>
 </a:theme>
+</file>
+
+<file path=customXml/item1.xml><?xml version="1.0" encoding="utf-8"?>
+<b:Sources xmlns:b="http://schemas.openxmlformats.org/officeDocument/2006/bibliography" xmlns="http://schemas.openxmlformats.org/officeDocument/2006/bibliography" SelectedStyle="\APASixthEditionOfficeOnline.xsl" StyleName="APA" Version="6"/>
+</file>
+
+<file path=customXml/itemProps1.xml><?xml version="1.0" encoding="utf-8"?>
+<ds:datastoreItem xmlns:ds="http://schemas.openxmlformats.org/officeDocument/2006/customXml" ds:itemID="{5C891B70-43D0-4529-B936-F14E11EB1470}">
+  <ds:schemaRefs>
+    <ds:schemaRef ds:uri="http://schemas.openxmlformats.org/officeDocument/2006/bibliography"/>
+  </ds:schemaRefs>
+</ds:datastoreItem>
 </file>
--- a/doc.docx
+++ b/doc.docx
@@ -99,6 +99,7 @@
         </w:rPr>
         <w:t xml:space="preserve">Modèle choisi : </w:t>
       </w:r>
+      <w:proofErr w:type="spellStart"/>
       <w:r>
         <w:rPr>
           <w:rFonts w:ascii="Arial" w:eastAsia="Times New Roman" w:hAnsi="Arial" w:cs="Arial"/>
@@ -110,6 +111,7 @@
         </w:rPr>
         <w:t>prithivMLmods</w:t>
       </w:r>
+      <w:proofErr w:type="spellEnd"/>
       <w:r>
         <w:rPr>
           <w:rFonts w:ascii="Arial" w:eastAsia="Times New Roman" w:hAnsi="Arial" w:cs="Arial"/>
@@ -130,7 +132,31 @@
           <w:lang w:eastAsia="fr-FR"/>
           <w14:ligatures w14:val="none"/>
         </w:rPr>
-        <w:t xml:space="preserve"> (ViT, public, documenté)</w:t>
+        <w:t xml:space="preserve"> (</w:t>
+      </w:r>
+      <w:proofErr w:type="spellStart"/>
+      <w:r>
+        <w:rPr>
+          <w:rFonts w:ascii="Arial" w:eastAsia="Times New Roman" w:hAnsi="Arial" w:cs="Arial"/>
+          <w:kern w:val="0"/>
+          <w:sz w:val="24"/>
+          <w:szCs w:val="24"/>
+          <w:lang w:eastAsia="fr-FR"/>
+          <w14:ligatures w14:val="none"/>
+        </w:rPr>
+        <w:t>ViT</w:t>
+      </w:r>
+      <w:proofErr w:type="spellEnd"/>
+      <w:r>
+        <w:rPr>
+          <w:rFonts w:ascii="Arial" w:eastAsia="Times New Roman" w:hAnsi="Arial" w:cs="Arial"/>
+          <w:kern w:val="0"/>
+          <w:sz w:val="24"/>
+          <w:szCs w:val="24"/>
+          <w:lang w:eastAsia="fr-FR"/>
+          <w14:ligatures w14:val="none"/>
+        </w:rPr>
+        <w:t>, public, documenté)</w:t>
       </w:r>
     </w:p>
     <w:p>
@@ -180,7 +206,31 @@
           <w:lang w:eastAsia="fr-FR"/>
           <w14:ligatures w14:val="none"/>
         </w:rPr>
-        <w:t xml:space="preserve"> + PyTorch CUDA (bug initial de version CPU corrigé → </w:t>
+        <w:t xml:space="preserve"> + </w:t>
+      </w:r>
+      <w:proofErr w:type="spellStart"/>
+      <w:r>
+        <w:rPr>
+          <w:rFonts w:ascii="Arial" w:eastAsia="Times New Roman" w:hAnsi="Arial" w:cs="Arial"/>
+          <w:kern w:val="0"/>
+          <w:sz w:val="24"/>
+          <w:szCs w:val="24"/>
+          <w:lang w:eastAsia="fr-FR"/>
+          <w14:ligatures w14:val="none"/>
+        </w:rPr>
+        <w:t>PyTorch</w:t>
+      </w:r>
+      <w:proofErr w:type="spellEnd"/>
+      <w:r>
+        <w:rPr>
+          <w:rFonts w:ascii="Arial" w:eastAsia="Times New Roman" w:hAnsi="Arial" w:cs="Arial"/>
+          <w:kern w:val="0"/>
+          <w:sz w:val="24"/>
+          <w:szCs w:val="24"/>
+          <w:lang w:eastAsia="fr-FR"/>
+          <w14:ligatures w14:val="none"/>
+        </w:rPr>
+        <w:t xml:space="preserve"> CUDA (bug initial de version CPU corrigé → </w:t>
       </w:r>
       <w:r>
         <w:rPr>
@@ -228,7 +278,31 @@
           <w:lang w:eastAsia="fr-FR"/>
           <w14:ligatures w14:val="none"/>
         </w:rPr>
-        <w:t>Pipeline de base construit : extraction de frames (OpenCV) → détection de visage → classification → agrégation → verdict</w:t>
+        <w:t>Pipeline de base construit : extraction de frames (</w:t>
+      </w:r>
+      <w:proofErr w:type="spellStart"/>
+      <w:r>
+        <w:rPr>
+          <w:rFonts w:ascii="Arial" w:eastAsia="Times New Roman" w:hAnsi="Arial" w:cs="Arial"/>
+          <w:kern w:val="0"/>
+          <w:sz w:val="24"/>
+          <w:szCs w:val="24"/>
+          <w:lang w:eastAsia="fr-FR"/>
+          <w14:ligatures w14:val="none"/>
+        </w:rPr>
+        <w:t>OpenCV</w:t>
+      </w:r>
+      <w:proofErr w:type="spellEnd"/>
+      <w:r>
+        <w:rPr>
+          <w:rFonts w:ascii="Arial" w:eastAsia="Times New Roman" w:hAnsi="Arial" w:cs="Arial"/>
+          <w:kern w:val="0"/>
+          <w:sz w:val="24"/>
+          <w:szCs w:val="24"/>
+          <w:lang w:eastAsia="fr-FR"/>
+          <w14:ligatures w14:val="none"/>
+        </w:rPr>
+        <w:t>) → détection de visage → classification → agrégation → verdict</w:t>
       </w:r>
     </w:p>
     <w:p>
@@ -288,6 +362,7 @@
           <w14:ligatures w14:val="none"/>
         </w:rPr>
       </w:pPr>
+      <w:proofErr w:type="spellStart"/>
       <w:r>
         <w:rPr>
           <w:rFonts w:ascii="Arial" w:eastAsia="Times New Roman" w:hAnsi="Arial" w:cs="Arial"/>
@@ -299,18 +374,56 @@
           <w:lang w:eastAsia="fr-FR"/>
           <w14:ligatures w14:val="none"/>
         </w:rPr>
-        <w:t>Haar Cascade</w:t>
-      </w:r>
-      <w:r>
-        <w:rPr>
-          <w:rFonts w:ascii="Arial" w:eastAsia="Times New Roman" w:hAnsi="Arial" w:cs="Arial"/>
-          <w:kern w:val="0"/>
-          <w:sz w:val="24"/>
-          <w:szCs w:val="24"/>
-          <w:lang w:eastAsia="fr-FR"/>
-          <w14:ligatures w14:val="none"/>
-        </w:rPr>
-        <w:t xml:space="preserve"> (départ) : trop de faux positifs (détections sur le décor), crops de mauvaise qualité</w:t>
+        <w:t>Haar</w:t>
+      </w:r>
+      <w:proofErr w:type="spellEnd"/>
+      <w:r>
+        <w:rPr>
+          <w:rFonts w:ascii="Arial" w:eastAsia="Times New Roman" w:hAnsi="Arial" w:cs="Arial"/>
+          <w:b/>
+          <w:bCs/>
+          <w:kern w:val="0"/>
+          <w:sz w:val="24"/>
+          <w:szCs w:val="24"/>
+          <w:lang w:eastAsia="fr-FR"/>
+          <w14:ligatures w14:val="none"/>
+        </w:rPr>
+        <w:t xml:space="preserve"> Cascade</w:t>
+      </w:r>
+      <w:r>
+        <w:rPr>
+          <w:rFonts w:ascii="Arial" w:eastAsia="Times New Roman" w:hAnsi="Arial" w:cs="Arial"/>
+          <w:kern w:val="0"/>
+          <w:sz w:val="24"/>
+          <w:szCs w:val="24"/>
+          <w:lang w:eastAsia="fr-FR"/>
+          <w14:ligatures w14:val="none"/>
+        </w:rPr>
+        <w:t xml:space="preserve"> (départ) : trop de faux positifs (détections sur le décor), </w:t>
+      </w:r>
+      <w:proofErr w:type="spellStart"/>
+      <w:r>
+        <w:rPr>
+          <w:rFonts w:ascii="Arial" w:eastAsia="Times New Roman" w:hAnsi="Arial" w:cs="Arial"/>
+          <w:kern w:val="0"/>
+          <w:sz w:val="24"/>
+          <w:szCs w:val="24"/>
+          <w:lang w:eastAsia="fr-FR"/>
+          <w14:ligatures w14:val="none"/>
+        </w:rPr>
+        <w:t>crops</w:t>
+      </w:r>
+      <w:proofErr w:type="spellEnd"/>
+      <w:r>
+        <w:rPr>
+          <w:rFonts w:ascii="Arial" w:eastAsia="Times New Roman" w:hAnsi="Arial" w:cs="Arial"/>
+          <w:kern w:val="0"/>
+          <w:sz w:val="24"/>
+          <w:szCs w:val="24"/>
+          <w:lang w:eastAsia="fr-FR"/>
+          <w14:ligatures w14:val="none"/>
+        </w:rPr>
+        <w:t xml:space="preserve"> de mauvaise qualité</w:t>
       </w:r>
     </w:p>
     <w:p>
@@ -351,7 +464,29 @@
           <w:lang w:eastAsia="fr-FR"/>
           <w14:ligatures w14:val="none"/>
         </w:rPr>
-        <w:t xml:space="preserve"> : élimine les faux positifs grossiers, mais taux de rejet élevé (jusqu'à 50%+ de frames ignorées sur certaines vidéos difficiles)</w:t>
+        <w:t xml:space="preserve"> : élimine les faux positifs grossiers, mais taux de rejet </w:t>
+      </w:r>
+      <w:r>
+        <w:rPr>
+          <w:rFonts w:ascii="Arial" w:eastAsia="Times New Roman" w:hAnsi="Arial" w:cs="Arial"/>
+          <w:kern w:val="0"/>
+          <w:sz w:val="24"/>
+          <w:szCs w:val="24"/>
+          <w:lang w:eastAsia="fr-FR"/>
+          <w14:ligatures w14:val="none"/>
+        </w:rPr>
+        <w:t>à 20%</w:t>
+      </w:r>
+      <w:r>
+        <w:rPr>
+          <w:rFonts w:ascii="Arial" w:eastAsia="Times New Roman" w:hAnsi="Arial" w:cs="Arial"/>
+          <w:kern w:val="0"/>
+          <w:sz w:val="24"/>
+          <w:szCs w:val="24"/>
+          <w:lang w:eastAsia="fr-FR"/>
+          <w14:ligatures w14:val="none"/>
+        </w:rPr>
+        <w:t xml:space="preserve"> (jusqu'à 50%+ de frames ignorées sur certaines vidéos difficiles)</w:t>
       </w:r>
     </w:p>
     <w:p>
@@ -370,6 +505,7 @@
           <w14:ligatures w14:val="none"/>
         </w:rPr>
       </w:pPr>
+      <w:proofErr w:type="spellStart"/>
       <w:r>
         <w:rPr>
           <w:rFonts w:ascii="Arial" w:eastAsia="Times New Roman" w:hAnsi="Arial" w:cs="Arial"/>
@@ -383,16 +519,65 @@
         </w:rPr>
         <w:t>YuNet</w:t>
       </w:r>
-      <w:r>
-        <w:rPr>
-          <w:rFonts w:ascii="Arial" w:eastAsia="Times New Roman" w:hAnsi="Arial" w:cs="Arial"/>
-          <w:kern w:val="0"/>
-          <w:sz w:val="24"/>
-          <w:szCs w:val="24"/>
-          <w:lang w:eastAsia="fr-FR"/>
-          <w14:ligatures w14:val="none"/>
-        </w:rPr>
-        <w:t xml:space="preserve"> : détection quasi parfaite (100% de couverture sur tout le dataset), y compris cas difficiles (mouvement, petite taille, facecam minuscule)</w:t>
+      <w:proofErr w:type="spellEnd"/>
+      <w:r>
+        <w:rPr>
+          <w:rFonts w:ascii="Arial" w:eastAsia="Times New Roman" w:hAnsi="Arial" w:cs="Arial"/>
+          <w:kern w:val="0"/>
+          <w:sz w:val="24"/>
+          <w:szCs w:val="24"/>
+          <w:lang w:eastAsia="fr-FR"/>
+          <w14:ligatures w14:val="none"/>
+        </w:rPr>
+        <w:t xml:space="preserve"> : détection quasi parfaite (100% de couverture sur tout le </w:t>
+      </w:r>
+      <w:proofErr w:type="spellStart"/>
+      <w:r>
+        <w:rPr>
+          <w:rFonts w:ascii="Arial" w:eastAsia="Times New Roman" w:hAnsi="Arial" w:cs="Arial"/>
+          <w:kern w:val="0"/>
+          <w:sz w:val="24"/>
+          <w:szCs w:val="24"/>
+          <w:lang w:eastAsia="fr-FR"/>
+          <w14:ligatures w14:val="none"/>
+        </w:rPr>
+        <w:t>dataset</w:t>
+      </w:r>
+      <w:proofErr w:type="spellEnd"/>
+      <w:r>
+        <w:rPr>
+          <w:rFonts w:ascii="Arial" w:eastAsia="Times New Roman" w:hAnsi="Arial" w:cs="Arial"/>
+          <w:kern w:val="0"/>
+          <w:sz w:val="24"/>
+          <w:szCs w:val="24"/>
+          <w:lang w:eastAsia="fr-FR"/>
+          <w14:ligatures w14:val="none"/>
+        </w:rPr>
+        <w:t xml:space="preserve">), y compris cas difficiles (mouvement, petite taille, </w:t>
+      </w:r>
+      <w:proofErr w:type="spellStart"/>
+      <w:r>
+        <w:rPr>
+          <w:rFonts w:ascii="Arial" w:eastAsia="Times New Roman" w:hAnsi="Arial" w:cs="Arial"/>
+          <w:kern w:val="0"/>
+          <w:sz w:val="24"/>
+          <w:szCs w:val="24"/>
+          <w:lang w:eastAsia="fr-FR"/>
+          <w14:ligatures w14:val="none"/>
+        </w:rPr>
+        <w:t>facecam</w:t>
+      </w:r>
+      <w:proofErr w:type="spellEnd"/>
+      <w:r>
+        <w:rPr>
+          <w:rFonts w:ascii="Arial" w:eastAsia="Times New Roman" w:hAnsi="Arial" w:cs="Arial"/>
+          <w:kern w:val="0"/>
+          <w:sz w:val="24"/>
+          <w:szCs w:val="24"/>
+          <w:lang w:eastAsia="fr-FR"/>
+          <w14:ligatures w14:val="none"/>
+        </w:rPr>
+        <w:t xml:space="preserve"> minuscule)</w:t>
       </w:r>
     </w:p>
     <w:p>
@@ -602,7 +787,63 @@
           <w:lang w:eastAsia="fr-FR"/>
           <w14:ligatures w14:val="none"/>
         </w:rPr>
-        <w:t>4. Mesure d'accuracy sur dataset réel (18 vidéos : 8 réelles + 10 fake)</w:t>
+        <w:t>4. Mesure d'</w:t>
+      </w:r>
+      <w:proofErr w:type="spellStart"/>
+      <w:r>
+        <w:rPr>
+          <w:rFonts w:ascii="Arial" w:eastAsia="Times New Roman" w:hAnsi="Arial" w:cs="Arial"/>
+          <w:b/>
+          <w:bCs/>
+          <w:kern w:val="0"/>
+          <w:sz w:val="24"/>
+          <w:szCs w:val="24"/>
+          <w:lang w:eastAsia="fr-FR"/>
+          <w14:ligatures w14:val="none"/>
+        </w:rPr>
+        <w:t>accuracy</w:t>
+      </w:r>
+      <w:proofErr w:type="spellEnd"/>
+      <w:r>
+        <w:rPr>
+          <w:rFonts w:ascii="Arial" w:eastAsia="Times New Roman" w:hAnsi="Arial" w:cs="Arial"/>
+          <w:b/>
+          <w:bCs/>
+          <w:kern w:val="0"/>
+          <w:sz w:val="24"/>
+          <w:szCs w:val="24"/>
+          <w:lang w:eastAsia="fr-FR"/>
+          <w14:ligatures w14:val="none"/>
+        </w:rPr>
+        <w:t xml:space="preserve"> sur </w:t>
+      </w:r>
+      <w:proofErr w:type="spellStart"/>
+      <w:r>
+        <w:rPr>
+          <w:rFonts w:ascii="Arial" w:eastAsia="Times New Roman" w:hAnsi="Arial" w:cs="Arial"/>
+          <w:b/>
+          <w:bCs/>
+          <w:kern w:val="0"/>
+          <w:sz w:val="24"/>
+          <w:szCs w:val="24"/>
+          <w:lang w:eastAsia="fr-FR"/>
+          <w14:ligatures w14:val="none"/>
+        </w:rPr>
+        <w:t>dataset</w:t>
+      </w:r>
+      <w:proofErr w:type="spellEnd"/>
+      <w:r>
+        <w:rPr>
+          <w:rFonts w:ascii="Arial" w:eastAsia="Times New Roman" w:hAnsi="Arial" w:cs="Arial"/>
+          <w:b/>
+          <w:bCs/>
+          <w:kern w:val="0"/>
+          <w:sz w:val="24"/>
+          <w:szCs w:val="24"/>
+          <w:lang w:eastAsia="fr-FR"/>
+          <w14:ligatures w14:val="none"/>
+        </w:rPr>
+        <w:t xml:space="preserve"> réel (18 vidéos : 8 réelles + 10 fake)</w:t>
       </w:r>
     </w:p>
     <w:p>
@@ -621,16 +862,29 @@
           <w14:ligatures w14:val="none"/>
         </w:rPr>
       </w:pPr>
-      <w:r>
-        <w:rPr>
-          <w:rFonts w:ascii="Arial" w:eastAsia="Times New Roman" w:hAnsi="Arial" w:cs="Arial"/>
-          <w:kern w:val="0"/>
-          <w:sz w:val="24"/>
-          <w:szCs w:val="24"/>
-          <w:lang w:eastAsia="fr-FR"/>
-          <w14:ligatures w14:val="none"/>
-        </w:rPr>
-        <w:t>Accuracy initiale (moyenne, seuil 50%) : 44-47%, pire que le hasard</w:t>
+      <w:proofErr w:type="spellStart"/>
+      <w:r>
+        <w:rPr>
+          <w:rFonts w:ascii="Arial" w:eastAsia="Times New Roman" w:hAnsi="Arial" w:cs="Arial"/>
+          <w:kern w:val="0"/>
+          <w:sz w:val="24"/>
+          <w:szCs w:val="24"/>
+          <w:lang w:eastAsia="fr-FR"/>
+          <w14:ligatures w14:val="none"/>
+        </w:rPr>
+        <w:t>Accuracy</w:t>
+      </w:r>
+      <w:proofErr w:type="spellEnd"/>
+      <w:r>
+        <w:rPr>
+          <w:rFonts w:ascii="Arial" w:eastAsia="Times New Roman" w:hAnsi="Arial" w:cs="Arial"/>
+          <w:kern w:val="0"/>
+          <w:sz w:val="24"/>
+          <w:szCs w:val="24"/>
+          <w:lang w:eastAsia="fr-FR"/>
+          <w14:ligatures w14:val="none"/>
+        </w:rPr>
+        <w:t xml:space="preserve"> initiale (moyenne, seuil 50%) : 44-47%, pire que le hasard</w:t>
       </w:r>
     </w:p>
     <w:p>
@@ -658,7 +912,31 @@
           <w:lang w:eastAsia="fr-FR"/>
           <w14:ligatures w14:val="none"/>
         </w:rPr>
-        <w:t>Après nettoyage du pipeline (suppression du fallback sur image brute, seuil de confiance abaissé) : jusqu'à 70.6%</w:t>
+        <w:t xml:space="preserve">Après nettoyage du pipeline (suppression du </w:t>
+      </w:r>
+      <w:proofErr w:type="spellStart"/>
+      <w:r>
+        <w:rPr>
+          <w:rFonts w:ascii="Arial" w:eastAsia="Times New Roman" w:hAnsi="Arial" w:cs="Arial"/>
+          <w:kern w:val="0"/>
+          <w:sz w:val="24"/>
+          <w:szCs w:val="24"/>
+          <w:lang w:eastAsia="fr-FR"/>
+          <w14:ligatures w14:val="none"/>
+        </w:rPr>
+        <w:t>fallback</w:t>
+      </w:r>
+      <w:proofErr w:type="spellEnd"/>
+      <w:r>
+        <w:rPr>
+          <w:rFonts w:ascii="Arial" w:eastAsia="Times New Roman" w:hAnsi="Arial" w:cs="Arial"/>
+          <w:kern w:val="0"/>
+          <w:sz w:val="24"/>
+          <w:szCs w:val="24"/>
+          <w:lang w:eastAsia="fr-FR"/>
+          <w14:ligatures w14:val="none"/>
+        </w:rPr>
+        <w:t xml:space="preserve"> sur image brute, seuil de confiance abaissé) : jusqu'à 70.6%</w:t>
       </w:r>
     </w:p>
     <w:p>
@@ -686,7 +964,31 @@
           <w:lang w:eastAsia="fr-FR"/>
           <w14:ligatures w14:val="none"/>
         </w:rPr>
-        <w:t>Après passage à YuNet (détection plus robuste) : retombé à 66.7% — preuve que la détection n'était plus le facteur limitant</w:t>
+        <w:t xml:space="preserve">Après passage à </w:t>
+      </w:r>
+      <w:proofErr w:type="spellStart"/>
+      <w:r>
+        <w:rPr>
+          <w:rFonts w:ascii="Arial" w:eastAsia="Times New Roman" w:hAnsi="Arial" w:cs="Arial"/>
+          <w:kern w:val="0"/>
+          <w:sz w:val="24"/>
+          <w:szCs w:val="24"/>
+          <w:lang w:eastAsia="fr-FR"/>
+          <w14:ligatures w14:val="none"/>
+        </w:rPr>
+        <w:t>YuNet</w:t>
+      </w:r>
+      <w:proofErr w:type="spellEnd"/>
+      <w:r>
+        <w:rPr>
+          <w:rFonts w:ascii="Arial" w:eastAsia="Times New Roman" w:hAnsi="Arial" w:cs="Arial"/>
+          <w:kern w:val="0"/>
+          <w:sz w:val="24"/>
+          <w:szCs w:val="24"/>
+          <w:lang w:eastAsia="fr-FR"/>
+          <w14:ligatures w14:val="none"/>
+        </w:rPr>
+        <w:t xml:space="preserve"> (détection plus robuste) : retombé à 66.7% — preuve que la détection n'était plus le facteur limitant</w:t>
       </w:r>
     </w:p>
     <w:p>
@@ -714,7 +1016,31 @@
           <w:lang w:eastAsia="fr-FR"/>
           <w14:ligatures w14:val="none"/>
         </w:rPr>
-        <w:t xml:space="preserve">Test de l'upscaling des petits visages avant classification : </w:t>
+        <w:t>Test de l'</w:t>
+      </w:r>
+      <w:proofErr w:type="spellStart"/>
+      <w:r>
+        <w:rPr>
+          <w:rFonts w:ascii="Arial" w:eastAsia="Times New Roman" w:hAnsi="Arial" w:cs="Arial"/>
+          <w:kern w:val="0"/>
+          <w:sz w:val="24"/>
+          <w:szCs w:val="24"/>
+          <w:lang w:eastAsia="fr-FR"/>
+          <w14:ligatures w14:val="none"/>
+        </w:rPr>
+        <w:t>upscaling</w:t>
+      </w:r>
+      <w:proofErr w:type="spellEnd"/>
+      <w:r>
+        <w:rPr>
+          <w:rFonts w:ascii="Arial" w:eastAsia="Times New Roman" w:hAnsi="Arial" w:cs="Arial"/>
+          <w:kern w:val="0"/>
+          <w:sz w:val="24"/>
+          <w:szCs w:val="24"/>
+          <w:lang w:eastAsia="fr-FR"/>
+          <w14:ligatures w14:val="none"/>
+        </w:rPr>
+        <w:t xml:space="preserve"> des petits visages avant classification : </w:t>
       </w:r>
       <w:r>
         <w:rPr>
@@ -781,7 +1107,55 @@
           <w14:ligatures w14:val="none"/>
         </w:rPr>
         <w:br/>
-        <w:t xml:space="preserve">Trois hypothèses différentes testées et éliminées méthodiquement (statistique d'agrégation, qualité de détection, résolution des crops) sans faire bouger le plafond d'accuracy de façon significative. Le goulot d'étranglement n'est ni le pipeline, ni le prétraitement — </w:t>
+        <w:t xml:space="preserve">Trois hypothèses différentes testées et éliminées méthodiquement (statistique d'agrégation, qualité de détection, résolution des </w:t>
+      </w:r>
+      <w:proofErr w:type="spellStart"/>
+      <w:r>
+        <w:rPr>
+          <w:rFonts w:ascii="Arial" w:eastAsia="Times New Roman" w:hAnsi="Arial" w:cs="Arial"/>
+          <w:kern w:val="0"/>
+          <w:sz w:val="24"/>
+          <w:szCs w:val="24"/>
+          <w:lang w:eastAsia="fr-FR"/>
+          <w14:ligatures w14:val="none"/>
+        </w:rPr>
+        <w:t>crops</w:t>
+      </w:r>
+      <w:proofErr w:type="spellEnd"/>
+      <w:r>
+        <w:rPr>
+          <w:rFonts w:ascii="Arial" w:eastAsia="Times New Roman" w:hAnsi="Arial" w:cs="Arial"/>
+          <w:kern w:val="0"/>
+          <w:sz w:val="24"/>
+          <w:szCs w:val="24"/>
+          <w:lang w:eastAsia="fr-FR"/>
+          <w14:ligatures w14:val="none"/>
+        </w:rPr>
+        <w:t>) sans faire bouger le plafond d'</w:t>
+      </w:r>
+      <w:proofErr w:type="spellStart"/>
+      <w:r>
+        <w:rPr>
+          <w:rFonts w:ascii="Arial" w:eastAsia="Times New Roman" w:hAnsi="Arial" w:cs="Arial"/>
+          <w:kern w:val="0"/>
+          <w:sz w:val="24"/>
+          <w:szCs w:val="24"/>
+          <w:lang w:eastAsia="fr-FR"/>
+          <w14:ligatures w14:val="none"/>
+        </w:rPr>
+        <w:t>accuracy</w:t>
+      </w:r>
+      <w:proofErr w:type="spellEnd"/>
+      <w:r>
+        <w:rPr>
+          <w:rFonts w:ascii="Arial" w:eastAsia="Times New Roman" w:hAnsi="Arial" w:cs="Arial"/>
+          <w:kern w:val="0"/>
+          <w:sz w:val="24"/>
+          <w:szCs w:val="24"/>
+          <w:lang w:eastAsia="fr-FR"/>
+          <w14:ligatures w14:val="none"/>
+        </w:rPr>
+        <w:t xml:space="preserve"> de façon significative. Le goulot d'étranglement n'est ni le pipeline, ni le prétraitement — </w:t>
       </w:r>
       <w:r>
         <w:rPr>
@@ -831,7 +1205,31 @@
           <w:lang w:eastAsia="fr-FR"/>
           <w14:ligatures w14:val="none"/>
         </w:rPr>
-        <w:t xml:space="preserve"> au-delà de son dataset d'entraînement d'origine. Décision : changer de modèle de classification plutôt que continuer à optimiser autour d'un modèle plafonné.</w:t>
+        <w:t xml:space="preserve"> au-delà de son </w:t>
+      </w:r>
+      <w:proofErr w:type="spellStart"/>
+      <w:r>
+        <w:rPr>
+          <w:rFonts w:ascii="Arial" w:eastAsia="Times New Roman" w:hAnsi="Arial" w:cs="Arial"/>
+          <w:kern w:val="0"/>
+          <w:sz w:val="24"/>
+          <w:szCs w:val="24"/>
+          <w:lang w:eastAsia="fr-FR"/>
+          <w14:ligatures w14:val="none"/>
+        </w:rPr>
+        <w:t>dataset</w:t>
+      </w:r>
+      <w:proofErr w:type="spellEnd"/>
+      <w:r>
+        <w:rPr>
+          <w:rFonts w:ascii="Arial" w:eastAsia="Times New Roman" w:hAnsi="Arial" w:cs="Arial"/>
+          <w:kern w:val="0"/>
+          <w:sz w:val="24"/>
+          <w:szCs w:val="24"/>
+          <w:lang w:eastAsia="fr-FR"/>
+          <w14:ligatures w14:val="none"/>
+        </w:rPr>
+        <w:t xml:space="preserve"> d'entraînement d'origine. Décision : changer de modèle de classification plutôt que continuer à optimiser autour d'un modèle plafonné.</w:t>
       </w:r>
     </w:p>
     <w:p>
@@ -949,7 +1347,55 @@
           <w:lang w:eastAsia="fr-FR"/>
           <w14:ligatures w14:val="none"/>
         </w:rPr>
-        <w:t>, architecture ViT) a été validé et testé de façon approfondie : trois axes d'optimisation ont été explorés méthodiquement (statistique d'agrégation des scores par frame, robustesse du détecteur de visage, qualité de résolution des visages recadrés). Ces trois pistes, testées indépendamment, ont plafonné l'accuracy à 70.6% sur un jeu de test de 18 à 20 vidéos, sans amélioration significative malgré les optimisations. Ce plafond a permis de conclure que la limite provenait de la capacité de généralisation du modèle lui-même, entraîné sur une distribution de données trop étroite par rapport à la diversité de vidéos rencontrées en usage réel.</w:t>
+        <w:t xml:space="preserve">, architecture </w:t>
+      </w:r>
+      <w:proofErr w:type="spellStart"/>
+      <w:r>
+        <w:rPr>
+          <w:rFonts w:ascii="Arial" w:eastAsia="Times New Roman" w:hAnsi="Arial" w:cs="Arial"/>
+          <w:kern w:val="0"/>
+          <w:sz w:val="24"/>
+          <w:szCs w:val="24"/>
+          <w:lang w:eastAsia="fr-FR"/>
+          <w14:ligatures w14:val="none"/>
+        </w:rPr>
+        <w:t>ViT</w:t>
+      </w:r>
+      <w:proofErr w:type="spellEnd"/>
+      <w:r>
+        <w:rPr>
+          <w:rFonts w:ascii="Arial" w:eastAsia="Times New Roman" w:hAnsi="Arial" w:cs="Arial"/>
+          <w:kern w:val="0"/>
+          <w:sz w:val="24"/>
+          <w:szCs w:val="24"/>
+          <w:lang w:eastAsia="fr-FR"/>
+          <w14:ligatures w14:val="none"/>
+        </w:rPr>
+        <w:t>) a été validé et testé de façon approfondie : trois axes d'optimisation ont été explorés méthodiquement (statistique d'agrégation des scores par frame, robustesse du détecteur de visage, qualité de résolution des visages recadrés). Ces trois pistes, testées indépendamment, ont plafonné l'</w:t>
+      </w:r>
+      <w:proofErr w:type="spellStart"/>
+      <w:r>
+        <w:rPr>
+          <w:rFonts w:ascii="Arial" w:eastAsia="Times New Roman" w:hAnsi="Arial" w:cs="Arial"/>
+          <w:kern w:val="0"/>
+          <w:sz w:val="24"/>
+          <w:szCs w:val="24"/>
+          <w:lang w:eastAsia="fr-FR"/>
+          <w14:ligatures w14:val="none"/>
+        </w:rPr>
+        <w:t>accuracy</w:t>
+      </w:r>
+      <w:proofErr w:type="spellEnd"/>
+      <w:r>
+        <w:rPr>
+          <w:rFonts w:ascii="Arial" w:eastAsia="Times New Roman" w:hAnsi="Arial" w:cs="Arial"/>
+          <w:kern w:val="0"/>
+          <w:sz w:val="24"/>
+          <w:szCs w:val="24"/>
+          <w:lang w:eastAsia="fr-FR"/>
+          <w14:ligatures w14:val="none"/>
+        </w:rPr>
+        <w:t xml:space="preserve"> à 70.6% sur un jeu de test de 18 à 20 vidéos, sans amélioration significative malgré les optimisations. Ce plafond a permis de conclure que la limite provenait de la capacité de généralisation du modèle lui-même, entraîné sur une distribution de données trop étroite par rapport à la diversité de vidéos rencontrées en usage réel.</w:t>
       </w:r>
     </w:p>
     <w:p>
@@ -990,7 +1436,63 @@
           <w:lang w:eastAsia="fr-FR"/>
           <w14:ligatures w14:val="none"/>
         </w:rPr>
-        <w:t>Nouveau modèle : GenD (CLIP ViT-L/14)</w:t>
+        <w:t xml:space="preserve">Nouveau modèle : </w:t>
+      </w:r>
+      <w:proofErr w:type="spellStart"/>
+      <w:r>
+        <w:rPr>
+          <w:rFonts w:ascii="Arial" w:eastAsia="Times New Roman" w:hAnsi="Arial" w:cs="Arial"/>
+          <w:b/>
+          <w:bCs/>
+          <w:kern w:val="0"/>
+          <w:sz w:val="24"/>
+          <w:szCs w:val="24"/>
+          <w:lang w:eastAsia="fr-FR"/>
+          <w14:ligatures w14:val="none"/>
+        </w:rPr>
+        <w:t>GenD</w:t>
+      </w:r>
+      <w:proofErr w:type="spellEnd"/>
+      <w:r>
+        <w:rPr>
+          <w:rFonts w:ascii="Arial" w:eastAsia="Times New Roman" w:hAnsi="Arial" w:cs="Arial"/>
+          <w:b/>
+          <w:bCs/>
+          <w:kern w:val="0"/>
+          <w:sz w:val="24"/>
+          <w:szCs w:val="24"/>
+          <w:lang w:eastAsia="fr-FR"/>
+          <w14:ligatures w14:val="none"/>
+        </w:rPr>
+        <w:t xml:space="preserve"> (CLIP </w:t>
+      </w:r>
+      <w:proofErr w:type="spellStart"/>
+      <w:r>
+        <w:rPr>
+          <w:rFonts w:ascii="Arial" w:eastAsia="Times New Roman" w:hAnsi="Arial" w:cs="Arial"/>
+          <w:b/>
+          <w:bCs/>
+          <w:kern w:val="0"/>
+          <w:sz w:val="24"/>
+          <w:szCs w:val="24"/>
+          <w:lang w:eastAsia="fr-FR"/>
+          <w14:ligatures w14:val="none"/>
+        </w:rPr>
+        <w:t>ViT-L</w:t>
+      </w:r>
+      <w:proofErr w:type="spellEnd"/>
+      <w:r>
+        <w:rPr>
+          <w:rFonts w:ascii="Arial" w:eastAsia="Times New Roman" w:hAnsi="Arial" w:cs="Arial"/>
+          <w:b/>
+          <w:bCs/>
+          <w:kern w:val="0"/>
+          <w:sz w:val="24"/>
+          <w:szCs w:val="24"/>
+          <w:lang w:eastAsia="fr-FR"/>
+          <w14:ligatures w14:val="none"/>
+        </w:rPr>
+        <w:t>/14)</w:t>
       </w:r>
     </w:p>
     <w:p>
@@ -1016,6 +1518,7 @@
         </w:rPr>
         <w:t xml:space="preserve">Le modèle a été remplacé par </w:t>
       </w:r>
+      <w:proofErr w:type="spellStart"/>
       <w:r>
         <w:rPr>
           <w:rFonts w:ascii="Arial" w:eastAsia="Times New Roman" w:hAnsi="Arial" w:cs="Arial"/>
@@ -1029,6 +1532,7 @@
         </w:rPr>
         <w:t>GenD</w:t>
       </w:r>
+      <w:proofErr w:type="spellEnd"/>
       <w:r>
         <w:rPr>
           <w:rFonts w:ascii="Arial" w:eastAsia="Times New Roman" w:hAnsi="Arial" w:cs="Arial"/>
@@ -1051,19 +1555,9 @@
           <w:lang w:eastAsia="fr-FR"/>
           <w14:ligatures w14:val="none"/>
         </w:rPr>
-        <w:t>"Deepfake Detection that Generalizes Across Benchmarks"</w:t>
-      </w:r>
-      <w:r>
-        <w:rPr>
-          <w:rFonts w:ascii="Arial" w:eastAsia="Times New Roman" w:hAnsi="Arial" w:cs="Arial"/>
-          <w:kern w:val="0"/>
-          <w:sz w:val="24"/>
-          <w:szCs w:val="24"/>
-          <w:lang w:eastAsia="fr-FR"/>
-          <w14:ligatures w14:val="none"/>
-        </w:rPr>
-        <w:t xml:space="preserve">, WACV 2026), un modèle explicitement conçu et évalué pour la généralisation cross-dataset — c'est-à-dire sa capacité à rester fiable sur des vidéos très différentes de son jeu d'entraînement d'origine (FaceForensics++). Le modèle repose sur l'encodeur visuel CLIP ViT-L/14, dont seule une infime partie des paramètres est réentraînée (0.03%, technique dite de </w:t>
-      </w:r>
+        <w:t>"</w:t>
+      </w:r>
+      <w:proofErr w:type="spellStart"/>
       <w:r>
         <w:rPr>
           <w:rFonts w:ascii="Arial" w:eastAsia="Times New Roman" w:hAnsi="Arial" w:cs="Arial"/>
@@ -1075,6 +1569,228 @@
           <w:lang w:eastAsia="fr-FR"/>
           <w14:ligatures w14:val="none"/>
         </w:rPr>
+        <w:t>Deepfake</w:t>
+      </w:r>
+      <w:proofErr w:type="spellEnd"/>
+      <w:r>
+        <w:rPr>
+          <w:rFonts w:ascii="Arial" w:eastAsia="Times New Roman" w:hAnsi="Arial" w:cs="Arial"/>
+          <w:i/>
+          <w:iCs/>
+          <w:kern w:val="0"/>
+          <w:sz w:val="24"/>
+          <w:szCs w:val="24"/>
+          <w:lang w:eastAsia="fr-FR"/>
+          <w14:ligatures w14:val="none"/>
+        </w:rPr>
+        <w:t xml:space="preserve"> </w:t>
+      </w:r>
+      <w:proofErr w:type="spellStart"/>
+      <w:r>
+        <w:rPr>
+          <w:rFonts w:ascii="Arial" w:eastAsia="Times New Roman" w:hAnsi="Arial" w:cs="Arial"/>
+          <w:i/>
+          <w:iCs/>
+          <w:kern w:val="0"/>
+          <w:sz w:val="24"/>
+          <w:szCs w:val="24"/>
+          <w:lang w:eastAsia="fr-FR"/>
+          <w14:ligatures w14:val="none"/>
+        </w:rPr>
+        <w:t>Detection</w:t>
+      </w:r>
+      <w:proofErr w:type="spellEnd"/>
+      <w:r>
+        <w:rPr>
+          <w:rFonts w:ascii="Arial" w:eastAsia="Times New Roman" w:hAnsi="Arial" w:cs="Arial"/>
+          <w:i/>
+          <w:iCs/>
+          <w:kern w:val="0"/>
+          <w:sz w:val="24"/>
+          <w:szCs w:val="24"/>
+          <w:lang w:eastAsia="fr-FR"/>
+          <w14:ligatures w14:val="none"/>
+        </w:rPr>
+        <w:t xml:space="preserve"> </w:t>
+      </w:r>
+      <w:proofErr w:type="spellStart"/>
+      <w:r>
+        <w:rPr>
+          <w:rFonts w:ascii="Arial" w:eastAsia="Times New Roman" w:hAnsi="Arial" w:cs="Arial"/>
+          <w:i/>
+          <w:iCs/>
+          <w:kern w:val="0"/>
+          <w:sz w:val="24"/>
+          <w:szCs w:val="24"/>
+          <w:lang w:eastAsia="fr-FR"/>
+          <w14:ligatures w14:val="none"/>
+        </w:rPr>
+        <w:t>that</w:t>
+      </w:r>
+      <w:proofErr w:type="spellEnd"/>
+      <w:r>
+        <w:rPr>
+          <w:rFonts w:ascii="Arial" w:eastAsia="Times New Roman" w:hAnsi="Arial" w:cs="Arial"/>
+          <w:i/>
+          <w:iCs/>
+          <w:kern w:val="0"/>
+          <w:sz w:val="24"/>
+          <w:szCs w:val="24"/>
+          <w:lang w:eastAsia="fr-FR"/>
+          <w14:ligatures w14:val="none"/>
+        </w:rPr>
+        <w:t xml:space="preserve"> </w:t>
+      </w:r>
+      <w:proofErr w:type="spellStart"/>
+      <w:r>
+        <w:rPr>
+          <w:rFonts w:ascii="Arial" w:eastAsia="Times New Roman" w:hAnsi="Arial" w:cs="Arial"/>
+          <w:i/>
+          <w:iCs/>
+          <w:kern w:val="0"/>
+          <w:sz w:val="24"/>
+          <w:szCs w:val="24"/>
+          <w:lang w:eastAsia="fr-FR"/>
+          <w14:ligatures w14:val="none"/>
+        </w:rPr>
+        <w:t>Generalizes</w:t>
+      </w:r>
+      <w:proofErr w:type="spellEnd"/>
+      <w:r>
+        <w:rPr>
+          <w:rFonts w:ascii="Arial" w:eastAsia="Times New Roman" w:hAnsi="Arial" w:cs="Arial"/>
+          <w:i/>
+          <w:iCs/>
+          <w:kern w:val="0"/>
+          <w:sz w:val="24"/>
+          <w:szCs w:val="24"/>
+          <w:lang w:eastAsia="fr-FR"/>
+          <w14:ligatures w14:val="none"/>
+        </w:rPr>
+        <w:t xml:space="preserve"> </w:t>
+      </w:r>
+      <w:proofErr w:type="spellStart"/>
+      <w:r>
+        <w:rPr>
+          <w:rFonts w:ascii="Arial" w:eastAsia="Times New Roman" w:hAnsi="Arial" w:cs="Arial"/>
+          <w:i/>
+          <w:iCs/>
+          <w:kern w:val="0"/>
+          <w:sz w:val="24"/>
+          <w:szCs w:val="24"/>
+          <w:lang w:eastAsia="fr-FR"/>
+          <w14:ligatures w14:val="none"/>
+        </w:rPr>
+        <w:t>Across</w:t>
+      </w:r>
+      <w:proofErr w:type="spellEnd"/>
+      <w:r>
+        <w:rPr>
+          <w:rFonts w:ascii="Arial" w:eastAsia="Times New Roman" w:hAnsi="Arial" w:cs="Arial"/>
+          <w:i/>
+          <w:iCs/>
+          <w:kern w:val="0"/>
+          <w:sz w:val="24"/>
+          <w:szCs w:val="24"/>
+          <w:lang w:eastAsia="fr-FR"/>
+          <w14:ligatures w14:val="none"/>
+        </w:rPr>
+        <w:t xml:space="preserve"> Benchmarks"</w:t>
+      </w:r>
+      <w:r>
+        <w:rPr>
+          <w:rFonts w:ascii="Arial" w:eastAsia="Times New Roman" w:hAnsi="Arial" w:cs="Arial"/>
+          <w:kern w:val="0"/>
+          <w:sz w:val="24"/>
+          <w:szCs w:val="24"/>
+          <w:lang w:eastAsia="fr-FR"/>
+          <w14:ligatures w14:val="none"/>
+        </w:rPr>
+        <w:t>, WACV 2026), un modèle explicitement conçu et évalué pour la généralisation cross-</w:t>
+      </w:r>
+      <w:proofErr w:type="spellStart"/>
+      <w:r>
+        <w:rPr>
+          <w:rFonts w:ascii="Arial" w:eastAsia="Times New Roman" w:hAnsi="Arial" w:cs="Arial"/>
+          <w:kern w:val="0"/>
+          <w:sz w:val="24"/>
+          <w:szCs w:val="24"/>
+          <w:lang w:eastAsia="fr-FR"/>
+          <w14:ligatures w14:val="none"/>
+        </w:rPr>
+        <w:t>dataset</w:t>
+      </w:r>
+      <w:proofErr w:type="spellEnd"/>
+      <w:r>
+        <w:rPr>
+          <w:rFonts w:ascii="Arial" w:eastAsia="Times New Roman" w:hAnsi="Arial" w:cs="Arial"/>
+          <w:kern w:val="0"/>
+          <w:sz w:val="24"/>
+          <w:szCs w:val="24"/>
+          <w:lang w:eastAsia="fr-FR"/>
+          <w14:ligatures w14:val="none"/>
+        </w:rPr>
+        <w:t xml:space="preserve"> — c'est-à-dire sa capacité à rester fiable sur des vidéos très différentes de son jeu d'entraînement d'origine (</w:t>
+      </w:r>
+      <w:proofErr w:type="spellStart"/>
+      <w:r>
+        <w:rPr>
+          <w:rFonts w:ascii="Arial" w:eastAsia="Times New Roman" w:hAnsi="Arial" w:cs="Arial"/>
+          <w:kern w:val="0"/>
+          <w:sz w:val="24"/>
+          <w:szCs w:val="24"/>
+          <w:lang w:eastAsia="fr-FR"/>
+          <w14:ligatures w14:val="none"/>
+        </w:rPr>
+        <w:t>FaceForensics</w:t>
+      </w:r>
+      <w:proofErr w:type="spellEnd"/>
+      <w:r>
+        <w:rPr>
+          <w:rFonts w:ascii="Arial" w:eastAsia="Times New Roman" w:hAnsi="Arial" w:cs="Arial"/>
+          <w:kern w:val="0"/>
+          <w:sz w:val="24"/>
+          <w:szCs w:val="24"/>
+          <w:lang w:eastAsia="fr-FR"/>
+          <w14:ligatures w14:val="none"/>
+        </w:rPr>
+        <w:t xml:space="preserve">++). Le modèle repose sur l'encodeur visuel CLIP </w:t>
+      </w:r>
+      <w:proofErr w:type="spellStart"/>
+      <w:r>
+        <w:rPr>
+          <w:rFonts w:ascii="Arial" w:eastAsia="Times New Roman" w:hAnsi="Arial" w:cs="Arial"/>
+          <w:kern w:val="0"/>
+          <w:sz w:val="24"/>
+          <w:szCs w:val="24"/>
+          <w:lang w:eastAsia="fr-FR"/>
+          <w14:ligatures w14:val="none"/>
+        </w:rPr>
+        <w:t>ViT-L</w:t>
+      </w:r>
+      <w:proofErr w:type="spellEnd"/>
+      <w:r>
+        <w:rPr>
+          <w:rFonts w:ascii="Arial" w:eastAsia="Times New Roman" w:hAnsi="Arial" w:cs="Arial"/>
+          <w:kern w:val="0"/>
+          <w:sz w:val="24"/>
+          <w:szCs w:val="24"/>
+          <w:lang w:eastAsia="fr-FR"/>
+          <w14:ligatures w14:val="none"/>
+        </w:rPr>
+        <w:t xml:space="preserve">/14, dont seule une infime partie des paramètres est réentraînée (0.03%, technique dite de </w:t>
+      </w:r>
+      <w:r>
+        <w:rPr>
+          <w:rFonts w:ascii="Arial" w:eastAsia="Times New Roman" w:hAnsi="Arial" w:cs="Arial"/>
+          <w:i/>
+          <w:iCs/>
+          <w:kern w:val="0"/>
+          <w:sz w:val="24"/>
+          <w:szCs w:val="24"/>
+          <w:lang w:eastAsia="fr-FR"/>
+          <w14:ligatures w14:val="none"/>
+        </w:rPr>
         <w:t>LN-tuning</w:t>
       </w:r>
       <w:r>
@@ -1110,7 +1826,55 @@
           <w:lang w:eastAsia="fr-FR"/>
           <w14:ligatures w14:val="none"/>
         </w:rPr>
-        <w:t>L'intégration a nécessité l'adoption du pipeline officiel de prétraitement des auteurs : détection de visage (RetinaFace/SCRFD) et alignement par points de repère faciaux (yeux, nez, bouche) vers une pose standardisée, remplaçant notre détecteur précédent (YuNet).</w:t>
+        <w:t>L'intégration a nécessité l'adoption du pipeline officiel de prétraitement des auteurs : détection de visage (</w:t>
+      </w:r>
+      <w:proofErr w:type="spellStart"/>
+      <w:r>
+        <w:rPr>
+          <w:rFonts w:ascii="Arial" w:eastAsia="Times New Roman" w:hAnsi="Arial" w:cs="Arial"/>
+          <w:kern w:val="0"/>
+          <w:sz w:val="24"/>
+          <w:szCs w:val="24"/>
+          <w:lang w:eastAsia="fr-FR"/>
+          <w14:ligatures w14:val="none"/>
+        </w:rPr>
+        <w:t>RetinaFace</w:t>
+      </w:r>
+      <w:proofErr w:type="spellEnd"/>
+      <w:r>
+        <w:rPr>
+          <w:rFonts w:ascii="Arial" w:eastAsia="Times New Roman" w:hAnsi="Arial" w:cs="Arial"/>
+          <w:kern w:val="0"/>
+          <w:sz w:val="24"/>
+          <w:szCs w:val="24"/>
+          <w:lang w:eastAsia="fr-FR"/>
+          <w14:ligatures w14:val="none"/>
+        </w:rPr>
+        <w:t>/SCRFD) et alignement par points de repère faciaux (yeux, nez, bouche) vers une pose standardisée, remplaçant notre détecteur précédent (</w:t>
+      </w:r>
+      <w:proofErr w:type="spellStart"/>
+      <w:r>
+        <w:rPr>
+          <w:rFonts w:ascii="Arial" w:eastAsia="Times New Roman" w:hAnsi="Arial" w:cs="Arial"/>
+          <w:kern w:val="0"/>
+          <w:sz w:val="24"/>
+          <w:szCs w:val="24"/>
+          <w:lang w:eastAsia="fr-FR"/>
+          <w14:ligatures w14:val="none"/>
+        </w:rPr>
+        <w:t>YuNet</w:t>
+      </w:r>
+      <w:proofErr w:type="spellEnd"/>
+      <w:r>
+        <w:rPr>
+          <w:rFonts w:ascii="Arial" w:eastAsia="Times New Roman" w:hAnsi="Arial" w:cs="Arial"/>
+          <w:kern w:val="0"/>
+          <w:sz w:val="24"/>
+          <w:szCs w:val="24"/>
+          <w:lang w:eastAsia="fr-FR"/>
+          <w14:ligatures w14:val="none"/>
+        </w:rPr>
+        <w:t>).</w:t>
       </w:r>
     </w:p>
     <w:p>
@@ -1298,7 +2062,35 @@
                 <w:lang w:eastAsia="fr-FR"/>
                 <w14:ligatures w14:val="none"/>
               </w:rPr>
-              <w:t>Ancien modèle (ViT)</w:t>
+              <w:t>Ancien modèle (</w:t>
+            </w:r>
+            <w:proofErr w:type="spellStart"/>
+            <w:r>
+              <w:rPr>
+                <w:rFonts w:ascii="Arial" w:eastAsia="Times New Roman" w:hAnsi="Arial" w:cs="Arial"/>
+                <w:b/>
+                <w:bCs/>
+                <w:kern w:val="0"/>
+                <w:sz w:val="24"/>
+                <w:szCs w:val="24"/>
+                <w:lang w:eastAsia="fr-FR"/>
+                <w14:ligatures w14:val="none"/>
+              </w:rPr>
+              <w:t>ViT</w:t>
+            </w:r>
+            <w:proofErr w:type="spellEnd"/>
+            <w:r>
+              <w:rPr>
+                <w:rFonts w:ascii="Arial" w:eastAsia="Times New Roman" w:hAnsi="Arial" w:cs="Arial"/>
+                <w:b/>
+                <w:bCs/>
+                <w:kern w:val="0"/>
+                <w:sz w:val="24"/>
+                <w:szCs w:val="24"/>
+                <w:lang w:eastAsia="fr-FR"/>
+                <w14:ligatures w14:val="none"/>
+              </w:rPr>
+              <w:t>)</w:t>
             </w:r>
           </w:p>
         </w:tc>
@@ -1323,6 +2115,7 @@
                 <w14:ligatures w14:val="none"/>
               </w:rPr>
             </w:pPr>
+            <w:proofErr w:type="spellStart"/>
             <w:r>
               <w:rPr>
                 <w:rFonts w:ascii="Arial" w:eastAsia="Times New Roman" w:hAnsi="Arial" w:cs="Arial"/>
@@ -1334,7 +2127,21 @@
                 <w:lang w:eastAsia="fr-FR"/>
                 <w14:ligatures w14:val="none"/>
               </w:rPr>
-              <w:t>GenD (CLIP)</w:t>
+              <w:t>GenD</w:t>
+            </w:r>
+            <w:proofErr w:type="spellEnd"/>
+            <w:r>
+              <w:rPr>
+                <w:rFonts w:ascii="Arial" w:eastAsia="Times New Roman" w:hAnsi="Arial" w:cs="Arial"/>
+                <w:b/>
+                <w:bCs/>
+                <w:kern w:val="0"/>
+                <w:sz w:val="24"/>
+                <w:szCs w:val="24"/>
+                <w:lang w:eastAsia="fr-FR"/>
+                <w14:ligatures w14:val="none"/>
+              </w:rPr>
+              <w:t xml:space="preserve"> (CLIP)</w:t>
             </w:r>
           </w:p>
         </w:tc>
@@ -1361,6 +2168,7 @@
                 <w14:ligatures w14:val="none"/>
               </w:rPr>
             </w:pPr>
+            <w:proofErr w:type="spellStart"/>
             <w:r>
               <w:rPr>
                 <w:rFonts w:ascii="Arial" w:eastAsia="Times New Roman" w:hAnsi="Arial" w:cs="Arial"/>
@@ -1370,7 +2178,19 @@
                 <w:lang w:eastAsia="fr-FR"/>
                 <w14:ligatures w14:val="none"/>
               </w:rPr>
-              <w:t>Accuracy globale</w:t>
+              <w:t>Accuracy</w:t>
+            </w:r>
+            <w:proofErr w:type="spellEnd"/>
+            <w:r>
+              <w:rPr>
+                <w:rFonts w:ascii="Arial" w:eastAsia="Times New Roman" w:hAnsi="Arial" w:cs="Arial"/>
+                <w:kern w:val="0"/>
+                <w:sz w:val="24"/>
+                <w:szCs w:val="24"/>
+                <w:lang w:eastAsia="fr-FR"/>
+                <w14:ligatures w14:val="none"/>
+              </w:rPr>
+              <w:t xml:space="preserve"> globale</w:t>
             </w:r>
           </w:p>
         </w:tc>
@@ -1470,7 +2290,31 @@
                 <w:lang w:eastAsia="fr-FR"/>
                 <w14:ligatures w14:val="none"/>
               </w:rPr>
-              <w:t>Faux négatifs (deepfake non détecté)</w:t>
+              <w:t>Faux négatifs (</w:t>
+            </w:r>
+            <w:proofErr w:type="spellStart"/>
+            <w:r>
+              <w:rPr>
+                <w:rFonts w:ascii="Arial" w:eastAsia="Times New Roman" w:hAnsi="Arial" w:cs="Arial"/>
+                <w:kern w:val="0"/>
+                <w:sz w:val="24"/>
+                <w:szCs w:val="24"/>
+                <w:lang w:eastAsia="fr-FR"/>
+                <w14:ligatures w14:val="none"/>
+              </w:rPr>
+              <w:t>deepfake</w:t>
+            </w:r>
+            <w:proofErr w:type="spellEnd"/>
+            <w:r>
+              <w:rPr>
+                <w:rFonts w:ascii="Arial" w:eastAsia="Times New Roman" w:hAnsi="Arial" w:cs="Arial"/>
+                <w:kern w:val="0"/>
+                <w:sz w:val="24"/>
+                <w:szCs w:val="24"/>
+                <w:lang w:eastAsia="fr-FR"/>
+                <w14:ligatures w14:val="none"/>
+              </w:rPr>
+              <w:t xml:space="preserve"> non détecté)</w:t>
             </w:r>
           </w:p>
         </w:tc>
@@ -1757,7 +2601,31 @@
           <w:lang w:eastAsia="fr-FR"/>
           <w14:ligatures w14:val="none"/>
         </w:rPr>
-        <w:t xml:space="preserve">Le taux de faux négatifs de 0% est particulièrement significatif pour un cas d'usage de vérification d'identité (KYC) : aucun des deepfakes testés n'est passé pour une vidéo authentique. Les erreurs restantes sont exclusivement des faux positifs (vraies vidéos jugées </w:t>
+        <w:t xml:space="preserve">Le taux de faux négatifs de 0% est particulièrement significatif pour un cas d'usage de vérification d'identité (KYC) : aucun des </w:t>
+      </w:r>
+      <w:proofErr w:type="spellStart"/>
+      <w:r>
+        <w:rPr>
+          <w:rFonts w:ascii="Arial" w:eastAsia="Times New Roman" w:hAnsi="Arial" w:cs="Arial"/>
+          <w:kern w:val="0"/>
+          <w:sz w:val="24"/>
+          <w:szCs w:val="24"/>
+          <w:lang w:eastAsia="fr-FR"/>
+          <w14:ligatures w14:val="none"/>
+        </w:rPr>
+        <w:t>deepfakes</w:t>
+      </w:r>
+      <w:proofErr w:type="spellEnd"/>
+      <w:r>
+        <w:rPr>
+          <w:rFonts w:ascii="Arial" w:eastAsia="Times New Roman" w:hAnsi="Arial" w:cs="Arial"/>
+          <w:kern w:val="0"/>
+          <w:sz w:val="24"/>
+          <w:szCs w:val="24"/>
+          <w:lang w:eastAsia="fr-FR"/>
+          <w14:ligatures w14:val="none"/>
+        </w:rPr>
+        <w:t xml:space="preserve"> testés n'est passé pour une vidéo authentique. Les erreurs restantes sont exclusivement des faux positifs (vraies vidéos jugées </w:t>
       </w:r>
       <w:r>
         <w:rPr>
@@ -1801,7 +2669,31 @@
           <w:lang w:eastAsia="fr-FR"/>
           <w14:ligatures w14:val="none"/>
         </w:rPr>
-        <w:t xml:space="preserve"> une vraie vidéo rejetée peut être revérifiée manuellement, alors qu'un deepfake non détecté représente un risque de sécurité direct.</w:t>
+        <w:t xml:space="preserve"> une vraie vidéo rejetée peut être revérifiée manuellement, alors qu'un </w:t>
+      </w:r>
+      <w:proofErr w:type="spellStart"/>
+      <w:r>
+        <w:rPr>
+          <w:rFonts w:ascii="Arial" w:eastAsia="Times New Roman" w:hAnsi="Arial" w:cs="Arial"/>
+          <w:kern w:val="0"/>
+          <w:sz w:val="24"/>
+          <w:szCs w:val="24"/>
+          <w:lang w:eastAsia="fr-FR"/>
+          <w14:ligatures w14:val="none"/>
+        </w:rPr>
+        <w:t>deepfake</w:t>
+      </w:r>
+      <w:proofErr w:type="spellEnd"/>
+      <w:r>
+        <w:rPr>
+          <w:rFonts w:ascii="Arial" w:eastAsia="Times New Roman" w:hAnsi="Arial" w:cs="Arial"/>
+          <w:kern w:val="0"/>
+          <w:sz w:val="24"/>
+          <w:szCs w:val="24"/>
+          <w:lang w:eastAsia="fr-FR"/>
+          <w14:ligatures w14:val="none"/>
+        </w:rPr>
+        <w:t xml:space="preserve"> non détecté représente un risque de sécurité direct.</w:t>
       </w:r>
     </w:p>
     <w:p>
@@ -1852,8 +2744,9 @@
           <w:lang w:eastAsia="fr-FR"/>
           <w14:ligatures w14:val="none"/>
         </w:rPr>
-        <w:t>1</w:t>
-      </w:r>
+        <w:t xml:space="preserve">RÉCAPITULATIF (pipeline </w:t>
+      </w:r>
+      <w:proofErr w:type="spellStart"/>
       <w:r>
         <w:rPr>
           <w:rFonts w:ascii="Arial" w:eastAsia="Times New Roman" w:hAnsi="Arial" w:cs="Arial"/>
@@ -1862,12 +2755,12 @@
           <w:kern w:val="0"/>
           <w:sz w:val="24"/>
           <w:szCs w:val="24"/>
-          <w:vertAlign w:val="superscript"/>
-          <w:lang w:eastAsia="fr-FR"/>
-          <w14:ligatures w14:val="none"/>
-        </w:rPr>
-        <w:t>er</w:t>
-      </w:r>
+          <w:lang w:eastAsia="fr-FR"/>
+          <w14:ligatures w14:val="none"/>
+        </w:rPr>
+        <w:t>GenD</w:t>
+      </w:r>
+      <w:proofErr w:type="spellEnd"/>
       <w:r>
         <w:rPr>
           <w:rFonts w:ascii="Arial" w:eastAsia="Times New Roman" w:hAnsi="Arial" w:cs="Arial"/>
@@ -1879,20 +2772,7 @@
           <w:lang w:eastAsia="fr-FR"/>
           <w14:ligatures w14:val="none"/>
         </w:rPr>
-        <w:t xml:space="preserve"> </w:t>
-      </w:r>
-      <w:r>
-        <w:rPr>
-          <w:rFonts w:ascii="Arial" w:eastAsia="Times New Roman" w:hAnsi="Arial" w:cs="Arial"/>
-          <w:b/>
-          <w:bCs/>
-          <w:kern w:val="0"/>
-          <w:sz w:val="24"/>
-          <w:szCs w:val="24"/>
-          <w:lang w:eastAsia="fr-FR"/>
-          <w14:ligatures w14:val="none"/>
-        </w:rPr>
-        <w:t>RÉCAPITULATIF (pipeline GenD unifié)</w:t>
+        <w:t xml:space="preserve"> unifié)</w:t>
       </w:r>
     </w:p>
     <w:p>
@@ -1962,7 +2842,6 @@
       <w:r>
         <w:rPr>
           <w:rFonts w:ascii="Segoe UI Symbol" w:eastAsia="Times New Roman" w:hAnsi="Segoe UI Symbol" w:cs="Segoe UI Symbol"/>
-          <w:color w:val="FF0000"/>
           <w:kern w:val="0"/>
           <w:sz w:val="24"/>
           <w:szCs w:val="24"/>
@@ -2017,7 +2896,6 @@
       <w:r>
         <w:rPr>
           <w:rFonts w:ascii="Segoe UI Symbol" w:eastAsia="Times New Roman" w:hAnsi="Segoe UI Symbol" w:cs="Segoe UI Symbol"/>
-          <w:color w:val="FF0000"/>
           <w:kern w:val="0"/>
           <w:sz w:val="24"/>
           <w:szCs w:val="24"/>
@@ -2067,12 +2945,35 @@
           <w:lang w:val="en-GB" w:eastAsia="fr-FR"/>
           <w14:ligatures w14:val="none"/>
         </w:rPr>
-        <w:t xml:space="preserve">test_video2.mp4  REAL    REAL    </w:t>
+        <w:t xml:space="preserve">test_video2.mp4  REAL    </w:t>
+      </w:r>
+      <w:proofErr w:type="spellStart"/>
+      <w:r>
+        <w:rPr>
+          <w:rFonts w:ascii="Arial" w:eastAsia="Times New Roman" w:hAnsi="Arial" w:cs="Arial"/>
+          <w:kern w:val="0"/>
+          <w:sz w:val="24"/>
+          <w:szCs w:val="24"/>
+          <w:lang w:val="en-GB" w:eastAsia="fr-FR"/>
+          <w14:ligatures w14:val="none"/>
+        </w:rPr>
+        <w:t>REAL</w:t>
+      </w:r>
+      <w:proofErr w:type="spellEnd"/>
+      <w:r>
+        <w:rPr>
+          <w:rFonts w:ascii="Arial" w:eastAsia="Times New Roman" w:hAnsi="Arial" w:cs="Arial"/>
+          <w:kern w:val="0"/>
+          <w:sz w:val="24"/>
+          <w:szCs w:val="24"/>
+          <w:lang w:val="en-GB" w:eastAsia="fr-FR"/>
+          <w14:ligatures w14:val="none"/>
+        </w:rPr>
+        <w:t xml:space="preserve">    </w:t>
       </w:r>
       <w:r>
         <w:rPr>
           <w:rFonts w:ascii="Segoe UI Symbol" w:eastAsia="Times New Roman" w:hAnsi="Segoe UI Symbol" w:cs="Segoe UI Symbol"/>
-          <w:color w:val="00B050"/>
           <w:kern w:val="0"/>
           <w:sz w:val="24"/>
           <w:szCs w:val="24"/>
@@ -2122,12 +3023,35 @@
           <w:lang w:val="en-GB" w:eastAsia="fr-FR"/>
           <w14:ligatures w14:val="none"/>
         </w:rPr>
-        <w:t xml:space="preserve">test_video3.mp4  REAL    REAL    </w:t>
+        <w:t xml:space="preserve">test_video3.mp4  REAL    </w:t>
+      </w:r>
+      <w:proofErr w:type="spellStart"/>
+      <w:r>
+        <w:rPr>
+          <w:rFonts w:ascii="Arial" w:eastAsia="Times New Roman" w:hAnsi="Arial" w:cs="Arial"/>
+          <w:kern w:val="0"/>
+          <w:sz w:val="24"/>
+          <w:szCs w:val="24"/>
+          <w:lang w:val="en-GB" w:eastAsia="fr-FR"/>
+          <w14:ligatures w14:val="none"/>
+        </w:rPr>
+        <w:t>REAL</w:t>
+      </w:r>
+      <w:proofErr w:type="spellEnd"/>
+      <w:r>
+        <w:rPr>
+          <w:rFonts w:ascii="Arial" w:eastAsia="Times New Roman" w:hAnsi="Arial" w:cs="Arial"/>
+          <w:kern w:val="0"/>
+          <w:sz w:val="24"/>
+          <w:szCs w:val="24"/>
+          <w:lang w:val="en-GB" w:eastAsia="fr-FR"/>
+          <w14:ligatures w14:val="none"/>
+        </w:rPr>
+        <w:t xml:space="preserve">    </w:t>
       </w:r>
       <w:r>
         <w:rPr>
           <w:rFonts w:ascii="Segoe UI Symbol" w:eastAsia="Times New Roman" w:hAnsi="Segoe UI Symbol" w:cs="Segoe UI Symbol"/>
-          <w:color w:val="00B050"/>
           <w:kern w:val="0"/>
           <w:sz w:val="24"/>
           <w:szCs w:val="24"/>
@@ -2177,12 +3101,35 @@
           <w:lang w:val="en-GB" w:eastAsia="fr-FR"/>
           <w14:ligatures w14:val="none"/>
         </w:rPr>
-        <w:t xml:space="preserve">test_video4.mp4  REAL    REAL    </w:t>
+        <w:t xml:space="preserve">test_video4.mp4  REAL    </w:t>
+      </w:r>
+      <w:proofErr w:type="spellStart"/>
+      <w:r>
+        <w:rPr>
+          <w:rFonts w:ascii="Arial" w:eastAsia="Times New Roman" w:hAnsi="Arial" w:cs="Arial"/>
+          <w:kern w:val="0"/>
+          <w:sz w:val="24"/>
+          <w:szCs w:val="24"/>
+          <w:lang w:val="en-GB" w:eastAsia="fr-FR"/>
+          <w14:ligatures w14:val="none"/>
+        </w:rPr>
+        <w:t>REAL</w:t>
+      </w:r>
+      <w:proofErr w:type="spellEnd"/>
+      <w:r>
+        <w:rPr>
+          <w:rFonts w:ascii="Arial" w:eastAsia="Times New Roman" w:hAnsi="Arial" w:cs="Arial"/>
+          <w:kern w:val="0"/>
+          <w:sz w:val="24"/>
+          <w:szCs w:val="24"/>
+          <w:lang w:val="en-GB" w:eastAsia="fr-FR"/>
+          <w14:ligatures w14:val="none"/>
+        </w:rPr>
+        <w:t xml:space="preserve">    </w:t>
       </w:r>
       <w:r>
         <w:rPr>
           <w:rFonts w:ascii="Segoe UI Symbol" w:eastAsia="Times New Roman" w:hAnsi="Segoe UI Symbol" w:cs="Segoe UI Symbol"/>
-          <w:color w:val="00B050"/>
           <w:kern w:val="0"/>
           <w:sz w:val="24"/>
           <w:szCs w:val="24"/>
@@ -2232,12 +3179,35 @@
           <w:lang w:val="en-GB" w:eastAsia="fr-FR"/>
           <w14:ligatures w14:val="none"/>
         </w:rPr>
-        <w:t xml:space="preserve">test_video5.mp4  REAL    REAL    </w:t>
+        <w:t xml:space="preserve">test_video5.mp4  REAL    </w:t>
+      </w:r>
+      <w:proofErr w:type="spellStart"/>
+      <w:r>
+        <w:rPr>
+          <w:rFonts w:ascii="Arial" w:eastAsia="Times New Roman" w:hAnsi="Arial" w:cs="Arial"/>
+          <w:kern w:val="0"/>
+          <w:sz w:val="24"/>
+          <w:szCs w:val="24"/>
+          <w:lang w:val="en-GB" w:eastAsia="fr-FR"/>
+          <w14:ligatures w14:val="none"/>
+        </w:rPr>
+        <w:t>REAL</w:t>
+      </w:r>
+      <w:proofErr w:type="spellEnd"/>
+      <w:r>
+        <w:rPr>
+          <w:rFonts w:ascii="Arial" w:eastAsia="Times New Roman" w:hAnsi="Arial" w:cs="Arial"/>
+          <w:kern w:val="0"/>
+          <w:sz w:val="24"/>
+          <w:szCs w:val="24"/>
+          <w:lang w:val="en-GB" w:eastAsia="fr-FR"/>
+          <w14:ligatures w14:val="none"/>
+        </w:rPr>
+        <w:t xml:space="preserve">    </w:t>
       </w:r>
       <w:r>
         <w:rPr>
           <w:rFonts w:ascii="Segoe UI Symbol" w:eastAsia="Times New Roman" w:hAnsi="Segoe UI Symbol" w:cs="Segoe UI Symbol"/>
-          <w:color w:val="00B050"/>
           <w:kern w:val="0"/>
           <w:sz w:val="24"/>
           <w:szCs w:val="24"/>
@@ -2292,7 +3262,6 @@
       <w:r>
         <w:rPr>
           <w:rFonts w:ascii="Segoe UI Symbol" w:eastAsia="Times New Roman" w:hAnsi="Segoe UI Symbol" w:cs="Segoe UI Symbol"/>
-          <w:color w:val="FF0000"/>
           <w:kern w:val="0"/>
           <w:sz w:val="24"/>
           <w:szCs w:val="24"/>
@@ -2342,12 +3311,35 @@
           <w:lang w:val="en-GB" w:eastAsia="fr-FR"/>
           <w14:ligatures w14:val="none"/>
         </w:rPr>
-        <w:t xml:space="preserve">test_video7.mp4  REAL    REAL    </w:t>
+        <w:t xml:space="preserve">test_video7.mp4  REAL    </w:t>
+      </w:r>
+      <w:proofErr w:type="spellStart"/>
+      <w:r>
+        <w:rPr>
+          <w:rFonts w:ascii="Arial" w:eastAsia="Times New Roman" w:hAnsi="Arial" w:cs="Arial"/>
+          <w:kern w:val="0"/>
+          <w:sz w:val="24"/>
+          <w:szCs w:val="24"/>
+          <w:lang w:val="en-GB" w:eastAsia="fr-FR"/>
+          <w14:ligatures w14:val="none"/>
+        </w:rPr>
+        <w:t>REAL</w:t>
+      </w:r>
+      <w:proofErr w:type="spellEnd"/>
+      <w:r>
+        <w:rPr>
+          <w:rFonts w:ascii="Arial" w:eastAsia="Times New Roman" w:hAnsi="Arial" w:cs="Arial"/>
+          <w:kern w:val="0"/>
+          <w:sz w:val="24"/>
+          <w:szCs w:val="24"/>
+          <w:lang w:val="en-GB" w:eastAsia="fr-FR"/>
+          <w14:ligatures w14:val="none"/>
+        </w:rPr>
+        <w:t xml:space="preserve">    </w:t>
       </w:r>
       <w:r>
         <w:rPr>
           <w:rFonts w:ascii="Segoe UI Symbol" w:eastAsia="Times New Roman" w:hAnsi="Segoe UI Symbol" w:cs="Segoe UI Symbol"/>
-          <w:color w:val="00B050"/>
           <w:kern w:val="0"/>
           <w:sz w:val="24"/>
           <w:szCs w:val="24"/>
@@ -2398,12 +3390,35 @@
           <w14:ligatures w14:val="none"/>
         </w:rPr>
         <w:lastRenderedPageBreak/>
-        <w:t xml:space="preserve">test_video8.mp4  REAL    REAL    </w:t>
+        <w:t xml:space="preserve">test_video8.mp4  REAL    </w:t>
+      </w:r>
+      <w:proofErr w:type="spellStart"/>
+      <w:r>
+        <w:rPr>
+          <w:rFonts w:ascii="Arial" w:eastAsia="Times New Roman" w:hAnsi="Arial" w:cs="Arial"/>
+          <w:kern w:val="0"/>
+          <w:sz w:val="24"/>
+          <w:szCs w:val="24"/>
+          <w:lang w:val="en-GB" w:eastAsia="fr-FR"/>
+          <w14:ligatures w14:val="none"/>
+        </w:rPr>
+        <w:t>REAL</w:t>
+      </w:r>
+      <w:proofErr w:type="spellEnd"/>
+      <w:r>
+        <w:rPr>
+          <w:rFonts w:ascii="Arial" w:eastAsia="Times New Roman" w:hAnsi="Arial" w:cs="Arial"/>
+          <w:kern w:val="0"/>
+          <w:sz w:val="24"/>
+          <w:szCs w:val="24"/>
+          <w:lang w:val="en-GB" w:eastAsia="fr-FR"/>
+          <w14:ligatures w14:val="none"/>
+        </w:rPr>
+        <w:t xml:space="preserve">    </w:t>
       </w:r>
       <w:r>
         <w:rPr>
           <w:rFonts w:ascii="Segoe UI Symbol" w:eastAsia="Times New Roman" w:hAnsi="Segoe UI Symbol" w:cs="Segoe UI Symbol"/>
-          <w:color w:val="00B050"/>
           <w:kern w:val="0"/>
           <w:sz w:val="24"/>
           <w:szCs w:val="24"/>
@@ -2453,12 +3468,35 @@
           <w:lang w:val="en-GB" w:eastAsia="fr-FR"/>
           <w14:ligatures w14:val="none"/>
         </w:rPr>
-        <w:t xml:space="preserve">test_video9.mp4  REAL    REAL    </w:t>
+        <w:t xml:space="preserve">test_video9.mp4  REAL    </w:t>
+      </w:r>
+      <w:proofErr w:type="spellStart"/>
+      <w:r>
+        <w:rPr>
+          <w:rFonts w:ascii="Arial" w:eastAsia="Times New Roman" w:hAnsi="Arial" w:cs="Arial"/>
+          <w:kern w:val="0"/>
+          <w:sz w:val="24"/>
+          <w:szCs w:val="24"/>
+          <w:lang w:val="en-GB" w:eastAsia="fr-FR"/>
+          <w14:ligatures w14:val="none"/>
+        </w:rPr>
+        <w:t>REAL</w:t>
+      </w:r>
+      <w:proofErr w:type="spellEnd"/>
+      <w:r>
+        <w:rPr>
+          <w:rFonts w:ascii="Arial" w:eastAsia="Times New Roman" w:hAnsi="Arial" w:cs="Arial"/>
+          <w:kern w:val="0"/>
+          <w:sz w:val="24"/>
+          <w:szCs w:val="24"/>
+          <w:lang w:val="en-GB" w:eastAsia="fr-FR"/>
+          <w14:ligatures w14:val="none"/>
+        </w:rPr>
+        <w:t xml:space="preserve">    </w:t>
       </w:r>
       <w:r>
         <w:rPr>
           <w:rFonts w:ascii="Segoe UI Symbol" w:eastAsia="Times New Roman" w:hAnsi="Segoe UI Symbol" w:cs="Segoe UI Symbol"/>
-          <w:color w:val="00B050"/>
           <w:kern w:val="0"/>
           <w:sz w:val="24"/>
           <w:szCs w:val="24"/>
@@ -2508,12 +3546,35 @@
           <w:lang w:val="en-GB" w:eastAsia="fr-FR"/>
           <w14:ligatures w14:val="none"/>
         </w:rPr>
-        <w:t xml:space="preserve">51.mp4           FAKE    FAKE    </w:t>
+        <w:t xml:space="preserve">51.mp4           FAKE    </w:t>
+      </w:r>
+      <w:proofErr w:type="spellStart"/>
+      <w:r>
+        <w:rPr>
+          <w:rFonts w:ascii="Arial" w:eastAsia="Times New Roman" w:hAnsi="Arial" w:cs="Arial"/>
+          <w:kern w:val="0"/>
+          <w:sz w:val="24"/>
+          <w:szCs w:val="24"/>
+          <w:lang w:val="en-GB" w:eastAsia="fr-FR"/>
+          <w14:ligatures w14:val="none"/>
+        </w:rPr>
+        <w:t>FAKE</w:t>
+      </w:r>
+      <w:proofErr w:type="spellEnd"/>
+      <w:r>
+        <w:rPr>
+          <w:rFonts w:ascii="Arial" w:eastAsia="Times New Roman" w:hAnsi="Arial" w:cs="Arial"/>
+          <w:kern w:val="0"/>
+          <w:sz w:val="24"/>
+          <w:szCs w:val="24"/>
+          <w:lang w:val="en-GB" w:eastAsia="fr-FR"/>
+          <w14:ligatures w14:val="none"/>
+        </w:rPr>
+        <w:t xml:space="preserve">    </w:t>
       </w:r>
       <w:r>
         <w:rPr>
           <w:rFonts w:ascii="Segoe UI Symbol" w:eastAsia="Times New Roman" w:hAnsi="Segoe UI Symbol" w:cs="Segoe UI Symbol"/>
-          <w:color w:val="00B050"/>
           <w:kern w:val="0"/>
           <w:sz w:val="24"/>
           <w:szCs w:val="24"/>
@@ -2563,12 +3624,35 @@
           <w:lang w:val="en-GB" w:eastAsia="fr-FR"/>
           <w14:ligatures w14:val="none"/>
         </w:rPr>
-        <w:t xml:space="preserve">52.mp4           FAKE    FAKE    </w:t>
+        <w:t xml:space="preserve">52.mp4           FAKE    </w:t>
+      </w:r>
+      <w:proofErr w:type="spellStart"/>
+      <w:r>
+        <w:rPr>
+          <w:rFonts w:ascii="Arial" w:eastAsia="Times New Roman" w:hAnsi="Arial" w:cs="Arial"/>
+          <w:kern w:val="0"/>
+          <w:sz w:val="24"/>
+          <w:szCs w:val="24"/>
+          <w:lang w:val="en-GB" w:eastAsia="fr-FR"/>
+          <w14:ligatures w14:val="none"/>
+        </w:rPr>
+        <w:t>FAKE</w:t>
+      </w:r>
+      <w:proofErr w:type="spellEnd"/>
+      <w:r>
+        <w:rPr>
+          <w:rFonts w:ascii="Arial" w:eastAsia="Times New Roman" w:hAnsi="Arial" w:cs="Arial"/>
+          <w:kern w:val="0"/>
+          <w:sz w:val="24"/>
+          <w:szCs w:val="24"/>
+          <w:lang w:val="en-GB" w:eastAsia="fr-FR"/>
+          <w14:ligatures w14:val="none"/>
+        </w:rPr>
+        <w:t xml:space="preserve">    </w:t>
       </w:r>
       <w:r>
         <w:rPr>
           <w:rFonts w:ascii="Segoe UI Symbol" w:eastAsia="Times New Roman" w:hAnsi="Segoe UI Symbol" w:cs="Segoe UI Symbol"/>
-          <w:color w:val="00B050"/>
           <w:kern w:val="0"/>
           <w:sz w:val="24"/>
           <w:szCs w:val="24"/>
@@ -2618,12 +3702,35 @@
           <w:lang w:val="en-GB" w:eastAsia="fr-FR"/>
           <w14:ligatures w14:val="none"/>
         </w:rPr>
-        <w:t xml:space="preserve">53.mp4           FAKE    FAKE    </w:t>
+        <w:t xml:space="preserve">53.mp4           FAKE    </w:t>
+      </w:r>
+      <w:proofErr w:type="spellStart"/>
+      <w:r>
+        <w:rPr>
+          <w:rFonts w:ascii="Arial" w:eastAsia="Times New Roman" w:hAnsi="Arial" w:cs="Arial"/>
+          <w:kern w:val="0"/>
+          <w:sz w:val="24"/>
+          <w:szCs w:val="24"/>
+          <w:lang w:val="en-GB" w:eastAsia="fr-FR"/>
+          <w14:ligatures w14:val="none"/>
+        </w:rPr>
+        <w:t>FAKE</w:t>
+      </w:r>
+      <w:proofErr w:type="spellEnd"/>
+      <w:r>
+        <w:rPr>
+          <w:rFonts w:ascii="Arial" w:eastAsia="Times New Roman" w:hAnsi="Arial" w:cs="Arial"/>
+          <w:kern w:val="0"/>
+          <w:sz w:val="24"/>
+          <w:szCs w:val="24"/>
+          <w:lang w:val="en-GB" w:eastAsia="fr-FR"/>
+          <w14:ligatures w14:val="none"/>
+        </w:rPr>
+        <w:t xml:space="preserve">    </w:t>
       </w:r>
       <w:r>
         <w:rPr>
           <w:rFonts w:ascii="Segoe UI Symbol" w:eastAsia="Times New Roman" w:hAnsi="Segoe UI Symbol" w:cs="Segoe UI Symbol"/>
-          <w:color w:val="00B050"/>
           <w:kern w:val="0"/>
           <w:sz w:val="24"/>
           <w:szCs w:val="24"/>
@@ -2673,12 +3780,35 @@
           <w:lang w:val="en-GB" w:eastAsia="fr-FR"/>
           <w14:ligatures w14:val="none"/>
         </w:rPr>
-        <w:t xml:space="preserve">54.mp4           FAKE    FAKE    </w:t>
+        <w:t xml:space="preserve">54.mp4           FAKE    </w:t>
+      </w:r>
+      <w:proofErr w:type="spellStart"/>
+      <w:r>
+        <w:rPr>
+          <w:rFonts w:ascii="Arial" w:eastAsia="Times New Roman" w:hAnsi="Arial" w:cs="Arial"/>
+          <w:kern w:val="0"/>
+          <w:sz w:val="24"/>
+          <w:szCs w:val="24"/>
+          <w:lang w:val="en-GB" w:eastAsia="fr-FR"/>
+          <w14:ligatures w14:val="none"/>
+        </w:rPr>
+        <w:t>FAKE</w:t>
+      </w:r>
+      <w:proofErr w:type="spellEnd"/>
+      <w:r>
+        <w:rPr>
+          <w:rFonts w:ascii="Arial" w:eastAsia="Times New Roman" w:hAnsi="Arial" w:cs="Arial"/>
+          <w:kern w:val="0"/>
+          <w:sz w:val="24"/>
+          <w:szCs w:val="24"/>
+          <w:lang w:val="en-GB" w:eastAsia="fr-FR"/>
+          <w14:ligatures w14:val="none"/>
+        </w:rPr>
+        <w:t xml:space="preserve">    </w:t>
       </w:r>
       <w:r>
         <w:rPr>
           <w:rFonts w:ascii="Segoe UI Symbol" w:eastAsia="Times New Roman" w:hAnsi="Segoe UI Symbol" w:cs="Segoe UI Symbol"/>
-          <w:color w:val="00B050"/>
           <w:kern w:val="0"/>
           <w:sz w:val="24"/>
           <w:szCs w:val="24"/>
@@ -2728,12 +3858,35 @@
           <w:lang w:val="en-GB" w:eastAsia="fr-FR"/>
           <w14:ligatures w14:val="none"/>
         </w:rPr>
-        <w:t xml:space="preserve">55.mp4           FAKE    FAKE    </w:t>
+        <w:t xml:space="preserve">55.mp4           FAKE    </w:t>
+      </w:r>
+      <w:proofErr w:type="spellStart"/>
+      <w:r>
+        <w:rPr>
+          <w:rFonts w:ascii="Arial" w:eastAsia="Times New Roman" w:hAnsi="Arial" w:cs="Arial"/>
+          <w:kern w:val="0"/>
+          <w:sz w:val="24"/>
+          <w:szCs w:val="24"/>
+          <w:lang w:val="en-GB" w:eastAsia="fr-FR"/>
+          <w14:ligatures w14:val="none"/>
+        </w:rPr>
+        <w:t>FAKE</w:t>
+      </w:r>
+      <w:proofErr w:type="spellEnd"/>
+      <w:r>
+        <w:rPr>
+          <w:rFonts w:ascii="Arial" w:eastAsia="Times New Roman" w:hAnsi="Arial" w:cs="Arial"/>
+          <w:kern w:val="0"/>
+          <w:sz w:val="24"/>
+          <w:szCs w:val="24"/>
+          <w:lang w:val="en-GB" w:eastAsia="fr-FR"/>
+          <w14:ligatures w14:val="none"/>
+        </w:rPr>
+        <w:t xml:space="preserve">    </w:t>
       </w:r>
       <w:r>
         <w:rPr>
           <w:rFonts w:ascii="Segoe UI Symbol" w:eastAsia="Times New Roman" w:hAnsi="Segoe UI Symbol" w:cs="Segoe UI Symbol"/>
-          <w:color w:val="00B050"/>
           <w:kern w:val="0"/>
           <w:sz w:val="24"/>
           <w:szCs w:val="24"/>
@@ -2783,12 +3936,35 @@
           <w:lang w:val="en-GB" w:eastAsia="fr-FR"/>
           <w14:ligatures w14:val="none"/>
         </w:rPr>
-        <w:t xml:space="preserve">56.mp4           FAKE    FAKE    </w:t>
+        <w:t xml:space="preserve">56.mp4           FAKE    </w:t>
+      </w:r>
+      <w:proofErr w:type="spellStart"/>
+      <w:r>
+        <w:rPr>
+          <w:rFonts w:ascii="Arial" w:eastAsia="Times New Roman" w:hAnsi="Arial" w:cs="Arial"/>
+          <w:kern w:val="0"/>
+          <w:sz w:val="24"/>
+          <w:szCs w:val="24"/>
+          <w:lang w:val="en-GB" w:eastAsia="fr-FR"/>
+          <w14:ligatures w14:val="none"/>
+        </w:rPr>
+        <w:t>FAKE</w:t>
+      </w:r>
+      <w:proofErr w:type="spellEnd"/>
+      <w:r>
+        <w:rPr>
+          <w:rFonts w:ascii="Arial" w:eastAsia="Times New Roman" w:hAnsi="Arial" w:cs="Arial"/>
+          <w:kern w:val="0"/>
+          <w:sz w:val="24"/>
+          <w:szCs w:val="24"/>
+          <w:lang w:val="en-GB" w:eastAsia="fr-FR"/>
+          <w14:ligatures w14:val="none"/>
+        </w:rPr>
+        <w:t xml:space="preserve">    </w:t>
       </w:r>
       <w:r>
         <w:rPr>
           <w:rFonts w:ascii="Segoe UI Symbol" w:eastAsia="Times New Roman" w:hAnsi="Segoe UI Symbol" w:cs="Segoe UI Symbol"/>
-          <w:color w:val="00B050"/>
           <w:kern w:val="0"/>
           <w:sz w:val="24"/>
           <w:szCs w:val="24"/>
@@ -2838,12 +4014,35 @@
           <w:lang w:val="en-GB" w:eastAsia="fr-FR"/>
           <w14:ligatures w14:val="none"/>
         </w:rPr>
-        <w:t xml:space="preserve">57.mp4           FAKE    FAKE    </w:t>
+        <w:t xml:space="preserve">57.mp4           FAKE    </w:t>
+      </w:r>
+      <w:proofErr w:type="spellStart"/>
+      <w:r>
+        <w:rPr>
+          <w:rFonts w:ascii="Arial" w:eastAsia="Times New Roman" w:hAnsi="Arial" w:cs="Arial"/>
+          <w:kern w:val="0"/>
+          <w:sz w:val="24"/>
+          <w:szCs w:val="24"/>
+          <w:lang w:val="en-GB" w:eastAsia="fr-FR"/>
+          <w14:ligatures w14:val="none"/>
+        </w:rPr>
+        <w:t>FAKE</w:t>
+      </w:r>
+      <w:proofErr w:type="spellEnd"/>
+      <w:r>
+        <w:rPr>
+          <w:rFonts w:ascii="Arial" w:eastAsia="Times New Roman" w:hAnsi="Arial" w:cs="Arial"/>
+          <w:kern w:val="0"/>
+          <w:sz w:val="24"/>
+          <w:szCs w:val="24"/>
+          <w:lang w:val="en-GB" w:eastAsia="fr-FR"/>
+          <w14:ligatures w14:val="none"/>
+        </w:rPr>
+        <w:t xml:space="preserve">    </w:t>
       </w:r>
       <w:r>
         <w:rPr>
           <w:rFonts w:ascii="Segoe UI Symbol" w:eastAsia="Times New Roman" w:hAnsi="Segoe UI Symbol" w:cs="Segoe UI Symbol"/>
-          <w:color w:val="00B050"/>
           <w:kern w:val="0"/>
           <w:sz w:val="24"/>
           <w:szCs w:val="24"/>
@@ -2893,12 +4092,35 @@
           <w:lang w:val="en-GB" w:eastAsia="fr-FR"/>
           <w14:ligatures w14:val="none"/>
         </w:rPr>
-        <w:t xml:space="preserve">58.mp4           FAKE    FAKE    </w:t>
+        <w:t xml:space="preserve">58.mp4           FAKE    </w:t>
+      </w:r>
+      <w:proofErr w:type="spellStart"/>
+      <w:r>
+        <w:rPr>
+          <w:rFonts w:ascii="Arial" w:eastAsia="Times New Roman" w:hAnsi="Arial" w:cs="Arial"/>
+          <w:kern w:val="0"/>
+          <w:sz w:val="24"/>
+          <w:szCs w:val="24"/>
+          <w:lang w:val="en-GB" w:eastAsia="fr-FR"/>
+          <w14:ligatures w14:val="none"/>
+        </w:rPr>
+        <w:t>FAKE</w:t>
+      </w:r>
+      <w:proofErr w:type="spellEnd"/>
+      <w:r>
+        <w:rPr>
+          <w:rFonts w:ascii="Arial" w:eastAsia="Times New Roman" w:hAnsi="Arial" w:cs="Arial"/>
+          <w:kern w:val="0"/>
+          <w:sz w:val="24"/>
+          <w:szCs w:val="24"/>
+          <w:lang w:val="en-GB" w:eastAsia="fr-FR"/>
+          <w14:ligatures w14:val="none"/>
+        </w:rPr>
+        <w:t xml:space="preserve">    </w:t>
       </w:r>
       <w:r>
         <w:rPr>
           <w:rFonts w:ascii="Segoe UI Symbol" w:eastAsia="Times New Roman" w:hAnsi="Segoe UI Symbol" w:cs="Segoe UI Symbol"/>
-          <w:color w:val="00B050"/>
           <w:kern w:val="0"/>
           <w:sz w:val="24"/>
           <w:szCs w:val="24"/>
@@ -2948,12 +4170,35 @@
           <w:lang w:val="en-GB" w:eastAsia="fr-FR"/>
           <w14:ligatures w14:val="none"/>
         </w:rPr>
-        <w:t xml:space="preserve">59.mp4           FAKE    FAKE    </w:t>
+        <w:t xml:space="preserve">59.mp4           FAKE    </w:t>
+      </w:r>
+      <w:proofErr w:type="spellStart"/>
+      <w:r>
+        <w:rPr>
+          <w:rFonts w:ascii="Arial" w:eastAsia="Times New Roman" w:hAnsi="Arial" w:cs="Arial"/>
+          <w:kern w:val="0"/>
+          <w:sz w:val="24"/>
+          <w:szCs w:val="24"/>
+          <w:lang w:val="en-GB" w:eastAsia="fr-FR"/>
+          <w14:ligatures w14:val="none"/>
+        </w:rPr>
+        <w:t>FAKE</w:t>
+      </w:r>
+      <w:proofErr w:type="spellEnd"/>
+      <w:r>
+        <w:rPr>
+          <w:rFonts w:ascii="Arial" w:eastAsia="Times New Roman" w:hAnsi="Arial" w:cs="Arial"/>
+          <w:kern w:val="0"/>
+          <w:sz w:val="24"/>
+          <w:szCs w:val="24"/>
+          <w:lang w:val="en-GB" w:eastAsia="fr-FR"/>
+          <w14:ligatures w14:val="none"/>
+        </w:rPr>
+        <w:t xml:space="preserve">    </w:t>
       </w:r>
       <w:r>
         <w:rPr>
           <w:rFonts w:ascii="Segoe UI Symbol" w:eastAsia="Times New Roman" w:hAnsi="Segoe UI Symbol" w:cs="Segoe UI Symbol"/>
-          <w:color w:val="00B050"/>
           <w:kern w:val="0"/>
           <w:sz w:val="24"/>
           <w:szCs w:val="24"/>
@@ -3003,12 +4248,35 @@
           <w:lang w:val="en-GB" w:eastAsia="fr-FR"/>
           <w14:ligatures w14:val="none"/>
         </w:rPr>
-        <w:t xml:space="preserve">60.mp4           FAKE    FAKE    </w:t>
+        <w:t xml:space="preserve">60.mp4           FAKE    </w:t>
+      </w:r>
+      <w:proofErr w:type="spellStart"/>
+      <w:r>
+        <w:rPr>
+          <w:rFonts w:ascii="Arial" w:eastAsia="Times New Roman" w:hAnsi="Arial" w:cs="Arial"/>
+          <w:kern w:val="0"/>
+          <w:sz w:val="24"/>
+          <w:szCs w:val="24"/>
+          <w:lang w:val="en-GB" w:eastAsia="fr-FR"/>
+          <w14:ligatures w14:val="none"/>
+        </w:rPr>
+        <w:t>FAKE</w:t>
+      </w:r>
+      <w:proofErr w:type="spellEnd"/>
+      <w:r>
+        <w:rPr>
+          <w:rFonts w:ascii="Arial" w:eastAsia="Times New Roman" w:hAnsi="Arial" w:cs="Arial"/>
+          <w:kern w:val="0"/>
+          <w:sz w:val="24"/>
+          <w:szCs w:val="24"/>
+          <w:lang w:val="en-GB" w:eastAsia="fr-FR"/>
+          <w14:ligatures w14:val="none"/>
+        </w:rPr>
+        <w:t xml:space="preserve">    </w:t>
       </w:r>
       <w:r>
         <w:rPr>
           <w:rFonts w:ascii="Segoe UI Symbol" w:eastAsia="Times New Roman" w:hAnsi="Segoe UI Symbol" w:cs="Segoe UI Symbol"/>
-          <w:color w:val="00B050"/>
           <w:kern w:val="0"/>
           <w:sz w:val="24"/>
           <w:szCs w:val="24"/>
@@ -3054,16 +4322,29 @@
           <w14:ligatures w14:val="none"/>
         </w:rPr>
       </w:pPr>
-      <w:r>
-        <w:rPr>
-          <w:rFonts w:ascii="Arial" w:eastAsia="Times New Roman" w:hAnsi="Arial" w:cs="Arial"/>
-          <w:kern w:val="0"/>
-          <w:sz w:val="24"/>
-          <w:szCs w:val="24"/>
-          <w:lang w:eastAsia="fr-FR"/>
-          <w14:ligatures w14:val="none"/>
-        </w:rPr>
-        <w:t>Accuracy globale : 85.0% (17/20)</w:t>
+      <w:proofErr w:type="spellStart"/>
+      <w:r>
+        <w:rPr>
+          <w:rFonts w:ascii="Arial" w:eastAsia="Times New Roman" w:hAnsi="Arial" w:cs="Arial"/>
+          <w:kern w:val="0"/>
+          <w:sz w:val="24"/>
+          <w:szCs w:val="24"/>
+          <w:lang w:eastAsia="fr-FR"/>
+          <w14:ligatures w14:val="none"/>
+        </w:rPr>
+        <w:t>Accuracy</w:t>
+      </w:r>
+      <w:proofErr w:type="spellEnd"/>
+      <w:r>
+        <w:rPr>
+          <w:rFonts w:ascii="Arial" w:eastAsia="Times New Roman" w:hAnsi="Arial" w:cs="Arial"/>
+          <w:kern w:val="0"/>
+          <w:sz w:val="24"/>
+          <w:szCs w:val="24"/>
+          <w:lang w:eastAsia="fr-FR"/>
+          <w14:ligatures w14:val="none"/>
+        </w:rPr>
+        <w:t xml:space="preserve"> globale : 85.0% (17/20)</w:t>
       </w:r>
     </w:p>
     <w:p>
@@ -3111,8 +4392,21 @@
           <w:lang w:eastAsia="fr-FR"/>
           <w14:ligatures w14:val="none"/>
         </w:rPr>
-        <w:t>Faux négatifs (fake classé réel) : 0.0% sur 10 vidéos fak</w:t>
-      </w:r>
+        <w:t xml:space="preserve">Faux négatifs (fake classé réel) : 0.0% sur 10 vidéos </w:t>
+      </w:r>
+      <w:proofErr w:type="spellStart"/>
+      <w:r>
+        <w:rPr>
+          <w:rFonts w:ascii="Arial" w:eastAsia="Times New Roman" w:hAnsi="Arial" w:cs="Arial"/>
+          <w:kern w:val="0"/>
+          <w:sz w:val="24"/>
+          <w:szCs w:val="24"/>
+          <w:lang w:eastAsia="fr-FR"/>
+          <w14:ligatures w14:val="none"/>
+        </w:rPr>
+        <w:t>fak</w:t>
+      </w:r>
+      <w:proofErr w:type="spellEnd"/>
     </w:p>
     <w:p>
       <w:pPr>
@@ -3177,7 +4471,31 @@
           <w:lang w:eastAsia="fr-FR"/>
           <w14:ligatures w14:val="none"/>
         </w:rPr>
-        <w:t>L'analyse des erreurs restantes révèle un pattern cohérent : les vidéos où le sujet a une expression faciale marquée (parole active, chant, mouvement de tête) obtiennent des scores plus instables et sont plus susceptibles d'être classées à tort comme deepfake. Plusieurs hypothèses explicatives ont été testées et écartées méthodiquement (rotation vidéo, filtre de retouche, flou de mouvement — corrélation quasi nulle entre netteté d'image et score dans les deux cas testés), suggérant qu'il s'agit d'un biais intrinsèque au modèle plutôt que d'un artefact de prétraitement corrigible.</w:t>
+        <w:t xml:space="preserve">L'analyse des erreurs restantes révèle un pattern cohérent : les vidéos où le sujet a une expression faciale marquée (parole active, chant, mouvement de tête) obtiennent des scores plus instables et sont plus susceptibles d'être classées à tort comme </w:t>
+      </w:r>
+      <w:proofErr w:type="spellStart"/>
+      <w:r>
+        <w:rPr>
+          <w:rFonts w:ascii="Arial" w:eastAsia="Times New Roman" w:hAnsi="Arial" w:cs="Arial"/>
+          <w:kern w:val="0"/>
+          <w:sz w:val="24"/>
+          <w:szCs w:val="24"/>
+          <w:lang w:eastAsia="fr-FR"/>
+          <w14:ligatures w14:val="none"/>
+        </w:rPr>
+        <w:t>deepfake</w:t>
+      </w:r>
+      <w:proofErr w:type="spellEnd"/>
+      <w:r>
+        <w:rPr>
+          <w:rFonts w:ascii="Arial" w:eastAsia="Times New Roman" w:hAnsi="Arial" w:cs="Arial"/>
+          <w:kern w:val="0"/>
+          <w:sz w:val="24"/>
+          <w:szCs w:val="24"/>
+          <w:lang w:eastAsia="fr-FR"/>
+          <w14:ligatures w14:val="none"/>
+        </w:rPr>
+        <w:t>. Plusieurs hypothèses explicatives ont été testées et écartées méthodiquement (rotation vidéo, filtre de retouche, flou de mouvement — corrélation quasi nulle entre netteté d'image et score dans les deux cas testés), suggérant qu'il s'agit d'un biais intrinsèque au modèle plutôt que d'un artefact de prétraitement corrigible.</w:t>
       </w:r>
     </w:p>
     <w:p>
@@ -3307,7 +4625,43 @@
           <w:sz w:val="24"/>
           <w:szCs w:val="24"/>
         </w:rPr>
-        <w:t>illustre la difficulté d'adapter un modèle de fondation avec un volume de données limité, et confirme que le modèle GenD pré-entraîné (85% d'accuracy) reste la meilleure versio</w:t>
+        <w:t xml:space="preserve">illustre la difficulté d'adapter un modèle de fondation avec un volume de données limité, et confirme que le modèle </w:t>
+      </w:r>
+      <w:proofErr w:type="spellStart"/>
+      <w:r>
+        <w:rPr>
+          <w:rFonts w:ascii="Arial" w:hAnsi="Arial" w:cs="Arial"/>
+          <w:sz w:val="24"/>
+          <w:szCs w:val="24"/>
+        </w:rPr>
+        <w:t>GenD</w:t>
+      </w:r>
+      <w:proofErr w:type="spellEnd"/>
+      <w:r>
+        <w:rPr>
+          <w:rFonts w:ascii="Arial" w:hAnsi="Arial" w:cs="Arial"/>
+          <w:sz w:val="24"/>
+          <w:szCs w:val="24"/>
+        </w:rPr>
+        <w:t xml:space="preserve"> pré-entraîné (85% d'</w:t>
+      </w:r>
+      <w:proofErr w:type="spellStart"/>
+      <w:r>
+        <w:rPr>
+          <w:rFonts w:ascii="Arial" w:hAnsi="Arial" w:cs="Arial"/>
+          <w:sz w:val="24"/>
+          <w:szCs w:val="24"/>
+        </w:rPr>
+        <w:t>accuracy</w:t>
+      </w:r>
+      <w:proofErr w:type="spellEnd"/>
+      <w:r>
+        <w:rPr>
+          <w:rFonts w:ascii="Arial" w:hAnsi="Arial" w:cs="Arial"/>
+          <w:sz w:val="24"/>
+          <w:szCs w:val="24"/>
+        </w:rPr>
+        <w:t>) reste la meilleure versio</w:t>
       </w:r>
       <w:r>
         <w:rPr>
@@ -3366,8 +4720,19 @@
                 <w:bCs/>
                 <w:lang w:val="en-GB"/>
               </w:rPr>
-              <w:t>Tête d'origine</w:t>
-            </w:r>
+              <w:t xml:space="preserve">Tête </w:t>
+            </w:r>
+            <w:proofErr w:type="spellStart"/>
+            <w:r>
+              <w:rPr>
+                <w:rFonts w:ascii="Arial" w:hAnsi="Arial" w:cs="Arial"/>
+                <w:b/>
+                <w:bCs/>
+                <w:lang w:val="en-GB"/>
+              </w:rPr>
+              <w:t>d'origine</w:t>
+            </w:r>
+            <w:proofErr w:type="spellEnd"/>
           </w:p>
         </w:tc>
         <w:tc>
@@ -3390,8 +4755,19 @@
                 <w:bCs/>
                 <w:lang w:val="en-GB"/>
               </w:rPr>
-              <w:t>Tête fine-tunée</w:t>
-            </w:r>
+              <w:t>Tête fine-</w:t>
+            </w:r>
+            <w:proofErr w:type="spellStart"/>
+            <w:r>
+              <w:rPr>
+                <w:rFonts w:ascii="Arial" w:hAnsi="Arial" w:cs="Arial"/>
+                <w:b/>
+                <w:bCs/>
+                <w:lang w:val="en-GB"/>
+              </w:rPr>
+              <w:t>tunée</w:t>
+            </w:r>
+            <w:proofErr w:type="spellEnd"/>
           </w:p>
         </w:tc>
       </w:tr>
@@ -3557,7 +4933,23 @@
                 <w:rFonts w:ascii="Arial" w:hAnsi="Arial" w:cs="Arial"/>
                 <w:lang w:val="en-GB"/>
               </w:rPr>
-              <w:t xml:space="preserve">test_video2.mp4  REAL  REAL  </w:t>
+              <w:t xml:space="preserve">test_video2.mp4  REAL  </w:t>
+            </w:r>
+            <w:proofErr w:type="spellStart"/>
+            <w:r>
+              <w:rPr>
+                <w:rFonts w:ascii="Arial" w:hAnsi="Arial" w:cs="Arial"/>
+                <w:lang w:val="en-GB"/>
+              </w:rPr>
+              <w:t>REAL</w:t>
+            </w:r>
+            <w:proofErr w:type="spellEnd"/>
+            <w:r>
+              <w:rPr>
+                <w:rFonts w:ascii="Arial" w:hAnsi="Arial" w:cs="Arial"/>
+                <w:lang w:val="en-GB"/>
+              </w:rPr>
+              <w:t xml:space="preserve">  </w:t>
             </w:r>
             <w:r>
               <w:rPr>
@@ -3592,7 +4984,23 @@
                 <w:rFonts w:ascii="Arial" w:hAnsi="Arial" w:cs="Arial"/>
                 <w:lang w:val="en-GB"/>
               </w:rPr>
-              <w:t xml:space="preserve">test_video2.mp4  REAL  REAL  </w:t>
+              <w:t xml:space="preserve">test_video2.mp4  REAL  </w:t>
+            </w:r>
+            <w:proofErr w:type="spellStart"/>
+            <w:r>
+              <w:rPr>
+                <w:rFonts w:ascii="Arial" w:hAnsi="Arial" w:cs="Arial"/>
+                <w:lang w:val="en-GB"/>
+              </w:rPr>
+              <w:t>REAL</w:t>
+            </w:r>
+            <w:proofErr w:type="spellEnd"/>
+            <w:r>
+              <w:rPr>
+                <w:rFonts w:ascii="Arial" w:hAnsi="Arial" w:cs="Arial"/>
+                <w:lang w:val="en-GB"/>
+              </w:rPr>
+              <w:t xml:space="preserve">  </w:t>
             </w:r>
             <w:r>
               <w:rPr>
@@ -3629,7 +5037,23 @@
                 <w:rFonts w:ascii="Arial" w:hAnsi="Arial" w:cs="Arial"/>
                 <w:lang w:val="en-GB"/>
               </w:rPr>
-              <w:t xml:space="preserve">test_video3.mp4  REAL  REAL  </w:t>
+              <w:t xml:space="preserve">test_video3.mp4  REAL  </w:t>
+            </w:r>
+            <w:proofErr w:type="spellStart"/>
+            <w:r>
+              <w:rPr>
+                <w:rFonts w:ascii="Arial" w:hAnsi="Arial" w:cs="Arial"/>
+                <w:lang w:val="en-GB"/>
+              </w:rPr>
+              <w:t>REAL</w:t>
+            </w:r>
+            <w:proofErr w:type="spellEnd"/>
+            <w:r>
+              <w:rPr>
+                <w:rFonts w:ascii="Arial" w:hAnsi="Arial" w:cs="Arial"/>
+                <w:lang w:val="en-GB"/>
+              </w:rPr>
+              <w:t xml:space="preserve">  </w:t>
             </w:r>
             <w:r>
               <w:rPr>
@@ -3664,7 +5088,23 @@
                 <w:rFonts w:ascii="Arial" w:hAnsi="Arial" w:cs="Arial"/>
                 <w:lang w:val="en-GB"/>
               </w:rPr>
-              <w:t xml:space="preserve">test_video3.mp4  REAL  REAL  </w:t>
+              <w:t xml:space="preserve">test_video3.mp4  REAL  </w:t>
+            </w:r>
+            <w:proofErr w:type="spellStart"/>
+            <w:r>
+              <w:rPr>
+                <w:rFonts w:ascii="Arial" w:hAnsi="Arial" w:cs="Arial"/>
+                <w:lang w:val="en-GB"/>
+              </w:rPr>
+              <w:t>REAL</w:t>
+            </w:r>
+            <w:proofErr w:type="spellEnd"/>
+            <w:r>
+              <w:rPr>
+                <w:rFonts w:ascii="Arial" w:hAnsi="Arial" w:cs="Arial"/>
+                <w:lang w:val="en-GB"/>
+              </w:rPr>
+              <w:t xml:space="preserve">  </w:t>
             </w:r>
             <w:r>
               <w:rPr>
@@ -3701,7 +5141,23 @@
                 <w:rFonts w:ascii="Arial" w:hAnsi="Arial" w:cs="Arial"/>
                 <w:lang w:val="en-GB"/>
               </w:rPr>
-              <w:t xml:space="preserve">test_video4.mp4  REAL  REAL  </w:t>
+              <w:t xml:space="preserve">test_video4.mp4  REAL  </w:t>
+            </w:r>
+            <w:proofErr w:type="spellStart"/>
+            <w:r>
+              <w:rPr>
+                <w:rFonts w:ascii="Arial" w:hAnsi="Arial" w:cs="Arial"/>
+                <w:lang w:val="en-GB"/>
+              </w:rPr>
+              <w:t>REAL</w:t>
+            </w:r>
+            <w:proofErr w:type="spellEnd"/>
+            <w:r>
+              <w:rPr>
+                <w:rFonts w:ascii="Arial" w:hAnsi="Arial" w:cs="Arial"/>
+                <w:lang w:val="en-GB"/>
+              </w:rPr>
+              <w:t xml:space="preserve">  </w:t>
             </w:r>
             <w:r>
               <w:rPr>
@@ -3736,7 +5192,23 @@
                 <w:rFonts w:ascii="Arial" w:hAnsi="Arial" w:cs="Arial"/>
                 <w:lang w:val="en-GB"/>
               </w:rPr>
-              <w:t xml:space="preserve">test_video4.mp4  REAL  REAL  </w:t>
+              <w:t xml:space="preserve">test_video4.mp4  REAL  </w:t>
+            </w:r>
+            <w:proofErr w:type="spellStart"/>
+            <w:r>
+              <w:rPr>
+                <w:rFonts w:ascii="Arial" w:hAnsi="Arial" w:cs="Arial"/>
+                <w:lang w:val="en-GB"/>
+              </w:rPr>
+              <w:t>REAL</w:t>
+            </w:r>
+            <w:proofErr w:type="spellEnd"/>
+            <w:r>
+              <w:rPr>
+                <w:rFonts w:ascii="Arial" w:hAnsi="Arial" w:cs="Arial"/>
+                <w:lang w:val="en-GB"/>
+              </w:rPr>
+              <w:t xml:space="preserve">  </w:t>
             </w:r>
             <w:r>
               <w:rPr>
@@ -3773,7 +5245,23 @@
                 <w:rFonts w:ascii="Arial" w:hAnsi="Arial" w:cs="Arial"/>
                 <w:lang w:val="en-GB"/>
               </w:rPr>
-              <w:t xml:space="preserve">test_video5.mp4  REAL  REAL  </w:t>
+              <w:t xml:space="preserve">test_video5.mp4  REAL  </w:t>
+            </w:r>
+            <w:proofErr w:type="spellStart"/>
+            <w:r>
+              <w:rPr>
+                <w:rFonts w:ascii="Arial" w:hAnsi="Arial" w:cs="Arial"/>
+                <w:lang w:val="en-GB"/>
+              </w:rPr>
+              <w:t>REAL</w:t>
+            </w:r>
+            <w:proofErr w:type="spellEnd"/>
+            <w:r>
+              <w:rPr>
+                <w:rFonts w:ascii="Arial" w:hAnsi="Arial" w:cs="Arial"/>
+                <w:lang w:val="en-GB"/>
+              </w:rPr>
+              <w:t xml:space="preserve">  </w:t>
             </w:r>
             <w:r>
               <w:rPr>
@@ -3808,7 +5296,23 @@
                 <w:rFonts w:ascii="Arial" w:hAnsi="Arial" w:cs="Arial"/>
                 <w:lang w:val="en-GB"/>
               </w:rPr>
-              <w:t xml:space="preserve">test_video5.mp4  REAL  REAL  </w:t>
+              <w:t xml:space="preserve">test_video5.mp4  REAL  </w:t>
+            </w:r>
+            <w:proofErr w:type="spellStart"/>
+            <w:r>
+              <w:rPr>
+                <w:rFonts w:ascii="Arial" w:hAnsi="Arial" w:cs="Arial"/>
+                <w:lang w:val="en-GB"/>
+              </w:rPr>
+              <w:t>REAL</w:t>
+            </w:r>
+            <w:proofErr w:type="spellEnd"/>
+            <w:r>
+              <w:rPr>
+                <w:rFonts w:ascii="Arial" w:hAnsi="Arial" w:cs="Arial"/>
+                <w:lang w:val="en-GB"/>
+              </w:rPr>
+              <w:t xml:space="preserve">  </w:t>
             </w:r>
             <w:r>
               <w:rPr>
@@ -3917,7 +5421,23 @@
                 <w:rFonts w:ascii="Arial" w:hAnsi="Arial" w:cs="Arial"/>
                 <w:lang w:val="en-GB"/>
               </w:rPr>
-              <w:t xml:space="preserve">test_video7.mp4  REAL  REAL  </w:t>
+              <w:t xml:space="preserve">test_video7.mp4  REAL  </w:t>
+            </w:r>
+            <w:proofErr w:type="spellStart"/>
+            <w:r>
+              <w:rPr>
+                <w:rFonts w:ascii="Arial" w:hAnsi="Arial" w:cs="Arial"/>
+                <w:lang w:val="en-GB"/>
+              </w:rPr>
+              <w:t>REAL</w:t>
+            </w:r>
+            <w:proofErr w:type="spellEnd"/>
+            <w:r>
+              <w:rPr>
+                <w:rFonts w:ascii="Arial" w:hAnsi="Arial" w:cs="Arial"/>
+                <w:lang w:val="en-GB"/>
+              </w:rPr>
+              <w:t xml:space="preserve">  </w:t>
             </w:r>
             <w:r>
               <w:rPr>
@@ -3952,7 +5472,23 @@
                 <w:rFonts w:ascii="Arial" w:hAnsi="Arial" w:cs="Arial"/>
                 <w:lang w:val="en-GB"/>
               </w:rPr>
-              <w:t xml:space="preserve">test_video7.mp4  REAL  REAL  </w:t>
+              <w:t xml:space="preserve">test_video7.mp4  REAL  </w:t>
+            </w:r>
+            <w:proofErr w:type="spellStart"/>
+            <w:r>
+              <w:rPr>
+                <w:rFonts w:ascii="Arial" w:hAnsi="Arial" w:cs="Arial"/>
+                <w:lang w:val="en-GB"/>
+              </w:rPr>
+              <w:t>REAL</w:t>
+            </w:r>
+            <w:proofErr w:type="spellEnd"/>
+            <w:r>
+              <w:rPr>
+                <w:rFonts w:ascii="Arial" w:hAnsi="Arial" w:cs="Arial"/>
+                <w:lang w:val="en-GB"/>
+              </w:rPr>
+              <w:t xml:space="preserve">  </w:t>
             </w:r>
             <w:r>
               <w:rPr>
@@ -3989,7 +5525,23 @@
                 <w:rFonts w:ascii="Arial" w:hAnsi="Arial" w:cs="Arial"/>
                 <w:lang w:val="en-GB"/>
               </w:rPr>
-              <w:t xml:space="preserve">test_video8.mp4  REAL  REAL  </w:t>
+              <w:t xml:space="preserve">test_video8.mp4  REAL  </w:t>
+            </w:r>
+            <w:proofErr w:type="spellStart"/>
+            <w:r>
+              <w:rPr>
+                <w:rFonts w:ascii="Arial" w:hAnsi="Arial" w:cs="Arial"/>
+                <w:lang w:val="en-GB"/>
+              </w:rPr>
+              <w:t>REAL</w:t>
+            </w:r>
+            <w:proofErr w:type="spellEnd"/>
+            <w:r>
+              <w:rPr>
+                <w:rFonts w:ascii="Arial" w:hAnsi="Arial" w:cs="Arial"/>
+                <w:lang w:val="en-GB"/>
+              </w:rPr>
+              <w:t xml:space="preserve">  </w:t>
             </w:r>
             <w:r>
               <w:rPr>
@@ -4024,7 +5576,23 @@
                 <w:rFonts w:ascii="Arial" w:hAnsi="Arial" w:cs="Arial"/>
                 <w:lang w:val="en-GB"/>
               </w:rPr>
-              <w:t xml:space="preserve">test_video8.mp4  REAL  REAL  </w:t>
+              <w:t xml:space="preserve">test_video8.mp4  REAL  </w:t>
+            </w:r>
+            <w:proofErr w:type="spellStart"/>
+            <w:r>
+              <w:rPr>
+                <w:rFonts w:ascii="Arial" w:hAnsi="Arial" w:cs="Arial"/>
+                <w:lang w:val="en-GB"/>
+              </w:rPr>
+              <w:t>REAL</w:t>
+            </w:r>
+            <w:proofErr w:type="spellEnd"/>
+            <w:r>
+              <w:rPr>
+                <w:rFonts w:ascii="Arial" w:hAnsi="Arial" w:cs="Arial"/>
+                <w:lang w:val="en-GB"/>
+              </w:rPr>
+              <w:t xml:space="preserve">  </w:t>
             </w:r>
             <w:r>
               <w:rPr>
@@ -4061,7 +5629,23 @@
                 <w:rFonts w:ascii="Arial" w:hAnsi="Arial" w:cs="Arial"/>
                 <w:lang w:val="en-GB"/>
               </w:rPr>
-              <w:t xml:space="preserve">test_video9.mp4  REAL  REAL  </w:t>
+              <w:t xml:space="preserve">test_video9.mp4  REAL  </w:t>
+            </w:r>
+            <w:proofErr w:type="spellStart"/>
+            <w:r>
+              <w:rPr>
+                <w:rFonts w:ascii="Arial" w:hAnsi="Arial" w:cs="Arial"/>
+                <w:lang w:val="en-GB"/>
+              </w:rPr>
+              <w:t>REAL</w:t>
+            </w:r>
+            <w:proofErr w:type="spellEnd"/>
+            <w:r>
+              <w:rPr>
+                <w:rFonts w:ascii="Arial" w:hAnsi="Arial" w:cs="Arial"/>
+                <w:lang w:val="en-GB"/>
+              </w:rPr>
+              <w:t xml:space="preserve">  </w:t>
             </w:r>
             <w:r>
               <w:rPr>
@@ -4096,7 +5680,23 @@
                 <w:rFonts w:ascii="Arial" w:hAnsi="Arial" w:cs="Arial"/>
                 <w:lang w:val="en-GB"/>
               </w:rPr>
-              <w:t xml:space="preserve">test_video9.mp4  REAL  REAL  </w:t>
+              <w:t xml:space="preserve">test_video9.mp4  REAL  </w:t>
+            </w:r>
+            <w:proofErr w:type="spellStart"/>
+            <w:r>
+              <w:rPr>
+                <w:rFonts w:ascii="Arial" w:hAnsi="Arial" w:cs="Arial"/>
+                <w:lang w:val="en-GB"/>
+              </w:rPr>
+              <w:t>REAL</w:t>
+            </w:r>
+            <w:proofErr w:type="spellEnd"/>
+            <w:r>
+              <w:rPr>
+                <w:rFonts w:ascii="Arial" w:hAnsi="Arial" w:cs="Arial"/>
+                <w:lang w:val="en-GB"/>
+              </w:rPr>
+              <w:t xml:space="preserve">  </w:t>
             </w:r>
             <w:r>
               <w:rPr>
@@ -4133,7 +5733,23 @@
                 <w:rFonts w:ascii="Arial" w:hAnsi="Arial" w:cs="Arial"/>
                 <w:lang w:val="en-GB"/>
               </w:rPr>
-              <w:t xml:space="preserve">52.mp4           FAKE  FAKE  </w:t>
+              <w:t xml:space="preserve">52.mp4           FAKE  </w:t>
+            </w:r>
+            <w:proofErr w:type="spellStart"/>
+            <w:r>
+              <w:rPr>
+                <w:rFonts w:ascii="Arial" w:hAnsi="Arial" w:cs="Arial"/>
+                <w:lang w:val="en-GB"/>
+              </w:rPr>
+              <w:t>FAKE</w:t>
+            </w:r>
+            <w:proofErr w:type="spellEnd"/>
+            <w:r>
+              <w:rPr>
+                <w:rFonts w:ascii="Arial" w:hAnsi="Arial" w:cs="Arial"/>
+                <w:lang w:val="en-GB"/>
+              </w:rPr>
+              <w:t xml:space="preserve">  </w:t>
             </w:r>
             <w:r>
               <w:rPr>
@@ -4168,7 +5784,23 @@
                 <w:rFonts w:ascii="Arial" w:hAnsi="Arial" w:cs="Arial"/>
                 <w:lang w:val="en-GB"/>
               </w:rPr>
-              <w:t xml:space="preserve">52.mp4           FAKE  FAKE  </w:t>
+              <w:t xml:space="preserve">52.mp4           FAKE  </w:t>
+            </w:r>
+            <w:proofErr w:type="spellStart"/>
+            <w:r>
+              <w:rPr>
+                <w:rFonts w:ascii="Arial" w:hAnsi="Arial" w:cs="Arial"/>
+                <w:lang w:val="en-GB"/>
+              </w:rPr>
+              <w:t>FAKE</w:t>
+            </w:r>
+            <w:proofErr w:type="spellEnd"/>
+            <w:r>
+              <w:rPr>
+                <w:rFonts w:ascii="Arial" w:hAnsi="Arial" w:cs="Arial"/>
+                <w:lang w:val="en-GB"/>
+              </w:rPr>
+              <w:t xml:space="preserve">  </w:t>
             </w:r>
             <w:r>
               <w:rPr>
@@ -4205,7 +5837,23 @@
                 <w:rFonts w:ascii="Arial" w:hAnsi="Arial" w:cs="Arial"/>
                 <w:lang w:val="en-GB"/>
               </w:rPr>
-              <w:t xml:space="preserve">54.mp4           FAKE  FAKE  </w:t>
+              <w:t xml:space="preserve">54.mp4           FAKE  </w:t>
+            </w:r>
+            <w:proofErr w:type="spellStart"/>
+            <w:r>
+              <w:rPr>
+                <w:rFonts w:ascii="Arial" w:hAnsi="Arial" w:cs="Arial"/>
+                <w:lang w:val="en-GB"/>
+              </w:rPr>
+              <w:t>FAKE</w:t>
+            </w:r>
+            <w:proofErr w:type="spellEnd"/>
+            <w:r>
+              <w:rPr>
+                <w:rFonts w:ascii="Arial" w:hAnsi="Arial" w:cs="Arial"/>
+                <w:lang w:val="en-GB"/>
+              </w:rPr>
+              <w:t xml:space="preserve">  </w:t>
             </w:r>
             <w:r>
               <w:rPr>
@@ -4240,7 +5888,23 @@
                 <w:rFonts w:ascii="Arial" w:hAnsi="Arial" w:cs="Arial"/>
                 <w:lang w:val="en-GB"/>
               </w:rPr>
-              <w:t xml:space="preserve">54.mp4           FAKE  FAKE  </w:t>
+              <w:t xml:space="preserve">54.mp4           FAKE  </w:t>
+            </w:r>
+            <w:proofErr w:type="spellStart"/>
+            <w:r>
+              <w:rPr>
+                <w:rFonts w:ascii="Arial" w:hAnsi="Arial" w:cs="Arial"/>
+                <w:lang w:val="en-GB"/>
+              </w:rPr>
+              <w:t>FAKE</w:t>
+            </w:r>
+            <w:proofErr w:type="spellEnd"/>
+            <w:r>
+              <w:rPr>
+                <w:rFonts w:ascii="Arial" w:hAnsi="Arial" w:cs="Arial"/>
+                <w:lang w:val="en-GB"/>
+              </w:rPr>
+              <w:t xml:space="preserve">  </w:t>
             </w:r>
             <w:r>
               <w:rPr>
@@ -4277,7 +5941,23 @@
                 <w:rFonts w:ascii="Arial" w:hAnsi="Arial" w:cs="Arial"/>
                 <w:lang w:val="en-GB"/>
               </w:rPr>
-              <w:t xml:space="preserve">56.mp4           FAKE  FAKE  </w:t>
+              <w:t xml:space="preserve">56.mp4           FAKE  </w:t>
+            </w:r>
+            <w:proofErr w:type="spellStart"/>
+            <w:r>
+              <w:rPr>
+                <w:rFonts w:ascii="Arial" w:hAnsi="Arial" w:cs="Arial"/>
+                <w:lang w:val="en-GB"/>
+              </w:rPr>
+              <w:t>FAKE</w:t>
+            </w:r>
+            <w:proofErr w:type="spellEnd"/>
+            <w:r>
+              <w:rPr>
+                <w:rFonts w:ascii="Arial" w:hAnsi="Arial" w:cs="Arial"/>
+                <w:lang w:val="en-GB"/>
+              </w:rPr>
+              <w:t xml:space="preserve">  </w:t>
             </w:r>
             <w:r>
               <w:rPr>
@@ -4312,7 +5992,23 @@
                 <w:rFonts w:ascii="Arial" w:hAnsi="Arial" w:cs="Arial"/>
                 <w:lang w:val="en-GB"/>
               </w:rPr>
-              <w:t xml:space="preserve">56.mp4           FAKE  FAKE  </w:t>
+              <w:t xml:space="preserve">56.mp4           FAKE  </w:t>
+            </w:r>
+            <w:proofErr w:type="spellStart"/>
+            <w:r>
+              <w:rPr>
+                <w:rFonts w:ascii="Arial" w:hAnsi="Arial" w:cs="Arial"/>
+                <w:lang w:val="en-GB"/>
+              </w:rPr>
+              <w:t>FAKE</w:t>
+            </w:r>
+            <w:proofErr w:type="spellEnd"/>
+            <w:r>
+              <w:rPr>
+                <w:rFonts w:ascii="Arial" w:hAnsi="Arial" w:cs="Arial"/>
+                <w:lang w:val="en-GB"/>
+              </w:rPr>
+              <w:t xml:space="preserve">  </w:t>
             </w:r>
             <w:r>
               <w:rPr>
@@ -4349,7 +6045,23 @@
                 <w:rFonts w:ascii="Arial" w:hAnsi="Arial" w:cs="Arial"/>
                 <w:lang w:val="en-GB"/>
               </w:rPr>
-              <w:t xml:space="preserve">58.mp4           FAKE  FAKE  </w:t>
+              <w:t xml:space="preserve">58.mp4           FAKE  </w:t>
+            </w:r>
+            <w:proofErr w:type="spellStart"/>
+            <w:r>
+              <w:rPr>
+                <w:rFonts w:ascii="Arial" w:hAnsi="Arial" w:cs="Arial"/>
+                <w:lang w:val="en-GB"/>
+              </w:rPr>
+              <w:t>FAKE</w:t>
+            </w:r>
+            <w:proofErr w:type="spellEnd"/>
+            <w:r>
+              <w:rPr>
+                <w:rFonts w:ascii="Arial" w:hAnsi="Arial" w:cs="Arial"/>
+                <w:lang w:val="en-GB"/>
+              </w:rPr>
+              <w:t xml:space="preserve">  </w:t>
             </w:r>
             <w:r>
               <w:rPr>
@@ -4384,7 +6096,23 @@
                 <w:rFonts w:ascii="Arial" w:hAnsi="Arial" w:cs="Arial"/>
                 <w:lang w:val="en-GB"/>
               </w:rPr>
-              <w:t xml:space="preserve">58.mp4           FAKE  FAKE  </w:t>
+              <w:t xml:space="preserve">58.mp4           FAKE  </w:t>
+            </w:r>
+            <w:proofErr w:type="spellStart"/>
+            <w:r>
+              <w:rPr>
+                <w:rFonts w:ascii="Arial" w:hAnsi="Arial" w:cs="Arial"/>
+                <w:lang w:val="en-GB"/>
+              </w:rPr>
+              <w:t>FAKE</w:t>
+            </w:r>
+            <w:proofErr w:type="spellEnd"/>
+            <w:r>
+              <w:rPr>
+                <w:rFonts w:ascii="Arial" w:hAnsi="Arial" w:cs="Arial"/>
+                <w:lang w:val="en-GB"/>
+              </w:rPr>
+              <w:t xml:space="preserve">  </w:t>
             </w:r>
             <w:r>
               <w:rPr>
@@ -4421,7 +6149,23 @@
                 <w:rFonts w:ascii="Arial" w:hAnsi="Arial" w:cs="Arial"/>
                 <w:lang w:val="en-GB"/>
               </w:rPr>
-              <w:t xml:space="preserve">60.mp4           FAKE  FAKE  </w:t>
+              <w:t xml:space="preserve">60.mp4           FAKE  </w:t>
+            </w:r>
+            <w:proofErr w:type="spellStart"/>
+            <w:r>
+              <w:rPr>
+                <w:rFonts w:ascii="Arial" w:hAnsi="Arial" w:cs="Arial"/>
+                <w:lang w:val="en-GB"/>
+              </w:rPr>
+              <w:t>FAKE</w:t>
+            </w:r>
+            <w:proofErr w:type="spellEnd"/>
+            <w:r>
+              <w:rPr>
+                <w:rFonts w:ascii="Arial" w:hAnsi="Arial" w:cs="Arial"/>
+                <w:lang w:val="en-GB"/>
+              </w:rPr>
+              <w:t xml:space="preserve">  </w:t>
             </w:r>
             <w:r>
               <w:rPr>
@@ -4456,7 +6200,23 @@
                 <w:rFonts w:ascii="Arial" w:hAnsi="Arial" w:cs="Arial"/>
                 <w:lang w:val="en-GB"/>
               </w:rPr>
-              <w:t xml:space="preserve">60.mp4           FAKE  FAKE  </w:t>
+              <w:t xml:space="preserve">60.mp4           FAKE  </w:t>
+            </w:r>
+            <w:proofErr w:type="spellStart"/>
+            <w:r>
+              <w:rPr>
+                <w:rFonts w:ascii="Arial" w:hAnsi="Arial" w:cs="Arial"/>
+                <w:lang w:val="en-GB"/>
+              </w:rPr>
+              <w:t>FAKE</w:t>
+            </w:r>
+            <w:proofErr w:type="spellEnd"/>
+            <w:r>
+              <w:rPr>
+                <w:rFonts w:ascii="Arial" w:hAnsi="Arial" w:cs="Arial"/>
+                <w:lang w:val="en-GB"/>
+              </w:rPr>
+              <w:t xml:space="preserve">  </w:t>
             </w:r>
             <w:r>
               <w:rPr>
@@ -4567,42 +6327,6 @@
           <w:lang w:val="en-GB"/>
         </w:rPr>
       </w:pPr>
-    </w:p>
-    <w:p>
-      <w:pPr>
-        <w:rPr>
-          <w:rFonts w:ascii="Arial" w:hAnsi="Arial" w:cs="Arial"/>
-          <w:sz w:val="20"/>
-          <w:szCs w:val="20"/>
-        </w:rPr>
-      </w:pPr>
-      <w:r>
-        <w:rPr>
-          <w:rFonts w:ascii="Arial" w:eastAsia="Times New Roman" w:hAnsi="Arial" w:cs="Arial"/>
-          <w:b/>
-          <w:bCs/>
-          <w:kern w:val="0"/>
-          <w:sz w:val="24"/>
-          <w:szCs w:val="24"/>
-          <w:lang w:eastAsia="fr-FR"/>
-          <w14:ligatures w14:val="none"/>
-        </w:rPr>
-        <w:lastRenderedPageBreak/>
-        <w:t>RÉCAPITULATIF (pipeline GenD unifié)</w:t>
-      </w:r>
-      <w:r>
-        <w:rPr>
-          <w:rFonts w:ascii="Arial" w:eastAsia="Times New Roman" w:hAnsi="Arial" w:cs="Arial"/>
-          <w:b/>
-          <w:bCs/>
-          <w:kern w:val="0"/>
-          <w:sz w:val="24"/>
-          <w:szCs w:val="24"/>
-          <w:lang w:eastAsia="fr-FR"/>
-          <w14:ligatures w14:val="none"/>
-        </w:rPr>
-        <w:t xml:space="preserve"> (20+10 vidéos)</w:t>
-      </w:r>
     </w:p>
     <w:tbl>
       <w:tblPr>
@@ -4643,6 +6367,7 @@
                 <w:sz w:val="20"/>
                 <w:szCs w:val="20"/>
               </w:rPr>
+              <w:lastRenderedPageBreak/>
               <w:t xml:space="preserve">Fichier         </w:t>
             </w:r>
             <w:r>
@@ -4881,7 +6606,27 @@
                 <w:szCs w:val="20"/>
                 <w:lang w:val="en-GB"/>
               </w:rPr>
-              <w:t xml:space="preserve">test_video11.mp4 REAL    REAL    </w:t>
+              <w:t xml:space="preserve">test_video11.mp4 REAL    </w:t>
+            </w:r>
+            <w:proofErr w:type="spellStart"/>
+            <w:r>
+              <w:rPr>
+                <w:rFonts w:ascii="Arial" w:hAnsi="Arial" w:cs="Arial"/>
+                <w:sz w:val="20"/>
+                <w:szCs w:val="20"/>
+                <w:lang w:val="en-GB"/>
+              </w:rPr>
+              <w:t>REAL</w:t>
+            </w:r>
+            <w:proofErr w:type="spellEnd"/>
+            <w:r>
+              <w:rPr>
+                <w:rFonts w:ascii="Arial" w:hAnsi="Arial" w:cs="Arial"/>
+                <w:sz w:val="20"/>
+                <w:szCs w:val="20"/>
+                <w:lang w:val="en-GB"/>
+              </w:rPr>
+              <w:t xml:space="preserve">    </w:t>
             </w:r>
             <w:r>
               <w:rPr>
@@ -4926,7 +6671,27 @@
                 <w:szCs w:val="20"/>
                 <w:lang w:val="en-GB"/>
               </w:rPr>
-              <w:t xml:space="preserve">test_video12.mp4 REAL    REAL    </w:t>
+              <w:t xml:space="preserve">test_video12.mp4 REAL    </w:t>
+            </w:r>
+            <w:proofErr w:type="spellStart"/>
+            <w:r>
+              <w:rPr>
+                <w:rFonts w:ascii="Arial" w:hAnsi="Arial" w:cs="Arial"/>
+                <w:sz w:val="20"/>
+                <w:szCs w:val="20"/>
+                <w:lang w:val="en-GB"/>
+              </w:rPr>
+              <w:t>REAL</w:t>
+            </w:r>
+            <w:proofErr w:type="spellEnd"/>
+            <w:r>
+              <w:rPr>
+                <w:rFonts w:ascii="Arial" w:hAnsi="Arial" w:cs="Arial"/>
+                <w:sz w:val="20"/>
+                <w:szCs w:val="20"/>
+                <w:lang w:val="en-GB"/>
+              </w:rPr>
+              <w:t xml:space="preserve">    </w:t>
             </w:r>
             <w:r>
               <w:rPr>
@@ -4971,7 +6736,27 @@
                 <w:szCs w:val="20"/>
                 <w:lang w:val="en-GB"/>
               </w:rPr>
-              <w:t xml:space="preserve">test_video13.mp4 REAL    REAL    </w:t>
+              <w:t xml:space="preserve">test_video13.mp4 REAL    </w:t>
+            </w:r>
+            <w:proofErr w:type="spellStart"/>
+            <w:r>
+              <w:rPr>
+                <w:rFonts w:ascii="Arial" w:hAnsi="Arial" w:cs="Arial"/>
+                <w:sz w:val="20"/>
+                <w:szCs w:val="20"/>
+                <w:lang w:val="en-GB"/>
+              </w:rPr>
+              <w:t>REAL</w:t>
+            </w:r>
+            <w:proofErr w:type="spellEnd"/>
+            <w:r>
+              <w:rPr>
+                <w:rFonts w:ascii="Arial" w:hAnsi="Arial" w:cs="Arial"/>
+                <w:sz w:val="20"/>
+                <w:szCs w:val="20"/>
+                <w:lang w:val="en-GB"/>
+              </w:rPr>
+              <w:t xml:space="preserve">    </w:t>
             </w:r>
             <w:r>
               <w:rPr>
@@ -5061,7 +6846,27 @@
                 <w:szCs w:val="20"/>
                 <w:lang w:val="en-GB"/>
               </w:rPr>
-              <w:t xml:space="preserve">test_video15.mp4 REAL    REAL    </w:t>
+              <w:t xml:space="preserve">test_video15.mp4 REAL    </w:t>
+            </w:r>
+            <w:proofErr w:type="spellStart"/>
+            <w:r>
+              <w:rPr>
+                <w:rFonts w:ascii="Arial" w:hAnsi="Arial" w:cs="Arial"/>
+                <w:sz w:val="20"/>
+                <w:szCs w:val="20"/>
+                <w:lang w:val="en-GB"/>
+              </w:rPr>
+              <w:t>REAL</w:t>
+            </w:r>
+            <w:proofErr w:type="spellEnd"/>
+            <w:r>
+              <w:rPr>
+                <w:rFonts w:ascii="Arial" w:hAnsi="Arial" w:cs="Arial"/>
+                <w:sz w:val="20"/>
+                <w:szCs w:val="20"/>
+                <w:lang w:val="en-GB"/>
+              </w:rPr>
+              <w:t xml:space="preserve">    </w:t>
             </w:r>
             <w:r>
               <w:rPr>
@@ -5106,7 +6911,27 @@
                 <w:szCs w:val="20"/>
                 <w:lang w:val="en-GB"/>
               </w:rPr>
-              <w:t xml:space="preserve">test_video16.mp4 REAL    REAL    </w:t>
+              <w:t xml:space="preserve">test_video16.mp4 REAL    </w:t>
+            </w:r>
+            <w:proofErr w:type="spellStart"/>
+            <w:r>
+              <w:rPr>
+                <w:rFonts w:ascii="Arial" w:hAnsi="Arial" w:cs="Arial"/>
+                <w:sz w:val="20"/>
+                <w:szCs w:val="20"/>
+                <w:lang w:val="en-GB"/>
+              </w:rPr>
+              <w:t>REAL</w:t>
+            </w:r>
+            <w:proofErr w:type="spellEnd"/>
+            <w:r>
+              <w:rPr>
+                <w:rFonts w:ascii="Arial" w:hAnsi="Arial" w:cs="Arial"/>
+                <w:sz w:val="20"/>
+                <w:szCs w:val="20"/>
+                <w:lang w:val="en-GB"/>
+              </w:rPr>
+              <w:t xml:space="preserve">    </w:t>
             </w:r>
             <w:r>
               <w:rPr>
@@ -5151,7 +6976,27 @@
                 <w:szCs w:val="20"/>
                 <w:lang w:val="en-GB"/>
               </w:rPr>
-              <w:t xml:space="preserve">test_video17.mp4 REAL    REAL    </w:t>
+              <w:t xml:space="preserve">test_video17.mp4 REAL    </w:t>
+            </w:r>
+            <w:proofErr w:type="spellStart"/>
+            <w:r>
+              <w:rPr>
+                <w:rFonts w:ascii="Arial" w:hAnsi="Arial" w:cs="Arial"/>
+                <w:sz w:val="20"/>
+                <w:szCs w:val="20"/>
+                <w:lang w:val="en-GB"/>
+              </w:rPr>
+              <w:t>REAL</w:t>
+            </w:r>
+            <w:proofErr w:type="spellEnd"/>
+            <w:r>
+              <w:rPr>
+                <w:rFonts w:ascii="Arial" w:hAnsi="Arial" w:cs="Arial"/>
+                <w:sz w:val="20"/>
+                <w:szCs w:val="20"/>
+                <w:lang w:val="en-GB"/>
+              </w:rPr>
+              <w:t xml:space="preserve">    </w:t>
             </w:r>
             <w:r>
               <w:rPr>
@@ -5196,7 +7041,27 @@
                 <w:szCs w:val="20"/>
                 <w:lang w:val="en-GB"/>
               </w:rPr>
-              <w:t xml:space="preserve">test_video18.mp4 REAL    REAL    </w:t>
+              <w:t xml:space="preserve">test_video18.mp4 REAL    </w:t>
+            </w:r>
+            <w:proofErr w:type="spellStart"/>
+            <w:r>
+              <w:rPr>
+                <w:rFonts w:ascii="Arial" w:hAnsi="Arial" w:cs="Arial"/>
+                <w:sz w:val="20"/>
+                <w:szCs w:val="20"/>
+                <w:lang w:val="en-GB"/>
+              </w:rPr>
+              <w:t>REAL</w:t>
+            </w:r>
+            <w:proofErr w:type="spellEnd"/>
+            <w:r>
+              <w:rPr>
+                <w:rFonts w:ascii="Arial" w:hAnsi="Arial" w:cs="Arial"/>
+                <w:sz w:val="20"/>
+                <w:szCs w:val="20"/>
+                <w:lang w:val="en-GB"/>
+              </w:rPr>
+              <w:t xml:space="preserve">    </w:t>
             </w:r>
             <w:r>
               <w:rPr>
@@ -5241,7 +7106,27 @@
                 <w:szCs w:val="20"/>
                 <w:lang w:val="en-GB"/>
               </w:rPr>
-              <w:t xml:space="preserve">test_video19.mp4 REAL    REAL    </w:t>
+              <w:t xml:space="preserve">test_video19.mp4 REAL    </w:t>
+            </w:r>
+            <w:proofErr w:type="spellStart"/>
+            <w:r>
+              <w:rPr>
+                <w:rFonts w:ascii="Arial" w:hAnsi="Arial" w:cs="Arial"/>
+                <w:sz w:val="20"/>
+                <w:szCs w:val="20"/>
+                <w:lang w:val="en-GB"/>
+              </w:rPr>
+              <w:t>REAL</w:t>
+            </w:r>
+            <w:proofErr w:type="spellEnd"/>
+            <w:r>
+              <w:rPr>
+                <w:rFonts w:ascii="Arial" w:hAnsi="Arial" w:cs="Arial"/>
+                <w:sz w:val="20"/>
+                <w:szCs w:val="20"/>
+                <w:lang w:val="en-GB"/>
+              </w:rPr>
+              <w:t xml:space="preserve">    </w:t>
             </w:r>
             <w:r>
               <w:rPr>
@@ -5304,7 +7189,27 @@
                 <w:szCs w:val="20"/>
                 <w:lang w:val="en-GB"/>
               </w:rPr>
-              <w:t xml:space="preserve"> REAL    REAL    </w:t>
+              <w:t xml:space="preserve"> REAL    </w:t>
+            </w:r>
+            <w:proofErr w:type="spellStart"/>
+            <w:r>
+              <w:rPr>
+                <w:rFonts w:ascii="Arial" w:hAnsi="Arial" w:cs="Arial"/>
+                <w:sz w:val="20"/>
+                <w:szCs w:val="20"/>
+                <w:lang w:val="en-GB"/>
+              </w:rPr>
+              <w:t>REAL</w:t>
+            </w:r>
+            <w:proofErr w:type="spellEnd"/>
+            <w:r>
+              <w:rPr>
+                <w:rFonts w:ascii="Arial" w:hAnsi="Arial" w:cs="Arial"/>
+                <w:sz w:val="20"/>
+                <w:szCs w:val="20"/>
+                <w:lang w:val="en-GB"/>
+              </w:rPr>
+              <w:t xml:space="preserve">    </w:t>
             </w:r>
             <w:r>
               <w:rPr>
@@ -5349,7 +7254,27 @@
                 <w:szCs w:val="20"/>
                 <w:lang w:val="en-GB"/>
               </w:rPr>
-              <w:t xml:space="preserve">test_video20.mp4 REAL    REAL    </w:t>
+              <w:t xml:space="preserve">test_video20.mp4 REAL    </w:t>
+            </w:r>
+            <w:proofErr w:type="spellStart"/>
+            <w:r>
+              <w:rPr>
+                <w:rFonts w:ascii="Arial" w:hAnsi="Arial" w:cs="Arial"/>
+                <w:sz w:val="20"/>
+                <w:szCs w:val="20"/>
+                <w:lang w:val="en-GB"/>
+              </w:rPr>
+              <w:t>REAL</w:t>
+            </w:r>
+            <w:proofErr w:type="spellEnd"/>
+            <w:r>
+              <w:rPr>
+                <w:rFonts w:ascii="Arial" w:hAnsi="Arial" w:cs="Arial"/>
+                <w:sz w:val="20"/>
+                <w:szCs w:val="20"/>
+                <w:lang w:val="en-GB"/>
+              </w:rPr>
+              <w:t xml:space="preserve">    </w:t>
             </w:r>
             <w:r>
               <w:rPr>
@@ -5412,7 +7337,27 @@
                 <w:szCs w:val="20"/>
                 <w:lang w:val="en-GB"/>
               </w:rPr>
-              <w:t xml:space="preserve"> REAL    REAL    </w:t>
+              <w:t xml:space="preserve"> REAL    </w:t>
+            </w:r>
+            <w:proofErr w:type="spellStart"/>
+            <w:r>
+              <w:rPr>
+                <w:rFonts w:ascii="Arial" w:hAnsi="Arial" w:cs="Arial"/>
+                <w:sz w:val="20"/>
+                <w:szCs w:val="20"/>
+                <w:lang w:val="en-GB"/>
+              </w:rPr>
+              <w:t>REAL</w:t>
+            </w:r>
+            <w:proofErr w:type="spellEnd"/>
+            <w:r>
+              <w:rPr>
+                <w:rFonts w:ascii="Arial" w:hAnsi="Arial" w:cs="Arial"/>
+                <w:sz w:val="20"/>
+                <w:szCs w:val="20"/>
+                <w:lang w:val="en-GB"/>
+              </w:rPr>
+              <w:t xml:space="preserve">    </w:t>
             </w:r>
             <w:r>
               <w:rPr>
@@ -5475,7 +7420,27 @@
                 <w:szCs w:val="20"/>
                 <w:lang w:val="en-GB"/>
               </w:rPr>
-              <w:t xml:space="preserve"> REAL    REAL    </w:t>
+              <w:t xml:space="preserve"> REAL    </w:t>
+            </w:r>
+            <w:proofErr w:type="spellStart"/>
+            <w:r>
+              <w:rPr>
+                <w:rFonts w:ascii="Arial" w:hAnsi="Arial" w:cs="Arial"/>
+                <w:sz w:val="20"/>
+                <w:szCs w:val="20"/>
+                <w:lang w:val="en-GB"/>
+              </w:rPr>
+              <w:t>REAL</w:t>
+            </w:r>
+            <w:proofErr w:type="spellEnd"/>
+            <w:r>
+              <w:rPr>
+                <w:rFonts w:ascii="Arial" w:hAnsi="Arial" w:cs="Arial"/>
+                <w:sz w:val="20"/>
+                <w:szCs w:val="20"/>
+                <w:lang w:val="en-GB"/>
+              </w:rPr>
+              <w:t xml:space="preserve">    </w:t>
             </w:r>
             <w:r>
               <w:rPr>
@@ -5538,7 +7503,27 @@
                 <w:szCs w:val="20"/>
                 <w:lang w:val="en-GB"/>
               </w:rPr>
-              <w:t xml:space="preserve"> REAL    REAL    </w:t>
+              <w:t xml:space="preserve"> REAL    </w:t>
+            </w:r>
+            <w:proofErr w:type="spellStart"/>
+            <w:r>
+              <w:rPr>
+                <w:rFonts w:ascii="Arial" w:hAnsi="Arial" w:cs="Arial"/>
+                <w:sz w:val="20"/>
+                <w:szCs w:val="20"/>
+                <w:lang w:val="en-GB"/>
+              </w:rPr>
+              <w:t>REAL</w:t>
+            </w:r>
+            <w:proofErr w:type="spellEnd"/>
+            <w:r>
+              <w:rPr>
+                <w:rFonts w:ascii="Arial" w:hAnsi="Arial" w:cs="Arial"/>
+                <w:sz w:val="20"/>
+                <w:szCs w:val="20"/>
+                <w:lang w:val="en-GB"/>
+              </w:rPr>
+              <w:t xml:space="preserve">    </w:t>
             </w:r>
             <w:r>
               <w:rPr>
@@ -5664,7 +7649,27 @@
                 <w:szCs w:val="20"/>
                 <w:lang w:val="en-GB"/>
               </w:rPr>
-              <w:t xml:space="preserve">REAL    REAL    </w:t>
+              <w:t xml:space="preserve">REAL    </w:t>
+            </w:r>
+            <w:proofErr w:type="spellStart"/>
+            <w:r>
+              <w:rPr>
+                <w:rFonts w:ascii="Arial" w:hAnsi="Arial" w:cs="Arial"/>
+                <w:sz w:val="20"/>
+                <w:szCs w:val="20"/>
+                <w:lang w:val="en-GB"/>
+              </w:rPr>
+              <w:t>REAL</w:t>
+            </w:r>
+            <w:proofErr w:type="spellEnd"/>
+            <w:r>
+              <w:rPr>
+                <w:rFonts w:ascii="Arial" w:hAnsi="Arial" w:cs="Arial"/>
+                <w:sz w:val="20"/>
+                <w:szCs w:val="20"/>
+                <w:lang w:val="en-GB"/>
+              </w:rPr>
+              <w:t xml:space="preserve">    </w:t>
             </w:r>
             <w:r>
               <w:rPr>
@@ -5727,7 +7732,27 @@
                 <w:szCs w:val="20"/>
                 <w:lang w:val="en-GB"/>
               </w:rPr>
-              <w:t xml:space="preserve"> REAL    REAL    </w:t>
+              <w:t xml:space="preserve"> REAL    </w:t>
+            </w:r>
+            <w:proofErr w:type="spellStart"/>
+            <w:r>
+              <w:rPr>
+                <w:rFonts w:ascii="Arial" w:hAnsi="Arial" w:cs="Arial"/>
+                <w:sz w:val="20"/>
+                <w:szCs w:val="20"/>
+                <w:lang w:val="en-GB"/>
+              </w:rPr>
+              <w:t>REAL</w:t>
+            </w:r>
+            <w:proofErr w:type="spellEnd"/>
+            <w:r>
+              <w:rPr>
+                <w:rFonts w:ascii="Arial" w:hAnsi="Arial" w:cs="Arial"/>
+                <w:sz w:val="20"/>
+                <w:szCs w:val="20"/>
+                <w:lang w:val="en-GB"/>
+              </w:rPr>
+              <w:t xml:space="preserve">    </w:t>
             </w:r>
             <w:r>
               <w:rPr>
@@ -5793,7 +7818,27 @@
                 <w:szCs w:val="20"/>
                 <w:lang w:val="en-GB"/>
               </w:rPr>
-              <w:t xml:space="preserve"> REAL    REAL    </w:t>
+              <w:t xml:space="preserve"> REAL    </w:t>
+            </w:r>
+            <w:proofErr w:type="spellStart"/>
+            <w:r>
+              <w:rPr>
+                <w:rFonts w:ascii="Arial" w:hAnsi="Arial" w:cs="Arial"/>
+                <w:sz w:val="20"/>
+                <w:szCs w:val="20"/>
+                <w:lang w:val="en-GB"/>
+              </w:rPr>
+              <w:t>REAL</w:t>
+            </w:r>
+            <w:proofErr w:type="spellEnd"/>
+            <w:r>
+              <w:rPr>
+                <w:rFonts w:ascii="Arial" w:hAnsi="Arial" w:cs="Arial"/>
+                <w:sz w:val="20"/>
+                <w:szCs w:val="20"/>
+                <w:lang w:val="en-GB"/>
+              </w:rPr>
+              <w:t xml:space="preserve">    </w:t>
             </w:r>
             <w:r>
               <w:rPr>
@@ -5871,7 +7916,25 @@
                 <w:sz w:val="20"/>
                 <w:szCs w:val="20"/>
               </w:rPr>
-              <w:t xml:space="preserve">FAKE    FAKE    </w:t>
+              <w:t xml:space="preserve">FAKE    </w:t>
+            </w:r>
+            <w:proofErr w:type="spellStart"/>
+            <w:r>
+              <w:rPr>
+                <w:rFonts w:ascii="Arial" w:hAnsi="Arial" w:cs="Arial"/>
+                <w:sz w:val="20"/>
+                <w:szCs w:val="20"/>
+              </w:rPr>
+              <w:t>FAKE</w:t>
+            </w:r>
+            <w:proofErr w:type="spellEnd"/>
+            <w:r>
+              <w:rPr>
+                <w:rFonts w:ascii="Arial" w:hAnsi="Arial" w:cs="Arial"/>
+                <w:sz w:val="20"/>
+                <w:szCs w:val="20"/>
+              </w:rPr>
+              <w:t xml:space="preserve">    </w:t>
             </w:r>
             <w:r>
               <w:rPr>
@@ -5960,7 +8023,25 @@
                 <w:sz w:val="20"/>
                 <w:szCs w:val="20"/>
               </w:rPr>
-              <w:t xml:space="preserve"> FAKE    FAKE    </w:t>
+              <w:t xml:space="preserve"> FAKE    </w:t>
+            </w:r>
+            <w:proofErr w:type="spellStart"/>
+            <w:r>
+              <w:rPr>
+                <w:rFonts w:ascii="Arial" w:hAnsi="Arial" w:cs="Arial"/>
+                <w:sz w:val="20"/>
+                <w:szCs w:val="20"/>
+              </w:rPr>
+              <w:t>FAKE</w:t>
+            </w:r>
+            <w:proofErr w:type="spellEnd"/>
+            <w:r>
+              <w:rPr>
+                <w:rFonts w:ascii="Arial" w:hAnsi="Arial" w:cs="Arial"/>
+                <w:sz w:val="20"/>
+                <w:szCs w:val="20"/>
+              </w:rPr>
+              <w:t xml:space="preserve">    </w:t>
             </w:r>
             <w:r>
               <w:rPr>
@@ -6049,7 +8130,25 @@
                 <w:sz w:val="20"/>
                 <w:szCs w:val="20"/>
               </w:rPr>
-              <w:t xml:space="preserve"> FAKE    FAKE    </w:t>
+              <w:t xml:space="preserve"> FAKE    </w:t>
+            </w:r>
+            <w:proofErr w:type="spellStart"/>
+            <w:r>
+              <w:rPr>
+                <w:rFonts w:ascii="Arial" w:hAnsi="Arial" w:cs="Arial"/>
+                <w:sz w:val="20"/>
+                <w:szCs w:val="20"/>
+              </w:rPr>
+              <w:t>FAKE</w:t>
+            </w:r>
+            <w:proofErr w:type="spellEnd"/>
+            <w:r>
+              <w:rPr>
+                <w:rFonts w:ascii="Arial" w:hAnsi="Arial" w:cs="Arial"/>
+                <w:sz w:val="20"/>
+                <w:szCs w:val="20"/>
+              </w:rPr>
+              <w:t xml:space="preserve">    </w:t>
             </w:r>
             <w:r>
               <w:rPr>
@@ -6138,7 +8237,25 @@
                 <w:sz w:val="20"/>
                 <w:szCs w:val="20"/>
               </w:rPr>
-              <w:t xml:space="preserve">  FAKE    FAKE    </w:t>
+              <w:t xml:space="preserve">  FAKE    </w:t>
+            </w:r>
+            <w:proofErr w:type="spellStart"/>
+            <w:r>
+              <w:rPr>
+                <w:rFonts w:ascii="Arial" w:hAnsi="Arial" w:cs="Arial"/>
+                <w:sz w:val="20"/>
+                <w:szCs w:val="20"/>
+              </w:rPr>
+              <w:t>FAKE</w:t>
+            </w:r>
+            <w:proofErr w:type="spellEnd"/>
+            <w:r>
+              <w:rPr>
+                <w:rFonts w:ascii="Arial" w:hAnsi="Arial" w:cs="Arial"/>
+                <w:sz w:val="20"/>
+                <w:szCs w:val="20"/>
+              </w:rPr>
+              <w:t xml:space="preserve">    </w:t>
             </w:r>
             <w:r>
               <w:rPr>
@@ -6227,7 +8344,25 @@
                 <w:sz w:val="20"/>
                 <w:szCs w:val="20"/>
               </w:rPr>
-              <w:t xml:space="preserve"> FAKE    FAKE    </w:t>
+              <w:t xml:space="preserve"> FAKE    </w:t>
+            </w:r>
+            <w:proofErr w:type="spellStart"/>
+            <w:r>
+              <w:rPr>
+                <w:rFonts w:ascii="Arial" w:hAnsi="Arial" w:cs="Arial"/>
+                <w:sz w:val="20"/>
+                <w:szCs w:val="20"/>
+              </w:rPr>
+              <w:t>FAKE</w:t>
+            </w:r>
+            <w:proofErr w:type="spellEnd"/>
+            <w:r>
+              <w:rPr>
+                <w:rFonts w:ascii="Arial" w:hAnsi="Arial" w:cs="Arial"/>
+                <w:sz w:val="20"/>
+                <w:szCs w:val="20"/>
+              </w:rPr>
+              <w:t xml:space="preserve">    </w:t>
             </w:r>
             <w:r>
               <w:rPr>
@@ -6316,7 +8451,25 @@
                 <w:sz w:val="20"/>
                 <w:szCs w:val="20"/>
               </w:rPr>
-              <w:t xml:space="preserve">   FAKE    FAKE    </w:t>
+              <w:t xml:space="preserve">   FAKE    </w:t>
+            </w:r>
+            <w:proofErr w:type="spellStart"/>
+            <w:r>
+              <w:rPr>
+                <w:rFonts w:ascii="Arial" w:hAnsi="Arial" w:cs="Arial"/>
+                <w:sz w:val="20"/>
+                <w:szCs w:val="20"/>
+              </w:rPr>
+              <w:t>FAKE</w:t>
+            </w:r>
+            <w:proofErr w:type="spellEnd"/>
+            <w:r>
+              <w:rPr>
+                <w:rFonts w:ascii="Arial" w:hAnsi="Arial" w:cs="Arial"/>
+                <w:sz w:val="20"/>
+                <w:szCs w:val="20"/>
+              </w:rPr>
+              <w:t xml:space="preserve">    </w:t>
             </w:r>
             <w:r>
               <w:rPr>
@@ -6389,7 +8542,25 @@
                 <w:sz w:val="20"/>
                 <w:szCs w:val="20"/>
               </w:rPr>
-              <w:t xml:space="preserve">   FAKE    FAKE    </w:t>
+              <w:t xml:space="preserve">   FAKE    </w:t>
+            </w:r>
+            <w:proofErr w:type="spellStart"/>
+            <w:r>
+              <w:rPr>
+                <w:rFonts w:ascii="Arial" w:hAnsi="Arial" w:cs="Arial"/>
+                <w:sz w:val="20"/>
+                <w:szCs w:val="20"/>
+              </w:rPr>
+              <w:t>FAKE</w:t>
+            </w:r>
+            <w:proofErr w:type="spellEnd"/>
+            <w:r>
+              <w:rPr>
+                <w:rFonts w:ascii="Arial" w:hAnsi="Arial" w:cs="Arial"/>
+                <w:sz w:val="20"/>
+                <w:szCs w:val="20"/>
+              </w:rPr>
+              <w:t xml:space="preserve">    </w:t>
             </w:r>
             <w:r>
               <w:rPr>
@@ -6462,7 +8633,25 @@
                 <w:sz w:val="20"/>
                 <w:szCs w:val="20"/>
               </w:rPr>
-              <w:t xml:space="preserve">  FAKE    FAKE    </w:t>
+              <w:t xml:space="preserve">  FAKE    </w:t>
+            </w:r>
+            <w:proofErr w:type="spellStart"/>
+            <w:r>
+              <w:rPr>
+                <w:rFonts w:ascii="Arial" w:hAnsi="Arial" w:cs="Arial"/>
+                <w:sz w:val="20"/>
+                <w:szCs w:val="20"/>
+              </w:rPr>
+              <w:t>FAKE</w:t>
+            </w:r>
+            <w:proofErr w:type="spellEnd"/>
+            <w:r>
+              <w:rPr>
+                <w:rFonts w:ascii="Arial" w:hAnsi="Arial" w:cs="Arial"/>
+                <w:sz w:val="20"/>
+                <w:szCs w:val="20"/>
+              </w:rPr>
+              <w:t xml:space="preserve">    </w:t>
             </w:r>
             <w:r>
               <w:rPr>
@@ -6503,24 +8692,34 @@
                 <w:sz w:val="20"/>
                 <w:szCs w:val="20"/>
               </w:rPr>
-              <w:t xml:space="preserve">59.mp4       </w:t>
-            </w:r>
-            <w:r>
-              <w:rPr>
-                <w:rFonts w:ascii="Arial" w:hAnsi="Arial" w:cs="Arial"/>
-                <w:sz w:val="20"/>
-                <w:szCs w:val="20"/>
-              </w:rPr>
-              <w:t xml:space="preserve">  </w:t>
-            </w:r>
-            <w:r>
-              <w:rPr>
-                <w:rFonts w:ascii="Arial" w:hAnsi="Arial" w:cs="Arial"/>
-                <w:sz w:val="20"/>
-                <w:szCs w:val="20"/>
-              </w:rPr>
-              <w:t xml:space="preserve">  </w:t>
-            </w:r>
+              <w:t xml:space="preserve">59.mp4        </w:t>
+            </w:r>
+            <w:r>
+              <w:rPr>
+                <w:rFonts w:ascii="Arial" w:hAnsi="Arial" w:cs="Arial"/>
+                <w:sz w:val="20"/>
+                <w:szCs w:val="20"/>
+              </w:rPr>
+              <w:t xml:space="preserve">      </w:t>
+            </w:r>
+            <w:r>
+              <w:rPr>
+                <w:rFonts w:ascii="Arial" w:hAnsi="Arial" w:cs="Arial"/>
+                <w:sz w:val="20"/>
+                <w:szCs w:val="20"/>
+              </w:rPr>
+              <w:t xml:space="preserve">   FAKE    </w:t>
+            </w:r>
+            <w:proofErr w:type="spellStart"/>
+            <w:r>
+              <w:rPr>
+                <w:rFonts w:ascii="Arial" w:hAnsi="Arial" w:cs="Arial"/>
+                <w:sz w:val="20"/>
+                <w:szCs w:val="20"/>
+              </w:rPr>
+              <w:t>FAKE</w:t>
+            </w:r>
+            <w:proofErr w:type="spellEnd"/>
             <w:r>
               <w:rPr>
                 <w:rFonts w:ascii="Arial" w:hAnsi="Arial" w:cs="Arial"/>
@@ -6531,14 +8730,6 @@
             </w:r>
             <w:r>
               <w:rPr>
-                <w:rFonts w:ascii="Arial" w:hAnsi="Arial" w:cs="Arial"/>
-                <w:sz w:val="20"/>
-                <w:szCs w:val="20"/>
-              </w:rPr>
-              <w:t xml:space="preserve">  FAKE    FAKE    </w:t>
-            </w:r>
-            <w:r>
-              <w:rPr>
                 <w:rFonts w:ascii="Segoe UI Symbol" w:hAnsi="Segoe UI Symbol" w:cs="Segoe UI Symbol"/>
                 <w:sz w:val="20"/>
                 <w:szCs w:val="20"/>
@@ -6551,7 +8742,7 @@
                 <w:sz w:val="20"/>
                 <w:szCs w:val="20"/>
               </w:rPr>
-              <w:t xml:space="preserve">      3.9%   9.2%    15.5%  23.5%  93.1%    23.5%  16.7s</w:t>
+              <w:t xml:space="preserve">      3.9%   9.2%    15.5%  23.5%  93.1%    23.5%  16.4s</w:t>
             </w:r>
           </w:p>
         </w:tc>
@@ -6568,6 +8759,7 @@
                 <w:rFonts w:ascii="Arial" w:hAnsi="Arial" w:cs="Arial"/>
                 <w:sz w:val="20"/>
                 <w:szCs w:val="20"/>
+                <w:lang w:val="en-GB"/>
               </w:rPr>
             </w:pPr>
             <w:r>
@@ -6576,7 +8768,7 @@
                 <w:sz w:val="20"/>
                 <w:szCs w:val="20"/>
               </w:rPr>
-              <w:t xml:space="preserve">60.mp4      </w:t>
+              <w:t xml:space="preserve">60.mp4     </w:t>
             </w:r>
             <w:r>
               <w:rPr>
@@ -6592,7 +8784,25 @@
                 <w:sz w:val="20"/>
                 <w:szCs w:val="20"/>
               </w:rPr>
-              <w:t xml:space="preserve">     FAKE    FAKE    </w:t>
+              <w:t xml:space="preserve">      FAKE    </w:t>
+            </w:r>
+            <w:proofErr w:type="spellStart"/>
+            <w:r>
+              <w:rPr>
+                <w:rFonts w:ascii="Arial" w:hAnsi="Arial" w:cs="Arial"/>
+                <w:sz w:val="20"/>
+                <w:szCs w:val="20"/>
+              </w:rPr>
+              <w:t>FAKE</w:t>
+            </w:r>
+            <w:proofErr w:type="spellEnd"/>
+            <w:r>
+              <w:rPr>
+                <w:rFonts w:ascii="Arial" w:hAnsi="Arial" w:cs="Arial"/>
+                <w:sz w:val="20"/>
+                <w:szCs w:val="20"/>
+              </w:rPr>
+              <w:t xml:space="preserve">    </w:t>
             </w:r>
             <w:r>
               <w:rPr>
@@ -6608,7 +8818,7 @@
                 <w:sz w:val="20"/>
                 <w:szCs w:val="20"/>
               </w:rPr>
-              <w:t xml:space="preserve">      2.7%  12.0%    49.6%  82.1%  91.6%    47.1%  13.9s</w:t>
+              <w:t xml:space="preserve">      2.7%  12.0%    49.6%  82.1%  91.6%    47.1%  13.6s</w:t>
             </w:r>
           </w:p>
         </w:tc>
@@ -6620,6 +8830,7 @@
           <w:rFonts w:ascii="Arial" w:hAnsi="Arial" w:cs="Arial"/>
           <w:sz w:val="20"/>
           <w:szCs w:val="20"/>
+          <w:lang w:val="en-GB"/>
         </w:rPr>
       </w:pPr>
     </w:p>
@@ -6629,40 +8840,29 @@
           <w:rFonts w:ascii="Arial" w:hAnsi="Arial" w:cs="Arial"/>
         </w:rPr>
       </w:pPr>
+      <w:proofErr w:type="spellStart"/>
       <w:r>
         <w:rPr>
           <w:rFonts w:ascii="Arial" w:hAnsi="Arial" w:cs="Arial"/>
           <w:b/>
           <w:bCs/>
         </w:rPr>
-        <w:t>Accuracy globale :</w:t>
-      </w:r>
-      <w:r>
-        <w:rPr>
-          <w:rFonts w:ascii="Arial" w:hAnsi="Arial" w:cs="Arial"/>
-        </w:rPr>
-        <w:t xml:space="preserve"> 86.7% (26/30)</w:t>
-      </w:r>
-    </w:p>
-    <w:p>
-      <w:pPr>
-        <w:rPr>
-          <w:rFonts w:ascii="Arial" w:hAnsi="Arial" w:cs="Arial"/>
-        </w:rPr>
-      </w:pPr>
+        <w:t>Accuracy</w:t>
+      </w:r>
+      <w:proofErr w:type="spellEnd"/>
       <w:r>
         <w:rPr>
           <w:rFonts w:ascii="Arial" w:hAnsi="Arial" w:cs="Arial"/>
           <w:b/>
           <w:bCs/>
         </w:rPr>
-        <w:t>Faux positifs (réel classé fake) :</w:t>
+        <w:t xml:space="preserve"> globale :</w:t>
       </w:r>
       <w:r>
         <w:rPr>
           <w:rFonts w:ascii="Arial" w:hAnsi="Arial" w:cs="Arial"/>
         </w:rPr>
-        <w:t xml:space="preserve"> 20.0% sur 20 vidéos réelles</w:t>
+        <w:t xml:space="preserve"> 86.7% (26/30)</w:t>
       </w:r>
     </w:p>
     <w:p>
@@ -6677,13 +8877,13 @@
           <w:b/>
           <w:bCs/>
         </w:rPr>
-        <w:t>Faux négatifs (fake classé réel) :</w:t>
+        <w:t>Faux positifs (réel classé fake) :</w:t>
       </w:r>
       <w:r>
         <w:rPr>
           <w:rFonts w:ascii="Arial" w:hAnsi="Arial" w:cs="Arial"/>
         </w:rPr>
-        <w:t xml:space="preserve"> 0.0% sur 10 vidéos fake</w:t>
+        <w:t xml:space="preserve"> 20.0% sur 20 vidéos réelles</w:t>
       </w:r>
     </w:p>
     <w:p>
@@ -6698,6 +8898,27 @@
           <w:b/>
           <w:bCs/>
         </w:rPr>
+        <w:t>Faux négatifs (fake classé réel) :</w:t>
+      </w:r>
+      <w:r>
+        <w:rPr>
+          <w:rFonts w:ascii="Arial" w:hAnsi="Arial" w:cs="Arial"/>
+        </w:rPr>
+        <w:t xml:space="preserve"> 0.0% sur 10 vidéos fake</w:t>
+      </w:r>
+    </w:p>
+    <w:p>
+      <w:pPr>
+        <w:rPr>
+          <w:rFonts w:ascii="Arial" w:hAnsi="Arial" w:cs="Arial"/>
+        </w:rPr>
+      </w:pPr>
+      <w:r>
+        <w:rPr>
+          <w:rFonts w:ascii="Arial" w:hAnsi="Arial" w:cs="Arial"/>
+          <w:b/>
+          <w:bCs/>
+        </w:rPr>
         <w:t>Temps total :</w:t>
       </w:r>
       <w:r>
@@ -6706,8 +8927,16 @@
         </w:rPr>
         <w:t xml:space="preserve"> 364.8s (12.2s en moyenne par vidéo)</w:t>
       </w:r>
+    </w:p>
+    <w:p>
+      <w:pPr>
+        <w:rPr>
+          <w:rFonts w:ascii="Arial" w:hAnsi="Arial" w:cs="Arial"/>
+        </w:rPr>
+      </w:pPr>
     </w:p>
     <w:sectPr>
+      <w:footerReference w:type="default" r:id="rId7"/>
       <w:pgSz w:w="11906" w:h="16838"/>
       <w:pgMar w:top="1417" w:right="1417" w:bottom="1417" w:left="1417" w:header="708" w:footer="708" w:gutter="0"/>
       <w:cols w:space="708"/>
@@ -6715,6 +8944,98 @@
     </w:sectPr>
   </w:body>
 </w:document>
+</file>
+
+<file path=word/endnotes.xml><?xml version="1.0" encoding="utf-8"?>
+<w:endnotes xmlns:wpc="http://schemas.microsoft.com/office/word/2010/wordprocessingCanvas" xmlns:cx="http://schemas.microsoft.com/office/drawing/2014/chartex" xmlns:cx1="http://schemas.microsoft.com/office/drawing/2015/9/8/chartex" xmlns:cx2="http://schemas.microsoft.com/office/drawing/2015/10/21/chartex" xmlns:cx3="http://schemas.microsoft.com/office/drawing/2016/5/9/chartex" xmlns:cx4="http://schemas.microsoft.com/office/drawing/2016/5/10/chartex" xmlns:cx5="http://schemas.microsoft.com/office/drawing/2016/5/11/chartex" xmlns:cx6="http://schemas.microsoft.com/office/drawing/2016/5/12/chartex" xmlns:cx7="http://schemas.microsoft.com/office/drawing/2016/5/13/chartex" xmlns:cx8="http://schemas.microsoft.com/office/drawing/2016/5/14/chartex" xmlns:mc="http://schemas.openxmlformats.org/markup-compatibility/2006" xmlns:aink="http://schemas.microsoft.com/office/drawing/2016/ink" xmlns:am3d="http://schemas.microsoft.com/office/drawing/2017/model3d" xmlns:o="urn:schemas-microsoft-com:office:office" xmlns:oel="http://schemas.microsoft.com/office/2019/extlst" xmlns:r="http://schemas.openxmlformats.org/officeDocument/2006/relationships" xmlns:m="http://schemas.openxmlformats.org/officeDocument/2006/math" xmlns:v="urn:schemas-microsoft-com:vml" xmlns:wp14="http://schemas.microsoft.com/office/word/2010/wordprocessingDrawing" xmlns:wp="http://schemas.openxmlformats.org/drawingml/2006/wordprocessingDrawing" xmlns:w10="urn:schemas-microsoft-com:office:word" xmlns:w="http://schemas.openxmlformats.org/wordprocessingml/2006/main" xmlns:w14="http://schemas.microsoft.com/office/word/2010/wordml" xmlns:w15="http://schemas.microsoft.com/office/word/2012/wordml" xmlns:w16cex="http://schemas.microsoft.com/office/word/2018/wordml/cex" xmlns:w16cid="http://schemas.microsoft.com/office/word/2016/wordml/cid" xmlns:w16="http://schemas.microsoft.com/office/word/2018/wordml" xmlns:w16du="http://schemas.microsoft.com/office/word/2023/wordml/word16du" xmlns:w16sdtdh="http://schemas.microsoft.com/office/word/2020/wordml/sdtdatahash" xmlns:w16se="http://schemas.microsoft.com/office/word/2015/wordml/symex" xmlns:wpg="http://schemas.microsoft.com/office/word/2010/wordprocessingGroup" xmlns:wpi="http://schemas.microsoft.com/office/word/2010/wordprocessingInk" xmlns:wne="http://schemas.microsoft.com/office/word/2006/wordml" xmlns:wps="http://schemas.microsoft.com/office/word/2010/wordprocessingShape" mc:Ignorable="w14 w15 w16se w16cid w16 w16cex w16sdtdh wp14">
+  <w:endnote w:type="separator" w:id="-1">
+    <w:p>
+      <w:pPr>
+        <w:spacing w:after="0" w:line="240" w:lineRule="auto"/>
+      </w:pPr>
+      <w:r>
+        <w:separator/>
+      </w:r>
+    </w:p>
+  </w:endnote>
+  <w:endnote w:type="continuationSeparator" w:id="0">
+    <w:p>
+      <w:pPr>
+        <w:spacing w:after="0" w:line="240" w:lineRule="auto"/>
+      </w:pPr>
+      <w:r>
+        <w:continuationSeparator/>
+      </w:r>
+    </w:p>
+  </w:endnote>
+</w:endnotes>
+</file>
+
+<file path=word/footer1.xml><?xml version="1.0" encoding="utf-8"?>
+<w:ftr xmlns:wpc="http://schemas.microsoft.com/office/word/2010/wordprocessingCanvas" xmlns:cx="http://schemas.microsoft.com/office/drawing/2014/chartex" xmlns:cx1="http://schemas.microsoft.com/office/drawing/2015/9/8/chartex" xmlns:cx2="http://schemas.microsoft.com/office/drawing/2015/10/21/chartex" xmlns:cx3="http://schemas.microsoft.com/office/drawing/2016/5/9/chartex" xmlns:cx4="http://schemas.microsoft.com/office/drawing/2016/5/10/chartex" xmlns:cx5="http://schemas.microsoft.com/office/drawing/2016/5/11/chartex" xmlns:cx6="http://schemas.microsoft.com/office/drawing/2016/5/12/chartex" xmlns:cx7="http://schemas.microsoft.com/office/drawing/2016/5/13/chartex" xmlns:cx8="http://schemas.microsoft.com/office/drawing/2016/5/14/chartex" xmlns:mc="http://schemas.openxmlformats.org/markup-compatibility/2006" xmlns:aink="http://schemas.microsoft.com/office/drawing/2016/ink" xmlns:am3d="http://schemas.microsoft.com/office/drawing/2017/model3d" xmlns:o="urn:schemas-microsoft-com:office:office" xmlns:oel="http://schemas.microsoft.com/office/2019/extlst" xmlns:r="http://schemas.openxmlformats.org/officeDocument/2006/relationships" xmlns:m="http://schemas.openxmlformats.org/officeDocument/2006/math" xmlns:v="urn:schemas-microsoft-com:vml" xmlns:wp14="http://schemas.microsoft.com/office/word/2010/wordprocessingDrawing" xmlns:wp="http://schemas.openxmlformats.org/drawingml/2006/wordprocessingDrawing" xmlns:w10="urn:schemas-microsoft-com:office:word" xmlns:w="http://schemas.openxmlformats.org/wordprocessingml/2006/main" xmlns:w14="http://schemas.microsoft.com/office/word/2010/wordml" xmlns:w15="http://schemas.microsoft.com/office/word/2012/wordml" xmlns:w16cex="http://schemas.microsoft.com/office/word/2018/wordml/cex" xmlns:w16cid="http://schemas.microsoft.com/office/word/2016/wordml/cid" xmlns:w16="http://schemas.microsoft.com/office/word/2018/wordml" xmlns:w16du="http://schemas.microsoft.com/office/word/2023/wordml/word16du" xmlns:w16sdtdh="http://schemas.microsoft.com/office/word/2020/wordml/sdtdatahash" xmlns:w16se="http://schemas.microsoft.com/office/word/2015/wordml/symex" xmlns:wpg="http://schemas.microsoft.com/office/word/2010/wordprocessingGroup" xmlns:wpi="http://schemas.microsoft.com/office/word/2010/wordprocessingInk" xmlns:wne="http://schemas.microsoft.com/office/word/2006/wordml" xmlns:wps="http://schemas.microsoft.com/office/word/2010/wordprocessingShape" mc:Ignorable="w14 w15 w16se w16cid w16 w16cex w16sdtdh wp14">
+  <w:sdt>
+    <w:sdtPr>
+      <w:id w:val="1010113794"/>
+      <w:docPartObj>
+        <w:docPartGallery w:val="Page Numbers (Bottom of Page)"/>
+        <w:docPartUnique/>
+      </w:docPartObj>
+    </w:sdtPr>
+    <w:sdtContent>
+      <w:p>
+        <w:pPr>
+          <w:pStyle w:val="Pieddepage"/>
+          <w:jc w:val="center"/>
+        </w:pPr>
+        <w:r>
+          <w:fldChar w:fldCharType="begin"/>
+        </w:r>
+        <w:r>
+          <w:instrText>PAGE   \* MERGEFORMAT</w:instrText>
+        </w:r>
+        <w:r>
+          <w:fldChar w:fldCharType="separate"/>
+        </w:r>
+        <w:r>
+          <w:t>2</w:t>
+        </w:r>
+        <w:r>
+          <w:fldChar w:fldCharType="end"/>
+        </w:r>
+      </w:p>
+    </w:sdtContent>
+  </w:sdt>
+  <w:p>
+    <w:pPr>
+      <w:pStyle w:val="Pieddepage"/>
+    </w:pPr>
+  </w:p>
+</w:ftr>
+</file>
+
+<file path=word/footnotes.xml><?xml version="1.0" encoding="utf-8"?>
+<w:footnotes xmlns:wpc="http://schemas.microsoft.com/office/word/2010/wordprocessingCanvas" xmlns:cx="http://schemas.microsoft.com/office/drawing/2014/chartex" xmlns:cx1="http://schemas.microsoft.com/office/drawing/2015/9/8/chartex" xmlns:cx2="http://schemas.microsoft.com/office/drawing/2015/10/21/chartex" xmlns:cx3="http://schemas.microsoft.com/office/drawing/2016/5/9/chartex" xmlns:cx4="http://schemas.microsoft.com/office/drawing/2016/5/10/chartex" xmlns:cx5="http://schemas.microsoft.com/office/drawing/2016/5/11/chartex" xmlns:cx6="http://schemas.microsoft.com/office/drawing/2016/5/12/chartex" xmlns:cx7="http://schemas.microsoft.com/office/drawing/2016/5/13/chartex" xmlns:cx8="http://schemas.microsoft.com/office/drawing/2016/5/14/chartex" xmlns:mc="http://schemas.openxmlformats.org/markup-compatibility/2006" xmlns:aink="http://schemas.microsoft.com/office/drawing/2016/ink" xmlns:am3d="http://schemas.microsoft.com/office/drawing/2017/model3d" xmlns:o="urn:schemas-microsoft-com:office:office" xmlns:oel="http://schemas.microsoft.com/office/2019/extlst" xmlns:r="http://schemas.openxmlformats.org/officeDocument/2006/relationships" xmlns:m="http://schemas.openxmlformats.org/officeDocument/2006/math" xmlns:v="urn:schemas-microsoft-com:vml" xmlns:wp14="http://schemas.microsoft.com/office/word/2010/wordprocessingDrawing" xmlns:wp="http://schemas.openxmlformats.org/drawingml/2006/wordprocessingDrawing" xmlns:w10="urn:schemas-microsoft-com:office:word" xmlns:w="http://schemas.openxmlformats.org/wordprocessingml/2006/main" xmlns:w14="http://schemas.microsoft.com/office/word/2010/wordml" xmlns:w15="http://schemas.microsoft.com/office/word/2012/wordml" xmlns:w16cex="http://schemas.microsoft.com/office/word/2018/wordml/cex" xmlns:w16cid="http://schemas.microsoft.com/office/word/2016/wordml/cid" xmlns:w16="http://schemas.microsoft.com/office/word/2018/wordml" xmlns:w16du="http://schemas.microsoft.com/office/word/2023/wordml/word16du" xmlns:w16sdtdh="http://schemas.microsoft.com/office/word/2020/wordml/sdtdatahash" xmlns:w16se="http://schemas.microsoft.com/office/word/2015/wordml/symex" xmlns:wpg="http://schemas.microsoft.com/office/word/2010/wordprocessingGroup" xmlns:wpi="http://schemas.microsoft.com/office/word/2010/wordprocessingInk" xmlns:wne="http://schemas.microsoft.com/office/word/2006/wordml" xmlns:wps="http://schemas.microsoft.com/office/word/2010/wordprocessingShape" mc:Ignorable="w14 w15 w16se w16cid w16 w16cex w16sdtdh wp14">
+  <w:footnote w:type="separator" w:id="-1">
+    <w:p>
+      <w:pPr>
+        <w:spacing w:after="0" w:line="240" w:lineRule="auto"/>
+      </w:pPr>
+      <w:r>
+        <w:separator/>
+      </w:r>
+    </w:p>
+  </w:footnote>
+  <w:footnote w:type="continuationSeparator" w:id="0">
+    <w:p>
+      <w:pPr>
+        <w:spacing w:after="0" w:line="240" w:lineRule="auto"/>
+      </w:pPr>
+      <w:r>
+        <w:continuationSeparator/>
+      </w:r>
+    </w:p>
+  </w:footnote>
+</w:footnotes>
 </file>
 
 <file path=word/numbering.xml><?xml version="1.0" encoding="utf-8"?>
@@ -7867,6 +10188,50 @@
       </w:tblBorders>
     </w:tblPr>
   </w:style>
+  <w:style w:type="paragraph" w:styleId="En-tte">
+    <w:name w:val="header"/>
+    <w:basedOn w:val="Normal"/>
+    <w:link w:val="En-tteCar"/>
+    <w:uiPriority w:val="99"/>
+    <w:unhideWhenUsed/>
+    <w:rsid w:val="005D2478"/>
+    <w:pPr>
+      <w:tabs>
+        <w:tab w:val="center" w:pos="4536"/>
+        <w:tab w:val="right" w:pos="9072"/>
+      </w:tabs>
+      <w:spacing w:after="0" w:line="240" w:lineRule="auto"/>
+    </w:pPr>
+  </w:style>
+  <w:style w:type="character" w:customStyle="1" w:styleId="En-tteCar">
+    <w:name w:val="En-tête Car"/>
+    <w:basedOn w:val="Policepardfaut"/>
+    <w:link w:val="En-tte"/>
+    <w:uiPriority w:val="99"/>
+    <w:rsid w:val="005D2478"/>
+  </w:style>
+  <w:style w:type="paragraph" w:styleId="Pieddepage">
+    <w:name w:val="footer"/>
+    <w:basedOn w:val="Normal"/>
+    <w:link w:val="PieddepageCar"/>
+    <w:uiPriority w:val="99"/>
+    <w:unhideWhenUsed/>
+    <w:rsid w:val="005D2478"/>
+    <w:pPr>
+      <w:tabs>
+        <w:tab w:val="center" w:pos="4536"/>
+        <w:tab w:val="right" w:pos="9072"/>
+      </w:tabs>
+      <w:spacing w:after="0" w:line="240" w:lineRule="auto"/>
+    </w:pPr>
+  </w:style>
+  <w:style w:type="character" w:customStyle="1" w:styleId="PieddepageCar">
+    <w:name w:val="Pied de page Car"/>
+    <w:basedOn w:val="Policepardfaut"/>
+    <w:link w:val="Pieddepage"/>
+    <w:uiPriority w:val="99"/>
+    <w:rsid w:val="005D2478"/>
+  </w:style>
 </w:styles>
 </file>
 
@@ -8163,16 +10528,4 @@
     </a:ext>
   </a:extLst>
 </a:theme>
-</file>
-
-<file path=customXml/item1.xml><?xml version="1.0" encoding="utf-8"?>
-<b:Sources xmlns:b="http://schemas.openxmlformats.org/officeDocument/2006/bibliography" xmlns="http://schemas.openxmlformats.org/officeDocument/2006/bibliography" SelectedStyle="\APASixthEditionOfficeOnline.xsl" StyleName="APA" Version="6"/>
-</file>
-
-<file path=customXml/itemProps1.xml><?xml version="1.0" encoding="utf-8"?>
-<ds:datastoreItem xmlns:ds="http://schemas.openxmlformats.org/officeDocument/2006/customXml" ds:itemID="{5C891B70-43D0-4529-B936-F14E11EB1470}">
-  <ds:schemaRefs>
-    <ds:schemaRef ds:uri="http://schemas.openxmlformats.org/officeDocument/2006/bibliography"/>
-  </ds:schemaRefs>
-</ds:datastoreItem>
 </file>
--- a/doc.docx
+++ b/doc.docx
@@ -99,7 +99,6 @@
         </w:rPr>
         <w:t xml:space="preserve">Modèle choisi : </w:t>
       </w:r>
-      <w:proofErr w:type="spellStart"/>
       <w:r>
         <w:rPr>
           <w:rFonts w:ascii="Arial" w:eastAsia="Times New Roman" w:hAnsi="Arial" w:cs="Arial"/>
@@ -111,7 +110,6 @@
         </w:rPr>
         <w:t>prithivMLmods</w:t>
       </w:r>
-      <w:proofErr w:type="spellEnd"/>
       <w:r>
         <w:rPr>
           <w:rFonts w:ascii="Arial" w:eastAsia="Times New Roman" w:hAnsi="Arial" w:cs="Arial"/>
@@ -132,31 +130,7 @@
           <w:lang w:eastAsia="fr-FR"/>
           <w14:ligatures w14:val="none"/>
         </w:rPr>
-        <w:t xml:space="preserve"> (</w:t>
-      </w:r>
-      <w:proofErr w:type="spellStart"/>
-      <w:r>
-        <w:rPr>
-          <w:rFonts w:ascii="Arial" w:eastAsia="Times New Roman" w:hAnsi="Arial" w:cs="Arial"/>
-          <w:kern w:val="0"/>
-          <w:sz w:val="24"/>
-          <w:szCs w:val="24"/>
-          <w:lang w:eastAsia="fr-FR"/>
-          <w14:ligatures w14:val="none"/>
-        </w:rPr>
-        <w:t>ViT</w:t>
-      </w:r>
-      <w:proofErr w:type="spellEnd"/>
-      <w:r>
-        <w:rPr>
-          <w:rFonts w:ascii="Arial" w:eastAsia="Times New Roman" w:hAnsi="Arial" w:cs="Arial"/>
-          <w:kern w:val="0"/>
-          <w:sz w:val="24"/>
-          <w:szCs w:val="24"/>
-          <w:lang w:eastAsia="fr-FR"/>
-          <w14:ligatures w14:val="none"/>
-        </w:rPr>
-        <w:t>, public, documenté)</w:t>
+        <w:t xml:space="preserve"> (ViT, public, documenté)</w:t>
       </w:r>
     </w:p>
     <w:p>
@@ -206,31 +180,7 @@
           <w:lang w:eastAsia="fr-FR"/>
           <w14:ligatures w14:val="none"/>
         </w:rPr>
-        <w:t xml:space="preserve"> + </w:t>
-      </w:r>
-      <w:proofErr w:type="spellStart"/>
-      <w:r>
-        <w:rPr>
-          <w:rFonts w:ascii="Arial" w:eastAsia="Times New Roman" w:hAnsi="Arial" w:cs="Arial"/>
-          <w:kern w:val="0"/>
-          <w:sz w:val="24"/>
-          <w:szCs w:val="24"/>
-          <w:lang w:eastAsia="fr-FR"/>
-          <w14:ligatures w14:val="none"/>
-        </w:rPr>
-        <w:t>PyTorch</w:t>
-      </w:r>
-      <w:proofErr w:type="spellEnd"/>
-      <w:r>
-        <w:rPr>
-          <w:rFonts w:ascii="Arial" w:eastAsia="Times New Roman" w:hAnsi="Arial" w:cs="Arial"/>
-          <w:kern w:val="0"/>
-          <w:sz w:val="24"/>
-          <w:szCs w:val="24"/>
-          <w:lang w:eastAsia="fr-FR"/>
-          <w14:ligatures w14:val="none"/>
-        </w:rPr>
-        <w:t xml:space="preserve"> CUDA (bug initial de version CPU corrigé → </w:t>
+        <w:t xml:space="preserve"> + PyTorch CUDA (bug initial de version CPU corrigé → </w:t>
       </w:r>
       <w:r>
         <w:rPr>
@@ -278,31 +228,7 @@
           <w:lang w:eastAsia="fr-FR"/>
           <w14:ligatures w14:val="none"/>
         </w:rPr>
-        <w:t>Pipeline de base construit : extraction de frames (</w:t>
-      </w:r>
-      <w:proofErr w:type="spellStart"/>
-      <w:r>
-        <w:rPr>
-          <w:rFonts w:ascii="Arial" w:eastAsia="Times New Roman" w:hAnsi="Arial" w:cs="Arial"/>
-          <w:kern w:val="0"/>
-          <w:sz w:val="24"/>
-          <w:szCs w:val="24"/>
-          <w:lang w:eastAsia="fr-FR"/>
-          <w14:ligatures w14:val="none"/>
-        </w:rPr>
-        <w:t>OpenCV</w:t>
-      </w:r>
-      <w:proofErr w:type="spellEnd"/>
-      <w:r>
-        <w:rPr>
-          <w:rFonts w:ascii="Arial" w:eastAsia="Times New Roman" w:hAnsi="Arial" w:cs="Arial"/>
-          <w:kern w:val="0"/>
-          <w:sz w:val="24"/>
-          <w:szCs w:val="24"/>
-          <w:lang w:eastAsia="fr-FR"/>
-          <w14:ligatures w14:val="none"/>
-        </w:rPr>
-        <w:t>) → détection de visage → classification → agrégation → verdict</w:t>
+        <w:t>Pipeline de base construit : extraction de frames (OpenCV) → détection de visage → classification → agrégation → verdict</w:t>
       </w:r>
     </w:p>
     <w:p>
@@ -362,7 +288,6 @@
           <w14:ligatures w14:val="none"/>
         </w:rPr>
       </w:pPr>
-      <w:proofErr w:type="spellStart"/>
       <w:r>
         <w:rPr>
           <w:rFonts w:ascii="Arial" w:eastAsia="Times New Roman" w:hAnsi="Arial" w:cs="Arial"/>
@@ -374,56 +299,18 @@
           <w:lang w:eastAsia="fr-FR"/>
           <w14:ligatures w14:val="none"/>
         </w:rPr>
-        <w:t>Haar</w:t>
-      </w:r>
-      <w:proofErr w:type="spellEnd"/>
-      <w:r>
-        <w:rPr>
-          <w:rFonts w:ascii="Arial" w:eastAsia="Times New Roman" w:hAnsi="Arial" w:cs="Arial"/>
-          <w:b/>
-          <w:bCs/>
-          <w:kern w:val="0"/>
-          <w:sz w:val="24"/>
-          <w:szCs w:val="24"/>
-          <w:lang w:eastAsia="fr-FR"/>
-          <w14:ligatures w14:val="none"/>
-        </w:rPr>
-        <w:t xml:space="preserve"> Cascade</w:t>
-      </w:r>
-      <w:r>
-        <w:rPr>
-          <w:rFonts w:ascii="Arial" w:eastAsia="Times New Roman" w:hAnsi="Arial" w:cs="Arial"/>
-          <w:kern w:val="0"/>
-          <w:sz w:val="24"/>
-          <w:szCs w:val="24"/>
-          <w:lang w:eastAsia="fr-FR"/>
-          <w14:ligatures w14:val="none"/>
-        </w:rPr>
-        <w:t xml:space="preserve"> (départ) : trop de faux positifs (détections sur le décor), </w:t>
-      </w:r>
-      <w:proofErr w:type="spellStart"/>
-      <w:r>
-        <w:rPr>
-          <w:rFonts w:ascii="Arial" w:eastAsia="Times New Roman" w:hAnsi="Arial" w:cs="Arial"/>
-          <w:kern w:val="0"/>
-          <w:sz w:val="24"/>
-          <w:szCs w:val="24"/>
-          <w:lang w:eastAsia="fr-FR"/>
-          <w14:ligatures w14:val="none"/>
-        </w:rPr>
-        <w:t>crops</w:t>
-      </w:r>
-      <w:proofErr w:type="spellEnd"/>
-      <w:r>
-        <w:rPr>
-          <w:rFonts w:ascii="Arial" w:eastAsia="Times New Roman" w:hAnsi="Arial" w:cs="Arial"/>
-          <w:kern w:val="0"/>
-          <w:sz w:val="24"/>
-          <w:szCs w:val="24"/>
-          <w:lang w:eastAsia="fr-FR"/>
-          <w14:ligatures w14:val="none"/>
-        </w:rPr>
-        <w:t xml:space="preserve"> de mauvaise qualité</w:t>
+        <w:t>Haar Cascade</w:t>
+      </w:r>
+      <w:r>
+        <w:rPr>
+          <w:rFonts w:ascii="Arial" w:eastAsia="Times New Roman" w:hAnsi="Arial" w:cs="Arial"/>
+          <w:kern w:val="0"/>
+          <w:sz w:val="24"/>
+          <w:szCs w:val="24"/>
+          <w:lang w:eastAsia="fr-FR"/>
+          <w14:ligatures w14:val="none"/>
+        </w:rPr>
+        <w:t xml:space="preserve"> (départ) : trop de faux positifs (détections sur le décor), crops de mauvaise qualité</w:t>
       </w:r>
     </w:p>
     <w:p>
@@ -505,7 +392,6 @@
           <w14:ligatures w14:val="none"/>
         </w:rPr>
       </w:pPr>
-      <w:proofErr w:type="spellStart"/>
       <w:r>
         <w:rPr>
           <w:rFonts w:ascii="Arial" w:eastAsia="Times New Roman" w:hAnsi="Arial" w:cs="Arial"/>
@@ -519,65 +405,16 @@
         </w:rPr>
         <w:t>YuNet</w:t>
       </w:r>
-      <w:proofErr w:type="spellEnd"/>
-      <w:r>
-        <w:rPr>
-          <w:rFonts w:ascii="Arial" w:eastAsia="Times New Roman" w:hAnsi="Arial" w:cs="Arial"/>
-          <w:kern w:val="0"/>
-          <w:sz w:val="24"/>
-          <w:szCs w:val="24"/>
-          <w:lang w:eastAsia="fr-FR"/>
-          <w14:ligatures w14:val="none"/>
-        </w:rPr>
-        <w:t xml:space="preserve"> : détection quasi parfaite (100% de couverture sur tout le </w:t>
-      </w:r>
-      <w:proofErr w:type="spellStart"/>
-      <w:r>
-        <w:rPr>
-          <w:rFonts w:ascii="Arial" w:eastAsia="Times New Roman" w:hAnsi="Arial" w:cs="Arial"/>
-          <w:kern w:val="0"/>
-          <w:sz w:val="24"/>
-          <w:szCs w:val="24"/>
-          <w:lang w:eastAsia="fr-FR"/>
-          <w14:ligatures w14:val="none"/>
-        </w:rPr>
-        <w:t>dataset</w:t>
-      </w:r>
-      <w:proofErr w:type="spellEnd"/>
-      <w:r>
-        <w:rPr>
-          <w:rFonts w:ascii="Arial" w:eastAsia="Times New Roman" w:hAnsi="Arial" w:cs="Arial"/>
-          <w:kern w:val="0"/>
-          <w:sz w:val="24"/>
-          <w:szCs w:val="24"/>
-          <w:lang w:eastAsia="fr-FR"/>
-          <w14:ligatures w14:val="none"/>
-        </w:rPr>
-        <w:t xml:space="preserve">), y compris cas difficiles (mouvement, petite taille, </w:t>
-      </w:r>
-      <w:proofErr w:type="spellStart"/>
-      <w:r>
-        <w:rPr>
-          <w:rFonts w:ascii="Arial" w:eastAsia="Times New Roman" w:hAnsi="Arial" w:cs="Arial"/>
-          <w:kern w:val="0"/>
-          <w:sz w:val="24"/>
-          <w:szCs w:val="24"/>
-          <w:lang w:eastAsia="fr-FR"/>
-          <w14:ligatures w14:val="none"/>
-        </w:rPr>
-        <w:t>facecam</w:t>
-      </w:r>
-      <w:proofErr w:type="spellEnd"/>
-      <w:r>
-        <w:rPr>
-          <w:rFonts w:ascii="Arial" w:eastAsia="Times New Roman" w:hAnsi="Arial" w:cs="Arial"/>
-          <w:kern w:val="0"/>
-          <w:sz w:val="24"/>
-          <w:szCs w:val="24"/>
-          <w:lang w:eastAsia="fr-FR"/>
-          <w14:ligatures w14:val="none"/>
-        </w:rPr>
-        <w:t xml:space="preserve"> minuscule)</w:t>
+      <w:r>
+        <w:rPr>
+          <w:rFonts w:ascii="Arial" w:eastAsia="Times New Roman" w:hAnsi="Arial" w:cs="Arial"/>
+          <w:kern w:val="0"/>
+          <w:sz w:val="24"/>
+          <w:szCs w:val="24"/>
+          <w:lang w:eastAsia="fr-FR"/>
+          <w14:ligatures w14:val="none"/>
+        </w:rPr>
+        <w:t xml:space="preserve"> : détection quasi parfaite (100% de couverture sur tout le dataset), y compris cas difficiles (mouvement, petite taille, facecam minuscule)</w:t>
       </w:r>
     </w:p>
     <w:p>
@@ -787,63 +624,7 @@
           <w:lang w:eastAsia="fr-FR"/>
           <w14:ligatures w14:val="none"/>
         </w:rPr>
-        <w:t>4. Mesure d'</w:t>
-      </w:r>
-      <w:proofErr w:type="spellStart"/>
-      <w:r>
-        <w:rPr>
-          <w:rFonts w:ascii="Arial" w:eastAsia="Times New Roman" w:hAnsi="Arial" w:cs="Arial"/>
-          <w:b/>
-          <w:bCs/>
-          <w:kern w:val="0"/>
-          <w:sz w:val="24"/>
-          <w:szCs w:val="24"/>
-          <w:lang w:eastAsia="fr-FR"/>
-          <w14:ligatures w14:val="none"/>
-        </w:rPr>
-        <w:t>accuracy</w:t>
-      </w:r>
-      <w:proofErr w:type="spellEnd"/>
-      <w:r>
-        <w:rPr>
-          <w:rFonts w:ascii="Arial" w:eastAsia="Times New Roman" w:hAnsi="Arial" w:cs="Arial"/>
-          <w:b/>
-          <w:bCs/>
-          <w:kern w:val="0"/>
-          <w:sz w:val="24"/>
-          <w:szCs w:val="24"/>
-          <w:lang w:eastAsia="fr-FR"/>
-          <w14:ligatures w14:val="none"/>
-        </w:rPr>
-        <w:t xml:space="preserve"> sur </w:t>
-      </w:r>
-      <w:proofErr w:type="spellStart"/>
-      <w:r>
-        <w:rPr>
-          <w:rFonts w:ascii="Arial" w:eastAsia="Times New Roman" w:hAnsi="Arial" w:cs="Arial"/>
-          <w:b/>
-          <w:bCs/>
-          <w:kern w:val="0"/>
-          <w:sz w:val="24"/>
-          <w:szCs w:val="24"/>
-          <w:lang w:eastAsia="fr-FR"/>
-          <w14:ligatures w14:val="none"/>
-        </w:rPr>
-        <w:t>dataset</w:t>
-      </w:r>
-      <w:proofErr w:type="spellEnd"/>
-      <w:r>
-        <w:rPr>
-          <w:rFonts w:ascii="Arial" w:eastAsia="Times New Roman" w:hAnsi="Arial" w:cs="Arial"/>
-          <w:b/>
-          <w:bCs/>
-          <w:kern w:val="0"/>
-          <w:sz w:val="24"/>
-          <w:szCs w:val="24"/>
-          <w:lang w:eastAsia="fr-FR"/>
-          <w14:ligatures w14:val="none"/>
-        </w:rPr>
-        <w:t xml:space="preserve"> réel (18 vidéos : 8 réelles + 10 fake)</w:t>
+        <w:t>4. Mesure d'accuracy sur dataset réel (18 vidéos : 8 réelles + 10 fake)</w:t>
       </w:r>
     </w:p>
     <w:p>
@@ -862,29 +643,16 @@
           <w14:ligatures w14:val="none"/>
         </w:rPr>
       </w:pPr>
-      <w:proofErr w:type="spellStart"/>
-      <w:r>
-        <w:rPr>
-          <w:rFonts w:ascii="Arial" w:eastAsia="Times New Roman" w:hAnsi="Arial" w:cs="Arial"/>
-          <w:kern w:val="0"/>
-          <w:sz w:val="24"/>
-          <w:szCs w:val="24"/>
-          <w:lang w:eastAsia="fr-FR"/>
-          <w14:ligatures w14:val="none"/>
-        </w:rPr>
-        <w:t>Accuracy</w:t>
-      </w:r>
-      <w:proofErr w:type="spellEnd"/>
-      <w:r>
-        <w:rPr>
-          <w:rFonts w:ascii="Arial" w:eastAsia="Times New Roman" w:hAnsi="Arial" w:cs="Arial"/>
-          <w:kern w:val="0"/>
-          <w:sz w:val="24"/>
-          <w:szCs w:val="24"/>
-          <w:lang w:eastAsia="fr-FR"/>
-          <w14:ligatures w14:val="none"/>
-        </w:rPr>
-        <w:t xml:space="preserve"> initiale (moyenne, seuil 50%) : 44-47%, pire que le hasard</w:t>
+      <w:r>
+        <w:rPr>
+          <w:rFonts w:ascii="Arial" w:eastAsia="Times New Roman" w:hAnsi="Arial" w:cs="Arial"/>
+          <w:kern w:val="0"/>
+          <w:sz w:val="24"/>
+          <w:szCs w:val="24"/>
+          <w:lang w:eastAsia="fr-FR"/>
+          <w14:ligatures w14:val="none"/>
+        </w:rPr>
+        <w:t>Accuracy initiale (moyenne, seuil 50%) : 44-47%, pire que le hasard</w:t>
       </w:r>
     </w:p>
     <w:p>
@@ -912,31 +680,7 @@
           <w:lang w:eastAsia="fr-FR"/>
           <w14:ligatures w14:val="none"/>
         </w:rPr>
-        <w:t xml:space="preserve">Après nettoyage du pipeline (suppression du </w:t>
-      </w:r>
-      <w:proofErr w:type="spellStart"/>
-      <w:r>
-        <w:rPr>
-          <w:rFonts w:ascii="Arial" w:eastAsia="Times New Roman" w:hAnsi="Arial" w:cs="Arial"/>
-          <w:kern w:val="0"/>
-          <w:sz w:val="24"/>
-          <w:szCs w:val="24"/>
-          <w:lang w:eastAsia="fr-FR"/>
-          <w14:ligatures w14:val="none"/>
-        </w:rPr>
-        <w:t>fallback</w:t>
-      </w:r>
-      <w:proofErr w:type="spellEnd"/>
-      <w:r>
-        <w:rPr>
-          <w:rFonts w:ascii="Arial" w:eastAsia="Times New Roman" w:hAnsi="Arial" w:cs="Arial"/>
-          <w:kern w:val="0"/>
-          <w:sz w:val="24"/>
-          <w:szCs w:val="24"/>
-          <w:lang w:eastAsia="fr-FR"/>
-          <w14:ligatures w14:val="none"/>
-        </w:rPr>
-        <w:t xml:space="preserve"> sur image brute, seuil de confiance abaissé) : jusqu'à 70.6%</w:t>
+        <w:t>Après nettoyage du pipeline (suppression du fallback sur image brute, seuil de confiance abaissé) : jusqu'à 70.6%</w:t>
       </w:r>
     </w:p>
     <w:p>
@@ -964,31 +708,7 @@
           <w:lang w:eastAsia="fr-FR"/>
           <w14:ligatures w14:val="none"/>
         </w:rPr>
-        <w:t xml:space="preserve">Après passage à </w:t>
-      </w:r>
-      <w:proofErr w:type="spellStart"/>
-      <w:r>
-        <w:rPr>
-          <w:rFonts w:ascii="Arial" w:eastAsia="Times New Roman" w:hAnsi="Arial" w:cs="Arial"/>
-          <w:kern w:val="0"/>
-          <w:sz w:val="24"/>
-          <w:szCs w:val="24"/>
-          <w:lang w:eastAsia="fr-FR"/>
-          <w14:ligatures w14:val="none"/>
-        </w:rPr>
-        <w:t>YuNet</w:t>
-      </w:r>
-      <w:proofErr w:type="spellEnd"/>
-      <w:r>
-        <w:rPr>
-          <w:rFonts w:ascii="Arial" w:eastAsia="Times New Roman" w:hAnsi="Arial" w:cs="Arial"/>
-          <w:kern w:val="0"/>
-          <w:sz w:val="24"/>
-          <w:szCs w:val="24"/>
-          <w:lang w:eastAsia="fr-FR"/>
-          <w14:ligatures w14:val="none"/>
-        </w:rPr>
-        <w:t xml:space="preserve"> (détection plus robuste) : retombé à 66.7% — preuve que la détection n'était plus le facteur limitant</w:t>
+        <w:t>Après passage à YuNet (détection plus robuste) : retombé à 66.7% — preuve que la détection n'était plus le facteur limitant</w:t>
       </w:r>
     </w:p>
     <w:p>
@@ -1016,31 +736,7 @@
           <w:lang w:eastAsia="fr-FR"/>
           <w14:ligatures w14:val="none"/>
         </w:rPr>
-        <w:t>Test de l'</w:t>
-      </w:r>
-      <w:proofErr w:type="spellStart"/>
-      <w:r>
-        <w:rPr>
-          <w:rFonts w:ascii="Arial" w:eastAsia="Times New Roman" w:hAnsi="Arial" w:cs="Arial"/>
-          <w:kern w:val="0"/>
-          <w:sz w:val="24"/>
-          <w:szCs w:val="24"/>
-          <w:lang w:eastAsia="fr-FR"/>
-          <w14:ligatures w14:val="none"/>
-        </w:rPr>
-        <w:t>upscaling</w:t>
-      </w:r>
-      <w:proofErr w:type="spellEnd"/>
-      <w:r>
-        <w:rPr>
-          <w:rFonts w:ascii="Arial" w:eastAsia="Times New Roman" w:hAnsi="Arial" w:cs="Arial"/>
-          <w:kern w:val="0"/>
-          <w:sz w:val="24"/>
-          <w:szCs w:val="24"/>
-          <w:lang w:eastAsia="fr-FR"/>
-          <w14:ligatures w14:val="none"/>
-        </w:rPr>
-        <w:t xml:space="preserve"> des petits visages avant classification : </w:t>
+        <w:t xml:space="preserve">Test de l'upscaling des petits visages avant classification : </w:t>
       </w:r>
       <w:r>
         <w:rPr>
@@ -1107,55 +803,7 @@
           <w14:ligatures w14:val="none"/>
         </w:rPr>
         <w:br/>
-        <w:t xml:space="preserve">Trois hypothèses différentes testées et éliminées méthodiquement (statistique d'agrégation, qualité de détection, résolution des </w:t>
-      </w:r>
-      <w:proofErr w:type="spellStart"/>
-      <w:r>
-        <w:rPr>
-          <w:rFonts w:ascii="Arial" w:eastAsia="Times New Roman" w:hAnsi="Arial" w:cs="Arial"/>
-          <w:kern w:val="0"/>
-          <w:sz w:val="24"/>
-          <w:szCs w:val="24"/>
-          <w:lang w:eastAsia="fr-FR"/>
-          <w14:ligatures w14:val="none"/>
-        </w:rPr>
-        <w:t>crops</w:t>
-      </w:r>
-      <w:proofErr w:type="spellEnd"/>
-      <w:r>
-        <w:rPr>
-          <w:rFonts w:ascii="Arial" w:eastAsia="Times New Roman" w:hAnsi="Arial" w:cs="Arial"/>
-          <w:kern w:val="0"/>
-          <w:sz w:val="24"/>
-          <w:szCs w:val="24"/>
-          <w:lang w:eastAsia="fr-FR"/>
-          <w14:ligatures w14:val="none"/>
-        </w:rPr>
-        <w:t>) sans faire bouger le plafond d'</w:t>
-      </w:r>
-      <w:proofErr w:type="spellStart"/>
-      <w:r>
-        <w:rPr>
-          <w:rFonts w:ascii="Arial" w:eastAsia="Times New Roman" w:hAnsi="Arial" w:cs="Arial"/>
-          <w:kern w:val="0"/>
-          <w:sz w:val="24"/>
-          <w:szCs w:val="24"/>
-          <w:lang w:eastAsia="fr-FR"/>
-          <w14:ligatures w14:val="none"/>
-        </w:rPr>
-        <w:t>accuracy</w:t>
-      </w:r>
-      <w:proofErr w:type="spellEnd"/>
-      <w:r>
-        <w:rPr>
-          <w:rFonts w:ascii="Arial" w:eastAsia="Times New Roman" w:hAnsi="Arial" w:cs="Arial"/>
-          <w:kern w:val="0"/>
-          <w:sz w:val="24"/>
-          <w:szCs w:val="24"/>
-          <w:lang w:eastAsia="fr-FR"/>
-          <w14:ligatures w14:val="none"/>
-        </w:rPr>
-        <w:t xml:space="preserve"> de façon significative. Le goulot d'étranglement n'est ni le pipeline, ni le prétraitement — </w:t>
+        <w:t xml:space="preserve">Trois hypothèses différentes testées et éliminées méthodiquement (statistique d'agrégation, qualité de détection, résolution des crops) sans faire bouger le plafond d'accuracy de façon significative. Le goulot d'étranglement n'est ni le pipeline, ni le prétraitement — </w:t>
       </w:r>
       <w:r>
         <w:rPr>
@@ -1205,31 +853,7 @@
           <w:lang w:eastAsia="fr-FR"/>
           <w14:ligatures w14:val="none"/>
         </w:rPr>
-        <w:t xml:space="preserve"> au-delà de son </w:t>
-      </w:r>
-      <w:proofErr w:type="spellStart"/>
-      <w:r>
-        <w:rPr>
-          <w:rFonts w:ascii="Arial" w:eastAsia="Times New Roman" w:hAnsi="Arial" w:cs="Arial"/>
-          <w:kern w:val="0"/>
-          <w:sz w:val="24"/>
-          <w:szCs w:val="24"/>
-          <w:lang w:eastAsia="fr-FR"/>
-          <w14:ligatures w14:val="none"/>
-        </w:rPr>
-        <w:t>dataset</w:t>
-      </w:r>
-      <w:proofErr w:type="spellEnd"/>
-      <w:r>
-        <w:rPr>
-          <w:rFonts w:ascii="Arial" w:eastAsia="Times New Roman" w:hAnsi="Arial" w:cs="Arial"/>
-          <w:kern w:val="0"/>
-          <w:sz w:val="24"/>
-          <w:szCs w:val="24"/>
-          <w:lang w:eastAsia="fr-FR"/>
-          <w14:ligatures w14:val="none"/>
-        </w:rPr>
-        <w:t xml:space="preserve"> d'entraînement d'origine. Décision : changer de modèle de classification plutôt que continuer à optimiser autour d'un modèle plafonné.</w:t>
+        <w:t xml:space="preserve"> au-delà de son dataset d'entraînement d'origine. Décision : changer de modèle de classification plutôt que continuer à optimiser autour d'un modèle plafonné.</w:t>
       </w:r>
     </w:p>
     <w:p>
@@ -1347,55 +971,7 @@
           <w:lang w:eastAsia="fr-FR"/>
           <w14:ligatures w14:val="none"/>
         </w:rPr>
-        <w:t xml:space="preserve">, architecture </w:t>
-      </w:r>
-      <w:proofErr w:type="spellStart"/>
-      <w:r>
-        <w:rPr>
-          <w:rFonts w:ascii="Arial" w:eastAsia="Times New Roman" w:hAnsi="Arial" w:cs="Arial"/>
-          <w:kern w:val="0"/>
-          <w:sz w:val="24"/>
-          <w:szCs w:val="24"/>
-          <w:lang w:eastAsia="fr-FR"/>
-          <w14:ligatures w14:val="none"/>
-        </w:rPr>
-        <w:t>ViT</w:t>
-      </w:r>
-      <w:proofErr w:type="spellEnd"/>
-      <w:r>
-        <w:rPr>
-          <w:rFonts w:ascii="Arial" w:eastAsia="Times New Roman" w:hAnsi="Arial" w:cs="Arial"/>
-          <w:kern w:val="0"/>
-          <w:sz w:val="24"/>
-          <w:szCs w:val="24"/>
-          <w:lang w:eastAsia="fr-FR"/>
-          <w14:ligatures w14:val="none"/>
-        </w:rPr>
-        <w:t>) a été validé et testé de façon approfondie : trois axes d'optimisation ont été explorés méthodiquement (statistique d'agrégation des scores par frame, robustesse du détecteur de visage, qualité de résolution des visages recadrés). Ces trois pistes, testées indépendamment, ont plafonné l'</w:t>
-      </w:r>
-      <w:proofErr w:type="spellStart"/>
-      <w:r>
-        <w:rPr>
-          <w:rFonts w:ascii="Arial" w:eastAsia="Times New Roman" w:hAnsi="Arial" w:cs="Arial"/>
-          <w:kern w:val="0"/>
-          <w:sz w:val="24"/>
-          <w:szCs w:val="24"/>
-          <w:lang w:eastAsia="fr-FR"/>
-          <w14:ligatures w14:val="none"/>
-        </w:rPr>
-        <w:t>accuracy</w:t>
-      </w:r>
-      <w:proofErr w:type="spellEnd"/>
-      <w:r>
-        <w:rPr>
-          <w:rFonts w:ascii="Arial" w:eastAsia="Times New Roman" w:hAnsi="Arial" w:cs="Arial"/>
-          <w:kern w:val="0"/>
-          <w:sz w:val="24"/>
-          <w:szCs w:val="24"/>
-          <w:lang w:eastAsia="fr-FR"/>
-          <w14:ligatures w14:val="none"/>
-        </w:rPr>
-        <w:t xml:space="preserve"> à 70.6% sur un jeu de test de 18 à 20 vidéos, sans amélioration significative malgré les optimisations. Ce plafond a permis de conclure que la limite provenait de la capacité de généralisation du modèle lui-même, entraîné sur une distribution de données trop étroite par rapport à la diversité de vidéos rencontrées en usage réel.</w:t>
+        <w:t>, architecture ViT) a été validé et testé de façon approfondie : trois axes d'optimisation ont été explorés méthodiquement (statistique d'agrégation des scores par frame, robustesse du détecteur de visage, qualité de résolution des visages recadrés). Ces trois pistes, testées indépendamment, ont plafonné l'accuracy à 70.6% sur un jeu de test de 18 à 20 vidéos, sans amélioration significative malgré les optimisations. Ce plafond a permis de conclure que la limite provenait de la capacité de généralisation du modèle lui-même, entraîné sur une distribution de données trop étroite par rapport à la diversité de vidéos rencontrées en usage réel.</w:t>
       </w:r>
     </w:p>
     <w:p>
@@ -1436,9 +1012,32 @@
           <w:lang w:eastAsia="fr-FR"/>
           <w14:ligatures w14:val="none"/>
         </w:rPr>
-        <w:t xml:space="preserve">Nouveau modèle : </w:t>
-      </w:r>
-      <w:proofErr w:type="spellStart"/>
+        <w:t>Nouveau modèle : GenD (CLIP ViT-L/14)</w:t>
+      </w:r>
+    </w:p>
+    <w:p>
+      <w:pPr>
+        <w:spacing w:before="100" w:beforeAutospacing="1" w:after="100" w:afterAutospacing="1" w:line="240" w:lineRule="auto"/>
+        <w:rPr>
+          <w:rFonts w:ascii="Arial" w:eastAsia="Times New Roman" w:hAnsi="Arial" w:cs="Arial"/>
+          <w:kern w:val="0"/>
+          <w:sz w:val="24"/>
+          <w:szCs w:val="24"/>
+          <w:lang w:eastAsia="fr-FR"/>
+          <w14:ligatures w14:val="none"/>
+        </w:rPr>
+      </w:pPr>
+      <w:r>
+        <w:rPr>
+          <w:rFonts w:ascii="Arial" w:eastAsia="Times New Roman" w:hAnsi="Arial" w:cs="Arial"/>
+          <w:kern w:val="0"/>
+          <w:sz w:val="24"/>
+          <w:szCs w:val="24"/>
+          <w:lang w:eastAsia="fr-FR"/>
+          <w14:ligatures w14:val="none"/>
+        </w:rPr>
+        <w:t xml:space="preserve">Le modèle a été remplacé par </w:t>
+      </w:r>
       <w:r>
         <w:rPr>
           <w:rFonts w:ascii="Arial" w:eastAsia="Times New Roman" w:hAnsi="Arial" w:cs="Arial"/>
@@ -1452,87 +1051,6 @@
         </w:rPr>
         <w:t>GenD</w:t>
       </w:r>
-      <w:proofErr w:type="spellEnd"/>
-      <w:r>
-        <w:rPr>
-          <w:rFonts w:ascii="Arial" w:eastAsia="Times New Roman" w:hAnsi="Arial" w:cs="Arial"/>
-          <w:b/>
-          <w:bCs/>
-          <w:kern w:val="0"/>
-          <w:sz w:val="24"/>
-          <w:szCs w:val="24"/>
-          <w:lang w:eastAsia="fr-FR"/>
-          <w14:ligatures w14:val="none"/>
-        </w:rPr>
-        <w:t xml:space="preserve"> (CLIP </w:t>
-      </w:r>
-      <w:proofErr w:type="spellStart"/>
-      <w:r>
-        <w:rPr>
-          <w:rFonts w:ascii="Arial" w:eastAsia="Times New Roman" w:hAnsi="Arial" w:cs="Arial"/>
-          <w:b/>
-          <w:bCs/>
-          <w:kern w:val="0"/>
-          <w:sz w:val="24"/>
-          <w:szCs w:val="24"/>
-          <w:lang w:eastAsia="fr-FR"/>
-          <w14:ligatures w14:val="none"/>
-        </w:rPr>
-        <w:t>ViT-L</w:t>
-      </w:r>
-      <w:proofErr w:type="spellEnd"/>
-      <w:r>
-        <w:rPr>
-          <w:rFonts w:ascii="Arial" w:eastAsia="Times New Roman" w:hAnsi="Arial" w:cs="Arial"/>
-          <w:b/>
-          <w:bCs/>
-          <w:kern w:val="0"/>
-          <w:sz w:val="24"/>
-          <w:szCs w:val="24"/>
-          <w:lang w:eastAsia="fr-FR"/>
-          <w14:ligatures w14:val="none"/>
-        </w:rPr>
-        <w:t>/14)</w:t>
-      </w:r>
-    </w:p>
-    <w:p>
-      <w:pPr>
-        <w:spacing w:before="100" w:beforeAutospacing="1" w:after="100" w:afterAutospacing="1" w:line="240" w:lineRule="auto"/>
-        <w:rPr>
-          <w:rFonts w:ascii="Arial" w:eastAsia="Times New Roman" w:hAnsi="Arial" w:cs="Arial"/>
-          <w:kern w:val="0"/>
-          <w:sz w:val="24"/>
-          <w:szCs w:val="24"/>
-          <w:lang w:eastAsia="fr-FR"/>
-          <w14:ligatures w14:val="none"/>
-        </w:rPr>
-      </w:pPr>
-      <w:r>
-        <w:rPr>
-          <w:rFonts w:ascii="Arial" w:eastAsia="Times New Roman" w:hAnsi="Arial" w:cs="Arial"/>
-          <w:kern w:val="0"/>
-          <w:sz w:val="24"/>
-          <w:szCs w:val="24"/>
-          <w:lang w:eastAsia="fr-FR"/>
-          <w14:ligatures w14:val="none"/>
-        </w:rPr>
-        <w:t xml:space="preserve">Le modèle a été remplacé par </w:t>
-      </w:r>
-      <w:proofErr w:type="spellStart"/>
-      <w:r>
-        <w:rPr>
-          <w:rFonts w:ascii="Arial" w:eastAsia="Times New Roman" w:hAnsi="Arial" w:cs="Arial"/>
-          <w:b/>
-          <w:bCs/>
-          <w:kern w:val="0"/>
-          <w:sz w:val="24"/>
-          <w:szCs w:val="24"/>
-          <w:lang w:eastAsia="fr-FR"/>
-          <w14:ligatures w14:val="none"/>
-        </w:rPr>
-        <w:t>GenD</w:t>
-      </w:r>
-      <w:proofErr w:type="spellEnd"/>
       <w:r>
         <w:rPr>
           <w:rFonts w:ascii="Arial" w:eastAsia="Times New Roman" w:hAnsi="Arial" w:cs="Arial"/>
@@ -1555,9 +1073,19 @@
           <w:lang w:eastAsia="fr-FR"/>
           <w14:ligatures w14:val="none"/>
         </w:rPr>
-        <w:t>"</w:t>
-      </w:r>
-      <w:proofErr w:type="spellStart"/>
+        <w:t>"Deepfake Detection that Generalizes Across Benchmarks"</w:t>
+      </w:r>
+      <w:r>
+        <w:rPr>
+          <w:rFonts w:ascii="Arial" w:eastAsia="Times New Roman" w:hAnsi="Arial" w:cs="Arial"/>
+          <w:kern w:val="0"/>
+          <w:sz w:val="24"/>
+          <w:szCs w:val="24"/>
+          <w:lang w:eastAsia="fr-FR"/>
+          <w14:ligatures w14:val="none"/>
+        </w:rPr>
+        <w:t xml:space="preserve">, WACV 2026), un modèle explicitement conçu et évalué pour la généralisation cross-dataset — c'est-à-dire sa capacité à rester fiable sur des vidéos très différentes de son jeu d'entraînement d'origine (FaceForensics++). Le modèle repose sur l'encodeur visuel CLIP ViT-L/14, dont seule une infime partie des paramètres est réentraînée (0.03%, technique dite de </w:t>
+      </w:r>
       <w:r>
         <w:rPr>
           <w:rFonts w:ascii="Arial" w:eastAsia="Times New Roman" w:hAnsi="Arial" w:cs="Arial"/>
@@ -1569,228 +1097,6 @@
           <w:lang w:eastAsia="fr-FR"/>
           <w14:ligatures w14:val="none"/>
         </w:rPr>
-        <w:t>Deepfake</w:t>
-      </w:r>
-      <w:proofErr w:type="spellEnd"/>
-      <w:r>
-        <w:rPr>
-          <w:rFonts w:ascii="Arial" w:eastAsia="Times New Roman" w:hAnsi="Arial" w:cs="Arial"/>
-          <w:i/>
-          <w:iCs/>
-          <w:kern w:val="0"/>
-          <w:sz w:val="24"/>
-          <w:szCs w:val="24"/>
-          <w:lang w:eastAsia="fr-FR"/>
-          <w14:ligatures w14:val="none"/>
-        </w:rPr>
-        <w:t xml:space="preserve"> </w:t>
-      </w:r>
-      <w:proofErr w:type="spellStart"/>
-      <w:r>
-        <w:rPr>
-          <w:rFonts w:ascii="Arial" w:eastAsia="Times New Roman" w:hAnsi="Arial" w:cs="Arial"/>
-          <w:i/>
-          <w:iCs/>
-          <w:kern w:val="0"/>
-          <w:sz w:val="24"/>
-          <w:szCs w:val="24"/>
-          <w:lang w:eastAsia="fr-FR"/>
-          <w14:ligatures w14:val="none"/>
-        </w:rPr>
-        <w:t>Detection</w:t>
-      </w:r>
-      <w:proofErr w:type="spellEnd"/>
-      <w:r>
-        <w:rPr>
-          <w:rFonts w:ascii="Arial" w:eastAsia="Times New Roman" w:hAnsi="Arial" w:cs="Arial"/>
-          <w:i/>
-          <w:iCs/>
-          <w:kern w:val="0"/>
-          <w:sz w:val="24"/>
-          <w:szCs w:val="24"/>
-          <w:lang w:eastAsia="fr-FR"/>
-          <w14:ligatures w14:val="none"/>
-        </w:rPr>
-        <w:t xml:space="preserve"> </w:t>
-      </w:r>
-      <w:proofErr w:type="spellStart"/>
-      <w:r>
-        <w:rPr>
-          <w:rFonts w:ascii="Arial" w:eastAsia="Times New Roman" w:hAnsi="Arial" w:cs="Arial"/>
-          <w:i/>
-          <w:iCs/>
-          <w:kern w:val="0"/>
-          <w:sz w:val="24"/>
-          <w:szCs w:val="24"/>
-          <w:lang w:eastAsia="fr-FR"/>
-          <w14:ligatures w14:val="none"/>
-        </w:rPr>
-        <w:t>that</w:t>
-      </w:r>
-      <w:proofErr w:type="spellEnd"/>
-      <w:r>
-        <w:rPr>
-          <w:rFonts w:ascii="Arial" w:eastAsia="Times New Roman" w:hAnsi="Arial" w:cs="Arial"/>
-          <w:i/>
-          <w:iCs/>
-          <w:kern w:val="0"/>
-          <w:sz w:val="24"/>
-          <w:szCs w:val="24"/>
-          <w:lang w:eastAsia="fr-FR"/>
-          <w14:ligatures w14:val="none"/>
-        </w:rPr>
-        <w:t xml:space="preserve"> </w:t>
-      </w:r>
-      <w:proofErr w:type="spellStart"/>
-      <w:r>
-        <w:rPr>
-          <w:rFonts w:ascii="Arial" w:eastAsia="Times New Roman" w:hAnsi="Arial" w:cs="Arial"/>
-          <w:i/>
-          <w:iCs/>
-          <w:kern w:val="0"/>
-          <w:sz w:val="24"/>
-          <w:szCs w:val="24"/>
-          <w:lang w:eastAsia="fr-FR"/>
-          <w14:ligatures w14:val="none"/>
-        </w:rPr>
-        <w:t>Generalizes</w:t>
-      </w:r>
-      <w:proofErr w:type="spellEnd"/>
-      <w:r>
-        <w:rPr>
-          <w:rFonts w:ascii="Arial" w:eastAsia="Times New Roman" w:hAnsi="Arial" w:cs="Arial"/>
-          <w:i/>
-          <w:iCs/>
-          <w:kern w:val="0"/>
-          <w:sz w:val="24"/>
-          <w:szCs w:val="24"/>
-          <w:lang w:eastAsia="fr-FR"/>
-          <w14:ligatures w14:val="none"/>
-        </w:rPr>
-        <w:t xml:space="preserve"> </w:t>
-      </w:r>
-      <w:proofErr w:type="spellStart"/>
-      <w:r>
-        <w:rPr>
-          <w:rFonts w:ascii="Arial" w:eastAsia="Times New Roman" w:hAnsi="Arial" w:cs="Arial"/>
-          <w:i/>
-          <w:iCs/>
-          <w:kern w:val="0"/>
-          <w:sz w:val="24"/>
-          <w:szCs w:val="24"/>
-          <w:lang w:eastAsia="fr-FR"/>
-          <w14:ligatures w14:val="none"/>
-        </w:rPr>
-        <w:t>Across</w:t>
-      </w:r>
-      <w:proofErr w:type="spellEnd"/>
-      <w:r>
-        <w:rPr>
-          <w:rFonts w:ascii="Arial" w:eastAsia="Times New Roman" w:hAnsi="Arial" w:cs="Arial"/>
-          <w:i/>
-          <w:iCs/>
-          <w:kern w:val="0"/>
-          <w:sz w:val="24"/>
-          <w:szCs w:val="24"/>
-          <w:lang w:eastAsia="fr-FR"/>
-          <w14:ligatures w14:val="none"/>
-        </w:rPr>
-        <w:t xml:space="preserve"> Benchmarks"</w:t>
-      </w:r>
-      <w:r>
-        <w:rPr>
-          <w:rFonts w:ascii="Arial" w:eastAsia="Times New Roman" w:hAnsi="Arial" w:cs="Arial"/>
-          <w:kern w:val="0"/>
-          <w:sz w:val="24"/>
-          <w:szCs w:val="24"/>
-          <w:lang w:eastAsia="fr-FR"/>
-          <w14:ligatures w14:val="none"/>
-        </w:rPr>
-        <w:t>, WACV 2026), un modèle explicitement conçu et évalué pour la généralisation cross-</w:t>
-      </w:r>
-      <w:proofErr w:type="spellStart"/>
-      <w:r>
-        <w:rPr>
-          <w:rFonts w:ascii="Arial" w:eastAsia="Times New Roman" w:hAnsi="Arial" w:cs="Arial"/>
-          <w:kern w:val="0"/>
-          <w:sz w:val="24"/>
-          <w:szCs w:val="24"/>
-          <w:lang w:eastAsia="fr-FR"/>
-          <w14:ligatures w14:val="none"/>
-        </w:rPr>
-        <w:t>dataset</w:t>
-      </w:r>
-      <w:proofErr w:type="spellEnd"/>
-      <w:r>
-        <w:rPr>
-          <w:rFonts w:ascii="Arial" w:eastAsia="Times New Roman" w:hAnsi="Arial" w:cs="Arial"/>
-          <w:kern w:val="0"/>
-          <w:sz w:val="24"/>
-          <w:szCs w:val="24"/>
-          <w:lang w:eastAsia="fr-FR"/>
-          <w14:ligatures w14:val="none"/>
-        </w:rPr>
-        <w:t xml:space="preserve"> — c'est-à-dire sa capacité à rester fiable sur des vidéos très différentes de son jeu d'entraînement d'origine (</w:t>
-      </w:r>
-      <w:proofErr w:type="spellStart"/>
-      <w:r>
-        <w:rPr>
-          <w:rFonts w:ascii="Arial" w:eastAsia="Times New Roman" w:hAnsi="Arial" w:cs="Arial"/>
-          <w:kern w:val="0"/>
-          <w:sz w:val="24"/>
-          <w:szCs w:val="24"/>
-          <w:lang w:eastAsia="fr-FR"/>
-          <w14:ligatures w14:val="none"/>
-        </w:rPr>
-        <w:t>FaceForensics</w:t>
-      </w:r>
-      <w:proofErr w:type="spellEnd"/>
-      <w:r>
-        <w:rPr>
-          <w:rFonts w:ascii="Arial" w:eastAsia="Times New Roman" w:hAnsi="Arial" w:cs="Arial"/>
-          <w:kern w:val="0"/>
-          <w:sz w:val="24"/>
-          <w:szCs w:val="24"/>
-          <w:lang w:eastAsia="fr-FR"/>
-          <w14:ligatures w14:val="none"/>
-        </w:rPr>
-        <w:t xml:space="preserve">++). Le modèle repose sur l'encodeur visuel CLIP </w:t>
-      </w:r>
-      <w:proofErr w:type="spellStart"/>
-      <w:r>
-        <w:rPr>
-          <w:rFonts w:ascii="Arial" w:eastAsia="Times New Roman" w:hAnsi="Arial" w:cs="Arial"/>
-          <w:kern w:val="0"/>
-          <w:sz w:val="24"/>
-          <w:szCs w:val="24"/>
-          <w:lang w:eastAsia="fr-FR"/>
-          <w14:ligatures w14:val="none"/>
-        </w:rPr>
-        <w:t>ViT-L</w:t>
-      </w:r>
-      <w:proofErr w:type="spellEnd"/>
-      <w:r>
-        <w:rPr>
-          <w:rFonts w:ascii="Arial" w:eastAsia="Times New Roman" w:hAnsi="Arial" w:cs="Arial"/>
-          <w:kern w:val="0"/>
-          <w:sz w:val="24"/>
-          <w:szCs w:val="24"/>
-          <w:lang w:eastAsia="fr-FR"/>
-          <w14:ligatures w14:val="none"/>
-        </w:rPr>
-        <w:t xml:space="preserve">/14, dont seule une infime partie des paramètres est réentraînée (0.03%, technique dite de </w:t>
-      </w:r>
-      <w:r>
-        <w:rPr>
-          <w:rFonts w:ascii="Arial" w:eastAsia="Times New Roman" w:hAnsi="Arial" w:cs="Arial"/>
-          <w:i/>
-          <w:iCs/>
-          <w:kern w:val="0"/>
-          <w:sz w:val="24"/>
-          <w:szCs w:val="24"/>
-          <w:lang w:eastAsia="fr-FR"/>
-          <w14:ligatures w14:val="none"/>
-        </w:rPr>
         <w:t>LN-tuning</w:t>
       </w:r>
       <w:r>
@@ -1826,55 +1132,7 @@
           <w:lang w:eastAsia="fr-FR"/>
           <w14:ligatures w14:val="none"/>
         </w:rPr>
-        <w:t>L'intégration a nécessité l'adoption du pipeline officiel de prétraitement des auteurs : détection de visage (</w:t>
-      </w:r>
-      <w:proofErr w:type="spellStart"/>
-      <w:r>
-        <w:rPr>
-          <w:rFonts w:ascii="Arial" w:eastAsia="Times New Roman" w:hAnsi="Arial" w:cs="Arial"/>
-          <w:kern w:val="0"/>
-          <w:sz w:val="24"/>
-          <w:szCs w:val="24"/>
-          <w:lang w:eastAsia="fr-FR"/>
-          <w14:ligatures w14:val="none"/>
-        </w:rPr>
-        <w:t>RetinaFace</w:t>
-      </w:r>
-      <w:proofErr w:type="spellEnd"/>
-      <w:r>
-        <w:rPr>
-          <w:rFonts w:ascii="Arial" w:eastAsia="Times New Roman" w:hAnsi="Arial" w:cs="Arial"/>
-          <w:kern w:val="0"/>
-          <w:sz w:val="24"/>
-          <w:szCs w:val="24"/>
-          <w:lang w:eastAsia="fr-FR"/>
-          <w14:ligatures w14:val="none"/>
-        </w:rPr>
-        <w:t>/SCRFD) et alignement par points de repère faciaux (yeux, nez, bouche) vers une pose standardisée, remplaçant notre détecteur précédent (</w:t>
-      </w:r>
-      <w:proofErr w:type="spellStart"/>
-      <w:r>
-        <w:rPr>
-          <w:rFonts w:ascii="Arial" w:eastAsia="Times New Roman" w:hAnsi="Arial" w:cs="Arial"/>
-          <w:kern w:val="0"/>
-          <w:sz w:val="24"/>
-          <w:szCs w:val="24"/>
-          <w:lang w:eastAsia="fr-FR"/>
-          <w14:ligatures w14:val="none"/>
-        </w:rPr>
-        <w:t>YuNet</w:t>
-      </w:r>
-      <w:proofErr w:type="spellEnd"/>
-      <w:r>
-        <w:rPr>
-          <w:rFonts w:ascii="Arial" w:eastAsia="Times New Roman" w:hAnsi="Arial" w:cs="Arial"/>
-          <w:kern w:val="0"/>
-          <w:sz w:val="24"/>
-          <w:szCs w:val="24"/>
-          <w:lang w:eastAsia="fr-FR"/>
-          <w14:ligatures w14:val="none"/>
-        </w:rPr>
-        <w:t>).</w:t>
+        <w:t>L'intégration a nécessité l'adoption du pipeline officiel de prétraitement des auteurs : détection de visage (RetinaFace/SCRFD) et alignement par points de repère faciaux (yeux, nez, bouche) vers une pose standardisée, remplaçant notre détecteur précédent (YuNet).</w:t>
       </w:r>
     </w:p>
     <w:p>
@@ -2062,35 +1320,7 @@
                 <w:lang w:eastAsia="fr-FR"/>
                 <w14:ligatures w14:val="none"/>
               </w:rPr>
-              <w:t>Ancien modèle (</w:t>
-            </w:r>
-            <w:proofErr w:type="spellStart"/>
-            <w:r>
-              <w:rPr>
-                <w:rFonts w:ascii="Arial" w:eastAsia="Times New Roman" w:hAnsi="Arial" w:cs="Arial"/>
-                <w:b/>
-                <w:bCs/>
-                <w:kern w:val="0"/>
-                <w:sz w:val="24"/>
-                <w:szCs w:val="24"/>
-                <w:lang w:eastAsia="fr-FR"/>
-                <w14:ligatures w14:val="none"/>
-              </w:rPr>
-              <w:t>ViT</w:t>
-            </w:r>
-            <w:proofErr w:type="spellEnd"/>
-            <w:r>
-              <w:rPr>
-                <w:rFonts w:ascii="Arial" w:eastAsia="Times New Roman" w:hAnsi="Arial" w:cs="Arial"/>
-                <w:b/>
-                <w:bCs/>
-                <w:kern w:val="0"/>
-                <w:sz w:val="24"/>
-                <w:szCs w:val="24"/>
-                <w:lang w:eastAsia="fr-FR"/>
-                <w14:ligatures w14:val="none"/>
-              </w:rPr>
-              <w:t>)</w:t>
+              <w:t>Ancien modèle (ViT)</w:t>
             </w:r>
           </w:p>
         </w:tc>
@@ -2115,7 +1345,6 @@
                 <w14:ligatures w14:val="none"/>
               </w:rPr>
             </w:pPr>
-            <w:proofErr w:type="spellStart"/>
             <w:r>
               <w:rPr>
                 <w:rFonts w:ascii="Arial" w:eastAsia="Times New Roman" w:hAnsi="Arial" w:cs="Arial"/>
@@ -2127,21 +1356,7 @@
                 <w:lang w:eastAsia="fr-FR"/>
                 <w14:ligatures w14:val="none"/>
               </w:rPr>
-              <w:t>GenD</w:t>
-            </w:r>
-            <w:proofErr w:type="spellEnd"/>
-            <w:r>
-              <w:rPr>
-                <w:rFonts w:ascii="Arial" w:eastAsia="Times New Roman" w:hAnsi="Arial" w:cs="Arial"/>
-                <w:b/>
-                <w:bCs/>
-                <w:kern w:val="0"/>
-                <w:sz w:val="24"/>
-                <w:szCs w:val="24"/>
-                <w:lang w:eastAsia="fr-FR"/>
-                <w14:ligatures w14:val="none"/>
-              </w:rPr>
-              <w:t xml:space="preserve"> (CLIP)</w:t>
+              <w:t>GenD (CLIP)</w:t>
             </w:r>
           </w:p>
         </w:tc>
@@ -2168,7 +1383,6 @@
                 <w14:ligatures w14:val="none"/>
               </w:rPr>
             </w:pPr>
-            <w:proofErr w:type="spellStart"/>
             <w:r>
               <w:rPr>
                 <w:rFonts w:ascii="Arial" w:eastAsia="Times New Roman" w:hAnsi="Arial" w:cs="Arial"/>
@@ -2178,19 +1392,7 @@
                 <w:lang w:eastAsia="fr-FR"/>
                 <w14:ligatures w14:val="none"/>
               </w:rPr>
-              <w:t>Accuracy</w:t>
-            </w:r>
-            <w:proofErr w:type="spellEnd"/>
-            <w:r>
-              <w:rPr>
-                <w:rFonts w:ascii="Arial" w:eastAsia="Times New Roman" w:hAnsi="Arial" w:cs="Arial"/>
-                <w:kern w:val="0"/>
-                <w:sz w:val="24"/>
-                <w:szCs w:val="24"/>
-                <w:lang w:eastAsia="fr-FR"/>
-                <w14:ligatures w14:val="none"/>
-              </w:rPr>
-              <w:t xml:space="preserve"> globale</w:t>
+              <w:t>Accuracy globale</w:t>
             </w:r>
           </w:p>
         </w:tc>
@@ -2290,31 +1492,7 @@
                 <w:lang w:eastAsia="fr-FR"/>
                 <w14:ligatures w14:val="none"/>
               </w:rPr>
-              <w:t>Faux négatifs (</w:t>
-            </w:r>
-            <w:proofErr w:type="spellStart"/>
-            <w:r>
-              <w:rPr>
-                <w:rFonts w:ascii="Arial" w:eastAsia="Times New Roman" w:hAnsi="Arial" w:cs="Arial"/>
-                <w:kern w:val="0"/>
-                <w:sz w:val="24"/>
-                <w:szCs w:val="24"/>
-                <w:lang w:eastAsia="fr-FR"/>
-                <w14:ligatures w14:val="none"/>
-              </w:rPr>
-              <w:t>deepfake</w:t>
-            </w:r>
-            <w:proofErr w:type="spellEnd"/>
-            <w:r>
-              <w:rPr>
-                <w:rFonts w:ascii="Arial" w:eastAsia="Times New Roman" w:hAnsi="Arial" w:cs="Arial"/>
-                <w:kern w:val="0"/>
-                <w:sz w:val="24"/>
-                <w:szCs w:val="24"/>
-                <w:lang w:eastAsia="fr-FR"/>
-                <w14:ligatures w14:val="none"/>
-              </w:rPr>
-              <w:t xml:space="preserve"> non détecté)</w:t>
+              <w:t>Faux négatifs (deepfake non détecté)</w:t>
             </w:r>
           </w:p>
         </w:tc>
@@ -2601,31 +1779,7 @@
           <w:lang w:eastAsia="fr-FR"/>
           <w14:ligatures w14:val="none"/>
         </w:rPr>
-        <w:t xml:space="preserve">Le taux de faux négatifs de 0% est particulièrement significatif pour un cas d'usage de vérification d'identité (KYC) : aucun des </w:t>
-      </w:r>
-      <w:proofErr w:type="spellStart"/>
-      <w:r>
-        <w:rPr>
-          <w:rFonts w:ascii="Arial" w:eastAsia="Times New Roman" w:hAnsi="Arial" w:cs="Arial"/>
-          <w:kern w:val="0"/>
-          <w:sz w:val="24"/>
-          <w:szCs w:val="24"/>
-          <w:lang w:eastAsia="fr-FR"/>
-          <w14:ligatures w14:val="none"/>
-        </w:rPr>
-        <w:t>deepfakes</w:t>
-      </w:r>
-      <w:proofErr w:type="spellEnd"/>
-      <w:r>
-        <w:rPr>
-          <w:rFonts w:ascii="Arial" w:eastAsia="Times New Roman" w:hAnsi="Arial" w:cs="Arial"/>
-          <w:kern w:val="0"/>
-          <w:sz w:val="24"/>
-          <w:szCs w:val="24"/>
-          <w:lang w:eastAsia="fr-FR"/>
-          <w14:ligatures w14:val="none"/>
-        </w:rPr>
-        <w:t xml:space="preserve"> testés n'est passé pour une vidéo authentique. Les erreurs restantes sont exclusivement des faux positifs (vraies vidéos jugées </w:t>
+        <w:t xml:space="preserve">Le taux de faux négatifs de 0% est particulièrement significatif pour un cas d'usage de vérification d'identité (KYC) : aucun des deepfakes testés n'est passé pour une vidéo authentique. Les erreurs restantes sont exclusivement des faux positifs (vraies vidéos jugées </w:t>
       </w:r>
       <w:r>
         <w:rPr>
@@ -2669,31 +1823,7 @@
           <w:lang w:eastAsia="fr-FR"/>
           <w14:ligatures w14:val="none"/>
         </w:rPr>
-        <w:t xml:space="preserve"> une vraie vidéo rejetée peut être revérifiée manuellement, alors qu'un </w:t>
-      </w:r>
-      <w:proofErr w:type="spellStart"/>
-      <w:r>
-        <w:rPr>
-          <w:rFonts w:ascii="Arial" w:eastAsia="Times New Roman" w:hAnsi="Arial" w:cs="Arial"/>
-          <w:kern w:val="0"/>
-          <w:sz w:val="24"/>
-          <w:szCs w:val="24"/>
-          <w:lang w:eastAsia="fr-FR"/>
-          <w14:ligatures w14:val="none"/>
-        </w:rPr>
-        <w:t>deepfake</w:t>
-      </w:r>
-      <w:proofErr w:type="spellEnd"/>
-      <w:r>
-        <w:rPr>
-          <w:rFonts w:ascii="Arial" w:eastAsia="Times New Roman" w:hAnsi="Arial" w:cs="Arial"/>
-          <w:kern w:val="0"/>
-          <w:sz w:val="24"/>
-          <w:szCs w:val="24"/>
-          <w:lang w:eastAsia="fr-FR"/>
-          <w14:ligatures w14:val="none"/>
-        </w:rPr>
-        <w:t xml:space="preserve"> non détecté représente un risque de sécurité direct.</w:t>
+        <w:t xml:space="preserve"> une vraie vidéo rejetée peut être revérifiée manuellement, alors qu'un deepfake non détecté représente un risque de sécurité direct.</w:t>
       </w:r>
     </w:p>
     <w:p>
@@ -2744,35 +1874,7 @@
           <w:lang w:eastAsia="fr-FR"/>
           <w14:ligatures w14:val="none"/>
         </w:rPr>
-        <w:t xml:space="preserve">RÉCAPITULATIF (pipeline </w:t>
-      </w:r>
-      <w:proofErr w:type="spellStart"/>
-      <w:r>
-        <w:rPr>
-          <w:rFonts w:ascii="Arial" w:eastAsia="Times New Roman" w:hAnsi="Arial" w:cs="Arial"/>
-          <w:b/>
-          <w:bCs/>
-          <w:kern w:val="0"/>
-          <w:sz w:val="24"/>
-          <w:szCs w:val="24"/>
-          <w:lang w:eastAsia="fr-FR"/>
-          <w14:ligatures w14:val="none"/>
-        </w:rPr>
-        <w:t>GenD</w:t>
-      </w:r>
-      <w:proofErr w:type="spellEnd"/>
-      <w:r>
-        <w:rPr>
-          <w:rFonts w:ascii="Arial" w:eastAsia="Times New Roman" w:hAnsi="Arial" w:cs="Arial"/>
-          <w:b/>
-          <w:bCs/>
-          <w:kern w:val="0"/>
-          <w:sz w:val="24"/>
-          <w:szCs w:val="24"/>
-          <w:lang w:eastAsia="fr-FR"/>
-          <w14:ligatures w14:val="none"/>
-        </w:rPr>
-        <w:t xml:space="preserve"> unifié)</w:t>
+        <w:t>RÉCAPITULATIF (pipeline GenD unifié)</w:t>
       </w:r>
     </w:p>
     <w:p>
@@ -2945,31 +2047,7 @@
           <w:lang w:val="en-GB" w:eastAsia="fr-FR"/>
           <w14:ligatures w14:val="none"/>
         </w:rPr>
-        <w:t xml:space="preserve">test_video2.mp4  REAL    </w:t>
-      </w:r>
-      <w:proofErr w:type="spellStart"/>
-      <w:r>
-        <w:rPr>
-          <w:rFonts w:ascii="Arial" w:eastAsia="Times New Roman" w:hAnsi="Arial" w:cs="Arial"/>
-          <w:kern w:val="0"/>
-          <w:sz w:val="24"/>
-          <w:szCs w:val="24"/>
-          <w:lang w:val="en-GB" w:eastAsia="fr-FR"/>
-          <w14:ligatures w14:val="none"/>
-        </w:rPr>
-        <w:t>REAL</w:t>
-      </w:r>
-      <w:proofErr w:type="spellEnd"/>
-      <w:r>
-        <w:rPr>
-          <w:rFonts w:ascii="Arial" w:eastAsia="Times New Roman" w:hAnsi="Arial" w:cs="Arial"/>
-          <w:kern w:val="0"/>
-          <w:sz w:val="24"/>
-          <w:szCs w:val="24"/>
-          <w:lang w:val="en-GB" w:eastAsia="fr-FR"/>
-          <w14:ligatures w14:val="none"/>
-        </w:rPr>
-        <w:t xml:space="preserve">    </w:t>
+        <w:t xml:space="preserve">test_video2.mp4  REAL    REAL    </w:t>
       </w:r>
       <w:r>
         <w:rPr>
@@ -3023,31 +2101,7 @@
           <w:lang w:val="en-GB" w:eastAsia="fr-FR"/>
           <w14:ligatures w14:val="none"/>
         </w:rPr>
-        <w:t xml:space="preserve">test_video3.mp4  REAL    </w:t>
-      </w:r>
-      <w:proofErr w:type="spellStart"/>
-      <w:r>
-        <w:rPr>
-          <w:rFonts w:ascii="Arial" w:eastAsia="Times New Roman" w:hAnsi="Arial" w:cs="Arial"/>
-          <w:kern w:val="0"/>
-          <w:sz w:val="24"/>
-          <w:szCs w:val="24"/>
-          <w:lang w:val="en-GB" w:eastAsia="fr-FR"/>
-          <w14:ligatures w14:val="none"/>
-        </w:rPr>
-        <w:t>REAL</w:t>
-      </w:r>
-      <w:proofErr w:type="spellEnd"/>
-      <w:r>
-        <w:rPr>
-          <w:rFonts w:ascii="Arial" w:eastAsia="Times New Roman" w:hAnsi="Arial" w:cs="Arial"/>
-          <w:kern w:val="0"/>
-          <w:sz w:val="24"/>
-          <w:szCs w:val="24"/>
-          <w:lang w:val="en-GB" w:eastAsia="fr-FR"/>
-          <w14:ligatures w14:val="none"/>
-        </w:rPr>
-        <w:t xml:space="preserve">    </w:t>
+        <w:t xml:space="preserve">test_video3.mp4  REAL    REAL    </w:t>
       </w:r>
       <w:r>
         <w:rPr>
@@ -3101,31 +2155,7 @@
           <w:lang w:val="en-GB" w:eastAsia="fr-FR"/>
           <w14:ligatures w14:val="none"/>
         </w:rPr>
-        <w:t xml:space="preserve">test_video4.mp4  REAL    </w:t>
-      </w:r>
-      <w:proofErr w:type="spellStart"/>
-      <w:r>
-        <w:rPr>
-          <w:rFonts w:ascii="Arial" w:eastAsia="Times New Roman" w:hAnsi="Arial" w:cs="Arial"/>
-          <w:kern w:val="0"/>
-          <w:sz w:val="24"/>
-          <w:szCs w:val="24"/>
-          <w:lang w:val="en-GB" w:eastAsia="fr-FR"/>
-          <w14:ligatures w14:val="none"/>
-        </w:rPr>
-        <w:t>REAL</w:t>
-      </w:r>
-      <w:proofErr w:type="spellEnd"/>
-      <w:r>
-        <w:rPr>
-          <w:rFonts w:ascii="Arial" w:eastAsia="Times New Roman" w:hAnsi="Arial" w:cs="Arial"/>
-          <w:kern w:val="0"/>
-          <w:sz w:val="24"/>
-          <w:szCs w:val="24"/>
-          <w:lang w:val="en-GB" w:eastAsia="fr-FR"/>
-          <w14:ligatures w14:val="none"/>
-        </w:rPr>
-        <w:t xml:space="preserve">    </w:t>
+        <w:t xml:space="preserve">test_video4.mp4  REAL    REAL    </w:t>
       </w:r>
       <w:r>
         <w:rPr>
@@ -3179,31 +2209,7 @@
           <w:lang w:val="en-GB" w:eastAsia="fr-FR"/>
           <w14:ligatures w14:val="none"/>
         </w:rPr>
-        <w:t xml:space="preserve">test_video5.mp4  REAL    </w:t>
-      </w:r>
-      <w:proofErr w:type="spellStart"/>
-      <w:r>
-        <w:rPr>
-          <w:rFonts w:ascii="Arial" w:eastAsia="Times New Roman" w:hAnsi="Arial" w:cs="Arial"/>
-          <w:kern w:val="0"/>
-          <w:sz w:val="24"/>
-          <w:szCs w:val="24"/>
-          <w:lang w:val="en-GB" w:eastAsia="fr-FR"/>
-          <w14:ligatures w14:val="none"/>
-        </w:rPr>
-        <w:t>REAL</w:t>
-      </w:r>
-      <w:proofErr w:type="spellEnd"/>
-      <w:r>
-        <w:rPr>
-          <w:rFonts w:ascii="Arial" w:eastAsia="Times New Roman" w:hAnsi="Arial" w:cs="Arial"/>
-          <w:kern w:val="0"/>
-          <w:sz w:val="24"/>
-          <w:szCs w:val="24"/>
-          <w:lang w:val="en-GB" w:eastAsia="fr-FR"/>
-          <w14:ligatures w14:val="none"/>
-        </w:rPr>
-        <w:t xml:space="preserve">    </w:t>
+        <w:t xml:space="preserve">test_video5.mp4  REAL    REAL    </w:t>
       </w:r>
       <w:r>
         <w:rPr>
@@ -3311,31 +2317,7 @@
           <w:lang w:val="en-GB" w:eastAsia="fr-FR"/>
           <w14:ligatures w14:val="none"/>
         </w:rPr>
-        <w:t xml:space="preserve">test_video7.mp4  REAL    </w:t>
-      </w:r>
-      <w:proofErr w:type="spellStart"/>
-      <w:r>
-        <w:rPr>
-          <w:rFonts w:ascii="Arial" w:eastAsia="Times New Roman" w:hAnsi="Arial" w:cs="Arial"/>
-          <w:kern w:val="0"/>
-          <w:sz w:val="24"/>
-          <w:szCs w:val="24"/>
-          <w:lang w:val="en-GB" w:eastAsia="fr-FR"/>
-          <w14:ligatures w14:val="none"/>
-        </w:rPr>
-        <w:t>REAL</w:t>
-      </w:r>
-      <w:proofErr w:type="spellEnd"/>
-      <w:r>
-        <w:rPr>
-          <w:rFonts w:ascii="Arial" w:eastAsia="Times New Roman" w:hAnsi="Arial" w:cs="Arial"/>
-          <w:kern w:val="0"/>
-          <w:sz w:val="24"/>
-          <w:szCs w:val="24"/>
-          <w:lang w:val="en-GB" w:eastAsia="fr-FR"/>
-          <w14:ligatures w14:val="none"/>
-        </w:rPr>
-        <w:t xml:space="preserve">    </w:t>
+        <w:t xml:space="preserve">test_video7.mp4  REAL    REAL    </w:t>
       </w:r>
       <w:r>
         <w:rPr>
@@ -3390,31 +2372,7 @@
           <w14:ligatures w14:val="none"/>
         </w:rPr>
         <w:lastRenderedPageBreak/>
-        <w:t xml:space="preserve">test_video8.mp4  REAL    </w:t>
-      </w:r>
-      <w:proofErr w:type="spellStart"/>
-      <w:r>
-        <w:rPr>
-          <w:rFonts w:ascii="Arial" w:eastAsia="Times New Roman" w:hAnsi="Arial" w:cs="Arial"/>
-          <w:kern w:val="0"/>
-          <w:sz w:val="24"/>
-          <w:szCs w:val="24"/>
-          <w:lang w:val="en-GB" w:eastAsia="fr-FR"/>
-          <w14:ligatures w14:val="none"/>
-        </w:rPr>
-        <w:t>REAL</w:t>
-      </w:r>
-      <w:proofErr w:type="spellEnd"/>
-      <w:r>
-        <w:rPr>
-          <w:rFonts w:ascii="Arial" w:eastAsia="Times New Roman" w:hAnsi="Arial" w:cs="Arial"/>
-          <w:kern w:val="0"/>
-          <w:sz w:val="24"/>
-          <w:szCs w:val="24"/>
-          <w:lang w:val="en-GB" w:eastAsia="fr-FR"/>
-          <w14:ligatures w14:val="none"/>
-        </w:rPr>
-        <w:t xml:space="preserve">    </w:t>
+        <w:t xml:space="preserve">test_video8.mp4  REAL    REAL    </w:t>
       </w:r>
       <w:r>
         <w:rPr>
@@ -3468,31 +2426,7 @@
           <w:lang w:val="en-GB" w:eastAsia="fr-FR"/>
           <w14:ligatures w14:val="none"/>
         </w:rPr>
-        <w:t xml:space="preserve">test_video9.mp4  REAL    </w:t>
-      </w:r>
-      <w:proofErr w:type="spellStart"/>
-      <w:r>
-        <w:rPr>
-          <w:rFonts w:ascii="Arial" w:eastAsia="Times New Roman" w:hAnsi="Arial" w:cs="Arial"/>
-          <w:kern w:val="0"/>
-          <w:sz w:val="24"/>
-          <w:szCs w:val="24"/>
-          <w:lang w:val="en-GB" w:eastAsia="fr-FR"/>
-          <w14:ligatures w14:val="none"/>
-        </w:rPr>
-        <w:t>REAL</w:t>
-      </w:r>
-      <w:proofErr w:type="spellEnd"/>
-      <w:r>
-        <w:rPr>
-          <w:rFonts w:ascii="Arial" w:eastAsia="Times New Roman" w:hAnsi="Arial" w:cs="Arial"/>
-          <w:kern w:val="0"/>
-          <w:sz w:val="24"/>
-          <w:szCs w:val="24"/>
-          <w:lang w:val="en-GB" w:eastAsia="fr-FR"/>
-          <w14:ligatures w14:val="none"/>
-        </w:rPr>
-        <w:t xml:space="preserve">    </w:t>
+        <w:t xml:space="preserve">test_video9.mp4  REAL    REAL    </w:t>
       </w:r>
       <w:r>
         <w:rPr>
@@ -3546,31 +2480,7 @@
           <w:lang w:val="en-GB" w:eastAsia="fr-FR"/>
           <w14:ligatures w14:val="none"/>
         </w:rPr>
-        <w:t xml:space="preserve">51.mp4           FAKE    </w:t>
-      </w:r>
-      <w:proofErr w:type="spellStart"/>
-      <w:r>
-        <w:rPr>
-          <w:rFonts w:ascii="Arial" w:eastAsia="Times New Roman" w:hAnsi="Arial" w:cs="Arial"/>
-          <w:kern w:val="0"/>
-          <w:sz w:val="24"/>
-          <w:szCs w:val="24"/>
-          <w:lang w:val="en-GB" w:eastAsia="fr-FR"/>
-          <w14:ligatures w14:val="none"/>
-        </w:rPr>
-        <w:t>FAKE</w:t>
-      </w:r>
-      <w:proofErr w:type="spellEnd"/>
-      <w:r>
-        <w:rPr>
-          <w:rFonts w:ascii="Arial" w:eastAsia="Times New Roman" w:hAnsi="Arial" w:cs="Arial"/>
-          <w:kern w:val="0"/>
-          <w:sz w:val="24"/>
-          <w:szCs w:val="24"/>
-          <w:lang w:val="en-GB" w:eastAsia="fr-FR"/>
-          <w14:ligatures w14:val="none"/>
-        </w:rPr>
-        <w:t xml:space="preserve">    </w:t>
+        <w:t xml:space="preserve">51.mp4           FAKE    FAKE    </w:t>
       </w:r>
       <w:r>
         <w:rPr>
@@ -3624,31 +2534,7 @@
           <w:lang w:val="en-GB" w:eastAsia="fr-FR"/>
           <w14:ligatures w14:val="none"/>
         </w:rPr>
-        <w:t xml:space="preserve">52.mp4           FAKE    </w:t>
-      </w:r>
-      <w:proofErr w:type="spellStart"/>
-      <w:r>
-        <w:rPr>
-          <w:rFonts w:ascii="Arial" w:eastAsia="Times New Roman" w:hAnsi="Arial" w:cs="Arial"/>
-          <w:kern w:val="0"/>
-          <w:sz w:val="24"/>
-          <w:szCs w:val="24"/>
-          <w:lang w:val="en-GB" w:eastAsia="fr-FR"/>
-          <w14:ligatures w14:val="none"/>
-        </w:rPr>
-        <w:t>FAKE</w:t>
-      </w:r>
-      <w:proofErr w:type="spellEnd"/>
-      <w:r>
-        <w:rPr>
-          <w:rFonts w:ascii="Arial" w:eastAsia="Times New Roman" w:hAnsi="Arial" w:cs="Arial"/>
-          <w:kern w:val="0"/>
-          <w:sz w:val="24"/>
-          <w:szCs w:val="24"/>
-          <w:lang w:val="en-GB" w:eastAsia="fr-FR"/>
-          <w14:ligatures w14:val="none"/>
-        </w:rPr>
-        <w:t xml:space="preserve">    </w:t>
+        <w:t xml:space="preserve">52.mp4           FAKE    FAKE    </w:t>
       </w:r>
       <w:r>
         <w:rPr>
@@ -3702,31 +2588,7 @@
           <w:lang w:val="en-GB" w:eastAsia="fr-FR"/>
           <w14:ligatures w14:val="none"/>
         </w:rPr>
-        <w:t xml:space="preserve">53.mp4           FAKE    </w:t>
-      </w:r>
-      <w:proofErr w:type="spellStart"/>
-      <w:r>
-        <w:rPr>
-          <w:rFonts w:ascii="Arial" w:eastAsia="Times New Roman" w:hAnsi="Arial" w:cs="Arial"/>
-          <w:kern w:val="0"/>
-          <w:sz w:val="24"/>
-          <w:szCs w:val="24"/>
-          <w:lang w:val="en-GB" w:eastAsia="fr-FR"/>
-          <w14:ligatures w14:val="none"/>
-        </w:rPr>
-        <w:t>FAKE</w:t>
-      </w:r>
-      <w:proofErr w:type="spellEnd"/>
-      <w:r>
-        <w:rPr>
-          <w:rFonts w:ascii="Arial" w:eastAsia="Times New Roman" w:hAnsi="Arial" w:cs="Arial"/>
-          <w:kern w:val="0"/>
-          <w:sz w:val="24"/>
-          <w:szCs w:val="24"/>
-          <w:lang w:val="en-GB" w:eastAsia="fr-FR"/>
-          <w14:ligatures w14:val="none"/>
-        </w:rPr>
-        <w:t xml:space="preserve">    </w:t>
+        <w:t xml:space="preserve">53.mp4           FAKE    FAKE    </w:t>
       </w:r>
       <w:r>
         <w:rPr>
@@ -3780,31 +2642,7 @@
           <w:lang w:val="en-GB" w:eastAsia="fr-FR"/>
           <w14:ligatures w14:val="none"/>
         </w:rPr>
-        <w:t xml:space="preserve">54.mp4           FAKE    </w:t>
-      </w:r>
-      <w:proofErr w:type="spellStart"/>
-      <w:r>
-        <w:rPr>
-          <w:rFonts w:ascii="Arial" w:eastAsia="Times New Roman" w:hAnsi="Arial" w:cs="Arial"/>
-          <w:kern w:val="0"/>
-          <w:sz w:val="24"/>
-          <w:szCs w:val="24"/>
-          <w:lang w:val="en-GB" w:eastAsia="fr-FR"/>
-          <w14:ligatures w14:val="none"/>
-        </w:rPr>
-        <w:t>FAKE</w:t>
-      </w:r>
-      <w:proofErr w:type="spellEnd"/>
-      <w:r>
-        <w:rPr>
-          <w:rFonts w:ascii="Arial" w:eastAsia="Times New Roman" w:hAnsi="Arial" w:cs="Arial"/>
-          <w:kern w:val="0"/>
-          <w:sz w:val="24"/>
-          <w:szCs w:val="24"/>
-          <w:lang w:val="en-GB" w:eastAsia="fr-FR"/>
-          <w14:ligatures w14:val="none"/>
-        </w:rPr>
-        <w:t xml:space="preserve">    </w:t>
+        <w:t xml:space="preserve">54.mp4           FAKE    FAKE    </w:t>
       </w:r>
       <w:r>
         <w:rPr>
@@ -3858,31 +2696,7 @@
           <w:lang w:val="en-GB" w:eastAsia="fr-FR"/>
           <w14:ligatures w14:val="none"/>
         </w:rPr>
-        <w:t xml:space="preserve">55.mp4           FAKE    </w:t>
-      </w:r>
-      <w:proofErr w:type="spellStart"/>
-      <w:r>
-        <w:rPr>
-          <w:rFonts w:ascii="Arial" w:eastAsia="Times New Roman" w:hAnsi="Arial" w:cs="Arial"/>
-          <w:kern w:val="0"/>
-          <w:sz w:val="24"/>
-          <w:szCs w:val="24"/>
-          <w:lang w:val="en-GB" w:eastAsia="fr-FR"/>
-          <w14:ligatures w14:val="none"/>
-        </w:rPr>
-        <w:t>FAKE</w:t>
-      </w:r>
-      <w:proofErr w:type="spellEnd"/>
-      <w:r>
-        <w:rPr>
-          <w:rFonts w:ascii="Arial" w:eastAsia="Times New Roman" w:hAnsi="Arial" w:cs="Arial"/>
-          <w:kern w:val="0"/>
-          <w:sz w:val="24"/>
-          <w:szCs w:val="24"/>
-          <w:lang w:val="en-GB" w:eastAsia="fr-FR"/>
-          <w14:ligatures w14:val="none"/>
-        </w:rPr>
-        <w:t xml:space="preserve">    </w:t>
+        <w:t xml:space="preserve">55.mp4           FAKE    FAKE    </w:t>
       </w:r>
       <w:r>
         <w:rPr>
@@ -3936,31 +2750,7 @@
           <w:lang w:val="en-GB" w:eastAsia="fr-FR"/>
           <w14:ligatures w14:val="none"/>
         </w:rPr>
-        <w:t xml:space="preserve">56.mp4           FAKE    </w:t>
-      </w:r>
-      <w:proofErr w:type="spellStart"/>
-      <w:r>
-        <w:rPr>
-          <w:rFonts w:ascii="Arial" w:eastAsia="Times New Roman" w:hAnsi="Arial" w:cs="Arial"/>
-          <w:kern w:val="0"/>
-          <w:sz w:val="24"/>
-          <w:szCs w:val="24"/>
-          <w:lang w:val="en-GB" w:eastAsia="fr-FR"/>
-          <w14:ligatures w14:val="none"/>
-        </w:rPr>
-        <w:t>FAKE</w:t>
-      </w:r>
-      <w:proofErr w:type="spellEnd"/>
-      <w:r>
-        <w:rPr>
-          <w:rFonts w:ascii="Arial" w:eastAsia="Times New Roman" w:hAnsi="Arial" w:cs="Arial"/>
-          <w:kern w:val="0"/>
-          <w:sz w:val="24"/>
-          <w:szCs w:val="24"/>
-          <w:lang w:val="en-GB" w:eastAsia="fr-FR"/>
-          <w14:ligatures w14:val="none"/>
-        </w:rPr>
-        <w:t xml:space="preserve">    </w:t>
+        <w:t xml:space="preserve">56.mp4           FAKE    FAKE    </w:t>
       </w:r>
       <w:r>
         <w:rPr>
@@ -4014,31 +2804,7 @@
           <w:lang w:val="en-GB" w:eastAsia="fr-FR"/>
           <w14:ligatures w14:val="none"/>
         </w:rPr>
-        <w:t xml:space="preserve">57.mp4           FAKE    </w:t>
-      </w:r>
-      <w:proofErr w:type="spellStart"/>
-      <w:r>
-        <w:rPr>
-          <w:rFonts w:ascii="Arial" w:eastAsia="Times New Roman" w:hAnsi="Arial" w:cs="Arial"/>
-          <w:kern w:val="0"/>
-          <w:sz w:val="24"/>
-          <w:szCs w:val="24"/>
-          <w:lang w:val="en-GB" w:eastAsia="fr-FR"/>
-          <w14:ligatures w14:val="none"/>
-        </w:rPr>
-        <w:t>FAKE</w:t>
-      </w:r>
-      <w:proofErr w:type="spellEnd"/>
-      <w:r>
-        <w:rPr>
-          <w:rFonts w:ascii="Arial" w:eastAsia="Times New Roman" w:hAnsi="Arial" w:cs="Arial"/>
-          <w:kern w:val="0"/>
-          <w:sz w:val="24"/>
-          <w:szCs w:val="24"/>
-          <w:lang w:val="en-GB" w:eastAsia="fr-FR"/>
-          <w14:ligatures w14:val="none"/>
-        </w:rPr>
-        <w:t xml:space="preserve">    </w:t>
+        <w:t xml:space="preserve">57.mp4           FAKE    FAKE    </w:t>
       </w:r>
       <w:r>
         <w:rPr>
@@ -4092,31 +2858,7 @@
           <w:lang w:val="en-GB" w:eastAsia="fr-FR"/>
           <w14:ligatures w14:val="none"/>
         </w:rPr>
-        <w:t xml:space="preserve">58.mp4           FAKE    </w:t>
-      </w:r>
-      <w:proofErr w:type="spellStart"/>
-      <w:r>
-        <w:rPr>
-          <w:rFonts w:ascii="Arial" w:eastAsia="Times New Roman" w:hAnsi="Arial" w:cs="Arial"/>
-          <w:kern w:val="0"/>
-          <w:sz w:val="24"/>
-          <w:szCs w:val="24"/>
-          <w:lang w:val="en-GB" w:eastAsia="fr-FR"/>
-          <w14:ligatures w14:val="none"/>
-        </w:rPr>
-        <w:t>FAKE</w:t>
-      </w:r>
-      <w:proofErr w:type="spellEnd"/>
-      <w:r>
-        <w:rPr>
-          <w:rFonts w:ascii="Arial" w:eastAsia="Times New Roman" w:hAnsi="Arial" w:cs="Arial"/>
-          <w:kern w:val="0"/>
-          <w:sz w:val="24"/>
-          <w:szCs w:val="24"/>
-          <w:lang w:val="en-GB" w:eastAsia="fr-FR"/>
-          <w14:ligatures w14:val="none"/>
-        </w:rPr>
-        <w:t xml:space="preserve">    </w:t>
+        <w:t xml:space="preserve">58.mp4           FAKE    FAKE    </w:t>
       </w:r>
       <w:r>
         <w:rPr>
@@ -4170,31 +2912,7 @@
           <w:lang w:val="en-GB" w:eastAsia="fr-FR"/>
           <w14:ligatures w14:val="none"/>
         </w:rPr>
-        <w:t xml:space="preserve">59.mp4           FAKE    </w:t>
-      </w:r>
-      <w:proofErr w:type="spellStart"/>
-      <w:r>
-        <w:rPr>
-          <w:rFonts w:ascii="Arial" w:eastAsia="Times New Roman" w:hAnsi="Arial" w:cs="Arial"/>
-          <w:kern w:val="0"/>
-          <w:sz w:val="24"/>
-          <w:szCs w:val="24"/>
-          <w:lang w:val="en-GB" w:eastAsia="fr-FR"/>
-          <w14:ligatures w14:val="none"/>
-        </w:rPr>
-        <w:t>FAKE</w:t>
-      </w:r>
-      <w:proofErr w:type="spellEnd"/>
-      <w:r>
-        <w:rPr>
-          <w:rFonts w:ascii="Arial" w:eastAsia="Times New Roman" w:hAnsi="Arial" w:cs="Arial"/>
-          <w:kern w:val="0"/>
-          <w:sz w:val="24"/>
-          <w:szCs w:val="24"/>
-          <w:lang w:val="en-GB" w:eastAsia="fr-FR"/>
-          <w14:ligatures w14:val="none"/>
-        </w:rPr>
-        <w:t xml:space="preserve">    </w:t>
+        <w:t xml:space="preserve">59.mp4           FAKE    FAKE    </w:t>
       </w:r>
       <w:r>
         <w:rPr>
@@ -4248,21 +2966,19 @@
           <w:lang w:val="en-GB" w:eastAsia="fr-FR"/>
           <w14:ligatures w14:val="none"/>
         </w:rPr>
-        <w:t xml:space="preserve">60.mp4           FAKE    </w:t>
-      </w:r>
-      <w:proofErr w:type="spellStart"/>
-      <w:r>
-        <w:rPr>
-          <w:rFonts w:ascii="Arial" w:eastAsia="Times New Roman" w:hAnsi="Arial" w:cs="Arial"/>
+        <w:t xml:space="preserve">60.mp4           FAKE    FAKE    </w:t>
+      </w:r>
+      <w:r>
+        <w:rPr>
+          <w:rFonts w:ascii="Segoe UI Symbol" w:eastAsia="Times New Roman" w:hAnsi="Segoe UI Symbol" w:cs="Segoe UI Symbol"/>
           <w:kern w:val="0"/>
           <w:sz w:val="24"/>
           <w:szCs w:val="24"/>
           <w:lang w:val="en-GB" w:eastAsia="fr-FR"/>
           <w14:ligatures w14:val="none"/>
         </w:rPr>
-        <w:t>FAKE</w:t>
-      </w:r>
-      <w:proofErr w:type="spellEnd"/>
+        <w:t>✓</w:t>
+      </w:r>
       <w:r>
         <w:rPr>
           <w:rFonts w:ascii="Arial" w:eastAsia="Times New Roman" w:hAnsi="Arial" w:cs="Arial"/>
@@ -4272,30 +2988,21 @@
           <w:lang w:val="en-GB" w:eastAsia="fr-FR"/>
           <w14:ligatures w14:val="none"/>
         </w:rPr>
-        <w:t xml:space="preserve">    </w:t>
-      </w:r>
-      <w:r>
-        <w:rPr>
-          <w:rFonts w:ascii="Segoe UI Symbol" w:eastAsia="Times New Roman" w:hAnsi="Segoe UI Symbol" w:cs="Segoe UI Symbol"/>
+        <w:t xml:space="preserve">      2.7%  12.0%    49.6%  82.1%  91.6%    47.1%  43.5s</w:t>
+      </w:r>
+    </w:p>
+    <w:p>
+      <w:pPr>
+        <w:spacing w:before="100" w:beforeAutospacing="1" w:after="100" w:afterAutospacing="1" w:line="240" w:lineRule="auto"/>
+        <w:rPr>
+          <w:rFonts w:ascii="Arial" w:eastAsia="Times New Roman" w:hAnsi="Arial" w:cs="Arial"/>
           <w:kern w:val="0"/>
           <w:sz w:val="24"/>
           <w:szCs w:val="24"/>
           <w:lang w:val="en-GB" w:eastAsia="fr-FR"/>
           <w14:ligatures w14:val="none"/>
         </w:rPr>
-        <w:t>✓</w:t>
-      </w:r>
-      <w:r>
-        <w:rPr>
-          <w:rFonts w:ascii="Arial" w:eastAsia="Times New Roman" w:hAnsi="Arial" w:cs="Arial"/>
-          <w:kern w:val="0"/>
-          <w:sz w:val="24"/>
-          <w:szCs w:val="24"/>
-          <w:lang w:val="en-GB" w:eastAsia="fr-FR"/>
-          <w14:ligatures w14:val="none"/>
-        </w:rPr>
-        <w:t xml:space="preserve">      2.7%  12.0%    49.6%  82.1%  91.6%    47.1%  43.5s</w:t>
-      </w:r>
+      </w:pPr>
     </w:p>
     <w:p>
       <w:pPr>
@@ -4305,10 +3012,21 @@
           <w:kern w:val="0"/>
           <w:sz w:val="24"/>
           <w:szCs w:val="24"/>
-          <w:lang w:val="en-GB" w:eastAsia="fr-FR"/>
-          <w14:ligatures w14:val="none"/>
-        </w:rPr>
-      </w:pPr>
+          <w:lang w:eastAsia="fr-FR"/>
+          <w14:ligatures w14:val="none"/>
+        </w:rPr>
+      </w:pPr>
+      <w:r>
+        <w:rPr>
+          <w:rFonts w:ascii="Arial" w:eastAsia="Times New Roman" w:hAnsi="Arial" w:cs="Arial"/>
+          <w:kern w:val="0"/>
+          <w:sz w:val="24"/>
+          <w:szCs w:val="24"/>
+          <w:lang w:eastAsia="fr-FR"/>
+          <w14:ligatures w14:val="none"/>
+        </w:rPr>
+        <w:t>Accuracy globale : 85.0% (17/20)</w:t>
+      </w:r>
     </w:p>
     <w:p>
       <w:pPr>
@@ -4322,29 +3040,16 @@
           <w14:ligatures w14:val="none"/>
         </w:rPr>
       </w:pPr>
-      <w:proofErr w:type="spellStart"/>
-      <w:r>
-        <w:rPr>
-          <w:rFonts w:ascii="Arial" w:eastAsia="Times New Roman" w:hAnsi="Arial" w:cs="Arial"/>
-          <w:kern w:val="0"/>
-          <w:sz w:val="24"/>
-          <w:szCs w:val="24"/>
-          <w:lang w:eastAsia="fr-FR"/>
-          <w14:ligatures w14:val="none"/>
-        </w:rPr>
-        <w:t>Accuracy</w:t>
-      </w:r>
-      <w:proofErr w:type="spellEnd"/>
-      <w:r>
-        <w:rPr>
-          <w:rFonts w:ascii="Arial" w:eastAsia="Times New Roman" w:hAnsi="Arial" w:cs="Arial"/>
-          <w:kern w:val="0"/>
-          <w:sz w:val="24"/>
-          <w:szCs w:val="24"/>
-          <w:lang w:eastAsia="fr-FR"/>
-          <w14:ligatures w14:val="none"/>
-        </w:rPr>
-        <w:t xml:space="preserve"> globale : 85.0% (17/20)</w:t>
+      <w:r>
+        <w:rPr>
+          <w:rFonts w:ascii="Arial" w:eastAsia="Times New Roman" w:hAnsi="Arial" w:cs="Arial"/>
+          <w:kern w:val="0"/>
+          <w:sz w:val="24"/>
+          <w:szCs w:val="24"/>
+          <w:lang w:eastAsia="fr-FR"/>
+          <w14:ligatures w14:val="none"/>
+        </w:rPr>
+        <w:t>Faux positifs (réel classé fake) : 30.0% sur 10 vidéos réelles</w:t>
       </w:r>
     </w:p>
     <w:p>
@@ -4368,45 +3073,8 @@
           <w:lang w:eastAsia="fr-FR"/>
           <w14:ligatures w14:val="none"/>
         </w:rPr>
-        <w:t>Faux positifs (réel classé fake) : 30.0% sur 10 vidéos réelles</w:t>
-      </w:r>
-    </w:p>
-    <w:p>
-      <w:pPr>
-        <w:spacing w:before="100" w:beforeAutospacing="1" w:after="100" w:afterAutospacing="1" w:line="240" w:lineRule="auto"/>
-        <w:rPr>
-          <w:rFonts w:ascii="Arial" w:eastAsia="Times New Roman" w:hAnsi="Arial" w:cs="Arial"/>
-          <w:kern w:val="0"/>
-          <w:sz w:val="24"/>
-          <w:szCs w:val="24"/>
-          <w:lang w:eastAsia="fr-FR"/>
-          <w14:ligatures w14:val="none"/>
-        </w:rPr>
-      </w:pPr>
-      <w:r>
-        <w:rPr>
-          <w:rFonts w:ascii="Arial" w:eastAsia="Times New Roman" w:hAnsi="Arial" w:cs="Arial"/>
-          <w:kern w:val="0"/>
-          <w:sz w:val="24"/>
-          <w:szCs w:val="24"/>
-          <w:lang w:eastAsia="fr-FR"/>
-          <w14:ligatures w14:val="none"/>
-        </w:rPr>
-        <w:t xml:space="preserve">Faux négatifs (fake classé réel) : 0.0% sur 10 vidéos </w:t>
-      </w:r>
-      <w:proofErr w:type="spellStart"/>
-      <w:r>
-        <w:rPr>
-          <w:rFonts w:ascii="Arial" w:eastAsia="Times New Roman" w:hAnsi="Arial" w:cs="Arial"/>
-          <w:kern w:val="0"/>
-          <w:sz w:val="24"/>
-          <w:szCs w:val="24"/>
-          <w:lang w:eastAsia="fr-FR"/>
-          <w14:ligatures w14:val="none"/>
-        </w:rPr>
-        <w:t>fak</w:t>
-      </w:r>
-      <w:proofErr w:type="spellEnd"/>
+        <w:t>Faux négatifs (fake classé réel) : 0.0% sur 10 vidéos fak</w:t>
+      </w:r>
     </w:p>
     <w:p>
       <w:pPr>
@@ -4471,31 +3139,7 @@
           <w:lang w:eastAsia="fr-FR"/>
           <w14:ligatures w14:val="none"/>
         </w:rPr>
-        <w:t xml:space="preserve">L'analyse des erreurs restantes révèle un pattern cohérent : les vidéos où le sujet a une expression faciale marquée (parole active, chant, mouvement de tête) obtiennent des scores plus instables et sont plus susceptibles d'être classées à tort comme </w:t>
-      </w:r>
-      <w:proofErr w:type="spellStart"/>
-      <w:r>
-        <w:rPr>
-          <w:rFonts w:ascii="Arial" w:eastAsia="Times New Roman" w:hAnsi="Arial" w:cs="Arial"/>
-          <w:kern w:val="0"/>
-          <w:sz w:val="24"/>
-          <w:szCs w:val="24"/>
-          <w:lang w:eastAsia="fr-FR"/>
-          <w14:ligatures w14:val="none"/>
-        </w:rPr>
-        <w:t>deepfake</w:t>
-      </w:r>
-      <w:proofErr w:type="spellEnd"/>
-      <w:r>
-        <w:rPr>
-          <w:rFonts w:ascii="Arial" w:eastAsia="Times New Roman" w:hAnsi="Arial" w:cs="Arial"/>
-          <w:kern w:val="0"/>
-          <w:sz w:val="24"/>
-          <w:szCs w:val="24"/>
-          <w:lang w:eastAsia="fr-FR"/>
-          <w14:ligatures w14:val="none"/>
-        </w:rPr>
-        <w:t>. Plusieurs hypothèses explicatives ont été testées et écartées méthodiquement (rotation vidéo, filtre de retouche, flou de mouvement — corrélation quasi nulle entre netteté d'image et score dans les deux cas testés), suggérant qu'il s'agit d'un biais intrinsèque au modèle plutôt que d'un artefact de prétraitement corrigible.</w:t>
+        <w:t>L'analyse des erreurs restantes révèle un pattern cohérent : les vidéos où le sujet a une expression faciale marquée (parole active, chant, mouvement de tête) obtiennent des scores plus instables et sont plus susceptibles d'être classées à tort comme deepfake. Plusieurs hypothèses explicatives ont été testées et écartées méthodiquement (rotation vidéo, filtre de retouche, flou de mouvement — corrélation quasi nulle entre netteté d'image et score dans les deux cas testés), suggérant qu'il s'agit d'un biais intrinsèque au modèle plutôt que d'un artefact de prétraitement corrigible.</w:t>
       </w:r>
     </w:p>
     <w:p>
@@ -4625,43 +3269,7 @@
           <w:sz w:val="24"/>
           <w:szCs w:val="24"/>
         </w:rPr>
-        <w:t xml:space="preserve">illustre la difficulté d'adapter un modèle de fondation avec un volume de données limité, et confirme que le modèle </w:t>
-      </w:r>
-      <w:proofErr w:type="spellStart"/>
-      <w:r>
-        <w:rPr>
-          <w:rFonts w:ascii="Arial" w:hAnsi="Arial" w:cs="Arial"/>
-          <w:sz w:val="24"/>
-          <w:szCs w:val="24"/>
-        </w:rPr>
-        <w:t>GenD</w:t>
-      </w:r>
-      <w:proofErr w:type="spellEnd"/>
-      <w:r>
-        <w:rPr>
-          <w:rFonts w:ascii="Arial" w:hAnsi="Arial" w:cs="Arial"/>
-          <w:sz w:val="24"/>
-          <w:szCs w:val="24"/>
-        </w:rPr>
-        <w:t xml:space="preserve"> pré-entraîné (85% d'</w:t>
-      </w:r>
-      <w:proofErr w:type="spellStart"/>
-      <w:r>
-        <w:rPr>
-          <w:rFonts w:ascii="Arial" w:hAnsi="Arial" w:cs="Arial"/>
-          <w:sz w:val="24"/>
-          <w:szCs w:val="24"/>
-        </w:rPr>
-        <w:t>accuracy</w:t>
-      </w:r>
-      <w:proofErr w:type="spellEnd"/>
-      <w:r>
-        <w:rPr>
-          <w:rFonts w:ascii="Arial" w:hAnsi="Arial" w:cs="Arial"/>
-          <w:sz w:val="24"/>
-          <w:szCs w:val="24"/>
-        </w:rPr>
-        <w:t>) reste la meilleure versio</w:t>
+        <w:t>illustre la difficulté d'adapter un modèle de fondation avec un volume de données limité, et confirme que le modèle GenD pré-entraîné (85% d'accuracy) reste la meilleure versio</w:t>
       </w:r>
       <w:r>
         <w:rPr>
@@ -4720,19 +3328,8 @@
                 <w:bCs/>
                 <w:lang w:val="en-GB"/>
               </w:rPr>
-              <w:t xml:space="preserve">Tête </w:t>
-            </w:r>
-            <w:proofErr w:type="spellStart"/>
-            <w:r>
-              <w:rPr>
-                <w:rFonts w:ascii="Arial" w:hAnsi="Arial" w:cs="Arial"/>
-                <w:b/>
-                <w:bCs/>
-                <w:lang w:val="en-GB"/>
-              </w:rPr>
-              <w:t>d'origine</w:t>
-            </w:r>
-            <w:proofErr w:type="spellEnd"/>
+              <w:t>Tête d'origine</w:t>
+            </w:r>
           </w:p>
         </w:tc>
         <w:tc>
@@ -4755,19 +3352,8 @@
                 <w:bCs/>
                 <w:lang w:val="en-GB"/>
               </w:rPr>
-              <w:t>Tête fine-</w:t>
-            </w:r>
-            <w:proofErr w:type="spellStart"/>
-            <w:r>
-              <w:rPr>
-                <w:rFonts w:ascii="Arial" w:hAnsi="Arial" w:cs="Arial"/>
-                <w:b/>
-                <w:bCs/>
-                <w:lang w:val="en-GB"/>
-              </w:rPr>
-              <w:t>tunée</w:t>
-            </w:r>
-            <w:proofErr w:type="spellEnd"/>
+              <w:t>Tête fine-tunée</w:t>
+            </w:r>
           </w:p>
         </w:tc>
       </w:tr>
@@ -4933,23 +3519,7 @@
                 <w:rFonts w:ascii="Arial" w:hAnsi="Arial" w:cs="Arial"/>
                 <w:lang w:val="en-GB"/>
               </w:rPr>
-              <w:t xml:space="preserve">test_video2.mp4  REAL  </w:t>
-            </w:r>
-            <w:proofErr w:type="spellStart"/>
-            <w:r>
-              <w:rPr>
-                <w:rFonts w:ascii="Arial" w:hAnsi="Arial" w:cs="Arial"/>
-                <w:lang w:val="en-GB"/>
-              </w:rPr>
-              <w:t>REAL</w:t>
-            </w:r>
-            <w:proofErr w:type="spellEnd"/>
-            <w:r>
-              <w:rPr>
-                <w:rFonts w:ascii="Arial" w:hAnsi="Arial" w:cs="Arial"/>
-                <w:lang w:val="en-GB"/>
-              </w:rPr>
-              <w:t xml:space="preserve">  </w:t>
+              <w:t xml:space="preserve">test_video2.mp4  REAL  REAL  </w:t>
             </w:r>
             <w:r>
               <w:rPr>
@@ -4984,23 +3554,7 @@
                 <w:rFonts w:ascii="Arial" w:hAnsi="Arial" w:cs="Arial"/>
                 <w:lang w:val="en-GB"/>
               </w:rPr>
-              <w:t xml:space="preserve">test_video2.mp4  REAL  </w:t>
-            </w:r>
-            <w:proofErr w:type="spellStart"/>
-            <w:r>
-              <w:rPr>
-                <w:rFonts w:ascii="Arial" w:hAnsi="Arial" w:cs="Arial"/>
-                <w:lang w:val="en-GB"/>
-              </w:rPr>
-              <w:t>REAL</w:t>
-            </w:r>
-            <w:proofErr w:type="spellEnd"/>
-            <w:r>
-              <w:rPr>
-                <w:rFonts w:ascii="Arial" w:hAnsi="Arial" w:cs="Arial"/>
-                <w:lang w:val="en-GB"/>
-              </w:rPr>
-              <w:t xml:space="preserve">  </w:t>
+              <w:t xml:space="preserve">test_video2.mp4  REAL  REAL  </w:t>
             </w:r>
             <w:r>
               <w:rPr>
@@ -5037,23 +3591,7 @@
                 <w:rFonts w:ascii="Arial" w:hAnsi="Arial" w:cs="Arial"/>
                 <w:lang w:val="en-GB"/>
               </w:rPr>
-              <w:t xml:space="preserve">test_video3.mp4  REAL  </w:t>
-            </w:r>
-            <w:proofErr w:type="spellStart"/>
-            <w:r>
-              <w:rPr>
-                <w:rFonts w:ascii="Arial" w:hAnsi="Arial" w:cs="Arial"/>
-                <w:lang w:val="en-GB"/>
-              </w:rPr>
-              <w:t>REAL</w:t>
-            </w:r>
-            <w:proofErr w:type="spellEnd"/>
-            <w:r>
-              <w:rPr>
-                <w:rFonts w:ascii="Arial" w:hAnsi="Arial" w:cs="Arial"/>
-                <w:lang w:val="en-GB"/>
-              </w:rPr>
-              <w:t xml:space="preserve">  </w:t>
+              <w:t xml:space="preserve">test_video3.mp4  REAL  REAL  </w:t>
             </w:r>
             <w:r>
               <w:rPr>
@@ -5088,23 +3626,7 @@
                 <w:rFonts w:ascii="Arial" w:hAnsi="Arial" w:cs="Arial"/>
                 <w:lang w:val="en-GB"/>
               </w:rPr>
-              <w:t xml:space="preserve">test_video3.mp4  REAL  </w:t>
-            </w:r>
-            <w:proofErr w:type="spellStart"/>
-            <w:r>
-              <w:rPr>
-                <w:rFonts w:ascii="Arial" w:hAnsi="Arial" w:cs="Arial"/>
-                <w:lang w:val="en-GB"/>
-              </w:rPr>
-              <w:t>REAL</w:t>
-            </w:r>
-            <w:proofErr w:type="spellEnd"/>
-            <w:r>
-              <w:rPr>
-                <w:rFonts w:ascii="Arial" w:hAnsi="Arial" w:cs="Arial"/>
-                <w:lang w:val="en-GB"/>
-              </w:rPr>
-              <w:t xml:space="preserve">  </w:t>
+              <w:t xml:space="preserve">test_video3.mp4  REAL  REAL  </w:t>
             </w:r>
             <w:r>
               <w:rPr>
@@ -5141,23 +3663,7 @@
                 <w:rFonts w:ascii="Arial" w:hAnsi="Arial" w:cs="Arial"/>
                 <w:lang w:val="en-GB"/>
               </w:rPr>
-              <w:t xml:space="preserve">test_video4.mp4  REAL  </w:t>
-            </w:r>
-            <w:proofErr w:type="spellStart"/>
-            <w:r>
-              <w:rPr>
-                <w:rFonts w:ascii="Arial" w:hAnsi="Arial" w:cs="Arial"/>
-                <w:lang w:val="en-GB"/>
-              </w:rPr>
-              <w:t>REAL</w:t>
-            </w:r>
-            <w:proofErr w:type="spellEnd"/>
-            <w:r>
-              <w:rPr>
-                <w:rFonts w:ascii="Arial" w:hAnsi="Arial" w:cs="Arial"/>
-                <w:lang w:val="en-GB"/>
-              </w:rPr>
-              <w:t xml:space="preserve">  </w:t>
+              <w:t xml:space="preserve">test_video4.mp4  REAL  REAL  </w:t>
             </w:r>
             <w:r>
               <w:rPr>
@@ -5192,23 +3698,7 @@
                 <w:rFonts w:ascii="Arial" w:hAnsi="Arial" w:cs="Arial"/>
                 <w:lang w:val="en-GB"/>
               </w:rPr>
-              <w:t xml:space="preserve">test_video4.mp4  REAL  </w:t>
-            </w:r>
-            <w:proofErr w:type="spellStart"/>
-            <w:r>
-              <w:rPr>
-                <w:rFonts w:ascii="Arial" w:hAnsi="Arial" w:cs="Arial"/>
-                <w:lang w:val="en-GB"/>
-              </w:rPr>
-              <w:t>REAL</w:t>
-            </w:r>
-            <w:proofErr w:type="spellEnd"/>
-            <w:r>
-              <w:rPr>
-                <w:rFonts w:ascii="Arial" w:hAnsi="Arial" w:cs="Arial"/>
-                <w:lang w:val="en-GB"/>
-              </w:rPr>
-              <w:t xml:space="preserve">  </w:t>
+              <w:t xml:space="preserve">test_video4.mp4  REAL  REAL  </w:t>
             </w:r>
             <w:r>
               <w:rPr>
@@ -5245,23 +3735,7 @@
                 <w:rFonts w:ascii="Arial" w:hAnsi="Arial" w:cs="Arial"/>
                 <w:lang w:val="en-GB"/>
               </w:rPr>
-              <w:t xml:space="preserve">test_video5.mp4  REAL  </w:t>
-            </w:r>
-            <w:proofErr w:type="spellStart"/>
-            <w:r>
-              <w:rPr>
-                <w:rFonts w:ascii="Arial" w:hAnsi="Arial" w:cs="Arial"/>
-                <w:lang w:val="en-GB"/>
-              </w:rPr>
-              <w:t>REAL</w:t>
-            </w:r>
-            <w:proofErr w:type="spellEnd"/>
-            <w:r>
-              <w:rPr>
-                <w:rFonts w:ascii="Arial" w:hAnsi="Arial" w:cs="Arial"/>
-                <w:lang w:val="en-GB"/>
-              </w:rPr>
-              <w:t xml:space="preserve">  </w:t>
+              <w:t xml:space="preserve">test_video5.mp4  REAL  REAL  </w:t>
             </w:r>
             <w:r>
               <w:rPr>
@@ -5296,23 +3770,7 @@
                 <w:rFonts w:ascii="Arial" w:hAnsi="Arial" w:cs="Arial"/>
                 <w:lang w:val="en-GB"/>
               </w:rPr>
-              <w:t xml:space="preserve">test_video5.mp4  REAL  </w:t>
-            </w:r>
-            <w:proofErr w:type="spellStart"/>
-            <w:r>
-              <w:rPr>
-                <w:rFonts w:ascii="Arial" w:hAnsi="Arial" w:cs="Arial"/>
-                <w:lang w:val="en-GB"/>
-              </w:rPr>
-              <w:t>REAL</w:t>
-            </w:r>
-            <w:proofErr w:type="spellEnd"/>
-            <w:r>
-              <w:rPr>
-                <w:rFonts w:ascii="Arial" w:hAnsi="Arial" w:cs="Arial"/>
-                <w:lang w:val="en-GB"/>
-              </w:rPr>
-              <w:t xml:space="preserve">  </w:t>
+              <w:t xml:space="preserve">test_video5.mp4  REAL  REAL  </w:t>
             </w:r>
             <w:r>
               <w:rPr>
@@ -5421,23 +3879,7 @@
                 <w:rFonts w:ascii="Arial" w:hAnsi="Arial" w:cs="Arial"/>
                 <w:lang w:val="en-GB"/>
               </w:rPr>
-              <w:t xml:space="preserve">test_video7.mp4  REAL  </w:t>
-            </w:r>
-            <w:proofErr w:type="spellStart"/>
-            <w:r>
-              <w:rPr>
-                <w:rFonts w:ascii="Arial" w:hAnsi="Arial" w:cs="Arial"/>
-                <w:lang w:val="en-GB"/>
-              </w:rPr>
-              <w:t>REAL</w:t>
-            </w:r>
-            <w:proofErr w:type="spellEnd"/>
-            <w:r>
-              <w:rPr>
-                <w:rFonts w:ascii="Arial" w:hAnsi="Arial" w:cs="Arial"/>
-                <w:lang w:val="en-GB"/>
-              </w:rPr>
-              <w:t xml:space="preserve">  </w:t>
+              <w:t xml:space="preserve">test_video7.mp4  REAL  REAL  </w:t>
             </w:r>
             <w:r>
               <w:rPr>
@@ -5472,23 +3914,7 @@
                 <w:rFonts w:ascii="Arial" w:hAnsi="Arial" w:cs="Arial"/>
                 <w:lang w:val="en-GB"/>
               </w:rPr>
-              <w:t xml:space="preserve">test_video7.mp4  REAL  </w:t>
-            </w:r>
-            <w:proofErr w:type="spellStart"/>
-            <w:r>
-              <w:rPr>
-                <w:rFonts w:ascii="Arial" w:hAnsi="Arial" w:cs="Arial"/>
-                <w:lang w:val="en-GB"/>
-              </w:rPr>
-              <w:t>REAL</w:t>
-            </w:r>
-            <w:proofErr w:type="spellEnd"/>
-            <w:r>
-              <w:rPr>
-                <w:rFonts w:ascii="Arial" w:hAnsi="Arial" w:cs="Arial"/>
-                <w:lang w:val="en-GB"/>
-              </w:rPr>
-              <w:t xml:space="preserve">  </w:t>
+              <w:t xml:space="preserve">test_video7.mp4  REAL  REAL  </w:t>
             </w:r>
             <w:r>
               <w:rPr>
@@ -5525,23 +3951,7 @@
                 <w:rFonts w:ascii="Arial" w:hAnsi="Arial" w:cs="Arial"/>
                 <w:lang w:val="en-GB"/>
               </w:rPr>
-              <w:t xml:space="preserve">test_video8.mp4  REAL  </w:t>
-            </w:r>
-            <w:proofErr w:type="spellStart"/>
-            <w:r>
-              <w:rPr>
-                <w:rFonts w:ascii="Arial" w:hAnsi="Arial" w:cs="Arial"/>
-                <w:lang w:val="en-GB"/>
-              </w:rPr>
-              <w:t>REAL</w:t>
-            </w:r>
-            <w:proofErr w:type="spellEnd"/>
-            <w:r>
-              <w:rPr>
-                <w:rFonts w:ascii="Arial" w:hAnsi="Arial" w:cs="Arial"/>
-                <w:lang w:val="en-GB"/>
-              </w:rPr>
-              <w:t xml:space="preserve">  </w:t>
+              <w:t xml:space="preserve">test_video8.mp4  REAL  REAL  </w:t>
             </w:r>
             <w:r>
               <w:rPr>
@@ -5576,23 +3986,7 @@
                 <w:rFonts w:ascii="Arial" w:hAnsi="Arial" w:cs="Arial"/>
                 <w:lang w:val="en-GB"/>
               </w:rPr>
-              <w:t xml:space="preserve">test_video8.mp4  REAL  </w:t>
-            </w:r>
-            <w:proofErr w:type="spellStart"/>
-            <w:r>
-              <w:rPr>
-                <w:rFonts w:ascii="Arial" w:hAnsi="Arial" w:cs="Arial"/>
-                <w:lang w:val="en-GB"/>
-              </w:rPr>
-              <w:t>REAL</w:t>
-            </w:r>
-            <w:proofErr w:type="spellEnd"/>
-            <w:r>
-              <w:rPr>
-                <w:rFonts w:ascii="Arial" w:hAnsi="Arial" w:cs="Arial"/>
-                <w:lang w:val="en-GB"/>
-              </w:rPr>
-              <w:t xml:space="preserve">  </w:t>
+              <w:t xml:space="preserve">test_video8.mp4  REAL  REAL  </w:t>
             </w:r>
             <w:r>
               <w:rPr>
@@ -5629,23 +4023,7 @@
                 <w:rFonts w:ascii="Arial" w:hAnsi="Arial" w:cs="Arial"/>
                 <w:lang w:val="en-GB"/>
               </w:rPr>
-              <w:t xml:space="preserve">test_video9.mp4  REAL  </w:t>
-            </w:r>
-            <w:proofErr w:type="spellStart"/>
-            <w:r>
-              <w:rPr>
-                <w:rFonts w:ascii="Arial" w:hAnsi="Arial" w:cs="Arial"/>
-                <w:lang w:val="en-GB"/>
-              </w:rPr>
-              <w:t>REAL</w:t>
-            </w:r>
-            <w:proofErr w:type="spellEnd"/>
-            <w:r>
-              <w:rPr>
-                <w:rFonts w:ascii="Arial" w:hAnsi="Arial" w:cs="Arial"/>
-                <w:lang w:val="en-GB"/>
-              </w:rPr>
-              <w:t xml:space="preserve">  </w:t>
+              <w:t xml:space="preserve">test_video9.mp4  REAL  REAL  </w:t>
             </w:r>
             <w:r>
               <w:rPr>
@@ -5680,23 +4058,7 @@
                 <w:rFonts w:ascii="Arial" w:hAnsi="Arial" w:cs="Arial"/>
                 <w:lang w:val="en-GB"/>
               </w:rPr>
-              <w:t xml:space="preserve">test_video9.mp4  REAL  </w:t>
-            </w:r>
-            <w:proofErr w:type="spellStart"/>
-            <w:r>
-              <w:rPr>
-                <w:rFonts w:ascii="Arial" w:hAnsi="Arial" w:cs="Arial"/>
-                <w:lang w:val="en-GB"/>
-              </w:rPr>
-              <w:t>REAL</w:t>
-            </w:r>
-            <w:proofErr w:type="spellEnd"/>
-            <w:r>
-              <w:rPr>
-                <w:rFonts w:ascii="Arial" w:hAnsi="Arial" w:cs="Arial"/>
-                <w:lang w:val="en-GB"/>
-              </w:rPr>
-              <w:t xml:space="preserve">  </w:t>
+              <w:t xml:space="preserve">test_video9.mp4  REAL  REAL  </w:t>
             </w:r>
             <w:r>
               <w:rPr>
@@ -5733,23 +4095,7 @@
                 <w:rFonts w:ascii="Arial" w:hAnsi="Arial" w:cs="Arial"/>
                 <w:lang w:val="en-GB"/>
               </w:rPr>
-              <w:t xml:space="preserve">52.mp4           FAKE  </w:t>
-            </w:r>
-            <w:proofErr w:type="spellStart"/>
-            <w:r>
-              <w:rPr>
-                <w:rFonts w:ascii="Arial" w:hAnsi="Arial" w:cs="Arial"/>
-                <w:lang w:val="en-GB"/>
-              </w:rPr>
-              <w:t>FAKE</w:t>
-            </w:r>
-            <w:proofErr w:type="spellEnd"/>
-            <w:r>
-              <w:rPr>
-                <w:rFonts w:ascii="Arial" w:hAnsi="Arial" w:cs="Arial"/>
-                <w:lang w:val="en-GB"/>
-              </w:rPr>
-              <w:t xml:space="preserve">  </w:t>
+              <w:t xml:space="preserve">52.mp4           FAKE  FAKE  </w:t>
             </w:r>
             <w:r>
               <w:rPr>
@@ -5784,23 +4130,7 @@
                 <w:rFonts w:ascii="Arial" w:hAnsi="Arial" w:cs="Arial"/>
                 <w:lang w:val="en-GB"/>
               </w:rPr>
-              <w:t xml:space="preserve">52.mp4           FAKE  </w:t>
-            </w:r>
-            <w:proofErr w:type="spellStart"/>
-            <w:r>
-              <w:rPr>
-                <w:rFonts w:ascii="Arial" w:hAnsi="Arial" w:cs="Arial"/>
-                <w:lang w:val="en-GB"/>
-              </w:rPr>
-              <w:t>FAKE</w:t>
-            </w:r>
-            <w:proofErr w:type="spellEnd"/>
-            <w:r>
-              <w:rPr>
-                <w:rFonts w:ascii="Arial" w:hAnsi="Arial" w:cs="Arial"/>
-                <w:lang w:val="en-GB"/>
-              </w:rPr>
-              <w:t xml:space="preserve">  </w:t>
+              <w:t xml:space="preserve">52.mp4           FAKE  FAKE  </w:t>
             </w:r>
             <w:r>
               <w:rPr>
@@ -5837,23 +4167,7 @@
                 <w:rFonts w:ascii="Arial" w:hAnsi="Arial" w:cs="Arial"/>
                 <w:lang w:val="en-GB"/>
               </w:rPr>
-              <w:t xml:space="preserve">54.mp4           FAKE  </w:t>
-            </w:r>
-            <w:proofErr w:type="spellStart"/>
-            <w:r>
-              <w:rPr>
-                <w:rFonts w:ascii="Arial" w:hAnsi="Arial" w:cs="Arial"/>
-                <w:lang w:val="en-GB"/>
-              </w:rPr>
-              <w:t>FAKE</w:t>
-            </w:r>
-            <w:proofErr w:type="spellEnd"/>
-            <w:r>
-              <w:rPr>
-                <w:rFonts w:ascii="Arial" w:hAnsi="Arial" w:cs="Arial"/>
-                <w:lang w:val="en-GB"/>
-              </w:rPr>
-              <w:t xml:space="preserve">  </w:t>
+              <w:t xml:space="preserve">54.mp4           FAKE  FAKE  </w:t>
             </w:r>
             <w:r>
               <w:rPr>
@@ -5888,23 +4202,7 @@
                 <w:rFonts w:ascii="Arial" w:hAnsi="Arial" w:cs="Arial"/>
                 <w:lang w:val="en-GB"/>
               </w:rPr>
-              <w:t xml:space="preserve">54.mp4           FAKE  </w:t>
-            </w:r>
-            <w:proofErr w:type="spellStart"/>
-            <w:r>
-              <w:rPr>
-                <w:rFonts w:ascii="Arial" w:hAnsi="Arial" w:cs="Arial"/>
-                <w:lang w:val="en-GB"/>
-              </w:rPr>
-              <w:t>FAKE</w:t>
-            </w:r>
-            <w:proofErr w:type="spellEnd"/>
-            <w:r>
-              <w:rPr>
-                <w:rFonts w:ascii="Arial" w:hAnsi="Arial" w:cs="Arial"/>
-                <w:lang w:val="en-GB"/>
-              </w:rPr>
-              <w:t xml:space="preserve">  </w:t>
+              <w:t xml:space="preserve">54.mp4           FAKE  FAKE  </w:t>
             </w:r>
             <w:r>
               <w:rPr>
@@ -5941,23 +4239,7 @@
                 <w:rFonts w:ascii="Arial" w:hAnsi="Arial" w:cs="Arial"/>
                 <w:lang w:val="en-GB"/>
               </w:rPr>
-              <w:t xml:space="preserve">56.mp4           FAKE  </w:t>
-            </w:r>
-            <w:proofErr w:type="spellStart"/>
-            <w:r>
-              <w:rPr>
-                <w:rFonts w:ascii="Arial" w:hAnsi="Arial" w:cs="Arial"/>
-                <w:lang w:val="en-GB"/>
-              </w:rPr>
-              <w:t>FAKE</w:t>
-            </w:r>
-            <w:proofErr w:type="spellEnd"/>
-            <w:r>
-              <w:rPr>
-                <w:rFonts w:ascii="Arial" w:hAnsi="Arial" w:cs="Arial"/>
-                <w:lang w:val="en-GB"/>
-              </w:rPr>
-              <w:t xml:space="preserve">  </w:t>
+              <w:t xml:space="preserve">56.mp4           FAKE  FAKE  </w:t>
             </w:r>
             <w:r>
               <w:rPr>
@@ -5992,23 +4274,7 @@
                 <w:rFonts w:ascii="Arial" w:hAnsi="Arial" w:cs="Arial"/>
                 <w:lang w:val="en-GB"/>
               </w:rPr>
-              <w:t xml:space="preserve">56.mp4           FAKE  </w:t>
-            </w:r>
-            <w:proofErr w:type="spellStart"/>
-            <w:r>
-              <w:rPr>
-                <w:rFonts w:ascii="Arial" w:hAnsi="Arial" w:cs="Arial"/>
-                <w:lang w:val="en-GB"/>
-              </w:rPr>
-              <w:t>FAKE</w:t>
-            </w:r>
-            <w:proofErr w:type="spellEnd"/>
-            <w:r>
-              <w:rPr>
-                <w:rFonts w:ascii="Arial" w:hAnsi="Arial" w:cs="Arial"/>
-                <w:lang w:val="en-GB"/>
-              </w:rPr>
-              <w:t xml:space="preserve">  </w:t>
+              <w:t xml:space="preserve">56.mp4           FAKE  FAKE  </w:t>
             </w:r>
             <w:r>
               <w:rPr>
@@ -6045,23 +4311,7 @@
                 <w:rFonts w:ascii="Arial" w:hAnsi="Arial" w:cs="Arial"/>
                 <w:lang w:val="en-GB"/>
               </w:rPr>
-              <w:t xml:space="preserve">58.mp4           FAKE  </w:t>
-            </w:r>
-            <w:proofErr w:type="spellStart"/>
-            <w:r>
-              <w:rPr>
-                <w:rFonts w:ascii="Arial" w:hAnsi="Arial" w:cs="Arial"/>
-                <w:lang w:val="en-GB"/>
-              </w:rPr>
-              <w:t>FAKE</w:t>
-            </w:r>
-            <w:proofErr w:type="spellEnd"/>
-            <w:r>
-              <w:rPr>
-                <w:rFonts w:ascii="Arial" w:hAnsi="Arial" w:cs="Arial"/>
-                <w:lang w:val="en-GB"/>
-              </w:rPr>
-              <w:t xml:space="preserve">  </w:t>
+              <w:t xml:space="preserve">58.mp4           FAKE  FAKE  </w:t>
             </w:r>
             <w:r>
               <w:rPr>
@@ -6096,23 +4346,7 @@
                 <w:rFonts w:ascii="Arial" w:hAnsi="Arial" w:cs="Arial"/>
                 <w:lang w:val="en-GB"/>
               </w:rPr>
-              <w:t xml:space="preserve">58.mp4           FAKE  </w:t>
-            </w:r>
-            <w:proofErr w:type="spellStart"/>
-            <w:r>
-              <w:rPr>
-                <w:rFonts w:ascii="Arial" w:hAnsi="Arial" w:cs="Arial"/>
-                <w:lang w:val="en-GB"/>
-              </w:rPr>
-              <w:t>FAKE</w:t>
-            </w:r>
-            <w:proofErr w:type="spellEnd"/>
-            <w:r>
-              <w:rPr>
-                <w:rFonts w:ascii="Arial" w:hAnsi="Arial" w:cs="Arial"/>
-                <w:lang w:val="en-GB"/>
-              </w:rPr>
-              <w:t xml:space="preserve">  </w:t>
+              <w:t xml:space="preserve">58.mp4           FAKE  FAKE  </w:t>
             </w:r>
             <w:r>
               <w:rPr>
@@ -6149,23 +4383,7 @@
                 <w:rFonts w:ascii="Arial" w:hAnsi="Arial" w:cs="Arial"/>
                 <w:lang w:val="en-GB"/>
               </w:rPr>
-              <w:t xml:space="preserve">60.mp4           FAKE  </w:t>
-            </w:r>
-            <w:proofErr w:type="spellStart"/>
-            <w:r>
-              <w:rPr>
-                <w:rFonts w:ascii="Arial" w:hAnsi="Arial" w:cs="Arial"/>
-                <w:lang w:val="en-GB"/>
-              </w:rPr>
-              <w:t>FAKE</w:t>
-            </w:r>
-            <w:proofErr w:type="spellEnd"/>
-            <w:r>
-              <w:rPr>
-                <w:rFonts w:ascii="Arial" w:hAnsi="Arial" w:cs="Arial"/>
-                <w:lang w:val="en-GB"/>
-              </w:rPr>
-              <w:t xml:space="preserve">  </w:t>
+              <w:t xml:space="preserve">60.mp4           FAKE  FAKE  </w:t>
             </w:r>
             <w:r>
               <w:rPr>
@@ -6200,23 +4418,7 @@
                 <w:rFonts w:ascii="Arial" w:hAnsi="Arial" w:cs="Arial"/>
                 <w:lang w:val="en-GB"/>
               </w:rPr>
-              <w:t xml:space="preserve">60.mp4           FAKE  </w:t>
-            </w:r>
-            <w:proofErr w:type="spellStart"/>
-            <w:r>
-              <w:rPr>
-                <w:rFonts w:ascii="Arial" w:hAnsi="Arial" w:cs="Arial"/>
-                <w:lang w:val="en-GB"/>
-              </w:rPr>
-              <w:t>FAKE</w:t>
-            </w:r>
-            <w:proofErr w:type="spellEnd"/>
-            <w:r>
-              <w:rPr>
-                <w:rFonts w:ascii="Arial" w:hAnsi="Arial" w:cs="Arial"/>
-                <w:lang w:val="en-GB"/>
-              </w:rPr>
-              <w:t xml:space="preserve">  </w:t>
+              <w:t xml:space="preserve">60.mp4           FAKE  FAKE  </w:t>
             </w:r>
             <w:r>
               <w:rPr>
@@ -6606,27 +4808,7 @@
                 <w:szCs w:val="20"/>
                 <w:lang w:val="en-GB"/>
               </w:rPr>
-              <w:t xml:space="preserve">test_video11.mp4 REAL    </w:t>
-            </w:r>
-            <w:proofErr w:type="spellStart"/>
-            <w:r>
-              <w:rPr>
-                <w:rFonts w:ascii="Arial" w:hAnsi="Arial" w:cs="Arial"/>
-                <w:sz w:val="20"/>
-                <w:szCs w:val="20"/>
-                <w:lang w:val="en-GB"/>
-              </w:rPr>
-              <w:t>REAL</w:t>
-            </w:r>
-            <w:proofErr w:type="spellEnd"/>
-            <w:r>
-              <w:rPr>
-                <w:rFonts w:ascii="Arial" w:hAnsi="Arial" w:cs="Arial"/>
-                <w:sz w:val="20"/>
-                <w:szCs w:val="20"/>
-                <w:lang w:val="en-GB"/>
-              </w:rPr>
-              <w:t xml:space="preserve">    </w:t>
+              <w:t xml:space="preserve">test_video11.mp4 REAL    REAL    </w:t>
             </w:r>
             <w:r>
               <w:rPr>
@@ -6671,27 +4853,7 @@
                 <w:szCs w:val="20"/>
                 <w:lang w:val="en-GB"/>
               </w:rPr>
-              <w:t xml:space="preserve">test_video12.mp4 REAL    </w:t>
-            </w:r>
-            <w:proofErr w:type="spellStart"/>
-            <w:r>
-              <w:rPr>
-                <w:rFonts w:ascii="Arial" w:hAnsi="Arial" w:cs="Arial"/>
-                <w:sz w:val="20"/>
-                <w:szCs w:val="20"/>
-                <w:lang w:val="en-GB"/>
-              </w:rPr>
-              <w:t>REAL</w:t>
-            </w:r>
-            <w:proofErr w:type="spellEnd"/>
-            <w:r>
-              <w:rPr>
-                <w:rFonts w:ascii="Arial" w:hAnsi="Arial" w:cs="Arial"/>
-                <w:sz w:val="20"/>
-                <w:szCs w:val="20"/>
-                <w:lang w:val="en-GB"/>
-              </w:rPr>
-              <w:t xml:space="preserve">    </w:t>
+              <w:t xml:space="preserve">test_video12.mp4 REAL    REAL    </w:t>
             </w:r>
             <w:r>
               <w:rPr>
@@ -6736,27 +4898,7 @@
                 <w:szCs w:val="20"/>
                 <w:lang w:val="en-GB"/>
               </w:rPr>
-              <w:t xml:space="preserve">test_video13.mp4 REAL    </w:t>
-            </w:r>
-            <w:proofErr w:type="spellStart"/>
-            <w:r>
-              <w:rPr>
-                <w:rFonts w:ascii="Arial" w:hAnsi="Arial" w:cs="Arial"/>
-                <w:sz w:val="20"/>
-                <w:szCs w:val="20"/>
-                <w:lang w:val="en-GB"/>
-              </w:rPr>
-              <w:t>REAL</w:t>
-            </w:r>
-            <w:proofErr w:type="spellEnd"/>
-            <w:r>
-              <w:rPr>
-                <w:rFonts w:ascii="Arial" w:hAnsi="Arial" w:cs="Arial"/>
-                <w:sz w:val="20"/>
-                <w:szCs w:val="20"/>
-                <w:lang w:val="en-GB"/>
-              </w:rPr>
-              <w:t xml:space="preserve">    </w:t>
+              <w:t xml:space="preserve">test_video13.mp4 REAL    REAL    </w:t>
             </w:r>
             <w:r>
               <w:rPr>
@@ -6846,27 +4988,7 @@
                 <w:szCs w:val="20"/>
                 <w:lang w:val="en-GB"/>
               </w:rPr>
-              <w:t xml:space="preserve">test_video15.mp4 REAL    </w:t>
-            </w:r>
-            <w:proofErr w:type="spellStart"/>
-            <w:r>
-              <w:rPr>
-                <w:rFonts w:ascii="Arial" w:hAnsi="Arial" w:cs="Arial"/>
-                <w:sz w:val="20"/>
-                <w:szCs w:val="20"/>
-                <w:lang w:val="en-GB"/>
-              </w:rPr>
-              <w:t>REAL</w:t>
-            </w:r>
-            <w:proofErr w:type="spellEnd"/>
-            <w:r>
-              <w:rPr>
-                <w:rFonts w:ascii="Arial" w:hAnsi="Arial" w:cs="Arial"/>
-                <w:sz w:val="20"/>
-                <w:szCs w:val="20"/>
-                <w:lang w:val="en-GB"/>
-              </w:rPr>
-              <w:t xml:space="preserve">    </w:t>
+              <w:t xml:space="preserve">test_video15.mp4 REAL    REAL    </w:t>
             </w:r>
             <w:r>
               <w:rPr>
@@ -6911,27 +5033,7 @@
                 <w:szCs w:val="20"/>
                 <w:lang w:val="en-GB"/>
               </w:rPr>
-              <w:t xml:space="preserve">test_video16.mp4 REAL    </w:t>
-            </w:r>
-            <w:proofErr w:type="spellStart"/>
-            <w:r>
-              <w:rPr>
-                <w:rFonts w:ascii="Arial" w:hAnsi="Arial" w:cs="Arial"/>
-                <w:sz w:val="20"/>
-                <w:szCs w:val="20"/>
-                <w:lang w:val="en-GB"/>
-              </w:rPr>
-              <w:t>REAL</w:t>
-            </w:r>
-            <w:proofErr w:type="spellEnd"/>
-            <w:r>
-              <w:rPr>
-                <w:rFonts w:ascii="Arial" w:hAnsi="Arial" w:cs="Arial"/>
-                <w:sz w:val="20"/>
-                <w:szCs w:val="20"/>
-                <w:lang w:val="en-GB"/>
-              </w:rPr>
-              <w:t xml:space="preserve">    </w:t>
+              <w:t xml:space="preserve">test_video16.mp4 REAL    REAL    </w:t>
             </w:r>
             <w:r>
               <w:rPr>
@@ -6976,27 +5078,7 @@
                 <w:szCs w:val="20"/>
                 <w:lang w:val="en-GB"/>
               </w:rPr>
-              <w:t xml:space="preserve">test_video17.mp4 REAL    </w:t>
-            </w:r>
-            <w:proofErr w:type="spellStart"/>
-            <w:r>
-              <w:rPr>
-                <w:rFonts w:ascii="Arial" w:hAnsi="Arial" w:cs="Arial"/>
-                <w:sz w:val="20"/>
-                <w:szCs w:val="20"/>
-                <w:lang w:val="en-GB"/>
-              </w:rPr>
-              <w:t>REAL</w:t>
-            </w:r>
-            <w:proofErr w:type="spellEnd"/>
-            <w:r>
-              <w:rPr>
-                <w:rFonts w:ascii="Arial" w:hAnsi="Arial" w:cs="Arial"/>
-                <w:sz w:val="20"/>
-                <w:szCs w:val="20"/>
-                <w:lang w:val="en-GB"/>
-              </w:rPr>
-              <w:t xml:space="preserve">    </w:t>
+              <w:t xml:space="preserve">test_video17.mp4 REAL    REAL    </w:t>
             </w:r>
             <w:r>
               <w:rPr>
@@ -7041,27 +5123,7 @@
                 <w:szCs w:val="20"/>
                 <w:lang w:val="en-GB"/>
               </w:rPr>
-              <w:t xml:space="preserve">test_video18.mp4 REAL    </w:t>
-            </w:r>
-            <w:proofErr w:type="spellStart"/>
-            <w:r>
-              <w:rPr>
-                <w:rFonts w:ascii="Arial" w:hAnsi="Arial" w:cs="Arial"/>
-                <w:sz w:val="20"/>
-                <w:szCs w:val="20"/>
-                <w:lang w:val="en-GB"/>
-              </w:rPr>
-              <w:t>REAL</w:t>
-            </w:r>
-            <w:proofErr w:type="spellEnd"/>
-            <w:r>
-              <w:rPr>
-                <w:rFonts w:ascii="Arial" w:hAnsi="Arial" w:cs="Arial"/>
-                <w:sz w:val="20"/>
-                <w:szCs w:val="20"/>
-                <w:lang w:val="en-GB"/>
-              </w:rPr>
-              <w:t xml:space="preserve">    </w:t>
+              <w:t xml:space="preserve">test_video18.mp4 REAL    REAL    </w:t>
             </w:r>
             <w:r>
               <w:rPr>
@@ -7106,27 +5168,7 @@
                 <w:szCs w:val="20"/>
                 <w:lang w:val="en-GB"/>
               </w:rPr>
-              <w:t xml:space="preserve">test_video19.mp4 REAL    </w:t>
-            </w:r>
-            <w:proofErr w:type="spellStart"/>
-            <w:r>
-              <w:rPr>
-                <w:rFonts w:ascii="Arial" w:hAnsi="Arial" w:cs="Arial"/>
-                <w:sz w:val="20"/>
-                <w:szCs w:val="20"/>
-                <w:lang w:val="en-GB"/>
-              </w:rPr>
-              <w:t>REAL</w:t>
-            </w:r>
-            <w:proofErr w:type="spellEnd"/>
-            <w:r>
-              <w:rPr>
-                <w:rFonts w:ascii="Arial" w:hAnsi="Arial" w:cs="Arial"/>
-                <w:sz w:val="20"/>
-                <w:szCs w:val="20"/>
-                <w:lang w:val="en-GB"/>
-              </w:rPr>
-              <w:t xml:space="preserve">    </w:t>
+              <w:t xml:space="preserve">test_video19.mp4 REAL    REAL    </w:t>
             </w:r>
             <w:r>
               <w:rPr>
@@ -7189,27 +5231,7 @@
                 <w:szCs w:val="20"/>
                 <w:lang w:val="en-GB"/>
               </w:rPr>
-              <w:t xml:space="preserve"> REAL    </w:t>
-            </w:r>
-            <w:proofErr w:type="spellStart"/>
-            <w:r>
-              <w:rPr>
-                <w:rFonts w:ascii="Arial" w:hAnsi="Arial" w:cs="Arial"/>
-                <w:sz w:val="20"/>
-                <w:szCs w:val="20"/>
-                <w:lang w:val="en-GB"/>
-              </w:rPr>
-              <w:t>REAL</w:t>
-            </w:r>
-            <w:proofErr w:type="spellEnd"/>
-            <w:r>
-              <w:rPr>
-                <w:rFonts w:ascii="Arial" w:hAnsi="Arial" w:cs="Arial"/>
-                <w:sz w:val="20"/>
-                <w:szCs w:val="20"/>
-                <w:lang w:val="en-GB"/>
-              </w:rPr>
-              <w:t xml:space="preserve">    </w:t>
+              <w:t xml:space="preserve"> REAL    REAL    </w:t>
             </w:r>
             <w:r>
               <w:rPr>
@@ -7254,27 +5276,7 @@
                 <w:szCs w:val="20"/>
                 <w:lang w:val="en-GB"/>
               </w:rPr>
-              <w:t xml:space="preserve">test_video20.mp4 REAL    </w:t>
-            </w:r>
-            <w:proofErr w:type="spellStart"/>
-            <w:r>
-              <w:rPr>
-                <w:rFonts w:ascii="Arial" w:hAnsi="Arial" w:cs="Arial"/>
-                <w:sz w:val="20"/>
-                <w:szCs w:val="20"/>
-                <w:lang w:val="en-GB"/>
-              </w:rPr>
-              <w:t>REAL</w:t>
-            </w:r>
-            <w:proofErr w:type="spellEnd"/>
-            <w:r>
-              <w:rPr>
-                <w:rFonts w:ascii="Arial" w:hAnsi="Arial" w:cs="Arial"/>
-                <w:sz w:val="20"/>
-                <w:szCs w:val="20"/>
-                <w:lang w:val="en-GB"/>
-              </w:rPr>
-              <w:t xml:space="preserve">    </w:t>
+              <w:t xml:space="preserve">test_video20.mp4 REAL    REAL    </w:t>
             </w:r>
             <w:r>
               <w:rPr>
@@ -7337,27 +5339,7 @@
                 <w:szCs w:val="20"/>
                 <w:lang w:val="en-GB"/>
               </w:rPr>
-              <w:t xml:space="preserve"> REAL    </w:t>
-            </w:r>
-            <w:proofErr w:type="spellStart"/>
-            <w:r>
-              <w:rPr>
-                <w:rFonts w:ascii="Arial" w:hAnsi="Arial" w:cs="Arial"/>
-                <w:sz w:val="20"/>
-                <w:szCs w:val="20"/>
-                <w:lang w:val="en-GB"/>
-              </w:rPr>
-              <w:t>REAL</w:t>
-            </w:r>
-            <w:proofErr w:type="spellEnd"/>
-            <w:r>
-              <w:rPr>
-                <w:rFonts w:ascii="Arial" w:hAnsi="Arial" w:cs="Arial"/>
-                <w:sz w:val="20"/>
-                <w:szCs w:val="20"/>
-                <w:lang w:val="en-GB"/>
-              </w:rPr>
-              <w:t xml:space="preserve">    </w:t>
+              <w:t xml:space="preserve"> REAL    REAL    </w:t>
             </w:r>
             <w:r>
               <w:rPr>
@@ -7420,27 +5402,7 @@
                 <w:szCs w:val="20"/>
                 <w:lang w:val="en-GB"/>
               </w:rPr>
-              <w:t xml:space="preserve"> REAL    </w:t>
-            </w:r>
-            <w:proofErr w:type="spellStart"/>
-            <w:r>
-              <w:rPr>
-                <w:rFonts w:ascii="Arial" w:hAnsi="Arial" w:cs="Arial"/>
-                <w:sz w:val="20"/>
-                <w:szCs w:val="20"/>
-                <w:lang w:val="en-GB"/>
-              </w:rPr>
-              <w:t>REAL</w:t>
-            </w:r>
-            <w:proofErr w:type="spellEnd"/>
-            <w:r>
-              <w:rPr>
-                <w:rFonts w:ascii="Arial" w:hAnsi="Arial" w:cs="Arial"/>
-                <w:sz w:val="20"/>
-                <w:szCs w:val="20"/>
-                <w:lang w:val="en-GB"/>
-              </w:rPr>
-              <w:t xml:space="preserve">    </w:t>
+              <w:t xml:space="preserve"> REAL    REAL    </w:t>
             </w:r>
             <w:r>
               <w:rPr>
@@ -7503,27 +5465,7 @@
                 <w:szCs w:val="20"/>
                 <w:lang w:val="en-GB"/>
               </w:rPr>
-              <w:t xml:space="preserve"> REAL    </w:t>
-            </w:r>
-            <w:proofErr w:type="spellStart"/>
-            <w:r>
-              <w:rPr>
-                <w:rFonts w:ascii="Arial" w:hAnsi="Arial" w:cs="Arial"/>
-                <w:sz w:val="20"/>
-                <w:szCs w:val="20"/>
-                <w:lang w:val="en-GB"/>
-              </w:rPr>
-              <w:t>REAL</w:t>
-            </w:r>
-            <w:proofErr w:type="spellEnd"/>
-            <w:r>
-              <w:rPr>
-                <w:rFonts w:ascii="Arial" w:hAnsi="Arial" w:cs="Arial"/>
-                <w:sz w:val="20"/>
-                <w:szCs w:val="20"/>
-                <w:lang w:val="en-GB"/>
-              </w:rPr>
-              <w:t xml:space="preserve">    </w:t>
+              <w:t xml:space="preserve"> REAL    REAL    </w:t>
             </w:r>
             <w:r>
               <w:rPr>
@@ -7649,27 +5591,7 @@
                 <w:szCs w:val="20"/>
                 <w:lang w:val="en-GB"/>
               </w:rPr>
-              <w:t xml:space="preserve">REAL    </w:t>
-            </w:r>
-            <w:proofErr w:type="spellStart"/>
-            <w:r>
-              <w:rPr>
-                <w:rFonts w:ascii="Arial" w:hAnsi="Arial" w:cs="Arial"/>
-                <w:sz w:val="20"/>
-                <w:szCs w:val="20"/>
-                <w:lang w:val="en-GB"/>
-              </w:rPr>
-              <w:t>REAL</w:t>
-            </w:r>
-            <w:proofErr w:type="spellEnd"/>
-            <w:r>
-              <w:rPr>
-                <w:rFonts w:ascii="Arial" w:hAnsi="Arial" w:cs="Arial"/>
-                <w:sz w:val="20"/>
-                <w:szCs w:val="20"/>
-                <w:lang w:val="en-GB"/>
-              </w:rPr>
-              <w:t xml:space="preserve">    </w:t>
+              <w:t xml:space="preserve">REAL    REAL    </w:t>
             </w:r>
             <w:r>
               <w:rPr>
@@ -7732,27 +5654,7 @@
                 <w:szCs w:val="20"/>
                 <w:lang w:val="en-GB"/>
               </w:rPr>
-              <w:t xml:space="preserve"> REAL    </w:t>
-            </w:r>
-            <w:proofErr w:type="spellStart"/>
-            <w:r>
-              <w:rPr>
-                <w:rFonts w:ascii="Arial" w:hAnsi="Arial" w:cs="Arial"/>
-                <w:sz w:val="20"/>
-                <w:szCs w:val="20"/>
-                <w:lang w:val="en-GB"/>
-              </w:rPr>
-              <w:t>REAL</w:t>
-            </w:r>
-            <w:proofErr w:type="spellEnd"/>
-            <w:r>
-              <w:rPr>
-                <w:rFonts w:ascii="Arial" w:hAnsi="Arial" w:cs="Arial"/>
-                <w:sz w:val="20"/>
-                <w:szCs w:val="20"/>
-                <w:lang w:val="en-GB"/>
-              </w:rPr>
-              <w:t xml:space="preserve">    </w:t>
+              <w:t xml:space="preserve"> REAL    REAL    </w:t>
             </w:r>
             <w:r>
               <w:rPr>
@@ -7818,27 +5720,7 @@
                 <w:szCs w:val="20"/>
                 <w:lang w:val="en-GB"/>
               </w:rPr>
-              <w:t xml:space="preserve"> REAL    </w:t>
-            </w:r>
-            <w:proofErr w:type="spellStart"/>
-            <w:r>
-              <w:rPr>
-                <w:rFonts w:ascii="Arial" w:hAnsi="Arial" w:cs="Arial"/>
-                <w:sz w:val="20"/>
-                <w:szCs w:val="20"/>
-                <w:lang w:val="en-GB"/>
-              </w:rPr>
-              <w:t>REAL</w:t>
-            </w:r>
-            <w:proofErr w:type="spellEnd"/>
-            <w:r>
-              <w:rPr>
-                <w:rFonts w:ascii="Arial" w:hAnsi="Arial" w:cs="Arial"/>
-                <w:sz w:val="20"/>
-                <w:szCs w:val="20"/>
-                <w:lang w:val="en-GB"/>
-              </w:rPr>
-              <w:t xml:space="preserve">    </w:t>
+              <w:t xml:space="preserve"> REAL    REAL    </w:t>
             </w:r>
             <w:r>
               <w:rPr>
@@ -7916,25 +5798,7 @@
                 <w:sz w:val="20"/>
                 <w:szCs w:val="20"/>
               </w:rPr>
-              <w:t xml:space="preserve">FAKE    </w:t>
-            </w:r>
-            <w:proofErr w:type="spellStart"/>
-            <w:r>
-              <w:rPr>
-                <w:rFonts w:ascii="Arial" w:hAnsi="Arial" w:cs="Arial"/>
-                <w:sz w:val="20"/>
-                <w:szCs w:val="20"/>
-              </w:rPr>
-              <w:t>FAKE</w:t>
-            </w:r>
-            <w:proofErr w:type="spellEnd"/>
-            <w:r>
-              <w:rPr>
-                <w:rFonts w:ascii="Arial" w:hAnsi="Arial" w:cs="Arial"/>
-                <w:sz w:val="20"/>
-                <w:szCs w:val="20"/>
-              </w:rPr>
-              <w:t xml:space="preserve">    </w:t>
+              <w:t xml:space="preserve">FAKE    FAKE    </w:t>
             </w:r>
             <w:r>
               <w:rPr>
@@ -8023,25 +5887,7 @@
                 <w:sz w:val="20"/>
                 <w:szCs w:val="20"/>
               </w:rPr>
-              <w:t xml:space="preserve"> FAKE    </w:t>
-            </w:r>
-            <w:proofErr w:type="spellStart"/>
-            <w:r>
-              <w:rPr>
-                <w:rFonts w:ascii="Arial" w:hAnsi="Arial" w:cs="Arial"/>
-                <w:sz w:val="20"/>
-                <w:szCs w:val="20"/>
-              </w:rPr>
-              <w:t>FAKE</w:t>
-            </w:r>
-            <w:proofErr w:type="spellEnd"/>
-            <w:r>
-              <w:rPr>
-                <w:rFonts w:ascii="Arial" w:hAnsi="Arial" w:cs="Arial"/>
-                <w:sz w:val="20"/>
-                <w:szCs w:val="20"/>
-              </w:rPr>
-              <w:t xml:space="preserve">    </w:t>
+              <w:t xml:space="preserve"> FAKE    FAKE    </w:t>
             </w:r>
             <w:r>
               <w:rPr>
@@ -8130,25 +5976,7 @@
                 <w:sz w:val="20"/>
                 <w:szCs w:val="20"/>
               </w:rPr>
-              <w:t xml:space="preserve"> FAKE    </w:t>
-            </w:r>
-            <w:proofErr w:type="spellStart"/>
-            <w:r>
-              <w:rPr>
-                <w:rFonts w:ascii="Arial" w:hAnsi="Arial" w:cs="Arial"/>
-                <w:sz w:val="20"/>
-                <w:szCs w:val="20"/>
-              </w:rPr>
-              <w:t>FAKE</w:t>
-            </w:r>
-            <w:proofErr w:type="spellEnd"/>
-            <w:r>
-              <w:rPr>
-                <w:rFonts w:ascii="Arial" w:hAnsi="Arial" w:cs="Arial"/>
-                <w:sz w:val="20"/>
-                <w:szCs w:val="20"/>
-              </w:rPr>
-              <w:t xml:space="preserve">    </w:t>
+              <w:t xml:space="preserve"> FAKE    FAKE    </w:t>
             </w:r>
             <w:r>
               <w:rPr>
@@ -8237,25 +6065,7 @@
                 <w:sz w:val="20"/>
                 <w:szCs w:val="20"/>
               </w:rPr>
-              <w:t xml:space="preserve">  FAKE    </w:t>
-            </w:r>
-            <w:proofErr w:type="spellStart"/>
-            <w:r>
-              <w:rPr>
-                <w:rFonts w:ascii="Arial" w:hAnsi="Arial" w:cs="Arial"/>
-                <w:sz w:val="20"/>
-                <w:szCs w:val="20"/>
-              </w:rPr>
-              <w:t>FAKE</w:t>
-            </w:r>
-            <w:proofErr w:type="spellEnd"/>
-            <w:r>
-              <w:rPr>
-                <w:rFonts w:ascii="Arial" w:hAnsi="Arial" w:cs="Arial"/>
-                <w:sz w:val="20"/>
-                <w:szCs w:val="20"/>
-              </w:rPr>
-              <w:t xml:space="preserve">    </w:t>
+              <w:t xml:space="preserve">  FAKE    FAKE    </w:t>
             </w:r>
             <w:r>
               <w:rPr>
@@ -8344,25 +6154,7 @@
                 <w:sz w:val="20"/>
                 <w:szCs w:val="20"/>
               </w:rPr>
-              <w:t xml:space="preserve"> FAKE    </w:t>
-            </w:r>
-            <w:proofErr w:type="spellStart"/>
-            <w:r>
-              <w:rPr>
-                <w:rFonts w:ascii="Arial" w:hAnsi="Arial" w:cs="Arial"/>
-                <w:sz w:val="20"/>
-                <w:szCs w:val="20"/>
-              </w:rPr>
-              <w:t>FAKE</w:t>
-            </w:r>
-            <w:proofErr w:type="spellEnd"/>
-            <w:r>
-              <w:rPr>
-                <w:rFonts w:ascii="Arial" w:hAnsi="Arial" w:cs="Arial"/>
-                <w:sz w:val="20"/>
-                <w:szCs w:val="20"/>
-              </w:rPr>
-              <w:t xml:space="preserve">    </w:t>
+              <w:t xml:space="preserve"> FAKE    FAKE    </w:t>
             </w:r>
             <w:r>
               <w:rPr>
@@ -8451,25 +6243,7 @@
                 <w:sz w:val="20"/>
                 <w:szCs w:val="20"/>
               </w:rPr>
-              <w:t xml:space="preserve">   FAKE    </w:t>
-            </w:r>
-            <w:proofErr w:type="spellStart"/>
-            <w:r>
-              <w:rPr>
-                <w:rFonts w:ascii="Arial" w:hAnsi="Arial" w:cs="Arial"/>
-                <w:sz w:val="20"/>
-                <w:szCs w:val="20"/>
-              </w:rPr>
-              <w:t>FAKE</w:t>
-            </w:r>
-            <w:proofErr w:type="spellEnd"/>
-            <w:r>
-              <w:rPr>
-                <w:rFonts w:ascii="Arial" w:hAnsi="Arial" w:cs="Arial"/>
-                <w:sz w:val="20"/>
-                <w:szCs w:val="20"/>
-              </w:rPr>
-              <w:t xml:space="preserve">    </w:t>
+              <w:t xml:space="preserve">   FAKE    FAKE    </w:t>
             </w:r>
             <w:r>
               <w:rPr>
@@ -8542,25 +6316,7 @@
                 <w:sz w:val="20"/>
                 <w:szCs w:val="20"/>
               </w:rPr>
-              <w:t xml:space="preserve">   FAKE    </w:t>
-            </w:r>
-            <w:proofErr w:type="spellStart"/>
-            <w:r>
-              <w:rPr>
-                <w:rFonts w:ascii="Arial" w:hAnsi="Arial" w:cs="Arial"/>
-                <w:sz w:val="20"/>
-                <w:szCs w:val="20"/>
-              </w:rPr>
-              <w:t>FAKE</w:t>
-            </w:r>
-            <w:proofErr w:type="spellEnd"/>
-            <w:r>
-              <w:rPr>
-                <w:rFonts w:ascii="Arial" w:hAnsi="Arial" w:cs="Arial"/>
-                <w:sz w:val="20"/>
-                <w:szCs w:val="20"/>
-              </w:rPr>
-              <w:t xml:space="preserve">    </w:t>
+              <w:t xml:space="preserve">   FAKE    FAKE    </w:t>
             </w:r>
             <w:r>
               <w:rPr>
@@ -8633,25 +6389,7 @@
                 <w:sz w:val="20"/>
                 <w:szCs w:val="20"/>
               </w:rPr>
-              <w:t xml:space="preserve">  FAKE    </w:t>
-            </w:r>
-            <w:proofErr w:type="spellStart"/>
-            <w:r>
-              <w:rPr>
-                <w:rFonts w:ascii="Arial" w:hAnsi="Arial" w:cs="Arial"/>
-                <w:sz w:val="20"/>
-                <w:szCs w:val="20"/>
-              </w:rPr>
-              <w:t>FAKE</w:t>
-            </w:r>
-            <w:proofErr w:type="spellEnd"/>
-            <w:r>
-              <w:rPr>
-                <w:rFonts w:ascii="Arial" w:hAnsi="Arial" w:cs="Arial"/>
-                <w:sz w:val="20"/>
-                <w:szCs w:val="20"/>
-              </w:rPr>
-              <w:t xml:space="preserve">    </w:t>
+              <w:t xml:space="preserve">  FAKE    FAKE    </w:t>
             </w:r>
             <w:r>
               <w:rPr>
@@ -8692,41 +6430,7 @@
                 <w:sz w:val="20"/>
                 <w:szCs w:val="20"/>
               </w:rPr>
-              <w:t xml:space="preserve">59.mp4        </w:t>
-            </w:r>
-            <w:r>
-              <w:rPr>
-                <w:rFonts w:ascii="Arial" w:hAnsi="Arial" w:cs="Arial"/>
-                <w:sz w:val="20"/>
-                <w:szCs w:val="20"/>
-              </w:rPr>
-              <w:t xml:space="preserve">      </w:t>
-            </w:r>
-            <w:r>
-              <w:rPr>
-                <w:rFonts w:ascii="Arial" w:hAnsi="Arial" w:cs="Arial"/>
-                <w:sz w:val="20"/>
-                <w:szCs w:val="20"/>
-              </w:rPr>
-              <w:t xml:space="preserve">   FAKE    </w:t>
-            </w:r>
-            <w:proofErr w:type="spellStart"/>
-            <w:r>
-              <w:rPr>
-                <w:rFonts w:ascii="Arial" w:hAnsi="Arial" w:cs="Arial"/>
-                <w:sz w:val="20"/>
-                <w:szCs w:val="20"/>
-              </w:rPr>
-              <w:t>FAKE</w:t>
-            </w:r>
-            <w:proofErr w:type="spellEnd"/>
-            <w:r>
-              <w:rPr>
-                <w:rFonts w:ascii="Arial" w:hAnsi="Arial" w:cs="Arial"/>
-                <w:sz w:val="20"/>
-                <w:szCs w:val="20"/>
-              </w:rPr>
-              <w:t xml:space="preserve">    </w:t>
+              <w:t xml:space="preserve">59.mp4                 FAKE    FAKE    </w:t>
             </w:r>
             <w:r>
               <w:rPr>
@@ -8768,41 +6472,7 @@
                 <w:sz w:val="20"/>
                 <w:szCs w:val="20"/>
               </w:rPr>
-              <w:t xml:space="preserve">60.mp4     </w:t>
-            </w:r>
-            <w:r>
-              <w:rPr>
-                <w:rFonts w:ascii="Arial" w:hAnsi="Arial" w:cs="Arial"/>
-                <w:sz w:val="20"/>
-                <w:szCs w:val="20"/>
-              </w:rPr>
-              <w:t xml:space="preserve">      </w:t>
-            </w:r>
-            <w:r>
-              <w:rPr>
-                <w:rFonts w:ascii="Arial" w:hAnsi="Arial" w:cs="Arial"/>
-                <w:sz w:val="20"/>
-                <w:szCs w:val="20"/>
-              </w:rPr>
-              <w:t xml:space="preserve">      FAKE    </w:t>
-            </w:r>
-            <w:proofErr w:type="spellStart"/>
-            <w:r>
-              <w:rPr>
-                <w:rFonts w:ascii="Arial" w:hAnsi="Arial" w:cs="Arial"/>
-                <w:sz w:val="20"/>
-                <w:szCs w:val="20"/>
-              </w:rPr>
-              <w:t>FAKE</w:t>
-            </w:r>
-            <w:proofErr w:type="spellEnd"/>
-            <w:r>
-              <w:rPr>
-                <w:rFonts w:ascii="Arial" w:hAnsi="Arial" w:cs="Arial"/>
-                <w:sz w:val="20"/>
-                <w:szCs w:val="20"/>
-              </w:rPr>
-              <w:t xml:space="preserve">    </w:t>
+              <w:t xml:space="preserve">60.mp4                 FAKE    FAKE    </w:t>
             </w:r>
             <w:r>
               <w:rPr>
@@ -8840,29 +6510,40 @@
           <w:rFonts w:ascii="Arial" w:hAnsi="Arial" w:cs="Arial"/>
         </w:rPr>
       </w:pPr>
-      <w:proofErr w:type="spellStart"/>
       <w:r>
         <w:rPr>
           <w:rFonts w:ascii="Arial" w:hAnsi="Arial" w:cs="Arial"/>
           <w:b/>
           <w:bCs/>
         </w:rPr>
-        <w:t>Accuracy</w:t>
-      </w:r>
-      <w:proofErr w:type="spellEnd"/>
+        <w:t>Accuracy globale :</w:t>
+      </w:r>
+      <w:r>
+        <w:rPr>
+          <w:rFonts w:ascii="Arial" w:hAnsi="Arial" w:cs="Arial"/>
+        </w:rPr>
+        <w:t xml:space="preserve"> 86.7% (26/30)</w:t>
+      </w:r>
+    </w:p>
+    <w:p>
+      <w:pPr>
+        <w:rPr>
+          <w:rFonts w:ascii="Arial" w:hAnsi="Arial" w:cs="Arial"/>
+        </w:rPr>
+      </w:pPr>
       <w:r>
         <w:rPr>
           <w:rFonts w:ascii="Arial" w:hAnsi="Arial" w:cs="Arial"/>
           <w:b/>
           <w:bCs/>
         </w:rPr>
-        <w:t xml:space="preserve"> globale :</w:t>
+        <w:t>Faux positifs (réel classé fake) :</w:t>
       </w:r>
       <w:r>
         <w:rPr>
           <w:rFonts w:ascii="Arial" w:hAnsi="Arial" w:cs="Arial"/>
         </w:rPr>
-        <w:t xml:space="preserve"> 86.7% (26/30)</w:t>
+        <w:t xml:space="preserve"> 20.0% sur 20 vidéos réelles</w:t>
       </w:r>
     </w:p>
     <w:p>
@@ -8877,13 +6558,13 @@
           <w:b/>
           <w:bCs/>
         </w:rPr>
-        <w:t>Faux positifs (réel classé fake) :</w:t>
+        <w:t>Faux négatifs (fake classé réel) :</w:t>
       </w:r>
       <w:r>
         <w:rPr>
           <w:rFonts w:ascii="Arial" w:hAnsi="Arial" w:cs="Arial"/>
         </w:rPr>
-        <w:t xml:space="preserve"> 20.0% sur 20 vidéos réelles</w:t>
+        <w:t xml:space="preserve"> 0.0% sur 10 vidéos fake</w:t>
       </w:r>
     </w:p>
     <w:p>
@@ -8898,13 +6579,13 @@
           <w:b/>
           <w:bCs/>
         </w:rPr>
-        <w:t>Faux négatifs (fake classé réel) :</w:t>
+        <w:t>Temps total :</w:t>
       </w:r>
       <w:r>
         <w:rPr>
           <w:rFonts w:ascii="Arial" w:hAnsi="Arial" w:cs="Arial"/>
         </w:rPr>
-        <w:t xml:space="preserve"> 0.0% sur 10 vidéos fake</w:t>
+        <w:t xml:space="preserve"> 364.8s (12.2s en moyenne par vidéo)</w:t>
       </w:r>
     </w:p>
     <w:p>
@@ -8913,20 +6594,20 @@
           <w:rFonts w:ascii="Arial" w:hAnsi="Arial" w:cs="Arial"/>
         </w:rPr>
       </w:pPr>
-      <w:r>
+    </w:p>
+    <w:p>
+      <w:pPr>
         <w:rPr>
           <w:rFonts w:ascii="Arial" w:hAnsi="Arial" w:cs="Arial"/>
-          <w:b/>
-          <w:bCs/>
-        </w:rPr>
-        <w:t>Temps total :</w:t>
-      </w:r>
-      <w:r>
+        </w:rPr>
+      </w:pPr>
+    </w:p>
+    <w:p>
+      <w:pPr>
         <w:rPr>
           <w:rFonts w:ascii="Arial" w:hAnsi="Arial" w:cs="Arial"/>
         </w:rPr>
-        <w:t xml:space="preserve"> 364.8s (12.2s en moyenne par vidéo)</w:t>
-      </w:r>
+      </w:pPr>
     </w:p>
     <w:p>
       <w:pPr>
@@ -8934,6 +6615,236 @@
           <w:rFonts w:ascii="Arial" w:hAnsi="Arial" w:cs="Arial"/>
         </w:rPr>
       </w:pPr>
+    </w:p>
+    <w:p>
+      <w:pPr>
+        <w:rPr>
+          <w:rFonts w:ascii="Arial" w:hAnsi="Arial" w:cs="Arial"/>
+        </w:rPr>
+      </w:pPr>
+    </w:p>
+    <w:p>
+      <w:pPr>
+        <w:rPr>
+          <w:rFonts w:ascii="Arial" w:hAnsi="Arial" w:cs="Arial"/>
+        </w:rPr>
+      </w:pPr>
+    </w:p>
+    <w:p>
+      <w:pPr>
+        <w:rPr>
+          <w:rFonts w:ascii="Arial" w:hAnsi="Arial" w:cs="Arial"/>
+        </w:rPr>
+      </w:pPr>
+    </w:p>
+    <w:p>
+      <w:pPr>
+        <w:pStyle w:val="Titre3"/>
+        <w:rPr>
+          <w:rFonts w:ascii="Arial" w:hAnsi="Arial" w:cs="Arial"/>
+          <w:sz w:val="24"/>
+          <w:szCs w:val="24"/>
+        </w:rPr>
+      </w:pPr>
+      <w:r>
+        <w:rPr>
+          <w:rFonts w:ascii="Arial" w:hAnsi="Arial" w:cs="Arial"/>
+          <w:sz w:val="24"/>
+          <w:szCs w:val="24"/>
+        </w:rPr>
+        <w:lastRenderedPageBreak/>
+        <w:t>Détection audio</w:t>
+      </w:r>
+    </w:p>
+    <w:p>
+      <w:pPr>
+        <w:pStyle w:val="NormalWeb"/>
+        <w:rPr>
+          <w:rFonts w:ascii="Arial" w:hAnsi="Arial" w:cs="Arial"/>
+        </w:rPr>
+      </w:pPr>
+      <w:r>
+        <w:rPr>
+          <w:rFonts w:ascii="Arial" w:hAnsi="Arial" w:cs="Arial"/>
+        </w:rPr>
+        <w:t xml:space="preserve">Une seconde modalité de détection a été intégrée à DeepShield afin d'analyser les deepfakes vocaux. Le pipeline utilise </w:t>
+      </w:r>
+      <w:r>
+        <w:rPr>
+          <w:rStyle w:val="lev"/>
+          <w:rFonts w:ascii="Arial" w:hAnsi="Arial" w:cs="Arial"/>
+        </w:rPr>
+        <w:t>FFmpeg</w:t>
+      </w:r>
+      <w:r>
+        <w:rPr>
+          <w:rFonts w:ascii="Arial" w:hAnsi="Arial" w:cs="Arial"/>
+        </w:rPr>
+        <w:t xml:space="preserve"> pour normaliser l'audio, puis un modèle basé sur </w:t>
+      </w:r>
+      <w:r>
+        <w:rPr>
+          <w:rStyle w:val="lev"/>
+          <w:rFonts w:ascii="Arial" w:hAnsi="Arial" w:cs="Arial"/>
+        </w:rPr>
+        <w:t>Wav2Vec2/XLS-R</w:t>
+      </w:r>
+      <w:r>
+        <w:rPr>
+          <w:rFonts w:ascii="Arial" w:hAnsi="Arial" w:cs="Arial"/>
+        </w:rPr>
+        <w:t xml:space="preserve"> pour analyser plusieurs segments et produire un </w:t>
+      </w:r>
+      <w:r>
+        <w:rPr>
+          <w:rStyle w:val="CodeHTML"/>
+          <w:rFonts w:ascii="Arial" w:hAnsi="Arial" w:cs="Arial"/>
+          <w:sz w:val="24"/>
+          <w:szCs w:val="24"/>
+        </w:rPr>
+        <w:t>real_probability</w:t>
+      </w:r>
+      <w:r>
+        <w:rPr>
+          <w:rFonts w:ascii="Arial" w:hAnsi="Arial" w:cs="Arial"/>
+        </w:rPr>
+        <w:t>, utilisé comme score final de probabilité d'authenticité.</w:t>
+      </w:r>
+    </w:p>
+    <w:p>
+      <w:pPr>
+        <w:pStyle w:val="NormalWeb"/>
+        <w:rPr>
+          <w:rFonts w:ascii="Arial" w:hAnsi="Arial" w:cs="Arial"/>
+        </w:rPr>
+      </w:pPr>
+      <w:r>
+        <w:rPr>
+          <w:rFonts w:ascii="Arial" w:hAnsi="Arial" w:cs="Arial"/>
+        </w:rPr>
+        <w:t xml:space="preserve">Un premier modèle, </w:t>
+      </w:r>
+      <w:r>
+        <w:rPr>
+          <w:rStyle w:val="lev"/>
+          <w:rFonts w:ascii="Arial" w:hAnsi="Arial" w:cs="Arial"/>
+        </w:rPr>
+        <w:t>Vansh180/deepfake-audio-wav2vec2</w:t>
+      </w:r>
+      <w:r>
+        <w:rPr>
+          <w:rFonts w:ascii="Arial" w:hAnsi="Arial" w:cs="Arial"/>
+        </w:rPr>
+        <w:t xml:space="preserve">, a été testé mais a montré des </w:t>
+      </w:r>
+      <w:r>
+        <w:rPr>
+          <w:rStyle w:val="lev"/>
+          <w:rFonts w:ascii="Arial" w:hAnsi="Arial" w:cs="Arial"/>
+        </w:rPr>
+        <w:t>faux négatifs importants</w:t>
+      </w:r>
+      <w:r>
+        <w:rPr>
+          <w:rFonts w:ascii="Arial" w:hAnsi="Arial" w:cs="Arial"/>
+        </w:rPr>
+        <w:t xml:space="preserve"> sur notre jeu de test : plusieurs audios pourtant connus comme étant des deepfakes étaient classés comme réels avec des scores de </w:t>
+      </w:r>
+      <w:r>
+        <w:rPr>
+          <w:rStyle w:val="lev"/>
+          <w:rFonts w:ascii="Arial" w:hAnsi="Arial" w:cs="Arial"/>
+        </w:rPr>
+        <w:t>8</w:t>
+      </w:r>
+      <w:r>
+        <w:rPr>
+          <w:rStyle w:val="lev"/>
+          <w:rFonts w:ascii="Arial" w:hAnsi="Arial" w:cs="Arial"/>
+        </w:rPr>
+        <w:t>5</w:t>
+      </w:r>
+      <w:r>
+        <w:rPr>
+          <w:rStyle w:val="lev"/>
+          <w:rFonts w:ascii="Arial" w:hAnsi="Arial" w:cs="Arial"/>
+        </w:rPr>
+        <w:t xml:space="preserve"> à 90 % de probabilité réelle</w:t>
+      </w:r>
+      <w:r>
+        <w:rPr>
+          <w:rFonts w:ascii="Arial" w:hAnsi="Arial" w:cs="Arial"/>
+        </w:rPr>
+        <w:t>. Ce modèle a donc été abandonné.</w:t>
+      </w:r>
+    </w:p>
+    <w:p>
+      <w:pPr>
+        <w:pStyle w:val="NormalWeb"/>
+        <w:rPr>
+          <w:rFonts w:ascii="Arial" w:hAnsi="Arial" w:cs="Arial"/>
+        </w:rPr>
+      </w:pPr>
+      <w:r>
+        <w:rPr>
+          <w:rFonts w:ascii="Arial" w:hAnsi="Arial" w:cs="Arial"/>
+        </w:rPr>
+        <w:t xml:space="preserve">Après comparaison, le modèle </w:t>
+      </w:r>
+      <w:r>
+        <w:rPr>
+          <w:rStyle w:val="lev"/>
+          <w:rFonts w:ascii="Arial" w:hAnsi="Arial" w:cs="Arial"/>
+        </w:rPr>
+        <w:t>Gustking/wav2vec2-large-xlsr-deepfake-audio-classification</w:t>
+      </w:r>
+      <w:r>
+        <w:rPr>
+          <w:rFonts w:ascii="Arial" w:hAnsi="Arial" w:cs="Arial"/>
+        </w:rPr>
+        <w:t xml:space="preserve"> a été retenu. Sur une première dizaine de deepfakes audio, il produit généralement des scores autour de </w:t>
+      </w:r>
+      <w:r>
+        <w:rPr>
+          <w:rStyle w:val="lev"/>
+          <w:rFonts w:ascii="Arial" w:hAnsi="Arial" w:cs="Arial"/>
+        </w:rPr>
+        <w:t>30</w:t>
+      </w:r>
+      <w:r>
+        <w:rPr>
+          <w:rStyle w:val="lev"/>
+          <w:rFonts w:ascii="Arial" w:hAnsi="Arial" w:cs="Arial"/>
+        </w:rPr>
+        <w:t>-</w:t>
+      </w:r>
+      <w:r>
+        <w:rPr>
+          <w:rStyle w:val="lev"/>
+          <w:rFonts w:ascii="Arial" w:hAnsi="Arial" w:cs="Arial"/>
+        </w:rPr>
+        <w:t>35 % de probabilité réelle</w:t>
+      </w:r>
+      <w:r>
+        <w:rPr>
+          <w:rFonts w:ascii="Arial" w:hAnsi="Arial" w:cs="Arial"/>
+        </w:rPr>
+        <w:t>, avec quelques cas plus proches de la zone d'incertitude. Ces résultats sont nettement plus cohérents avec la nature des fichiers testés et constituent la base actuelle du détecteur audio de DeepShield.</w:t>
+      </w:r>
+    </w:p>
+    <w:p>
+      <w:pPr>
+        <w:pStyle w:val="NormalWeb"/>
+        <w:rPr>
+          <w:rFonts w:ascii="Arial" w:hAnsi="Arial" w:cs="Arial"/>
+        </w:rPr>
+      </w:pPr>
+      <w:r>
+        <w:rPr>
+          <w:rFonts w:ascii="Arial" w:hAnsi="Arial" w:cs="Arial"/>
+        </w:rPr>
+        <w:t>Le système conserve également les scores de chaque segment afin de permettre une analyse plus fine du comportement du modèle.</w:t>
+      </w:r>
     </w:p>
     <w:sectPr>
       <w:footerReference w:type="default" r:id="rId7"/>
@@ -10232,6 +8143,24 @@
     <w:uiPriority w:val="99"/>
     <w:rsid w:val="005D2478"/>
   </w:style>
+  <w:style w:type="paragraph" w:styleId="NormalWeb">
+    <w:name w:val="Normal (Web)"/>
+    <w:basedOn w:val="Normal"/>
+    <w:uiPriority w:val="99"/>
+    <w:unhideWhenUsed/>
+    <w:rsid w:val="00055750"/>
+    <w:pPr>
+      <w:spacing w:before="100" w:beforeAutospacing="1" w:after="100" w:afterAutospacing="1" w:line="240" w:lineRule="auto"/>
+    </w:pPr>
+    <w:rPr>
+      <w:rFonts w:ascii="Times New Roman" w:eastAsia="Times New Roman" w:hAnsi="Times New Roman" w:cs="Times New Roman"/>
+      <w:kern w:val="0"/>
+      <w:sz w:val="24"/>
+      <w:szCs w:val="24"/>
+      <w:lang w:eastAsia="fr-FR"/>
+      <w14:ligatures w14:val="none"/>
+    </w:rPr>
+  </w:style>
 </w:styles>
 </file>
 
